--- a/templates/ANEXO04_template.docx
+++ b/templates/ANEXO04_template.docx
@@ -26,72 +26,7 @@
           <w:sz w:val="20"/>
           <w:szCs w:val="20"/>
         </w:rPr>
-        <w:t>A</w:t>
-      </w:r>
-      <w:r>
-        <w:rPr>
-          <w:rFonts w:ascii="Arial" w:hAnsi="Arial" w:cs="Arial"/>
-          <w:b/>
-          <w:bCs/>
-          <w:spacing w:val="2"/>
-          <w:sz w:val="20"/>
-          <w:szCs w:val="20"/>
-        </w:rPr>
-        <w:t>N</w:t>
-      </w:r>
-      <w:r>
-        <w:rPr>
-          <w:rFonts w:ascii="Arial" w:hAnsi="Arial" w:cs="Arial"/>
-          <w:b/>
-          <w:bCs/>
-          <w:spacing w:val="1"/>
-          <w:sz w:val="20"/>
-          <w:szCs w:val="20"/>
-        </w:rPr>
-        <w:t>E</w:t>
-      </w:r>
-      <w:r>
-        <w:rPr>
-          <w:rFonts w:ascii="Arial" w:hAnsi="Arial" w:cs="Arial"/>
-          <w:b/>
-          <w:bCs/>
-          <w:spacing w:val="-1"/>
-          <w:sz w:val="20"/>
-          <w:szCs w:val="20"/>
-        </w:rPr>
-        <w:t>{ckAcceso}</w:t>
-      </w:r>
-      <w:r>
-        <w:rPr>
-          <w:rFonts w:ascii="Arial" w:hAnsi="Arial" w:cs="Arial"/>
-          <w:b/>
-          <w:bCs/>
-          <w:sz w:val="20"/>
-          <w:szCs w:val="20"/>
-        </w:rPr>
-        <w:t>O</w:t>
-      </w:r>
-      <w:r>
-        <w:rPr>
-          <w:rFonts w:ascii="Times New Roman" w:hAnsi="Times New Roman"/>
-          <w:b/>
-          <w:bCs/>
-          <w:spacing w:val="28"/>
-          <w:sz w:val="20"/>
-          <w:szCs w:val="20"/>
-        </w:rPr>
-        <w:t xml:space="preserve"> </w:t>
-      </w:r>
-      <w:r>
-        <w:rPr>
-          <w:rFonts w:ascii="Arial" w:hAnsi="Arial" w:cs="Arial"/>
-          <w:b/>
-          <w:bCs/>
-          <w:w w:val="103"/>
-          <w:sz w:val="20"/>
-          <w:szCs w:val="20"/>
-        </w:rPr>
-        <w:t>4</w:t>
+        <w:t>ANEXO 4</w:t>
       </w:r>
     </w:p>
     <w:p>
@@ -5234,2011 +5169,7 @@
         <w:rPr>
           <w:noProof/>
         </w:rPr>
-        <mc:AlternateContent>
-          <mc:Choice Requires="wpg">
-            <w:drawing>
-              <wp:anchor distT="0" distB="0" distL="114300" distR="114300" simplePos="0" relativeHeight="251653632" behindDoc="1" locked="0" layoutInCell="0" allowOverlap="1" wp14:anchorId="2927C721" wp14:editId="0A6985A1">
-                <wp:simplePos x="0" y="0"/>
-                <wp:positionH relativeFrom="page">
-                  <wp:posOffset>1335405</wp:posOffset>
-                </wp:positionH>
-                <wp:positionV relativeFrom="paragraph">
-                  <wp:posOffset>-60325</wp:posOffset>
-                </wp:positionV>
-                <wp:extent cx="353695" cy="191135"/>
-                <wp:effectExtent l="0" t="0" r="0" b="0"/>
-                <wp:wrapNone/>
-                <wp:docPr id="68" name="Group 18"/>
-                <wp:cNvGraphicFramePr>
-                  <a:graphicFrameLocks xmlns:a="http://schemas.openxmlformats.org/drawingml/2006/main"/>
-                </wp:cNvGraphicFramePr>
-                <a:graphic xmlns:a="http://schemas.openxmlformats.org/drawingml/2006/main">
-                  <a:graphicData uri="http://schemas.microsoft.com/office/word/2010/wordprocessingGroup">
-                    <wpg:wgp>
-                      <wpg:cNvGrpSpPr>
-                        <a:grpSpLocks/>
-                      </wpg:cNvGrpSpPr>
-                      <wpg:grpSpPr bwMode="auto">
-                        <a:xfrm>
-                          <a:off x="0" y="0"/>
-                          <a:ext cx="353695" cy="191135"/>
-                          <a:chOff x="2103" y="-95"/>
-                          <a:chExt cx="557" cy="301"/>
-                        </a:xfrm>
-                      </wpg:grpSpPr>
-                      <wps:wsp>
-                        <wps:cNvPr id="69" name="Freeform 19"/>
-                        <wps:cNvSpPr>
-                          <a:spLocks/>
-                        </wps:cNvSpPr>
-                        <wps:spPr bwMode="auto">
-                          <a:xfrm>
-                            <a:off x="2104" y="-94"/>
-                            <a:ext cx="555" cy="294"/>
-                          </a:xfrm>
-                          <a:custGeom>
-                            <a:avLst/>
-                            <a:gdLst>
-                              <a:gd name="T0" fmla="*/ 2 w 555"/>
-                              <a:gd name="T1" fmla="*/ 295 h 294"/>
-                              <a:gd name="T2" fmla="*/ 2 w 555"/>
-                              <a:gd name="T3" fmla="*/ 4 h 294"/>
-                              <a:gd name="T4" fmla="*/ 4 w 555"/>
-                              <a:gd name="T5" fmla="*/ 2 h 294"/>
-                              <a:gd name="T6" fmla="*/ 549 w 555"/>
-                              <a:gd name="T7" fmla="*/ 2 h 294"/>
-                              <a:gd name="T8" fmla="*/ 554 w 555"/>
-                              <a:gd name="T9" fmla="*/ 0 h 294"/>
-                              <a:gd name="T10" fmla="*/ 0 w 555"/>
-                              <a:gd name="T11" fmla="*/ 0 h 294"/>
-                              <a:gd name="T12" fmla="*/ 2 w 555"/>
-                              <a:gd name="T13" fmla="*/ 295 h 294"/>
-                            </a:gdLst>
-                            <a:ahLst/>
-                            <a:cxnLst>
-                              <a:cxn ang="0">
-                                <a:pos x="T0" y="T1"/>
-                              </a:cxn>
-                              <a:cxn ang="0">
-                                <a:pos x="T2" y="T3"/>
-                              </a:cxn>
-                              <a:cxn ang="0">
-                                <a:pos x="T4" y="T5"/>
-                              </a:cxn>
-                              <a:cxn ang="0">
-                                <a:pos x="T6" y="T7"/>
-                              </a:cxn>
-                              <a:cxn ang="0">
-                                <a:pos x="T8" y="T9"/>
-                              </a:cxn>
-                              <a:cxn ang="0">
-                                <a:pos x="T10" y="T11"/>
-                              </a:cxn>
-                              <a:cxn ang="0">
-                                <a:pos x="T12" y="T13"/>
-                              </a:cxn>
-                            </a:cxnLst>
-                            <a:rect l="0" t="0" r="r" b="b"/>
-                            <a:pathLst>
-                              <a:path w="555" h="294">
-                                <a:moveTo>
-                                  <a:pt x="2" y="295"/>
-                                </a:moveTo>
-                                <a:lnTo>
-                                  <a:pt x="2" y="4"/>
-                                </a:lnTo>
-                                <a:lnTo>
-                                  <a:pt x="4" y="2"/>
-                                </a:lnTo>
-                                <a:lnTo>
-                                  <a:pt x="549" y="2"/>
-                                </a:lnTo>
-                                <a:lnTo>
-                                  <a:pt x="554" y="0"/>
-                                </a:lnTo>
-                                <a:lnTo>
-                                  <a:pt x="0" y="0"/>
-                                </a:lnTo>
-                                <a:lnTo>
-                                  <a:pt x="2" y="295"/>
-                                </a:lnTo>
-                                <a:close/>
-                              </a:path>
-                            </a:pathLst>
-                          </a:custGeom>
-                          <a:solidFill>
-                            <a:srgbClr val="000000"/>
-                          </a:solidFill>
-                          <a:ln>
-                            <a:noFill/>
-                          </a:ln>
-                          <a:extLst>
-                            <a:ext uri="{91240B29-F687-4F45-9708-019B960494DF}">
-                              <a14:hiddenLine xmlns:a14="http://schemas.microsoft.com/office/drawing/2010/main" w="9525">
-                                <a:solidFill>
-                                  <a:srgbClr val="000000"/>
-                                </a:solidFill>
-                                <a:round/>
-                                <a:headEnd/>
-                                <a:tailEnd/>
-                              </a14:hiddenLine>
-                            </a:ext>
-                          </a:extLst>
-                        </wps:spPr>
-                        <wps:bodyPr rot="0" vert="horz" wrap="square" lIns="91440" tIns="45720" rIns="91440" bIns="45720" anchor="t" anchorCtr="0" upright="1">
-                          <a:noAutofit/>
-                        </wps:bodyPr>
-                      </wps:wsp>
-                      <wps:wsp>
-                        <wps:cNvPr id="70" name="Freeform 20"/>
-                        <wps:cNvSpPr>
-                          <a:spLocks/>
-                        </wps:cNvSpPr>
-                        <wps:spPr bwMode="auto">
-                          <a:xfrm>
-                            <a:off x="2104" y="-94"/>
-                            <a:ext cx="555" cy="299"/>
-                          </a:xfrm>
-                          <a:custGeom>
-                            <a:avLst/>
-                            <a:gdLst>
-                              <a:gd name="T0" fmla="*/ 554 w 555"/>
-                              <a:gd name="T1" fmla="*/ 300 h 299"/>
-                              <a:gd name="T2" fmla="*/ 554 w 555"/>
-                              <a:gd name="T3" fmla="*/ 0 h 299"/>
-                              <a:gd name="T4" fmla="*/ 549 w 555"/>
-                              <a:gd name="T5" fmla="*/ 2 h 299"/>
-                              <a:gd name="T6" fmla="*/ 4 w 555"/>
-                              <a:gd name="T7" fmla="*/ 2 h 299"/>
-                              <a:gd name="T8" fmla="*/ 2 w 555"/>
-                              <a:gd name="T9" fmla="*/ 4 h 299"/>
-                              <a:gd name="T10" fmla="*/ 2 w 555"/>
-                              <a:gd name="T11" fmla="*/ 295 h 299"/>
-                              <a:gd name="T12" fmla="*/ 0 w 555"/>
-                              <a:gd name="T13" fmla="*/ 0 h 299"/>
-                              <a:gd name="T14" fmla="*/ 0 w 555"/>
-                              <a:gd name="T15" fmla="*/ 300 h 299"/>
-                              <a:gd name="T16" fmla="*/ 554 w 555"/>
-                              <a:gd name="T17" fmla="*/ 300 h 299"/>
-                              <a:gd name="T18" fmla="*/ 4 w 555"/>
-                              <a:gd name="T19" fmla="*/ 297 h 299"/>
-                              <a:gd name="T20" fmla="*/ 4 w 555"/>
-                              <a:gd name="T21" fmla="*/ 4 h 299"/>
-                              <a:gd name="T22" fmla="*/ 552 w 555"/>
-                              <a:gd name="T23" fmla="*/ 4 h 299"/>
-                              <a:gd name="T24" fmla="*/ 552 w 555"/>
-                              <a:gd name="T25" fmla="*/ 295 h 299"/>
-                              <a:gd name="T26" fmla="*/ 549 w 555"/>
-                              <a:gd name="T27" fmla="*/ 297 h 299"/>
-                              <a:gd name="T28" fmla="*/ 554 w 555"/>
-                              <a:gd name="T29" fmla="*/ 300 h 299"/>
-                            </a:gdLst>
-                            <a:ahLst/>
-                            <a:cxnLst>
-                              <a:cxn ang="0">
-                                <a:pos x="T0" y="T1"/>
-                              </a:cxn>
-                              <a:cxn ang="0">
-                                <a:pos x="T2" y="T3"/>
-                              </a:cxn>
-                              <a:cxn ang="0">
-                                <a:pos x="T4" y="T5"/>
-                              </a:cxn>
-                              <a:cxn ang="0">
-                                <a:pos x="T6" y="T7"/>
-                              </a:cxn>
-                              <a:cxn ang="0">
-                                <a:pos x="T8" y="T9"/>
-                              </a:cxn>
-                              <a:cxn ang="0">
-                                <a:pos x="T10" y="T11"/>
-                              </a:cxn>
-                              <a:cxn ang="0">
-                                <a:pos x="T12" y="T13"/>
-                              </a:cxn>
-                              <a:cxn ang="0">
-                                <a:pos x="T14" y="T15"/>
-                              </a:cxn>
-                              <a:cxn ang="0">
-                                <a:pos x="T16" y="T17"/>
-                              </a:cxn>
-                              <a:cxn ang="0">
-                                <a:pos x="T18" y="T19"/>
-                              </a:cxn>
-                              <a:cxn ang="0">
-                                <a:pos x="T20" y="T21"/>
-                              </a:cxn>
-                              <a:cxn ang="0">
-                                <a:pos x="T22" y="T23"/>
-                              </a:cxn>
-                              <a:cxn ang="0">
-                                <a:pos x="T24" y="T25"/>
-                              </a:cxn>
-                              <a:cxn ang="0">
-                                <a:pos x="T26" y="T27"/>
-                              </a:cxn>
-                              <a:cxn ang="0">
-                                <a:pos x="T28" y="T29"/>
-                              </a:cxn>
-                            </a:cxnLst>
-                            <a:rect l="0" t="0" r="r" b="b"/>
-                            <a:pathLst>
-                              <a:path w="555" h="299">
-                                <a:moveTo>
-                                  <a:pt x="554" y="300"/>
-                                </a:moveTo>
-                                <a:lnTo>
-                                  <a:pt x="554" y="0"/>
-                                </a:lnTo>
-                                <a:lnTo>
-                                  <a:pt x="549" y="2"/>
-                                </a:lnTo>
-                                <a:lnTo>
-                                  <a:pt x="4" y="2"/>
-                                </a:lnTo>
-                                <a:lnTo>
-                                  <a:pt x="2" y="4"/>
-                                </a:lnTo>
-                                <a:lnTo>
-                                  <a:pt x="2" y="295"/>
-                                </a:lnTo>
-                                <a:lnTo>
-                                  <a:pt x="0" y="0"/>
-                                </a:lnTo>
-                                <a:lnTo>
-                                  <a:pt x="0" y="300"/>
-                                </a:lnTo>
-                                <a:lnTo>
-                                  <a:pt x="554" y="300"/>
-                                </a:lnTo>
-                                <a:lnTo>
-                                  <a:pt x="4" y="297"/>
-                                </a:lnTo>
-                                <a:lnTo>
-                                  <a:pt x="4" y="4"/>
-                                </a:lnTo>
-                                <a:lnTo>
-                                  <a:pt x="552" y="4"/>
-                                </a:lnTo>
-                                <a:lnTo>
-                                  <a:pt x="552" y="295"/>
-                                </a:lnTo>
-                                <a:lnTo>
-                                  <a:pt x="549" y="297"/>
-                                </a:lnTo>
-                                <a:lnTo>
-                                  <a:pt x="554" y="300"/>
-                                </a:lnTo>
-                                <a:close/>
-                              </a:path>
-                            </a:pathLst>
-                          </a:custGeom>
-                          <a:solidFill>
-                            <a:srgbClr val="000000"/>
-                          </a:solidFill>
-                          <a:ln>
-                            <a:noFill/>
-                          </a:ln>
-                          <a:extLst>
-                            <a:ext uri="{91240B29-F687-4F45-9708-019B960494DF}">
-                              <a14:hiddenLine xmlns:a14="http://schemas.microsoft.com/office/drawing/2010/main" w="9525">
-                                <a:solidFill>
-                                  <a:srgbClr val="000000"/>
-                                </a:solidFill>
-                                <a:round/>
-                                <a:headEnd/>
-                                <a:tailEnd/>
-                              </a14:hiddenLine>
-                            </a:ext>
-                          </a:extLst>
-                        </wps:spPr>
-                        <wps:bodyPr rot="0" vert="horz" wrap="square" lIns="91440" tIns="45720" rIns="91440" bIns="45720" anchor="t" anchorCtr="0" upright="1">
-                          <a:noAutofit/>
-                        </wps:bodyPr>
-                      </wps:wsp>
-                      <wps:wsp>
-                        <wps:cNvPr id="71" name="Freeform 21"/>
-                        <wps:cNvSpPr>
-                          <a:spLocks/>
-                        </wps:cNvSpPr>
-                        <wps:spPr bwMode="auto">
-                          <a:xfrm>
-                            <a:off x="2109" y="-89"/>
-                            <a:ext cx="550" cy="294"/>
-                          </a:xfrm>
-                          <a:custGeom>
-                            <a:avLst/>
-                            <a:gdLst>
-                              <a:gd name="T0" fmla="*/ 547 w 550"/>
-                              <a:gd name="T1" fmla="*/ 0 h 294"/>
-                              <a:gd name="T2" fmla="*/ 544 w 550"/>
-                              <a:gd name="T3" fmla="*/ 0 h 294"/>
-                              <a:gd name="T4" fmla="*/ 544 w 550"/>
-                              <a:gd name="T5" fmla="*/ 290 h 294"/>
-                              <a:gd name="T6" fmla="*/ 0 w 550"/>
-                              <a:gd name="T7" fmla="*/ 290 h 294"/>
-                              <a:gd name="T8" fmla="*/ 0 w 550"/>
-                              <a:gd name="T9" fmla="*/ 292 h 294"/>
-                              <a:gd name="T10" fmla="*/ 549 w 550"/>
-                              <a:gd name="T11" fmla="*/ 295 h 294"/>
-                              <a:gd name="T12" fmla="*/ 544 w 550"/>
-                              <a:gd name="T13" fmla="*/ 292 h 294"/>
-                              <a:gd name="T14" fmla="*/ 547 w 550"/>
-                              <a:gd name="T15" fmla="*/ 290 h 294"/>
-                              <a:gd name="T16" fmla="*/ 547 w 550"/>
-                              <a:gd name="T17" fmla="*/ 0 h 294"/>
-                            </a:gdLst>
-                            <a:ahLst/>
-                            <a:cxnLst>
-                              <a:cxn ang="0">
-                                <a:pos x="T0" y="T1"/>
-                              </a:cxn>
-                              <a:cxn ang="0">
-                                <a:pos x="T2" y="T3"/>
-                              </a:cxn>
-                              <a:cxn ang="0">
-                                <a:pos x="T4" y="T5"/>
-                              </a:cxn>
-                              <a:cxn ang="0">
-                                <a:pos x="T6" y="T7"/>
-                              </a:cxn>
-                              <a:cxn ang="0">
-                                <a:pos x="T8" y="T9"/>
-                              </a:cxn>
-                              <a:cxn ang="0">
-                                <a:pos x="T10" y="T11"/>
-                              </a:cxn>
-                              <a:cxn ang="0">
-                                <a:pos x="T12" y="T13"/>
-                              </a:cxn>
-                              <a:cxn ang="0">
-                                <a:pos x="T14" y="T15"/>
-                              </a:cxn>
-                              <a:cxn ang="0">
-                                <a:pos x="T16" y="T17"/>
-                              </a:cxn>
-                            </a:cxnLst>
-                            <a:rect l="0" t="0" r="r" b="b"/>
-                            <a:pathLst>
-                              <a:path w="550" h="294">
-                                <a:moveTo>
-                                  <a:pt x="547" y="0"/>
-                                </a:moveTo>
-                                <a:lnTo>
-                                  <a:pt x="544" y="0"/>
-                                </a:lnTo>
-                                <a:lnTo>
-                                  <a:pt x="544" y="290"/>
-                                </a:lnTo>
-                                <a:lnTo>
-                                  <a:pt x="0" y="290"/>
-                                </a:lnTo>
-                                <a:lnTo>
-                                  <a:pt x="0" y="292"/>
-                                </a:lnTo>
-                                <a:lnTo>
-                                  <a:pt x="549" y="295"/>
-                                </a:lnTo>
-                                <a:lnTo>
-                                  <a:pt x="544" y="292"/>
-                                </a:lnTo>
-                                <a:lnTo>
-                                  <a:pt x="547" y="290"/>
-                                </a:lnTo>
-                                <a:lnTo>
-                                  <a:pt x="547" y="0"/>
-                                </a:lnTo>
-                                <a:close/>
-                              </a:path>
-                            </a:pathLst>
-                          </a:custGeom>
-                          <a:solidFill>
-                            <a:srgbClr val="000000"/>
-                          </a:solidFill>
-                          <a:ln>
-                            <a:noFill/>
-                          </a:ln>
-                          <a:extLst>
-                            <a:ext uri="{91240B29-F687-4F45-9708-019B960494DF}">
-                              <a14:hiddenLine xmlns:a14="http://schemas.microsoft.com/office/drawing/2010/main" w="9525">
-                                <a:solidFill>
-                                  <a:srgbClr val="000000"/>
-                                </a:solidFill>
-                                <a:round/>
-                                <a:headEnd/>
-                                <a:tailEnd/>
-                              </a14:hiddenLine>
-                            </a:ext>
-                          </a:extLst>
-                        </wps:spPr>
-                        <wps:bodyPr rot="0" vert="horz" wrap="square" lIns="91440" tIns="45720" rIns="91440" bIns="45720" anchor="t" anchorCtr="0" upright="1">
-                          <a:noAutofit/>
-                        </wps:bodyPr>
-                      </wps:wsp>
-                    </wpg:wgp>
-                  </a:graphicData>
-                </a:graphic>
-                <wp14:sizeRelH relativeFrom="page">
-                  <wp14:pctWidth>0</wp14:pctWidth>
-                </wp14:sizeRelH>
-                <wp14:sizeRelV relativeFrom="page">
-                  <wp14:pctHeight>0</wp14:pctHeight>
-                </wp14:sizeRelV>
-              </wp:anchor>
-            </w:drawing>
-          </mc:Choice>
-          <mc:Fallback>
-            <w:pict>
-              <v:group w14:anchorId="2B2EB570" id="Group 18" o:spid="_x0000_s1026" style="position:absolute;margin-left:105.15pt;margin-top:-4.75pt;width:27.85pt;height:15.05pt;z-index:-251662848;mso-position-horizontal-relative:page" coordorigin="2103,-95" coordsize="557,301" o:gfxdata="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" o:allowincell="f">
-                <v:shape id="Freeform 19" o:spid="_x0000_s1027" style="position:absolute;left:2104;top:-94;width:555;height:294;visibility:visible;mso-wrap-style:square;v-text-anchor:top" coordsize="555,294" o:gfxdata="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" path="m2,295l2,4,4,2r545,l554,,,,2,295xe" fillcolor="black" stroked="f">
-                  <v:path arrowok="t" o:connecttype="custom" o:connectlocs="2,295;2,4;4,2;549,2;554,0;0,0;2,295" o:connectangles="0,0,0,0,0,0,0"/>
-                </v:shape>
-                <v:shape id="Freeform 20" o:spid="_x0000_s1028" style="position:absolute;left:2104;top:-94;width:555;height:299;visibility:visible;mso-wrap-style:square;v-text-anchor:top" coordsize="555,299" o:gfxdata="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" path="m554,300l554,r-5,2l4,2,2,4r,291l,,,300r554,l4,297,4,4r548,l552,295r-3,2l554,300xe" fillcolor="black" stroked="f">
-                  <v:path arrowok="t" o:connecttype="custom" o:connectlocs="554,300;554,0;549,2;4,2;2,4;2,295;0,0;0,300;554,300;4,297;4,4;552,4;552,295;549,297;554,300" o:connectangles="0,0,0,0,0,0,0,0,0,0,0,0,0,0,0"/>
-                </v:shape>
-                <v:shape id="Freeform 21" o:spid="_x0000_s1029" style="position:absolute;left:2109;top:-89;width:550;height:294;visibility:visible;mso-wrap-style:square;v-text-anchor:top" coordsize="550,294" o:gfxdata="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" path="m547,r-3,l544,290,,290r,2l549,295r-5,-3l547,290,547,xe" fillcolor="black" stroked="f">
-                  <v:path arrowok="t" o:connecttype="custom" o:connectlocs="547,0;544,0;544,290;0,290;0,292;549,295;544,292;547,290;547,0" o:connectangles="0,0,0,0,0,0,0,0,0"/>
-                </v:shape>
-                <w10:wrap anchorx="page"/>
-              </v:group>
-            </w:pict>
-          </mc:Fallback>
-        </mc:AlternateContent>
-      </w:r>
-      <w:r>
-        <w:rPr>
-          <w:noProof/>
-        </w:rPr>
-        <mc:AlternateContent>
-          <mc:Choice Requires="wpg">
-            <w:drawing>
-              <wp:anchor distT="0" distB="0" distL="114300" distR="114300" simplePos="0" relativeHeight="251658752" behindDoc="1" locked="0" layoutInCell="0" allowOverlap="1" wp14:anchorId="760EFCE6" wp14:editId="6C13516A">
-                <wp:simplePos x="0" y="0"/>
-                <wp:positionH relativeFrom="page">
-                  <wp:posOffset>4200525</wp:posOffset>
-                </wp:positionH>
-                <wp:positionV relativeFrom="paragraph">
-                  <wp:posOffset>-59055</wp:posOffset>
-                </wp:positionV>
-                <wp:extent cx="353695" cy="191770"/>
-                <wp:effectExtent l="0" t="0" r="0" b="0"/>
-                <wp:wrapNone/>
-                <wp:docPr id="64" name="Group 22"/>
-                <wp:cNvGraphicFramePr>
-                  <a:graphicFrameLocks xmlns:a="http://schemas.openxmlformats.org/drawingml/2006/main"/>
-                </wp:cNvGraphicFramePr>
-                <a:graphic xmlns:a="http://schemas.openxmlformats.org/drawingml/2006/main">
-                  <a:graphicData uri="http://schemas.microsoft.com/office/word/2010/wordprocessingGroup">
-                    <wpg:wgp>
-                      <wpg:cNvGrpSpPr>
-                        <a:grpSpLocks/>
-                      </wpg:cNvGrpSpPr>
-                      <wpg:grpSpPr bwMode="auto">
-                        <a:xfrm>
-                          <a:off x="0" y="0"/>
-                          <a:ext cx="353695" cy="191770"/>
-                          <a:chOff x="6615" y="-93"/>
-                          <a:chExt cx="557" cy="302"/>
-                        </a:xfrm>
-                      </wpg:grpSpPr>
-                      <wps:wsp>
-                        <wps:cNvPr id="65" name="Freeform 23"/>
-                        <wps:cNvSpPr>
-                          <a:spLocks/>
-                        </wps:cNvSpPr>
-                        <wps:spPr bwMode="auto">
-                          <a:xfrm>
-                            <a:off x="6616" y="-92"/>
-                            <a:ext cx="555" cy="299"/>
-                          </a:xfrm>
-                          <a:custGeom>
-                            <a:avLst/>
-                            <a:gdLst>
-                              <a:gd name="T0" fmla="*/ 554 w 555"/>
-                              <a:gd name="T1" fmla="*/ 0 h 299"/>
-                              <a:gd name="T2" fmla="*/ 549 w 555"/>
-                              <a:gd name="T3" fmla="*/ 0 h 299"/>
-                              <a:gd name="T4" fmla="*/ 549 w 555"/>
-                              <a:gd name="T5" fmla="*/ 295 h 299"/>
-                              <a:gd name="T6" fmla="*/ 4 w 555"/>
-                              <a:gd name="T7" fmla="*/ 295 h 299"/>
-                              <a:gd name="T8" fmla="*/ 4 w 555"/>
-                              <a:gd name="T9" fmla="*/ 297 h 299"/>
-                              <a:gd name="T10" fmla="*/ 2 w 555"/>
-                              <a:gd name="T11" fmla="*/ 295 h 299"/>
-                              <a:gd name="T12" fmla="*/ 2 w 555"/>
-                              <a:gd name="T13" fmla="*/ 2 h 299"/>
-                              <a:gd name="T14" fmla="*/ 549 w 555"/>
-                              <a:gd name="T15" fmla="*/ 2 h 299"/>
-                              <a:gd name="T16" fmla="*/ 4 w 555"/>
-                              <a:gd name="T17" fmla="*/ 0 h 299"/>
-                              <a:gd name="T18" fmla="*/ 0 w 555"/>
-                              <a:gd name="T19" fmla="*/ 0 h 299"/>
-                              <a:gd name="T20" fmla="*/ 0 w 555"/>
-                              <a:gd name="T21" fmla="*/ 300 h 299"/>
-                              <a:gd name="T22" fmla="*/ 554 w 555"/>
-                              <a:gd name="T23" fmla="*/ 300 h 299"/>
-                              <a:gd name="T24" fmla="*/ 549 w 555"/>
-                              <a:gd name="T25" fmla="*/ 297 h 299"/>
-                              <a:gd name="T26" fmla="*/ 552 w 555"/>
-                              <a:gd name="T27" fmla="*/ 295 h 299"/>
-                              <a:gd name="T28" fmla="*/ 552 w 555"/>
-                              <a:gd name="T29" fmla="*/ 2 h 299"/>
-                              <a:gd name="T30" fmla="*/ 554 w 555"/>
-                              <a:gd name="T31" fmla="*/ 0 h 299"/>
-                            </a:gdLst>
-                            <a:ahLst/>
-                            <a:cxnLst>
-                              <a:cxn ang="0">
-                                <a:pos x="T0" y="T1"/>
-                              </a:cxn>
-                              <a:cxn ang="0">
-                                <a:pos x="T2" y="T3"/>
-                              </a:cxn>
-                              <a:cxn ang="0">
-                                <a:pos x="T4" y="T5"/>
-                              </a:cxn>
-                              <a:cxn ang="0">
-                                <a:pos x="T6" y="T7"/>
-                              </a:cxn>
-                              <a:cxn ang="0">
-                                <a:pos x="T8" y="T9"/>
-                              </a:cxn>
-                              <a:cxn ang="0">
-                                <a:pos x="T10" y="T11"/>
-                              </a:cxn>
-                              <a:cxn ang="0">
-                                <a:pos x="T12" y="T13"/>
-                              </a:cxn>
-                              <a:cxn ang="0">
-                                <a:pos x="T14" y="T15"/>
-                              </a:cxn>
-                              <a:cxn ang="0">
-                                <a:pos x="T16" y="T17"/>
-                              </a:cxn>
-                              <a:cxn ang="0">
-                                <a:pos x="T18" y="T19"/>
-                              </a:cxn>
-                              <a:cxn ang="0">
-                                <a:pos x="T20" y="T21"/>
-                              </a:cxn>
-                              <a:cxn ang="0">
-                                <a:pos x="T22" y="T23"/>
-                              </a:cxn>
-                              <a:cxn ang="0">
-                                <a:pos x="T24" y="T25"/>
-                              </a:cxn>
-                              <a:cxn ang="0">
-                                <a:pos x="T26" y="T27"/>
-                              </a:cxn>
-                              <a:cxn ang="0">
-                                <a:pos x="T28" y="T29"/>
-                              </a:cxn>
-                              <a:cxn ang="0">
-                                <a:pos x="T30" y="T31"/>
-                              </a:cxn>
-                            </a:cxnLst>
-                            <a:rect l="0" t="0" r="r" b="b"/>
-                            <a:pathLst>
-                              <a:path w="555" h="299">
-                                <a:moveTo>
-                                  <a:pt x="554" y="0"/>
-                                </a:moveTo>
-                                <a:lnTo>
-                                  <a:pt x="549" y="0"/>
-                                </a:lnTo>
-                                <a:lnTo>
-                                  <a:pt x="549" y="295"/>
-                                </a:lnTo>
-                                <a:lnTo>
-                                  <a:pt x="4" y="295"/>
-                                </a:lnTo>
-                                <a:lnTo>
-                                  <a:pt x="4" y="297"/>
-                                </a:lnTo>
-                                <a:lnTo>
-                                  <a:pt x="2" y="295"/>
-                                </a:lnTo>
-                                <a:lnTo>
-                                  <a:pt x="2" y="2"/>
-                                </a:lnTo>
-                                <a:lnTo>
-                                  <a:pt x="549" y="2"/>
-                                </a:lnTo>
-                                <a:lnTo>
-                                  <a:pt x="4" y="0"/>
-                                </a:lnTo>
-                                <a:lnTo>
-                                  <a:pt x="0" y="0"/>
-                                </a:lnTo>
-                                <a:lnTo>
-                                  <a:pt x="0" y="300"/>
-                                </a:lnTo>
-                                <a:lnTo>
-                                  <a:pt x="554" y="300"/>
-                                </a:lnTo>
-                                <a:lnTo>
-                                  <a:pt x="549" y="297"/>
-                                </a:lnTo>
-                                <a:lnTo>
-                                  <a:pt x="552" y="295"/>
-                                </a:lnTo>
-                                <a:lnTo>
-                                  <a:pt x="552" y="2"/>
-                                </a:lnTo>
-                                <a:lnTo>
-                                  <a:pt x="554" y="0"/>
-                                </a:lnTo>
-                                <a:close/>
-                              </a:path>
-                            </a:pathLst>
-                          </a:custGeom>
-                          <a:solidFill>
-                            <a:srgbClr val="000000"/>
-                          </a:solidFill>
-                          <a:ln>
-                            <a:noFill/>
-                          </a:ln>
-                          <a:extLst>
-                            <a:ext uri="{91240B29-F687-4F45-9708-019B960494DF}">
-                              <a14:hiddenLine xmlns:a14="http://schemas.microsoft.com/office/drawing/2010/main" w="9525">
-                                <a:solidFill>
-                                  <a:srgbClr val="000000"/>
-                                </a:solidFill>
-                                <a:round/>
-                                <a:headEnd/>
-                                <a:tailEnd/>
-                              </a14:hiddenLine>
-                            </a:ext>
-                          </a:extLst>
-                        </wps:spPr>
-                        <wps:bodyPr rot="0" vert="horz" wrap="square" lIns="91440" tIns="45720" rIns="91440" bIns="45720" anchor="t" anchorCtr="0" upright="1">
-                          <a:noAutofit/>
-                        </wps:bodyPr>
-                      </wps:wsp>
-                      <wps:wsp>
-                        <wps:cNvPr id="66" name="Freeform 24"/>
-                        <wps:cNvSpPr>
-                          <a:spLocks/>
-                        </wps:cNvSpPr>
-                        <wps:spPr bwMode="auto">
-                          <a:xfrm>
-                            <a:off x="6619" y="-89"/>
-                            <a:ext cx="2" cy="294"/>
-                          </a:xfrm>
-                          <a:custGeom>
-                            <a:avLst/>
-                            <a:gdLst>
-                              <a:gd name="T0" fmla="*/ 2 w 2"/>
-                              <a:gd name="T1" fmla="*/ 292 h 294"/>
-                              <a:gd name="T2" fmla="*/ 2 w 2"/>
-                              <a:gd name="T3" fmla="*/ 0 h 294"/>
-                              <a:gd name="T4" fmla="*/ 0 w 2"/>
-                              <a:gd name="T5" fmla="*/ 0 h 294"/>
-                              <a:gd name="T6" fmla="*/ 0 w 2"/>
-                              <a:gd name="T7" fmla="*/ 292 h 294"/>
-                              <a:gd name="T8" fmla="*/ 2 w 2"/>
-                              <a:gd name="T9" fmla="*/ 295 h 294"/>
-                              <a:gd name="T10" fmla="*/ 2 w 2"/>
-                              <a:gd name="T11" fmla="*/ 292 h 294"/>
-                            </a:gdLst>
-                            <a:ahLst/>
-                            <a:cxnLst>
-                              <a:cxn ang="0">
-                                <a:pos x="T0" y="T1"/>
-                              </a:cxn>
-                              <a:cxn ang="0">
-                                <a:pos x="T2" y="T3"/>
-                              </a:cxn>
-                              <a:cxn ang="0">
-                                <a:pos x="T4" y="T5"/>
-                              </a:cxn>
-                              <a:cxn ang="0">
-                                <a:pos x="T6" y="T7"/>
-                              </a:cxn>
-                              <a:cxn ang="0">
-                                <a:pos x="T8" y="T9"/>
-                              </a:cxn>
-                              <a:cxn ang="0">
-                                <a:pos x="T10" y="T11"/>
-                              </a:cxn>
-                            </a:cxnLst>
-                            <a:rect l="0" t="0" r="r" b="b"/>
-                            <a:pathLst>
-                              <a:path w="2" h="294">
-                                <a:moveTo>
-                                  <a:pt x="2" y="292"/>
-                                </a:moveTo>
-                                <a:lnTo>
-                                  <a:pt x="2" y="0"/>
-                                </a:lnTo>
-                                <a:lnTo>
-                                  <a:pt x="0" y="0"/>
-                                </a:lnTo>
-                                <a:lnTo>
-                                  <a:pt x="0" y="292"/>
-                                </a:lnTo>
-                                <a:lnTo>
-                                  <a:pt x="2" y="295"/>
-                                </a:lnTo>
-                                <a:lnTo>
-                                  <a:pt x="2" y="292"/>
-                                </a:lnTo>
-                                <a:close/>
-                              </a:path>
-                            </a:pathLst>
-                          </a:custGeom>
-                          <a:solidFill>
-                            <a:srgbClr val="000000"/>
-                          </a:solidFill>
-                          <a:ln>
-                            <a:noFill/>
-                          </a:ln>
-                          <a:extLst>
-                            <a:ext uri="{91240B29-F687-4F45-9708-019B960494DF}">
-                              <a14:hiddenLine xmlns:a14="http://schemas.microsoft.com/office/drawing/2010/main" w="9525">
-                                <a:solidFill>
-                                  <a:srgbClr val="000000"/>
-                                </a:solidFill>
-                                <a:round/>
-                                <a:headEnd/>
-                                <a:tailEnd/>
-                              </a14:hiddenLine>
-                            </a:ext>
-                          </a:extLst>
-                        </wps:spPr>
-                        <wps:bodyPr rot="0" vert="horz" wrap="square" lIns="91440" tIns="45720" rIns="91440" bIns="45720" anchor="t" anchorCtr="0" upright="1">
-                          <a:noAutofit/>
-                        </wps:bodyPr>
-                      </wps:wsp>
-                      <wps:wsp>
-                        <wps:cNvPr id="67" name="Freeform 25"/>
-                        <wps:cNvSpPr>
-                          <a:spLocks/>
-                        </wps:cNvSpPr>
-                        <wps:spPr bwMode="auto">
-                          <a:xfrm>
-                            <a:off x="7166" y="-92"/>
-                            <a:ext cx="5" cy="299"/>
-                          </a:xfrm>
-                          <a:custGeom>
-                            <a:avLst/>
-                            <a:gdLst>
-                              <a:gd name="T0" fmla="*/ 4 w 5"/>
-                              <a:gd name="T1" fmla="*/ 300 h 299"/>
-                              <a:gd name="T2" fmla="*/ 4 w 5"/>
-                              <a:gd name="T3" fmla="*/ 0 h 299"/>
-                              <a:gd name="T4" fmla="*/ 2 w 5"/>
-                              <a:gd name="T5" fmla="*/ 2 h 299"/>
-                              <a:gd name="T6" fmla="*/ 2 w 5"/>
-                              <a:gd name="T7" fmla="*/ 295 h 299"/>
-                              <a:gd name="T8" fmla="*/ 0 w 5"/>
-                              <a:gd name="T9" fmla="*/ 297 h 299"/>
-                              <a:gd name="T10" fmla="*/ 4 w 5"/>
-                              <a:gd name="T11" fmla="*/ 300 h 299"/>
-                            </a:gdLst>
-                            <a:ahLst/>
-                            <a:cxnLst>
-                              <a:cxn ang="0">
-                                <a:pos x="T0" y="T1"/>
-                              </a:cxn>
-                              <a:cxn ang="0">
-                                <a:pos x="T2" y="T3"/>
-                              </a:cxn>
-                              <a:cxn ang="0">
-                                <a:pos x="T4" y="T5"/>
-                              </a:cxn>
-                              <a:cxn ang="0">
-                                <a:pos x="T6" y="T7"/>
-                              </a:cxn>
-                              <a:cxn ang="0">
-                                <a:pos x="T8" y="T9"/>
-                              </a:cxn>
-                              <a:cxn ang="0">
-                                <a:pos x="T10" y="T11"/>
-                              </a:cxn>
-                            </a:cxnLst>
-                            <a:rect l="0" t="0" r="r" b="b"/>
-                            <a:pathLst>
-                              <a:path w="5" h="299">
-                                <a:moveTo>
-                                  <a:pt x="4" y="300"/>
-                                </a:moveTo>
-                                <a:lnTo>
-                                  <a:pt x="4" y="0"/>
-                                </a:lnTo>
-                                <a:lnTo>
-                                  <a:pt x="2" y="2"/>
-                                </a:lnTo>
-                                <a:lnTo>
-                                  <a:pt x="2" y="295"/>
-                                </a:lnTo>
-                                <a:lnTo>
-                                  <a:pt x="0" y="297"/>
-                                </a:lnTo>
-                                <a:lnTo>
-                                  <a:pt x="4" y="300"/>
-                                </a:lnTo>
-                                <a:close/>
-                              </a:path>
-                            </a:pathLst>
-                          </a:custGeom>
-                          <a:solidFill>
-                            <a:srgbClr val="000000"/>
-                          </a:solidFill>
-                          <a:ln>
-                            <a:noFill/>
-                          </a:ln>
-                          <a:extLst>
-                            <a:ext uri="{91240B29-F687-4F45-9708-019B960494DF}">
-                              <a14:hiddenLine xmlns:a14="http://schemas.microsoft.com/office/drawing/2010/main" w="9525">
-                                <a:solidFill>
-                                  <a:srgbClr val="000000"/>
-                                </a:solidFill>
-                                <a:round/>
-                                <a:headEnd/>
-                                <a:tailEnd/>
-                              </a14:hiddenLine>
-                            </a:ext>
-                          </a:extLst>
-                        </wps:spPr>
-                        <wps:bodyPr rot="0" vert="horz" wrap="square" lIns="91440" tIns="45720" rIns="91440" bIns="45720" anchor="t" anchorCtr="0" upright="1">
-                          <a:noAutofit/>
-                        </wps:bodyPr>
-                      </wps:wsp>
-                    </wpg:wgp>
-                  </a:graphicData>
-                </a:graphic>
-                <wp14:sizeRelH relativeFrom="page">
-                  <wp14:pctWidth>0</wp14:pctWidth>
-                </wp14:sizeRelH>
-                <wp14:sizeRelV relativeFrom="page">
-                  <wp14:pctHeight>0</wp14:pctHeight>
-                </wp14:sizeRelV>
-              </wp:anchor>
-            </w:drawing>
-          </mc:Choice>
-          <mc:Fallback>
-            <w:pict>
-              <v:group w14:anchorId="72566138" id="Group 22" o:spid="_x0000_s1026" style="position:absolute;margin-left:330.75pt;margin-top:-4.65pt;width:27.85pt;height:15.1pt;z-index:-251657728;mso-position-horizontal-relative:page" coordorigin="6615,-93" coordsize="557,302" o:gfxdata="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" o:allowincell="f">
-                <v:shape id="Freeform 23" o:spid="_x0000_s1027" style="position:absolute;left:6616;top:-92;width:555;height:299;visibility:visible;mso-wrap-style:square;v-text-anchor:top" coordsize="555,299" o:gfxdata="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" path="m554,r-5,l549,295,4,295r,2l2,295,2,2r547,l4,,,,,300r554,l549,297r3,-2l552,2,554,xe" fillcolor="black" stroked="f">
-                  <v:path arrowok="t" o:connecttype="custom" o:connectlocs="554,0;549,0;549,295;4,295;4,297;2,295;2,2;549,2;4,0;0,0;0,300;554,300;549,297;552,295;552,2;554,0" o:connectangles="0,0,0,0,0,0,0,0,0,0,0,0,0,0,0,0"/>
-                </v:shape>
-                <v:shape id="Freeform 24" o:spid="_x0000_s1028" style="position:absolute;left:6619;top:-89;width:2;height:294;visibility:visible;mso-wrap-style:square;v-text-anchor:top" coordsize="2,294" o:gfxdata="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" path="m2,292l2,,,,,292r2,3l2,292xe" fillcolor="black" stroked="f">
-                  <v:path arrowok="t" o:connecttype="custom" o:connectlocs="2,292;2,0;0,0;0,292;2,295;2,292" o:connectangles="0,0,0,0,0,0"/>
-                </v:shape>
-                <v:shape id="Freeform 25" o:spid="_x0000_s1029" style="position:absolute;left:7166;top:-92;width:5;height:299;visibility:visible;mso-wrap-style:square;v-text-anchor:top" coordsize="5,299" o:gfxdata="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" path="m4,300l4,,2,2r,293l,297r4,3xe" fillcolor="black" stroked="f">
-                  <v:path arrowok="t" o:connecttype="custom" o:connectlocs="4,300;4,0;2,2;2,295;0,297;4,300" o:connectangles="0,0,0,0,0,0"/>
-                </v:shape>
-                <w10:wrap anchorx="page"/>
-              </v:group>
-            </w:pict>
-          </mc:Fallback>
-        </mc:AlternateContent>
-      </w:r>
-      <w:r>
-        <w:rPr>
-          <w:noProof/>
-        </w:rPr>
-        <mc:AlternateContent>
-          <mc:Choice Requires="wpg">
-            <w:drawing>
-              <wp:anchor distT="0" distB="0" distL="114300" distR="114300" simplePos="0" relativeHeight="251660800" behindDoc="1" locked="0" layoutInCell="0" allowOverlap="1" wp14:anchorId="3809016F" wp14:editId="24D2F30E">
-                <wp:simplePos x="0" y="0"/>
-                <wp:positionH relativeFrom="page">
-                  <wp:posOffset>3159760</wp:posOffset>
-                </wp:positionH>
-                <wp:positionV relativeFrom="paragraph">
-                  <wp:posOffset>-59055</wp:posOffset>
-                </wp:positionV>
-                <wp:extent cx="353695" cy="191770"/>
-                <wp:effectExtent l="0" t="0" r="0" b="0"/>
-                <wp:wrapNone/>
-                <wp:docPr id="60" name="Group 26"/>
-                <wp:cNvGraphicFramePr>
-                  <a:graphicFrameLocks xmlns:a="http://schemas.openxmlformats.org/drawingml/2006/main"/>
-                </wp:cNvGraphicFramePr>
-                <a:graphic xmlns:a="http://schemas.openxmlformats.org/drawingml/2006/main">
-                  <a:graphicData uri="http://schemas.microsoft.com/office/word/2010/wordprocessingGroup">
-                    <wpg:wgp>
-                      <wpg:cNvGrpSpPr>
-                        <a:grpSpLocks/>
-                      </wpg:cNvGrpSpPr>
-                      <wpg:grpSpPr bwMode="auto">
-                        <a:xfrm>
-                          <a:off x="0" y="0"/>
-                          <a:ext cx="353695" cy="191770"/>
-                          <a:chOff x="4976" y="-93"/>
-                          <a:chExt cx="557" cy="302"/>
-                        </a:xfrm>
-                      </wpg:grpSpPr>
-                      <wps:wsp>
-                        <wps:cNvPr id="61" name="Freeform 27"/>
-                        <wps:cNvSpPr>
-                          <a:spLocks/>
-                        </wps:cNvSpPr>
-                        <wps:spPr bwMode="auto">
-                          <a:xfrm>
-                            <a:off x="4977" y="-92"/>
-                            <a:ext cx="554" cy="299"/>
-                          </a:xfrm>
-                          <a:custGeom>
-                            <a:avLst/>
-                            <a:gdLst>
-                              <a:gd name="T0" fmla="*/ 554 w 554"/>
-                              <a:gd name="T1" fmla="*/ 0 h 299"/>
-                              <a:gd name="T2" fmla="*/ 549 w 554"/>
-                              <a:gd name="T3" fmla="*/ 0 h 299"/>
-                              <a:gd name="T4" fmla="*/ 549 w 554"/>
-                              <a:gd name="T5" fmla="*/ 295 h 299"/>
-                              <a:gd name="T6" fmla="*/ 4 w 554"/>
-                              <a:gd name="T7" fmla="*/ 295 h 299"/>
-                              <a:gd name="T8" fmla="*/ 4 w 554"/>
-                              <a:gd name="T9" fmla="*/ 297 h 299"/>
-                              <a:gd name="T10" fmla="*/ 2 w 554"/>
-                              <a:gd name="T11" fmla="*/ 295 h 299"/>
-                              <a:gd name="T12" fmla="*/ 2 w 554"/>
-                              <a:gd name="T13" fmla="*/ 2 h 299"/>
-                              <a:gd name="T14" fmla="*/ 549 w 554"/>
-                              <a:gd name="T15" fmla="*/ 2 h 299"/>
-                              <a:gd name="T16" fmla="*/ 4 w 554"/>
-                              <a:gd name="T17" fmla="*/ 0 h 299"/>
-                              <a:gd name="T18" fmla="*/ 0 w 554"/>
-                              <a:gd name="T19" fmla="*/ 0 h 299"/>
-                              <a:gd name="T20" fmla="*/ 0 w 554"/>
-                              <a:gd name="T21" fmla="*/ 300 h 299"/>
-                              <a:gd name="T22" fmla="*/ 554 w 554"/>
-                              <a:gd name="T23" fmla="*/ 300 h 299"/>
-                              <a:gd name="T24" fmla="*/ 549 w 554"/>
-                              <a:gd name="T25" fmla="*/ 297 h 299"/>
-                              <a:gd name="T26" fmla="*/ 552 w 554"/>
-                              <a:gd name="T27" fmla="*/ 295 h 299"/>
-                              <a:gd name="T28" fmla="*/ 552 w 554"/>
-                              <a:gd name="T29" fmla="*/ 2 h 299"/>
-                              <a:gd name="T30" fmla="*/ 554 w 554"/>
-                              <a:gd name="T31" fmla="*/ 0 h 299"/>
-                            </a:gdLst>
-                            <a:ahLst/>
-                            <a:cxnLst>
-                              <a:cxn ang="0">
-                                <a:pos x="T0" y="T1"/>
-                              </a:cxn>
-                              <a:cxn ang="0">
-                                <a:pos x="T2" y="T3"/>
-                              </a:cxn>
-                              <a:cxn ang="0">
-                                <a:pos x="T4" y="T5"/>
-                              </a:cxn>
-                              <a:cxn ang="0">
-                                <a:pos x="T6" y="T7"/>
-                              </a:cxn>
-                              <a:cxn ang="0">
-                                <a:pos x="T8" y="T9"/>
-                              </a:cxn>
-                              <a:cxn ang="0">
-                                <a:pos x="T10" y="T11"/>
-                              </a:cxn>
-                              <a:cxn ang="0">
-                                <a:pos x="T12" y="T13"/>
-                              </a:cxn>
-                              <a:cxn ang="0">
-                                <a:pos x="T14" y="T15"/>
-                              </a:cxn>
-                              <a:cxn ang="0">
-                                <a:pos x="T16" y="T17"/>
-                              </a:cxn>
-                              <a:cxn ang="0">
-                                <a:pos x="T18" y="T19"/>
-                              </a:cxn>
-                              <a:cxn ang="0">
-                                <a:pos x="T20" y="T21"/>
-                              </a:cxn>
-                              <a:cxn ang="0">
-                                <a:pos x="T22" y="T23"/>
-                              </a:cxn>
-                              <a:cxn ang="0">
-                                <a:pos x="T24" y="T25"/>
-                              </a:cxn>
-                              <a:cxn ang="0">
-                                <a:pos x="T26" y="T27"/>
-                              </a:cxn>
-                              <a:cxn ang="0">
-                                <a:pos x="T28" y="T29"/>
-                              </a:cxn>
-                              <a:cxn ang="0">
-                                <a:pos x="T30" y="T31"/>
-                              </a:cxn>
-                            </a:cxnLst>
-                            <a:rect l="0" t="0" r="r" b="b"/>
-                            <a:pathLst>
-                              <a:path w="554" h="299">
-                                <a:moveTo>
-                                  <a:pt x="554" y="0"/>
-                                </a:moveTo>
-                                <a:lnTo>
-                                  <a:pt x="549" y="0"/>
-                                </a:lnTo>
-                                <a:lnTo>
-                                  <a:pt x="549" y="295"/>
-                                </a:lnTo>
-                                <a:lnTo>
-                                  <a:pt x="4" y="295"/>
-                                </a:lnTo>
-                                <a:lnTo>
-                                  <a:pt x="4" y="297"/>
-                                </a:lnTo>
-                                <a:lnTo>
-                                  <a:pt x="2" y="295"/>
-                                </a:lnTo>
-                                <a:lnTo>
-                                  <a:pt x="2" y="2"/>
-                                </a:lnTo>
-                                <a:lnTo>
-                                  <a:pt x="549" y="2"/>
-                                </a:lnTo>
-                                <a:lnTo>
-                                  <a:pt x="4" y="0"/>
-                                </a:lnTo>
-                                <a:lnTo>
-                                  <a:pt x="0" y="0"/>
-                                </a:lnTo>
-                                <a:lnTo>
-                                  <a:pt x="0" y="300"/>
-                                </a:lnTo>
-                                <a:lnTo>
-                                  <a:pt x="554" y="300"/>
-                                </a:lnTo>
-                                <a:lnTo>
-                                  <a:pt x="549" y="297"/>
-                                </a:lnTo>
-                                <a:lnTo>
-                                  <a:pt x="552" y="295"/>
-                                </a:lnTo>
-                                <a:lnTo>
-                                  <a:pt x="552" y="2"/>
-                                </a:lnTo>
-                                <a:lnTo>
-                                  <a:pt x="554" y="0"/>
-                                </a:lnTo>
-                                <a:close/>
-                              </a:path>
-                            </a:pathLst>
-                          </a:custGeom>
-                          <a:solidFill>
-                            <a:srgbClr val="000000"/>
-                          </a:solidFill>
-                          <a:ln>
-                            <a:noFill/>
-                          </a:ln>
-                          <a:extLst>
-                            <a:ext uri="{91240B29-F687-4F45-9708-019B960494DF}">
-                              <a14:hiddenLine xmlns:a14="http://schemas.microsoft.com/office/drawing/2010/main" w="9525">
-                                <a:solidFill>
-                                  <a:srgbClr val="000000"/>
-                                </a:solidFill>
-                                <a:round/>
-                                <a:headEnd/>
-                                <a:tailEnd/>
-                              </a14:hiddenLine>
-                            </a:ext>
-                          </a:extLst>
-                        </wps:spPr>
-                        <wps:bodyPr rot="0" vert="horz" wrap="square" lIns="91440" tIns="45720" rIns="91440" bIns="45720" anchor="t" anchorCtr="0" upright="1">
-                          <a:noAutofit/>
-                        </wps:bodyPr>
-                      </wps:wsp>
-                      <wps:wsp>
-                        <wps:cNvPr id="62" name="Freeform 28"/>
-                        <wps:cNvSpPr>
-                          <a:spLocks/>
-                        </wps:cNvSpPr>
-                        <wps:spPr bwMode="auto">
-                          <a:xfrm>
-                            <a:off x="4980" y="-89"/>
-                            <a:ext cx="2" cy="294"/>
-                          </a:xfrm>
-                          <a:custGeom>
-                            <a:avLst/>
-                            <a:gdLst>
-                              <a:gd name="T0" fmla="*/ 2 w 2"/>
-                              <a:gd name="T1" fmla="*/ 292 h 294"/>
-                              <a:gd name="T2" fmla="*/ 2 w 2"/>
-                              <a:gd name="T3" fmla="*/ 0 h 294"/>
-                              <a:gd name="T4" fmla="*/ 0 w 2"/>
-                              <a:gd name="T5" fmla="*/ 0 h 294"/>
-                              <a:gd name="T6" fmla="*/ 0 w 2"/>
-                              <a:gd name="T7" fmla="*/ 292 h 294"/>
-                              <a:gd name="T8" fmla="*/ 2 w 2"/>
-                              <a:gd name="T9" fmla="*/ 295 h 294"/>
-                              <a:gd name="T10" fmla="*/ 2 w 2"/>
-                              <a:gd name="T11" fmla="*/ 292 h 294"/>
-                            </a:gdLst>
-                            <a:ahLst/>
-                            <a:cxnLst>
-                              <a:cxn ang="0">
-                                <a:pos x="T0" y="T1"/>
-                              </a:cxn>
-                              <a:cxn ang="0">
-                                <a:pos x="T2" y="T3"/>
-                              </a:cxn>
-                              <a:cxn ang="0">
-                                <a:pos x="T4" y="T5"/>
-                              </a:cxn>
-                              <a:cxn ang="0">
-                                <a:pos x="T6" y="T7"/>
-                              </a:cxn>
-                              <a:cxn ang="0">
-                                <a:pos x="T8" y="T9"/>
-                              </a:cxn>
-                              <a:cxn ang="0">
-                                <a:pos x="T10" y="T11"/>
-                              </a:cxn>
-                            </a:cxnLst>
-                            <a:rect l="0" t="0" r="r" b="b"/>
-                            <a:pathLst>
-                              <a:path w="2" h="294">
-                                <a:moveTo>
-                                  <a:pt x="2" y="292"/>
-                                </a:moveTo>
-                                <a:lnTo>
-                                  <a:pt x="2" y="0"/>
-                                </a:lnTo>
-                                <a:lnTo>
-                                  <a:pt x="0" y="0"/>
-                                </a:lnTo>
-                                <a:lnTo>
-                                  <a:pt x="0" y="292"/>
-                                </a:lnTo>
-                                <a:lnTo>
-                                  <a:pt x="2" y="295"/>
-                                </a:lnTo>
-                                <a:lnTo>
-                                  <a:pt x="2" y="292"/>
-                                </a:lnTo>
-                                <a:close/>
-                              </a:path>
-                            </a:pathLst>
-                          </a:custGeom>
-                          <a:solidFill>
-                            <a:srgbClr val="000000"/>
-                          </a:solidFill>
-                          <a:ln>
-                            <a:noFill/>
-                          </a:ln>
-                          <a:extLst>
-                            <a:ext uri="{91240B29-F687-4F45-9708-019B960494DF}">
-                              <a14:hiddenLine xmlns:a14="http://schemas.microsoft.com/office/drawing/2010/main" w="9525">
-                                <a:solidFill>
-                                  <a:srgbClr val="000000"/>
-                                </a:solidFill>
-                                <a:round/>
-                                <a:headEnd/>
-                                <a:tailEnd/>
-                              </a14:hiddenLine>
-                            </a:ext>
-                          </a:extLst>
-                        </wps:spPr>
-                        <wps:bodyPr rot="0" vert="horz" wrap="square" lIns="91440" tIns="45720" rIns="91440" bIns="45720" anchor="t" anchorCtr="0" upright="1">
-                          <a:noAutofit/>
-                        </wps:bodyPr>
-                      </wps:wsp>
-                      <wps:wsp>
-                        <wps:cNvPr id="63" name="Freeform 29"/>
-                        <wps:cNvSpPr>
-                          <a:spLocks/>
-                        </wps:cNvSpPr>
-                        <wps:spPr bwMode="auto">
-                          <a:xfrm>
-                            <a:off x="5527" y="-92"/>
-                            <a:ext cx="4" cy="299"/>
-                          </a:xfrm>
-                          <a:custGeom>
-                            <a:avLst/>
-                            <a:gdLst>
-                              <a:gd name="T0" fmla="*/ 4 w 4"/>
-                              <a:gd name="T1" fmla="*/ 300 h 299"/>
-                              <a:gd name="T2" fmla="*/ 4 w 4"/>
-                              <a:gd name="T3" fmla="*/ 0 h 299"/>
-                              <a:gd name="T4" fmla="*/ 2 w 4"/>
-                              <a:gd name="T5" fmla="*/ 2 h 299"/>
-                              <a:gd name="T6" fmla="*/ 2 w 4"/>
-                              <a:gd name="T7" fmla="*/ 295 h 299"/>
-                              <a:gd name="T8" fmla="*/ 0 w 4"/>
-                              <a:gd name="T9" fmla="*/ 297 h 299"/>
-                              <a:gd name="T10" fmla="*/ 4 w 4"/>
-                              <a:gd name="T11" fmla="*/ 300 h 299"/>
-                            </a:gdLst>
-                            <a:ahLst/>
-                            <a:cxnLst>
-                              <a:cxn ang="0">
-                                <a:pos x="T0" y="T1"/>
-                              </a:cxn>
-                              <a:cxn ang="0">
-                                <a:pos x="T2" y="T3"/>
-                              </a:cxn>
-                              <a:cxn ang="0">
-                                <a:pos x="T4" y="T5"/>
-                              </a:cxn>
-                              <a:cxn ang="0">
-                                <a:pos x="T6" y="T7"/>
-                              </a:cxn>
-                              <a:cxn ang="0">
-                                <a:pos x="T8" y="T9"/>
-                              </a:cxn>
-                              <a:cxn ang="0">
-                                <a:pos x="T10" y="T11"/>
-                              </a:cxn>
-                            </a:cxnLst>
-                            <a:rect l="0" t="0" r="r" b="b"/>
-                            <a:pathLst>
-                              <a:path w="4" h="299">
-                                <a:moveTo>
-                                  <a:pt x="4" y="300"/>
-                                </a:moveTo>
-                                <a:lnTo>
-                                  <a:pt x="4" y="0"/>
-                                </a:lnTo>
-                                <a:lnTo>
-                                  <a:pt x="2" y="2"/>
-                                </a:lnTo>
-                                <a:lnTo>
-                                  <a:pt x="2" y="295"/>
-                                </a:lnTo>
-                                <a:lnTo>
-                                  <a:pt x="0" y="297"/>
-                                </a:lnTo>
-                                <a:lnTo>
-                                  <a:pt x="4" y="300"/>
-                                </a:lnTo>
-                                <a:close/>
-                              </a:path>
-                            </a:pathLst>
-                          </a:custGeom>
-                          <a:solidFill>
-                            <a:srgbClr val="000000"/>
-                          </a:solidFill>
-                          <a:ln>
-                            <a:noFill/>
-                          </a:ln>
-                          <a:extLst>
-                            <a:ext uri="{91240B29-F687-4F45-9708-019B960494DF}">
-                              <a14:hiddenLine xmlns:a14="http://schemas.microsoft.com/office/drawing/2010/main" w="9525">
-                                <a:solidFill>
-                                  <a:srgbClr val="000000"/>
-                                </a:solidFill>
-                                <a:round/>
-                                <a:headEnd/>
-                                <a:tailEnd/>
-                              </a14:hiddenLine>
-                            </a:ext>
-                          </a:extLst>
-                        </wps:spPr>
-                        <wps:bodyPr rot="0" vert="horz" wrap="square" lIns="91440" tIns="45720" rIns="91440" bIns="45720" anchor="t" anchorCtr="0" upright="1">
-                          <a:noAutofit/>
-                        </wps:bodyPr>
-                      </wps:wsp>
-                    </wpg:wgp>
-                  </a:graphicData>
-                </a:graphic>
-                <wp14:sizeRelH relativeFrom="page">
-                  <wp14:pctWidth>0</wp14:pctWidth>
-                </wp14:sizeRelH>
-                <wp14:sizeRelV relativeFrom="page">
-                  <wp14:pctHeight>0</wp14:pctHeight>
-                </wp14:sizeRelV>
-              </wp:anchor>
-            </w:drawing>
-          </mc:Choice>
-          <mc:Fallback>
-            <w:pict>
-              <v:group w14:anchorId="499647FF" id="Group 26" o:spid="_x0000_s1026" style="position:absolute;margin-left:248.8pt;margin-top:-4.65pt;width:27.85pt;height:15.1pt;z-index:-251655680;mso-position-horizontal-relative:page" coordorigin="4976,-93" coordsize="557,302" o:gfxdata="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" o:allowincell="f">
-                <v:shape id="Freeform 27" o:spid="_x0000_s1027" style="position:absolute;left:4977;top:-92;width:554;height:299;visibility:visible;mso-wrap-style:square;v-text-anchor:top" coordsize="554,299" o:gfxdata="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" path="m554,r-5,l549,295,4,295r,2l2,295,2,2r547,l4,,,,,300r554,l549,297r3,-2l552,2,554,xe" fillcolor="black" stroked="f">
-                  <v:path arrowok="t" o:connecttype="custom" o:connectlocs="554,0;549,0;549,295;4,295;4,297;2,295;2,2;549,2;4,0;0,0;0,300;554,300;549,297;552,295;552,2;554,0" o:connectangles="0,0,0,0,0,0,0,0,0,0,0,0,0,0,0,0"/>
-                </v:shape>
-                <v:shape id="Freeform 28" o:spid="_x0000_s1028" style="position:absolute;left:4980;top:-89;width:2;height:294;visibility:visible;mso-wrap-style:square;v-text-anchor:top" coordsize="2,294" o:gfxdata="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" path="m2,292l2,,,,,292r2,3l2,292xe" fillcolor="black" stroked="f">
-                  <v:path arrowok="t" o:connecttype="custom" o:connectlocs="2,292;2,0;0,0;0,292;2,295;2,292" o:connectangles="0,0,0,0,0,0"/>
-                </v:shape>
-                <v:shape id="Freeform 29" o:spid="_x0000_s1029" style="position:absolute;left:5527;top:-92;width:4;height:299;visibility:visible;mso-wrap-style:square;v-text-anchor:top" coordsize="4,299" o:gfxdata="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" path="m4,300l4,,2,2r,293l,297r4,3xe" fillcolor="black" stroked="f">
-                  <v:path arrowok="t" o:connecttype="custom" o:connectlocs="4,300;4,0;2,2;2,295;0,297;4,300" o:connectangles="0,0,0,0,0,0"/>
-                </v:shape>
-                <w10:wrap anchorx="page"/>
-              </v:group>
-            </w:pict>
-          </mc:Fallback>
-        </mc:AlternateContent>
-      </w:r>
-      <w:r>
-        <w:rPr>
-          <w:noProof/>
-        </w:rPr>
-        <mc:AlternateContent>
-          <mc:Choice Requires="wpg">
-            <w:drawing>
-              <wp:anchor distT="0" distB="0" distL="114300" distR="114300" simplePos="0" relativeHeight="251662848" behindDoc="1" locked="0" layoutInCell="0" allowOverlap="1" wp14:anchorId="4C88DF28" wp14:editId="212EDADD">
-                <wp:simplePos x="0" y="0"/>
-                <wp:positionH relativeFrom="page">
-                  <wp:posOffset>2417445</wp:posOffset>
-                </wp:positionH>
-                <wp:positionV relativeFrom="paragraph">
-                  <wp:posOffset>-60325</wp:posOffset>
-                </wp:positionV>
-                <wp:extent cx="353695" cy="191135"/>
-                <wp:effectExtent l="0" t="0" r="0" b="0"/>
-                <wp:wrapNone/>
-                <wp:docPr id="56" name="Group 30"/>
-                <wp:cNvGraphicFramePr>
-                  <a:graphicFrameLocks xmlns:a="http://schemas.openxmlformats.org/drawingml/2006/main"/>
-                </wp:cNvGraphicFramePr>
-                <a:graphic xmlns:a="http://schemas.openxmlformats.org/drawingml/2006/main">
-                  <a:graphicData uri="http://schemas.microsoft.com/office/word/2010/wordprocessingGroup">
-                    <wpg:wgp>
-                      <wpg:cNvGrpSpPr>
-                        <a:grpSpLocks/>
-                      </wpg:cNvGrpSpPr>
-                      <wpg:grpSpPr bwMode="auto">
-                        <a:xfrm>
-                          <a:off x="0" y="0"/>
-                          <a:ext cx="353695" cy="191135"/>
-                          <a:chOff x="3807" y="-95"/>
-                          <a:chExt cx="557" cy="301"/>
-                        </a:xfrm>
-                      </wpg:grpSpPr>
-                      <wps:wsp>
-                        <wps:cNvPr id="57" name="Freeform 31"/>
-                        <wps:cNvSpPr>
-                          <a:spLocks/>
-                        </wps:cNvSpPr>
-                        <wps:spPr bwMode="auto">
-                          <a:xfrm>
-                            <a:off x="3808" y="-94"/>
-                            <a:ext cx="555" cy="294"/>
-                          </a:xfrm>
-                          <a:custGeom>
-                            <a:avLst/>
-                            <a:gdLst>
-                              <a:gd name="T0" fmla="*/ 2 w 555"/>
-                              <a:gd name="T1" fmla="*/ 295 h 294"/>
-                              <a:gd name="T2" fmla="*/ 2 w 555"/>
-                              <a:gd name="T3" fmla="*/ 4 h 294"/>
-                              <a:gd name="T4" fmla="*/ 4 w 555"/>
-                              <a:gd name="T5" fmla="*/ 2 h 294"/>
-                              <a:gd name="T6" fmla="*/ 549 w 555"/>
-                              <a:gd name="T7" fmla="*/ 2 h 294"/>
-                              <a:gd name="T8" fmla="*/ 554 w 555"/>
-                              <a:gd name="T9" fmla="*/ 0 h 294"/>
-                              <a:gd name="T10" fmla="*/ 0 w 555"/>
-                              <a:gd name="T11" fmla="*/ 0 h 294"/>
-                              <a:gd name="T12" fmla="*/ 2 w 555"/>
-                              <a:gd name="T13" fmla="*/ 295 h 294"/>
-                            </a:gdLst>
-                            <a:ahLst/>
-                            <a:cxnLst>
-                              <a:cxn ang="0">
-                                <a:pos x="T0" y="T1"/>
-                              </a:cxn>
-                              <a:cxn ang="0">
-                                <a:pos x="T2" y="T3"/>
-                              </a:cxn>
-                              <a:cxn ang="0">
-                                <a:pos x="T4" y="T5"/>
-                              </a:cxn>
-                              <a:cxn ang="0">
-                                <a:pos x="T6" y="T7"/>
-                              </a:cxn>
-                              <a:cxn ang="0">
-                                <a:pos x="T8" y="T9"/>
-                              </a:cxn>
-                              <a:cxn ang="0">
-                                <a:pos x="T10" y="T11"/>
-                              </a:cxn>
-                              <a:cxn ang="0">
-                                <a:pos x="T12" y="T13"/>
-                              </a:cxn>
-                            </a:cxnLst>
-                            <a:rect l="0" t="0" r="r" b="b"/>
-                            <a:pathLst>
-                              <a:path w="555" h="294">
-                                <a:moveTo>
-                                  <a:pt x="2" y="295"/>
-                                </a:moveTo>
-                                <a:lnTo>
-                                  <a:pt x="2" y="4"/>
-                                </a:lnTo>
-                                <a:lnTo>
-                                  <a:pt x="4" y="2"/>
-                                </a:lnTo>
-                                <a:lnTo>
-                                  <a:pt x="549" y="2"/>
-                                </a:lnTo>
-                                <a:lnTo>
-                                  <a:pt x="554" y="0"/>
-                                </a:lnTo>
-                                <a:lnTo>
-                                  <a:pt x="0" y="0"/>
-                                </a:lnTo>
-                                <a:lnTo>
-                                  <a:pt x="2" y="295"/>
-                                </a:lnTo>
-                                <a:close/>
-                              </a:path>
-                            </a:pathLst>
-                          </a:custGeom>
-                          <a:solidFill>
-                            <a:srgbClr val="000000"/>
-                          </a:solidFill>
-                          <a:ln>
-                            <a:noFill/>
-                          </a:ln>
-                          <a:extLst>
-                            <a:ext uri="{91240B29-F687-4F45-9708-019B960494DF}">
-                              <a14:hiddenLine xmlns:a14="http://schemas.microsoft.com/office/drawing/2010/main" w="9525">
-                                <a:solidFill>
-                                  <a:srgbClr val="000000"/>
-                                </a:solidFill>
-                                <a:round/>
-                                <a:headEnd/>
-                                <a:tailEnd/>
-                              </a14:hiddenLine>
-                            </a:ext>
-                          </a:extLst>
-                        </wps:spPr>
-                        <wps:bodyPr rot="0" vert="horz" wrap="square" lIns="91440" tIns="45720" rIns="91440" bIns="45720" anchor="t" anchorCtr="0" upright="1">
-                          <a:noAutofit/>
-                        </wps:bodyPr>
-                      </wps:wsp>
-                      <wps:wsp>
-                        <wps:cNvPr id="58" name="Freeform 32"/>
-                        <wps:cNvSpPr>
-                          <a:spLocks/>
-                        </wps:cNvSpPr>
-                        <wps:spPr bwMode="auto">
-                          <a:xfrm>
-                            <a:off x="3808" y="-94"/>
-                            <a:ext cx="555" cy="299"/>
-                          </a:xfrm>
-                          <a:custGeom>
-                            <a:avLst/>
-                            <a:gdLst>
-                              <a:gd name="T0" fmla="*/ 554 w 555"/>
-                              <a:gd name="T1" fmla="*/ 300 h 299"/>
-                              <a:gd name="T2" fmla="*/ 554 w 555"/>
-                              <a:gd name="T3" fmla="*/ 0 h 299"/>
-                              <a:gd name="T4" fmla="*/ 549 w 555"/>
-                              <a:gd name="T5" fmla="*/ 2 h 299"/>
-                              <a:gd name="T6" fmla="*/ 4 w 555"/>
-                              <a:gd name="T7" fmla="*/ 2 h 299"/>
-                              <a:gd name="T8" fmla="*/ 2 w 555"/>
-                              <a:gd name="T9" fmla="*/ 4 h 299"/>
-                              <a:gd name="T10" fmla="*/ 2 w 555"/>
-                              <a:gd name="T11" fmla="*/ 295 h 299"/>
-                              <a:gd name="T12" fmla="*/ 0 w 555"/>
-                              <a:gd name="T13" fmla="*/ 0 h 299"/>
-                              <a:gd name="T14" fmla="*/ 0 w 555"/>
-                              <a:gd name="T15" fmla="*/ 300 h 299"/>
-                              <a:gd name="T16" fmla="*/ 554 w 555"/>
-                              <a:gd name="T17" fmla="*/ 300 h 299"/>
-                              <a:gd name="T18" fmla="*/ 4 w 555"/>
-                              <a:gd name="T19" fmla="*/ 297 h 299"/>
-                              <a:gd name="T20" fmla="*/ 4 w 555"/>
-                              <a:gd name="T21" fmla="*/ 4 h 299"/>
-                              <a:gd name="T22" fmla="*/ 551 w 555"/>
-                              <a:gd name="T23" fmla="*/ 4 h 299"/>
-                              <a:gd name="T24" fmla="*/ 551 w 555"/>
-                              <a:gd name="T25" fmla="*/ 295 h 299"/>
-                              <a:gd name="T26" fmla="*/ 549 w 555"/>
-                              <a:gd name="T27" fmla="*/ 297 h 299"/>
-                              <a:gd name="T28" fmla="*/ 554 w 555"/>
-                              <a:gd name="T29" fmla="*/ 300 h 299"/>
-                            </a:gdLst>
-                            <a:ahLst/>
-                            <a:cxnLst>
-                              <a:cxn ang="0">
-                                <a:pos x="T0" y="T1"/>
-                              </a:cxn>
-                              <a:cxn ang="0">
-                                <a:pos x="T2" y="T3"/>
-                              </a:cxn>
-                              <a:cxn ang="0">
-                                <a:pos x="T4" y="T5"/>
-                              </a:cxn>
-                              <a:cxn ang="0">
-                                <a:pos x="T6" y="T7"/>
-                              </a:cxn>
-                              <a:cxn ang="0">
-                                <a:pos x="T8" y="T9"/>
-                              </a:cxn>
-                              <a:cxn ang="0">
-                                <a:pos x="T10" y="T11"/>
-                              </a:cxn>
-                              <a:cxn ang="0">
-                                <a:pos x="T12" y="T13"/>
-                              </a:cxn>
-                              <a:cxn ang="0">
-                                <a:pos x="T14" y="T15"/>
-                              </a:cxn>
-                              <a:cxn ang="0">
-                                <a:pos x="T16" y="T17"/>
-                              </a:cxn>
-                              <a:cxn ang="0">
-                                <a:pos x="T18" y="T19"/>
-                              </a:cxn>
-                              <a:cxn ang="0">
-                                <a:pos x="T20" y="T21"/>
-                              </a:cxn>
-                              <a:cxn ang="0">
-                                <a:pos x="T22" y="T23"/>
-                              </a:cxn>
-                              <a:cxn ang="0">
-                                <a:pos x="T24" y="T25"/>
-                              </a:cxn>
-                              <a:cxn ang="0">
-                                <a:pos x="T26" y="T27"/>
-                              </a:cxn>
-                              <a:cxn ang="0">
-                                <a:pos x="T28" y="T29"/>
-                              </a:cxn>
-                            </a:cxnLst>
-                            <a:rect l="0" t="0" r="r" b="b"/>
-                            <a:pathLst>
-                              <a:path w="555" h="299">
-                                <a:moveTo>
-                                  <a:pt x="554" y="300"/>
-                                </a:moveTo>
-                                <a:lnTo>
-                                  <a:pt x="554" y="0"/>
-                                </a:lnTo>
-                                <a:lnTo>
-                                  <a:pt x="549" y="2"/>
-                                </a:lnTo>
-                                <a:lnTo>
-                                  <a:pt x="4" y="2"/>
-                                </a:lnTo>
-                                <a:lnTo>
-                                  <a:pt x="2" y="4"/>
-                                </a:lnTo>
-                                <a:lnTo>
-                                  <a:pt x="2" y="295"/>
-                                </a:lnTo>
-                                <a:lnTo>
-                                  <a:pt x="0" y="0"/>
-                                </a:lnTo>
-                                <a:lnTo>
-                                  <a:pt x="0" y="300"/>
-                                </a:lnTo>
-                                <a:lnTo>
-                                  <a:pt x="554" y="300"/>
-                                </a:lnTo>
-                                <a:lnTo>
-                                  <a:pt x="4" y="297"/>
-                                </a:lnTo>
-                                <a:lnTo>
-                                  <a:pt x="4" y="4"/>
-                                </a:lnTo>
-                                <a:lnTo>
-                                  <a:pt x="551" y="4"/>
-                                </a:lnTo>
-                                <a:lnTo>
-                                  <a:pt x="551" y="295"/>
-                                </a:lnTo>
-                                <a:lnTo>
-                                  <a:pt x="549" y="297"/>
-                                </a:lnTo>
-                                <a:lnTo>
-                                  <a:pt x="554" y="300"/>
-                                </a:lnTo>
-                                <a:close/>
-                              </a:path>
-                            </a:pathLst>
-                          </a:custGeom>
-                          <a:solidFill>
-                            <a:srgbClr val="000000"/>
-                          </a:solidFill>
-                          <a:ln>
-                            <a:noFill/>
-                          </a:ln>
-                          <a:extLst>
-                            <a:ext uri="{91240B29-F687-4F45-9708-019B960494DF}">
-                              <a14:hiddenLine xmlns:a14="http://schemas.microsoft.com/office/drawing/2010/main" w="9525">
-                                <a:solidFill>
-                                  <a:srgbClr val="000000"/>
-                                </a:solidFill>
-                                <a:round/>
-                                <a:headEnd/>
-                                <a:tailEnd/>
-                              </a14:hiddenLine>
-                            </a:ext>
-                          </a:extLst>
-                        </wps:spPr>
-                        <wps:bodyPr rot="0" vert="horz" wrap="square" lIns="91440" tIns="45720" rIns="91440" bIns="45720" anchor="t" anchorCtr="0" upright="1">
-                          <a:noAutofit/>
-                        </wps:bodyPr>
-                      </wps:wsp>
-                      <wps:wsp>
-                        <wps:cNvPr id="59" name="Freeform 33"/>
-                        <wps:cNvSpPr>
-                          <a:spLocks/>
-                        </wps:cNvSpPr>
-                        <wps:spPr bwMode="auto">
-                          <a:xfrm>
-                            <a:off x="3813" y="-89"/>
-                            <a:ext cx="550" cy="294"/>
-                          </a:xfrm>
-                          <a:custGeom>
-                            <a:avLst/>
-                            <a:gdLst>
-                              <a:gd name="T0" fmla="*/ 547 w 550"/>
-                              <a:gd name="T1" fmla="*/ 0 h 294"/>
-                              <a:gd name="T2" fmla="*/ 544 w 550"/>
-                              <a:gd name="T3" fmla="*/ 0 h 294"/>
-                              <a:gd name="T4" fmla="*/ 544 w 550"/>
-                              <a:gd name="T5" fmla="*/ 290 h 294"/>
-                              <a:gd name="T6" fmla="*/ 0 w 550"/>
-                              <a:gd name="T7" fmla="*/ 290 h 294"/>
-                              <a:gd name="T8" fmla="*/ 0 w 550"/>
-                              <a:gd name="T9" fmla="*/ 292 h 294"/>
-                              <a:gd name="T10" fmla="*/ 549 w 550"/>
-                              <a:gd name="T11" fmla="*/ 295 h 294"/>
-                              <a:gd name="T12" fmla="*/ 544 w 550"/>
-                              <a:gd name="T13" fmla="*/ 292 h 294"/>
-                              <a:gd name="T14" fmla="*/ 547 w 550"/>
-                              <a:gd name="T15" fmla="*/ 290 h 294"/>
-                              <a:gd name="T16" fmla="*/ 547 w 550"/>
-                              <a:gd name="T17" fmla="*/ 0 h 294"/>
-                            </a:gdLst>
-                            <a:ahLst/>
-                            <a:cxnLst>
-                              <a:cxn ang="0">
-                                <a:pos x="T0" y="T1"/>
-                              </a:cxn>
-                              <a:cxn ang="0">
-                                <a:pos x="T2" y="T3"/>
-                              </a:cxn>
-                              <a:cxn ang="0">
-                                <a:pos x="T4" y="T5"/>
-                              </a:cxn>
-                              <a:cxn ang="0">
-                                <a:pos x="T6" y="T7"/>
-                              </a:cxn>
-                              <a:cxn ang="0">
-                                <a:pos x="T8" y="T9"/>
-                              </a:cxn>
-                              <a:cxn ang="0">
-                                <a:pos x="T10" y="T11"/>
-                              </a:cxn>
-                              <a:cxn ang="0">
-                                <a:pos x="T12" y="T13"/>
-                              </a:cxn>
-                              <a:cxn ang="0">
-                                <a:pos x="T14" y="T15"/>
-                              </a:cxn>
-                              <a:cxn ang="0">
-                                <a:pos x="T16" y="T17"/>
-                              </a:cxn>
-                            </a:cxnLst>
-                            <a:rect l="0" t="0" r="r" b="b"/>
-                            <a:pathLst>
-                              <a:path w="550" h="294">
-                                <a:moveTo>
-                                  <a:pt x="547" y="0"/>
-                                </a:moveTo>
-                                <a:lnTo>
-                                  <a:pt x="544" y="0"/>
-                                </a:lnTo>
-                                <a:lnTo>
-                                  <a:pt x="544" y="290"/>
-                                </a:lnTo>
-                                <a:lnTo>
-                                  <a:pt x="0" y="290"/>
-                                </a:lnTo>
-                                <a:lnTo>
-                                  <a:pt x="0" y="292"/>
-                                </a:lnTo>
-                                <a:lnTo>
-                                  <a:pt x="549" y="295"/>
-                                </a:lnTo>
-                                <a:lnTo>
-                                  <a:pt x="544" y="292"/>
-                                </a:lnTo>
-                                <a:lnTo>
-                                  <a:pt x="547" y="290"/>
-                                </a:lnTo>
-                                <a:lnTo>
-                                  <a:pt x="547" y="0"/>
-                                </a:lnTo>
-                                <a:close/>
-                              </a:path>
-                            </a:pathLst>
-                          </a:custGeom>
-                          <a:solidFill>
-                            <a:srgbClr val="000000"/>
-                          </a:solidFill>
-                          <a:ln>
-                            <a:noFill/>
-                          </a:ln>
-                          <a:extLst>
-                            <a:ext uri="{91240B29-F687-4F45-9708-019B960494DF}">
-                              <a14:hiddenLine xmlns:a14="http://schemas.microsoft.com/office/drawing/2010/main" w="9525">
-                                <a:solidFill>
-                                  <a:srgbClr val="000000"/>
-                                </a:solidFill>
-                                <a:round/>
-                                <a:headEnd/>
-                                <a:tailEnd/>
-                              </a14:hiddenLine>
-                            </a:ext>
-                          </a:extLst>
-                        </wps:spPr>
-                        <wps:bodyPr rot="0" vert="horz" wrap="square" lIns="91440" tIns="45720" rIns="91440" bIns="45720" anchor="t" anchorCtr="0" upright="1">
-                          <a:noAutofit/>
-                        </wps:bodyPr>
-                      </wps:wsp>
-                    </wpg:wgp>
-                  </a:graphicData>
-                </a:graphic>
-                <wp14:sizeRelH relativeFrom="page">
-                  <wp14:pctWidth>0</wp14:pctWidth>
-                </wp14:sizeRelH>
-                <wp14:sizeRelV relativeFrom="page">
-                  <wp14:pctHeight>0</wp14:pctHeight>
-                </wp14:sizeRelV>
-              </wp:anchor>
-            </w:drawing>
-          </mc:Choice>
-          <mc:Fallback>
-            <w:pict>
-              <v:group w14:anchorId="55FE815A" id="Group 30" o:spid="_x0000_s1026" style="position:absolute;margin-left:190.35pt;margin-top:-4.75pt;width:27.85pt;height:15.05pt;z-index:-251653632;mso-position-horizontal-relative:page" coordorigin="3807,-95" coordsize="557,301" o:gfxdata="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" o:allowincell="f">
-                <v:shape id="Freeform 31" o:spid="_x0000_s1027" style="position:absolute;left:3808;top:-94;width:555;height:294;visibility:visible;mso-wrap-style:square;v-text-anchor:top" coordsize="555,294" o:gfxdata="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" path="m2,295l2,4,4,2r545,l554,,,,2,295xe" fillcolor="black" stroked="f">
-                  <v:path arrowok="t" o:connecttype="custom" o:connectlocs="2,295;2,4;4,2;549,2;554,0;0,0;2,295" o:connectangles="0,0,0,0,0,0,0"/>
-                </v:shape>
-                <v:shape id="Freeform 32" o:spid="_x0000_s1028" style="position:absolute;left:3808;top:-94;width:555;height:299;visibility:visible;mso-wrap-style:square;v-text-anchor:top" coordsize="555,299" o:gfxdata="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" path="m554,300l554,r-5,2l4,2,2,4r,291l,,,300r554,l4,297,4,4r547,l551,295r-2,2l554,300xe" fillcolor="black" stroked="f">
-                  <v:path arrowok="t" o:connecttype="custom" o:connectlocs="554,300;554,0;549,2;4,2;2,4;2,295;0,0;0,300;554,300;4,297;4,4;551,4;551,295;549,297;554,300" o:connectangles="0,0,0,0,0,0,0,0,0,0,0,0,0,0,0"/>
-                </v:shape>
-                <v:shape id="Freeform 33" o:spid="_x0000_s1029" style="position:absolute;left:3813;top:-89;width:550;height:294;visibility:visible;mso-wrap-style:square;v-text-anchor:top" coordsize="550,294" o:gfxdata="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" path="m547,r-3,l544,290,,290r,2l549,295r-5,-3l547,290,547,xe" fillcolor="black" stroked="f">
-                  <v:path arrowok="t" o:connecttype="custom" o:connectlocs="547,0;544,0;544,290;0,290;0,292;549,295;544,292;547,290;547,0" o:connectangles="0,0,0,0,0,0,0,0,0"/>
-                </v:shape>
-                <w10:wrap anchorx="page"/>
-              </v:group>
-            </w:pict>
-          </mc:Fallback>
-        </mc:AlternateContent>
-      </w:r>
-      <w:r>
-        <w:rPr>
-          <w:rFonts w:ascii="Arial" w:hAnsi="Arial" w:cs="Arial"/>
-          <w:spacing w:val="-1"/>
-          <w:sz w:val="15"/>
-          <w:szCs w:val="15"/>
-        </w:rPr>
-        <w:t>N</w:t>
-      </w:r>
-      <w:r>
-        <w:rPr>
-          <w:rFonts w:ascii="Arial" w:hAnsi="Arial" w:cs="Arial"/>
-          <w:sz w:val="15"/>
-          <w:szCs w:val="15"/>
-        </w:rPr>
-        <w:t>O</w:t>
-      </w:r>
-      <w:r>
-        <w:rPr>
-          <w:rFonts w:ascii="Arial" w:hAnsi="Arial" w:cs="Arial"/>
-          <w:spacing w:val="2"/>
-          <w:sz w:val="15"/>
-          <w:szCs w:val="15"/>
-        </w:rPr>
-        <w:t>M</w:t>
-      </w:r>
-      <w:r>
-        <w:rPr>
-          <w:rFonts w:ascii="Arial" w:hAnsi="Arial" w:cs="Arial"/>
-          <w:sz w:val="15"/>
-          <w:szCs w:val="15"/>
-        </w:rPr>
-        <w:t>B</w:t>
-      </w:r>
-      <w:r>
-        <w:rPr>
-          <w:rFonts w:ascii="Arial" w:hAnsi="Arial" w:cs="Arial"/>
-          <w:spacing w:val="-3"/>
-          <w:sz w:val="15"/>
-          <w:szCs w:val="15"/>
-        </w:rPr>
-        <w:t>R</w:t>
-      </w:r>
-      <w:r>
-        <w:rPr>
-          <w:rFonts w:ascii="Arial" w:hAnsi="Arial" w:cs="Arial"/>
-          <w:spacing w:val="3"/>
-          <w:sz w:val="15"/>
-          <w:szCs w:val="15"/>
-        </w:rPr>
-        <w:t>A</w:t>
-      </w:r>
-      <w:r>
-        <w:rPr>
-          <w:rFonts w:ascii="Arial" w:hAnsi="Arial" w:cs="Arial"/>
-          <w:spacing w:val="-1"/>
-          <w:sz w:val="15"/>
-          <w:szCs w:val="15"/>
-        </w:rPr>
-        <w:t>D</w:t>
-      </w:r>
-      <w:r>
-        <w:rPr>
-          <w:rFonts w:ascii="Arial" w:hAnsi="Arial" w:cs="Arial"/>
-          <w:sz w:val="15"/>
-          <w:szCs w:val="15"/>
-        </w:rPr>
-        <w:t>O</w:t>
-      </w:r>
-      <w:r>
-        <w:rPr>
-          <w:rFonts w:ascii="Times New Roman" w:hAnsi="Times New Roman"/>
-          <w:sz w:val="15"/>
-          <w:szCs w:val="15"/>
-        </w:rPr>
-        <w:t xml:space="preserve">                    </w:t>
-      </w:r>
-      <w:r>
-        <w:rPr>
-          <w:rFonts w:ascii="Times New Roman" w:hAnsi="Times New Roman"/>
-          <w:spacing w:val="31"/>
-          <w:sz w:val="15"/>
-          <w:szCs w:val="15"/>
-        </w:rPr>
-        <w:t xml:space="preserve"> </w:t>
-      </w:r>
-      <w:r>
-        <w:rPr>
-          <w:rFonts w:ascii="Arial" w:hAnsi="Arial" w:cs="Arial"/>
-          <w:spacing w:val="-1"/>
-          <w:sz w:val="15"/>
-          <w:szCs w:val="15"/>
-        </w:rPr>
-        <w:t>C</w:t>
-      </w:r>
-      <w:r>
-        <w:rPr>
-          <w:rFonts w:ascii="Arial" w:hAnsi="Arial" w:cs="Arial"/>
-          <w:sz w:val="15"/>
-          <w:szCs w:val="15"/>
-        </w:rPr>
-        <w:t>AS</w:t>
-      </w:r>
-      <w:r>
-        <w:rPr>
-          <w:rFonts w:ascii="Times New Roman" w:hAnsi="Times New Roman"/>
-          <w:sz w:val="15"/>
-          <w:szCs w:val="15"/>
-        </w:rPr>
-        <w:t xml:space="preserve">               </w:t>
-      </w:r>
-      <w:r>
-        <w:rPr>
-          <w:rFonts w:ascii="Times New Roman" w:hAnsi="Times New Roman"/>
-          <w:sz w:val="15"/>
-          <w:szCs w:val="15"/>
-        </w:rPr>
-        <w:t xml:space="preserve">      </w:t>
-      </w:r>
-      <w:r>
-        <w:rPr>
-          <w:rFonts w:ascii="Times New Roman" w:hAnsi="Times New Roman"/>
-          <w:sz w:val="15"/>
-          <w:szCs w:val="15"/>
-        </w:rPr>
-        <w:t xml:space="preserve"> </w:t>
-      </w:r>
-      <w:r>
-        <w:rPr>
-          <w:rFonts w:ascii="Times New Roman" w:hAnsi="Times New Roman"/>
-          <w:spacing w:val="37"/>
-          <w:sz w:val="15"/>
-          <w:szCs w:val="15"/>
-        </w:rPr>
-        <w:t xml:space="preserve"> </w:t>
-      </w:r>
-      <w:r>
-        <w:rPr>
-          <w:rFonts w:ascii="Arial" w:hAnsi="Arial" w:cs="Arial"/>
-          <w:sz w:val="15"/>
-          <w:szCs w:val="15"/>
-        </w:rPr>
-        <w:t>L</w:t>
-      </w:r>
-      <w:r>
-        <w:rPr>
-          <w:rFonts w:ascii="Arial" w:hAnsi="Arial" w:cs="Arial"/>
-          <w:spacing w:val="-2"/>
-          <w:sz w:val="15"/>
-          <w:szCs w:val="15"/>
-        </w:rPr>
-        <w:t>O</w:t>
-      </w:r>
-      <w:r>
-        <w:rPr>
-          <w:rFonts w:ascii="Arial" w:hAnsi="Arial" w:cs="Arial"/>
-          <w:spacing w:val="1"/>
-          <w:sz w:val="15"/>
-          <w:szCs w:val="15"/>
-        </w:rPr>
-        <w:t>C</w:t>
-      </w:r>
-      <w:r>
-        <w:rPr>
-          <w:rFonts w:ascii="Arial" w:hAnsi="Arial" w:cs="Arial"/>
-          <w:sz w:val="15"/>
-          <w:szCs w:val="15"/>
-        </w:rPr>
-        <w:t>A</w:t>
-      </w:r>
-      <w:r>
-        <w:rPr>
-          <w:rFonts w:ascii="Arial" w:hAnsi="Arial" w:cs="Arial"/>
-          <w:spacing w:val="-1"/>
-          <w:sz w:val="15"/>
-          <w:szCs w:val="15"/>
-        </w:rPr>
-        <w:t>D</w:t>
-      </w:r>
-      <w:r>
-        <w:rPr>
-          <w:rFonts w:ascii="Arial" w:hAnsi="Arial" w:cs="Arial"/>
-          <w:sz w:val="15"/>
-          <w:szCs w:val="15"/>
-        </w:rPr>
-        <w:t>OR</w:t>
-      </w:r>
-      <w:r>
-        <w:rPr>
-          <w:rFonts w:ascii="Times New Roman" w:hAnsi="Times New Roman"/>
-          <w:sz w:val="15"/>
-          <w:szCs w:val="15"/>
-        </w:rPr>
-        <w:t xml:space="preserve">                       </w:t>
-      </w:r>
-      <w:r>
-        <w:rPr>
-          <w:rFonts w:ascii="Times New Roman" w:hAnsi="Times New Roman"/>
-          <w:spacing w:val="13"/>
-          <w:sz w:val="15"/>
-          <w:szCs w:val="15"/>
-        </w:rPr>
-        <w:t xml:space="preserve"> </w:t>
-      </w:r>
-      <w:r>
-        <w:rPr>
-          <w:rFonts w:ascii="Arial" w:hAnsi="Arial" w:cs="Arial"/>
-          <w:sz w:val="15"/>
-          <w:szCs w:val="15"/>
-        </w:rPr>
-        <w:t>O</w:t>
-      </w:r>
-      <w:r>
-        <w:rPr>
-          <w:rFonts w:ascii="Arial" w:hAnsi="Arial" w:cs="Arial"/>
-          <w:spacing w:val="-3"/>
-          <w:sz w:val="15"/>
-          <w:szCs w:val="15"/>
-        </w:rPr>
-        <w:t>T</w:t>
-      </w:r>
-      <w:r>
-        <w:rPr>
-          <w:rFonts w:ascii="Arial" w:hAnsi="Arial" w:cs="Arial"/>
-          <w:spacing w:val="-1"/>
-          <w:sz w:val="15"/>
-          <w:szCs w:val="15"/>
-        </w:rPr>
-        <w:t>R</w:t>
-      </w:r>
-      <w:r>
-        <w:rPr>
-          <w:rFonts w:ascii="Arial" w:hAnsi="Arial" w:cs="Arial"/>
-          <w:sz w:val="15"/>
-          <w:szCs w:val="15"/>
-        </w:rPr>
-        <w:t>OS</w:t>
+        <w:t>{ckN} NOMBRADO                     {ckC} CAS                       {ckL} LOCADOR                        {ckO} OTROS</w:t>
       </w:r>
     </w:p>
     <w:p>
@@ -7293,199 +5224,7 @@
           <w:sz w:val="15"/>
           <w:szCs w:val="15"/>
         </w:rPr>
-        <w:t>No</w:t>
-      </w:r>
-      <w:r>
-        <w:rPr>
-          <w:rFonts w:ascii="Arial" w:hAnsi="Arial" w:cs="Arial"/>
-          <w:b/>
-          <w:bCs/>
-          <w:sz w:val="15"/>
-          <w:szCs w:val="15"/>
-        </w:rPr>
-        <w:t>m</w:t>
-      </w:r>
-      <w:r>
-        <w:rPr>
-          <w:rFonts w:ascii="Arial" w:hAnsi="Arial" w:cs="Arial"/>
-          <w:b/>
-          <w:bCs/>
-          <w:spacing w:val="-1"/>
-          <w:sz w:val="15"/>
-          <w:szCs w:val="15"/>
-        </w:rPr>
-        <w:t>b</w:t>
-      </w:r>
-      <w:r>
-        <w:rPr>
-          <w:rFonts w:ascii="Arial" w:hAnsi="Arial" w:cs="Arial"/>
-          <w:b/>
-          <w:bCs/>
-          <w:spacing w:val="1"/>
-          <w:sz w:val="15"/>
-          <w:szCs w:val="15"/>
-        </w:rPr>
-        <w:t>r</w:t>
-      </w:r>
-      <w:r>
-        <w:rPr>
-          <w:rFonts w:ascii="Arial" w:hAnsi="Arial" w:cs="Arial"/>
-          <w:b/>
-          <w:bCs/>
-          <w:sz w:val="15"/>
-          <w:szCs w:val="15"/>
-        </w:rPr>
-        <w:t>es</w:t>
-      </w:r>
-      <w:r>
-        <w:rPr>
-          <w:rFonts w:ascii="Times New Roman" w:hAnsi="Times New Roman"/>
-          <w:b/>
-          <w:bCs/>
-          <w:spacing w:val="3"/>
-          <w:sz w:val="15"/>
-          <w:szCs w:val="15"/>
-        </w:rPr>
-        <w:t xml:space="preserve"> </w:t>
-      </w:r>
-      <w:r>
-        <w:rPr>
-          <w:rFonts w:ascii="Arial" w:hAnsi="Arial" w:cs="Arial"/>
-          <w:b/>
-          <w:bCs/>
-          <w:sz w:val="15"/>
-          <w:szCs w:val="15"/>
-        </w:rPr>
-        <w:t>y</w:t>
-      </w:r>
-      <w:r>
-        <w:rPr>
-          <w:rFonts w:ascii="Times New Roman" w:hAnsi="Times New Roman"/>
-          <w:b/>
-          <w:bCs/>
-          <w:spacing w:val="3"/>
-          <w:sz w:val="15"/>
-          <w:szCs w:val="15"/>
-        </w:rPr>
-        <w:t xml:space="preserve"> </w:t>
-      </w:r>
-      <w:r>
-        <w:rPr>
-          <w:rFonts w:ascii="Arial" w:hAnsi="Arial" w:cs="Arial"/>
-          <w:b/>
-          <w:bCs/>
-          <w:spacing w:val="-1"/>
-          <w:sz w:val="15"/>
-          <w:szCs w:val="15"/>
-        </w:rPr>
-        <w:t>Ap</w:t>
-      </w:r>
-      <w:r>
-        <w:rPr>
-          <w:rFonts w:ascii="Arial" w:hAnsi="Arial" w:cs="Arial"/>
-          <w:b/>
-          <w:bCs/>
-          <w:sz w:val="15"/>
-          <w:szCs w:val="15"/>
-        </w:rPr>
-        <w:t>e</w:t>
-      </w:r>
-      <w:r>
-        <w:rPr>
-          <w:rFonts w:ascii="Arial" w:hAnsi="Arial" w:cs="Arial"/>
-          <w:b/>
-          <w:bCs/>
-          <w:spacing w:val="-1"/>
-          <w:sz w:val="15"/>
-          <w:szCs w:val="15"/>
-        </w:rPr>
-        <w:t>l</w:t>
-      </w:r>
-      <w:r>
-        <w:rPr>
-          <w:rFonts w:ascii="Arial" w:hAnsi="Arial" w:cs="Arial"/>
-          <w:b/>
-          <w:bCs/>
-          <w:spacing w:val="1"/>
-          <w:sz w:val="15"/>
-          <w:szCs w:val="15"/>
-        </w:rPr>
-        <w:t>li</w:t>
-      </w:r>
-      <w:r>
-        <w:rPr>
-          <w:rFonts w:ascii="Arial" w:hAnsi="Arial" w:cs="Arial"/>
-          <w:b/>
-          <w:bCs/>
-          <w:spacing w:val="-1"/>
-          <w:sz w:val="15"/>
-          <w:szCs w:val="15"/>
-        </w:rPr>
-        <w:t>d</w:t>
-      </w:r>
-      <w:r>
-        <w:rPr>
-          <w:rFonts w:ascii="Arial" w:hAnsi="Arial" w:cs="Arial"/>
-          <w:b/>
-          <w:bCs/>
-          <w:spacing w:val="-3"/>
-          <w:sz w:val="15"/>
-          <w:szCs w:val="15"/>
-        </w:rPr>
-        <w:t>o</w:t>
-      </w:r>
-      <w:r>
-        <w:rPr>
-          <w:rFonts w:ascii="Arial" w:hAnsi="Arial" w:cs="Arial"/>
-          <w:b/>
-          <w:bCs/>
-          <w:sz w:val="15"/>
-          <w:szCs w:val="15"/>
-        </w:rPr>
-        <w:t>s:</w:t>
-      </w:r>
-      <w:r>
-        <w:rPr>
-          <w:rFonts w:ascii="Arial" w:hAnsi="Arial" w:cs="Arial"/>
-          <w:b/>
-          <w:bCs/>
-          <w:sz w:val="15"/>
-          <w:szCs w:val="15"/>
-        </w:rPr>
-        <w:t xml:space="preserve"> </w:t>
-      </w:r>
-      <w:r>
-        <w:rPr>
-          <w:rFonts w:ascii="Arial" w:hAnsi="Arial" w:cs="Arial"/>
-          <w:b/>
-          <w:bCs/>
-          <w:sz w:val="15"/>
-          <w:szCs w:val="15"/>
-          <w:u w:val="single"/>
-        </w:rPr>
-        <w:t xml:space="preserve">         </w:t>
-      </w:r>
-      <w:r>
-        <w:rPr>
-          <w:rFonts w:ascii="Arial" w:hAnsi="Arial" w:cs="Arial"/>
-          <w:b/>
-          <w:bCs/>
-          <w:sz w:val="15"/>
-          <w:szCs w:val="15"/>
-          <w:u w:val="single"/>
-        </w:rPr>
-        <w:t>{nombres}</w:t>
-      </w:r>
-      <w:r>
-        <w:rPr>
-          <w:rFonts w:ascii="Arial" w:hAnsi="Arial" w:cs="Arial"/>
-          <w:b/>
-          <w:bCs/>
-          <w:sz w:val="15"/>
-          <w:szCs w:val="15"/>
-          <w:u w:val="single"/>
-        </w:rPr>
-        <w:t xml:space="preserve">                                                                        </w:t>
+        <w:t>Nombres y Apellidos:          {nombres}</w:t>
       </w:r>
     </w:p>
     <w:p>
@@ -7528,646 +5267,7 @@
         <w:rPr>
           <w:noProof/>
         </w:rPr>
-        <mc:AlternateContent>
-          <mc:Choice Requires="wpg">
-            <w:drawing>
-              <wp:anchor distT="0" distB="0" distL="114300" distR="114300" simplePos="0" relativeHeight="251655680" behindDoc="1" locked="0" layoutInCell="0" allowOverlap="1" wp14:anchorId="39E5E796" wp14:editId="08DD390F">
-                <wp:simplePos x="0" y="0"/>
-                <wp:positionH relativeFrom="page">
-                  <wp:posOffset>5183505</wp:posOffset>
-                </wp:positionH>
-                <wp:positionV relativeFrom="paragraph">
-                  <wp:posOffset>156845</wp:posOffset>
-                </wp:positionV>
-                <wp:extent cx="1579880" cy="466090"/>
-                <wp:effectExtent l="0" t="0" r="0" b="0"/>
-                <wp:wrapNone/>
-                <wp:docPr id="52" name="Group 34"/>
-                <wp:cNvGraphicFramePr>
-                  <a:graphicFrameLocks xmlns:a="http://schemas.openxmlformats.org/drawingml/2006/main"/>
-                </wp:cNvGraphicFramePr>
-                <a:graphic xmlns:a="http://schemas.openxmlformats.org/drawingml/2006/main">
-                  <a:graphicData uri="http://schemas.microsoft.com/office/word/2010/wordprocessingGroup">
-                    <wpg:wgp>
-                      <wpg:cNvGrpSpPr>
-                        <a:grpSpLocks/>
-                      </wpg:cNvGrpSpPr>
-                      <wpg:grpSpPr bwMode="auto">
-                        <a:xfrm>
-                          <a:off x="0" y="0"/>
-                          <a:ext cx="1579880" cy="466090"/>
-                          <a:chOff x="8163" y="247"/>
-                          <a:chExt cx="2117" cy="734"/>
-                        </a:xfrm>
-                      </wpg:grpSpPr>
-                      <wps:wsp>
-                        <wps:cNvPr id="53" name="Freeform 35"/>
-                        <wps:cNvSpPr>
-                          <a:spLocks/>
-                        </wps:cNvSpPr>
-                        <wps:spPr bwMode="auto">
-                          <a:xfrm>
-                            <a:off x="8164" y="248"/>
-                            <a:ext cx="2115" cy="694"/>
-                          </a:xfrm>
-                          <a:custGeom>
-                            <a:avLst/>
-                            <a:gdLst>
-                              <a:gd name="T0" fmla="*/ 19 w 2115"/>
-                              <a:gd name="T1" fmla="*/ 693 h 694"/>
-                              <a:gd name="T2" fmla="*/ 19 w 2115"/>
-                              <a:gd name="T3" fmla="*/ 35 h 694"/>
-                              <a:gd name="T4" fmla="*/ 38 w 2115"/>
-                              <a:gd name="T5" fmla="*/ 16 h 694"/>
-                              <a:gd name="T6" fmla="*/ 2075 w 2115"/>
-                              <a:gd name="T7" fmla="*/ 16 h 694"/>
-                              <a:gd name="T8" fmla="*/ 2114 w 2115"/>
-                              <a:gd name="T9" fmla="*/ 0 h 694"/>
-                              <a:gd name="T10" fmla="*/ 0 w 2115"/>
-                              <a:gd name="T11" fmla="*/ 0 h 694"/>
-                              <a:gd name="T12" fmla="*/ 19 w 2115"/>
-                              <a:gd name="T13" fmla="*/ 693 h 694"/>
-                            </a:gdLst>
-                            <a:ahLst/>
-                            <a:cxnLst>
-                              <a:cxn ang="0">
-                                <a:pos x="T0" y="T1"/>
-                              </a:cxn>
-                              <a:cxn ang="0">
-                                <a:pos x="T2" y="T3"/>
-                              </a:cxn>
-                              <a:cxn ang="0">
-                                <a:pos x="T4" y="T5"/>
-                              </a:cxn>
-                              <a:cxn ang="0">
-                                <a:pos x="T6" y="T7"/>
-                              </a:cxn>
-                              <a:cxn ang="0">
-                                <a:pos x="T8" y="T9"/>
-                              </a:cxn>
-                              <a:cxn ang="0">
-                                <a:pos x="T10" y="T11"/>
-                              </a:cxn>
-                              <a:cxn ang="0">
-                                <a:pos x="T12" y="T13"/>
-                              </a:cxn>
-                            </a:cxnLst>
-                            <a:rect l="0" t="0" r="r" b="b"/>
-                            <a:pathLst>
-                              <a:path w="2115" h="694">
-                                <a:moveTo>
-                                  <a:pt x="19" y="693"/>
-                                </a:moveTo>
-                                <a:lnTo>
-                                  <a:pt x="19" y="35"/>
-                                </a:lnTo>
-                                <a:lnTo>
-                                  <a:pt x="38" y="16"/>
-                                </a:lnTo>
-                                <a:lnTo>
-                                  <a:pt x="2075" y="16"/>
-                                </a:lnTo>
-                                <a:lnTo>
-                                  <a:pt x="2114" y="0"/>
-                                </a:lnTo>
-                                <a:lnTo>
-                                  <a:pt x="0" y="0"/>
-                                </a:lnTo>
-                                <a:lnTo>
-                                  <a:pt x="19" y="693"/>
-                                </a:lnTo>
-                                <a:close/>
-                              </a:path>
-                            </a:pathLst>
-                          </a:custGeom>
-                          <a:solidFill>
-                            <a:srgbClr val="000000"/>
-                          </a:solidFill>
-                          <a:ln>
-                            <a:noFill/>
-                          </a:ln>
-                          <a:extLst>
-                            <a:ext uri="{91240B29-F687-4F45-9708-019B960494DF}">
-                              <a14:hiddenLine xmlns:a14="http://schemas.microsoft.com/office/drawing/2010/main" w="9525">
-                                <a:solidFill>
-                                  <a:srgbClr val="000000"/>
-                                </a:solidFill>
-                                <a:round/>
-                                <a:headEnd/>
-                                <a:tailEnd/>
-                              </a14:hiddenLine>
-                            </a:ext>
-                          </a:extLst>
-                        </wps:spPr>
-                        <wps:bodyPr rot="0" vert="horz" wrap="square" lIns="91440" tIns="45720" rIns="91440" bIns="45720" anchor="t" anchorCtr="0" upright="1">
-                          <a:noAutofit/>
-                        </wps:bodyPr>
-                      </wps:wsp>
-                      <wps:wsp>
-                        <wps:cNvPr id="54" name="Freeform 36"/>
-                        <wps:cNvSpPr>
-                          <a:spLocks/>
-                        </wps:cNvSpPr>
-                        <wps:spPr bwMode="auto">
-                          <a:xfrm>
-                            <a:off x="8164" y="248"/>
-                            <a:ext cx="2115" cy="732"/>
-                          </a:xfrm>
-                          <a:custGeom>
-                            <a:avLst/>
-                            <a:gdLst>
-                              <a:gd name="T0" fmla="*/ 2114 w 2115"/>
-                              <a:gd name="T1" fmla="*/ 732 h 732"/>
-                              <a:gd name="T2" fmla="*/ 2114 w 2115"/>
-                              <a:gd name="T3" fmla="*/ 0 h 732"/>
-                              <a:gd name="T4" fmla="*/ 2075 w 2115"/>
-                              <a:gd name="T5" fmla="*/ 16 h 732"/>
-                              <a:gd name="T6" fmla="*/ 38 w 2115"/>
-                              <a:gd name="T7" fmla="*/ 16 h 732"/>
-                              <a:gd name="T8" fmla="*/ 19 w 2115"/>
-                              <a:gd name="T9" fmla="*/ 35 h 732"/>
-                              <a:gd name="T10" fmla="*/ 19 w 2115"/>
-                              <a:gd name="T11" fmla="*/ 693 h 732"/>
-                              <a:gd name="T12" fmla="*/ 0 w 2115"/>
-                              <a:gd name="T13" fmla="*/ 0 h 732"/>
-                              <a:gd name="T14" fmla="*/ 0 w 2115"/>
-                              <a:gd name="T15" fmla="*/ 732 h 732"/>
-                              <a:gd name="T16" fmla="*/ 2114 w 2115"/>
-                              <a:gd name="T17" fmla="*/ 732 h 732"/>
-                              <a:gd name="T18" fmla="*/ 38 w 2115"/>
-                              <a:gd name="T19" fmla="*/ 712 h 732"/>
-                              <a:gd name="T20" fmla="*/ 38 w 2115"/>
-                              <a:gd name="T21" fmla="*/ 35 h 732"/>
-                              <a:gd name="T22" fmla="*/ 2095 w 2115"/>
-                              <a:gd name="T23" fmla="*/ 35 h 732"/>
-                              <a:gd name="T24" fmla="*/ 2095 w 2115"/>
-                              <a:gd name="T25" fmla="*/ 693 h 732"/>
-                              <a:gd name="T26" fmla="*/ 2075 w 2115"/>
-                              <a:gd name="T27" fmla="*/ 712 h 732"/>
-                              <a:gd name="T28" fmla="*/ 2114 w 2115"/>
-                              <a:gd name="T29" fmla="*/ 732 h 732"/>
-                            </a:gdLst>
-                            <a:ahLst/>
-                            <a:cxnLst>
-                              <a:cxn ang="0">
-                                <a:pos x="T0" y="T1"/>
-                              </a:cxn>
-                              <a:cxn ang="0">
-                                <a:pos x="T2" y="T3"/>
-                              </a:cxn>
-                              <a:cxn ang="0">
-                                <a:pos x="T4" y="T5"/>
-                              </a:cxn>
-                              <a:cxn ang="0">
-                                <a:pos x="T6" y="T7"/>
-                              </a:cxn>
-                              <a:cxn ang="0">
-                                <a:pos x="T8" y="T9"/>
-                              </a:cxn>
-                              <a:cxn ang="0">
-                                <a:pos x="T10" y="T11"/>
-                              </a:cxn>
-                              <a:cxn ang="0">
-                                <a:pos x="T12" y="T13"/>
-                              </a:cxn>
-                              <a:cxn ang="0">
-                                <a:pos x="T14" y="T15"/>
-                              </a:cxn>
-                              <a:cxn ang="0">
-                                <a:pos x="T16" y="T17"/>
-                              </a:cxn>
-                              <a:cxn ang="0">
-                                <a:pos x="T18" y="T19"/>
-                              </a:cxn>
-                              <a:cxn ang="0">
-                                <a:pos x="T20" y="T21"/>
-                              </a:cxn>
-                              <a:cxn ang="0">
-                                <a:pos x="T22" y="T23"/>
-                              </a:cxn>
-                              <a:cxn ang="0">
-                                <a:pos x="T24" y="T25"/>
-                              </a:cxn>
-                              <a:cxn ang="0">
-                                <a:pos x="T26" y="T27"/>
-                              </a:cxn>
-                              <a:cxn ang="0">
-                                <a:pos x="T28" y="T29"/>
-                              </a:cxn>
-                            </a:cxnLst>
-                            <a:rect l="0" t="0" r="r" b="b"/>
-                            <a:pathLst>
-                              <a:path w="2115" h="732">
-                                <a:moveTo>
-                                  <a:pt x="2114" y="732"/>
-                                </a:moveTo>
-                                <a:lnTo>
-                                  <a:pt x="2114" y="0"/>
-                                </a:lnTo>
-                                <a:lnTo>
-                                  <a:pt x="2075" y="16"/>
-                                </a:lnTo>
-                                <a:lnTo>
-                                  <a:pt x="38" y="16"/>
-                                </a:lnTo>
-                                <a:lnTo>
-                                  <a:pt x="19" y="35"/>
-                                </a:lnTo>
-                                <a:lnTo>
-                                  <a:pt x="19" y="693"/>
-                                </a:lnTo>
-                                <a:lnTo>
-                                  <a:pt x="0" y="0"/>
-                                </a:lnTo>
-                                <a:lnTo>
-                                  <a:pt x="0" y="732"/>
-                                </a:lnTo>
-                                <a:lnTo>
-                                  <a:pt x="2114" y="732"/>
-                                </a:lnTo>
-                                <a:lnTo>
-                                  <a:pt x="38" y="712"/>
-                                </a:lnTo>
-                                <a:lnTo>
-                                  <a:pt x="38" y="35"/>
-                                </a:lnTo>
-                                <a:lnTo>
-                                  <a:pt x="2095" y="35"/>
-                                </a:lnTo>
-                                <a:lnTo>
-                                  <a:pt x="2095" y="693"/>
-                                </a:lnTo>
-                                <a:lnTo>
-                                  <a:pt x="2075" y="712"/>
-                                </a:lnTo>
-                                <a:lnTo>
-                                  <a:pt x="2114" y="732"/>
-                                </a:lnTo>
-                                <a:close/>
-                              </a:path>
-                            </a:pathLst>
-                          </a:custGeom>
-                          <a:solidFill>
-                            <a:srgbClr val="000000"/>
-                          </a:solidFill>
-                          <a:ln>
-                            <a:noFill/>
-                          </a:ln>
-                          <a:extLst>
-                            <a:ext uri="{91240B29-F687-4F45-9708-019B960494DF}">
-                              <a14:hiddenLine xmlns:a14="http://schemas.microsoft.com/office/drawing/2010/main" w="9525">
-                                <a:solidFill>
-                                  <a:srgbClr val="000000"/>
-                                </a:solidFill>
-                                <a:round/>
-                                <a:headEnd/>
-                                <a:tailEnd/>
-                              </a14:hiddenLine>
-                            </a:ext>
-                          </a:extLst>
-                        </wps:spPr>
-                        <wps:bodyPr rot="0" vert="horz" wrap="square" lIns="91440" tIns="45720" rIns="91440" bIns="45720" anchor="t" anchorCtr="0" upright="1">
-                          <a:noAutofit/>
-                        </wps:bodyPr>
-                      </wps:wsp>
-                      <wps:wsp>
-                        <wps:cNvPr id="55" name="Freeform 37"/>
-                        <wps:cNvSpPr>
-                          <a:spLocks/>
-                        </wps:cNvSpPr>
-                        <wps:spPr bwMode="auto">
-                          <a:xfrm>
-                            <a:off x="8203" y="284"/>
-                            <a:ext cx="2076" cy="696"/>
-                          </a:xfrm>
-                          <a:custGeom>
-                            <a:avLst/>
-                            <a:gdLst>
-                              <a:gd name="T0" fmla="*/ 2056 w 2076"/>
-                              <a:gd name="T1" fmla="*/ 0 h 696"/>
-                              <a:gd name="T2" fmla="*/ 2037 w 2076"/>
-                              <a:gd name="T3" fmla="*/ 0 h 696"/>
-                              <a:gd name="T4" fmla="*/ 2037 w 2076"/>
-                              <a:gd name="T5" fmla="*/ 657 h 696"/>
-                              <a:gd name="T6" fmla="*/ 0 w 2076"/>
-                              <a:gd name="T7" fmla="*/ 657 h 696"/>
-                              <a:gd name="T8" fmla="*/ 0 w 2076"/>
-                              <a:gd name="T9" fmla="*/ 676 h 696"/>
-                              <a:gd name="T10" fmla="*/ 2076 w 2076"/>
-                              <a:gd name="T11" fmla="*/ 696 h 696"/>
-                              <a:gd name="T12" fmla="*/ 2037 w 2076"/>
-                              <a:gd name="T13" fmla="*/ 676 h 696"/>
-                              <a:gd name="T14" fmla="*/ 2056 w 2076"/>
-                              <a:gd name="T15" fmla="*/ 657 h 696"/>
-                              <a:gd name="T16" fmla="*/ 2056 w 2076"/>
-                              <a:gd name="T17" fmla="*/ 0 h 696"/>
-                            </a:gdLst>
-                            <a:ahLst/>
-                            <a:cxnLst>
-                              <a:cxn ang="0">
-                                <a:pos x="T0" y="T1"/>
-                              </a:cxn>
-                              <a:cxn ang="0">
-                                <a:pos x="T2" y="T3"/>
-                              </a:cxn>
-                              <a:cxn ang="0">
-                                <a:pos x="T4" y="T5"/>
-                              </a:cxn>
-                              <a:cxn ang="0">
-                                <a:pos x="T6" y="T7"/>
-                              </a:cxn>
-                              <a:cxn ang="0">
-                                <a:pos x="T8" y="T9"/>
-                              </a:cxn>
-                              <a:cxn ang="0">
-                                <a:pos x="T10" y="T11"/>
-                              </a:cxn>
-                              <a:cxn ang="0">
-                                <a:pos x="T12" y="T13"/>
-                              </a:cxn>
-                              <a:cxn ang="0">
-                                <a:pos x="T14" y="T15"/>
-                              </a:cxn>
-                              <a:cxn ang="0">
-                                <a:pos x="T16" y="T17"/>
-                              </a:cxn>
-                            </a:cxnLst>
-                            <a:rect l="0" t="0" r="r" b="b"/>
-                            <a:pathLst>
-                              <a:path w="2076" h="696">
-                                <a:moveTo>
-                                  <a:pt x="2056" y="0"/>
-                                </a:moveTo>
-                                <a:lnTo>
-                                  <a:pt x="2037" y="0"/>
-                                </a:lnTo>
-                                <a:lnTo>
-                                  <a:pt x="2037" y="657"/>
-                                </a:lnTo>
-                                <a:lnTo>
-                                  <a:pt x="0" y="657"/>
-                                </a:lnTo>
-                                <a:lnTo>
-                                  <a:pt x="0" y="676"/>
-                                </a:lnTo>
-                                <a:lnTo>
-                                  <a:pt x="2076" y="696"/>
-                                </a:lnTo>
-                                <a:lnTo>
-                                  <a:pt x="2037" y="676"/>
-                                </a:lnTo>
-                                <a:lnTo>
-                                  <a:pt x="2056" y="657"/>
-                                </a:lnTo>
-                                <a:lnTo>
-                                  <a:pt x="2056" y="0"/>
-                                </a:lnTo>
-                                <a:close/>
-                              </a:path>
-                            </a:pathLst>
-                          </a:custGeom>
-                          <a:solidFill>
-                            <a:srgbClr val="000000"/>
-                          </a:solidFill>
-                          <a:ln>
-                            <a:noFill/>
-                          </a:ln>
-                          <a:extLst>
-                            <a:ext uri="{91240B29-F687-4F45-9708-019B960494DF}">
-                              <a14:hiddenLine xmlns:a14="http://schemas.microsoft.com/office/drawing/2010/main" w="9525">
-                                <a:solidFill>
-                                  <a:srgbClr val="000000"/>
-                                </a:solidFill>
-                                <a:round/>
-                                <a:headEnd/>
-                                <a:tailEnd/>
-                              </a14:hiddenLine>
-                            </a:ext>
-                          </a:extLst>
-                        </wps:spPr>
-                        <wps:bodyPr rot="0" vert="horz" wrap="square" lIns="91440" tIns="45720" rIns="91440" bIns="45720" anchor="t" anchorCtr="0" upright="1">
-                          <a:noAutofit/>
-                        </wps:bodyPr>
-                      </wps:wsp>
-                    </wpg:wgp>
-                  </a:graphicData>
-                </a:graphic>
-                <wp14:sizeRelH relativeFrom="page">
-                  <wp14:pctWidth>0</wp14:pctWidth>
-                </wp14:sizeRelH>
-                <wp14:sizeRelV relativeFrom="page">
-                  <wp14:pctHeight>0</wp14:pctHeight>
-                </wp14:sizeRelV>
-              </wp:anchor>
-            </w:drawing>
-          </mc:Choice>
-          <mc:Fallback>
-            <w:pict>
-              <v:group w14:anchorId="4D4A897B" id="Group 34" o:spid="_x0000_s1026" style="position:absolute;margin-left:408.15pt;margin-top:12.35pt;width:124.4pt;height:36.7pt;z-index:-251660800;mso-position-horizontal-relative:page" coordorigin="8163,247" coordsize="2117,734" o:gfxdata="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" o:allowincell="f">
-                <v:shape id="Freeform 35" o:spid="_x0000_s1027" style="position:absolute;left:8164;top:248;width:2115;height:694;visibility:visible;mso-wrap-style:square;v-text-anchor:top" coordsize="2115,694" o:gfxdata="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" path="m19,693l19,35,38,16r2037,l2114,,,,19,693xe" fillcolor="black" stroked="f">
-                  <v:path arrowok="t" o:connecttype="custom" o:connectlocs="19,693;19,35;38,16;2075,16;2114,0;0,0;19,693" o:connectangles="0,0,0,0,0,0,0"/>
-                </v:shape>
-                <v:shape id="Freeform 36" o:spid="_x0000_s1028" style="position:absolute;left:8164;top:248;width:2115;height:732;visibility:visible;mso-wrap-style:square;v-text-anchor:top" coordsize="2115,732" o:gfxdata="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" path="m2114,732l2114,r-39,16l38,16,19,35r,658l,,,732r2114,l38,712,38,35r2057,l2095,693r-20,19l2114,732xe" fillcolor="black" stroked="f">
-                  <v:path arrowok="t" o:connecttype="custom" o:connectlocs="2114,732;2114,0;2075,16;38,16;19,35;19,693;0,0;0,732;2114,732;38,712;38,35;2095,35;2095,693;2075,712;2114,732" o:connectangles="0,0,0,0,0,0,0,0,0,0,0,0,0,0,0"/>
-                </v:shape>
-                <v:shape id="Freeform 37" o:spid="_x0000_s1029" style="position:absolute;left:8203;top:284;width:2076;height:696;visibility:visible;mso-wrap-style:square;v-text-anchor:top" coordsize="2076,696" o:gfxdata="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" path="m2056,r-19,l2037,657,,657r,19l2076,696r-39,-20l2056,657,2056,xe" fillcolor="black" stroked="f">
-                  <v:path arrowok="t" o:connecttype="custom" o:connectlocs="2056,0;2037,0;2037,657;0,657;0,676;2076,696;2037,676;2056,657;2056,0" o:connectangles="0,0,0,0,0,0,0,0,0"/>
-                </v:shape>
-                <w10:wrap anchorx="page"/>
-              </v:group>
-            </w:pict>
-          </mc:Fallback>
-        </mc:AlternateContent>
-      </w:r>
-      <w:r>
-        <w:rPr>
-          <w:rFonts w:ascii="Arial" w:hAnsi="Arial" w:cs="Arial"/>
-          <w:b/>
-          <w:bCs/>
-          <w:spacing w:val="-1"/>
-          <w:sz w:val="15"/>
-          <w:szCs w:val="15"/>
-        </w:rPr>
-        <w:t>PERIODO DE ACCESO</w:t>
-      </w:r>
-      <w:r>
-        <w:rPr>
-          <w:rFonts w:ascii="Times New Roman" w:hAnsi="Times New Roman"/>
-          <w:b/>
-          <w:bCs/>
-          <w:sz w:val="15"/>
-          <w:szCs w:val="15"/>
-        </w:rPr>
-        <w:t xml:space="preserve"> </w:t>
-      </w:r>
-      <w:r>
-        <w:rPr>
-          <w:rFonts w:ascii="Arial" w:hAnsi="Arial" w:cs="Arial"/>
-          <w:b/>
-          <w:bCs/>
-          <w:spacing w:val="-1"/>
-          <w:sz w:val="15"/>
-          <w:szCs w:val="15"/>
-        </w:rPr>
-        <w:t>F</w:t>
-      </w:r>
-      <w:r>
-        <w:rPr>
-          <w:rFonts w:ascii="Arial" w:hAnsi="Arial" w:cs="Arial"/>
-          <w:b/>
-          <w:bCs/>
-          <w:sz w:val="15"/>
-          <w:szCs w:val="15"/>
-        </w:rPr>
-        <w:t>e</w:t>
-      </w:r>
-      <w:r>
-        <w:rPr>
-          <w:rFonts w:ascii="Arial" w:hAnsi="Arial" w:cs="Arial"/>
-          <w:b/>
-          <w:bCs/>
-          <w:spacing w:val="2"/>
-          <w:sz w:val="15"/>
-          <w:szCs w:val="15"/>
-        </w:rPr>
-        <w:t>c</w:t>
-      </w:r>
-      <w:r>
-        <w:rPr>
-          <w:rFonts w:ascii="Arial" w:hAnsi="Arial" w:cs="Arial"/>
-          <w:b/>
-          <w:bCs/>
-          <w:spacing w:val="-3"/>
-          <w:sz w:val="15"/>
-          <w:szCs w:val="15"/>
-        </w:rPr>
-        <w:t>h</w:t>
-      </w:r>
-      <w:r>
-        <w:rPr>
-          <w:rFonts w:ascii="Arial" w:hAnsi="Arial" w:cs="Arial"/>
-          <w:b/>
-          <w:bCs/>
-          <w:sz w:val="15"/>
-          <w:szCs w:val="15"/>
-        </w:rPr>
-        <w:t>a</w:t>
-      </w:r>
-      <w:r>
-        <w:rPr>
-          <w:rFonts w:ascii="Times New Roman" w:hAnsi="Times New Roman"/>
-          <w:b/>
-          <w:bCs/>
-          <w:spacing w:val="-1"/>
-          <w:sz w:val="15"/>
-          <w:szCs w:val="15"/>
-        </w:rPr>
-        <w:t xml:space="preserve"> </w:t>
-      </w:r>
-      <w:r>
-        <w:rPr>
-          <w:rFonts w:ascii="Arial" w:hAnsi="Arial" w:cs="Arial"/>
-          <w:b/>
-          <w:bCs/>
-          <w:spacing w:val="1"/>
-          <w:sz w:val="15"/>
-          <w:szCs w:val="15"/>
-        </w:rPr>
-        <w:t>I</w:t>
-      </w:r>
-      <w:r>
-        <w:rPr>
-          <w:rFonts w:ascii="Arial" w:hAnsi="Arial" w:cs="Arial"/>
-          <w:b/>
-          <w:bCs/>
-          <w:spacing w:val="-3"/>
-          <w:sz w:val="15"/>
-          <w:szCs w:val="15"/>
-        </w:rPr>
-        <w:t>n</w:t>
-      </w:r>
-      <w:r>
-        <w:rPr>
-          <w:rFonts w:ascii="Arial" w:hAnsi="Arial" w:cs="Arial"/>
-          <w:b/>
-          <w:bCs/>
-          <w:spacing w:val="1"/>
-          <w:sz w:val="15"/>
-          <w:szCs w:val="15"/>
-        </w:rPr>
-        <w:t>i</w:t>
-      </w:r>
-      <w:r>
-        <w:rPr>
-          <w:rFonts w:ascii="Arial" w:hAnsi="Arial" w:cs="Arial"/>
-          <w:b/>
-          <w:bCs/>
-          <w:sz w:val="15"/>
-          <w:szCs w:val="15"/>
-        </w:rPr>
-        <w:t>c</w:t>
-      </w:r>
-      <w:r>
-        <w:rPr>
-          <w:rFonts w:ascii="Arial" w:hAnsi="Arial" w:cs="Arial"/>
-          <w:b/>
-          <w:bCs/>
-          <w:spacing w:val="1"/>
-          <w:sz w:val="15"/>
-          <w:szCs w:val="15"/>
-        </w:rPr>
-        <w:t>i</w:t>
-      </w:r>
-      <w:r>
-        <w:rPr>
-          <w:rFonts w:ascii="Arial" w:hAnsi="Arial" w:cs="Arial"/>
-          <w:b/>
-          <w:bCs/>
-          <w:sz w:val="15"/>
-          <w:szCs w:val="15"/>
-        </w:rPr>
-        <w:t>o</w:t>
-      </w:r>
-      <w:r>
-        <w:rPr>
-          <w:rFonts w:ascii="Times New Roman" w:hAnsi="Times New Roman"/>
-          <w:b/>
-          <w:bCs/>
-          <w:sz w:val="15"/>
-          <w:szCs w:val="15"/>
-        </w:rPr>
-        <w:t xml:space="preserve">    </w:t>
-      </w:r>
-      <w:r>
-        <w:rPr>
-          <w:rFonts w:ascii="Times New Roman" w:hAnsi="Times New Roman"/>
-          <w:b/>
-          <w:bCs/>
-          <w:spacing w:val="23"/>
-          <w:sz w:val="15"/>
-          <w:szCs w:val="15"/>
-        </w:rPr>
-        <w:t xml:space="preserve"> </w:t>
-      </w:r>
-      <w:r>
-        <w:rPr>
-          <w:rFonts w:ascii="Arial" w:hAnsi="Arial" w:cs="Arial"/>
-          <w:b/>
-          <w:bCs/>
-          <w:sz w:val="15"/>
-          <w:szCs w:val="15"/>
-        </w:rPr>
-        <w:t>:</w:t>
-      </w:r>
-      <w:r>
-        <w:rPr>
-          <w:rFonts w:ascii="Arial" w:hAnsi="Arial" w:cs="Arial"/>
-          <w:b/>
-          <w:bCs/>
-          <w:sz w:val="15"/>
-          <w:szCs w:val="15"/>
-        </w:rPr>
-        <w:t>{fechaInicio}</w:t>
+        <w:t>PERIODO DE ACCESO Fecha Inicio     :{fechaInicio}</w:t>
       </w:r>
     </w:p>
     <w:p>
@@ -8193,169 +5293,7 @@
           <w:sz w:val="15"/>
           <w:szCs w:val="15"/>
         </w:rPr>
-        <w:t>F</w:t>
-      </w:r>
-      <w:r>
-        <w:rPr>
-          <w:rFonts w:ascii="Arial" w:hAnsi="Arial" w:cs="Arial"/>
-          <w:b/>
-          <w:bCs/>
-          <w:position w:val="-1"/>
-          <w:sz w:val="15"/>
-          <w:szCs w:val="15"/>
-        </w:rPr>
-        <w:t>e</w:t>
-      </w:r>
-      <w:r>
-        <w:rPr>
-          <w:rFonts w:ascii="Arial" w:hAnsi="Arial" w:cs="Arial"/>
-          <w:b/>
-          <w:bCs/>
-          <w:spacing w:val="2"/>
-          <w:position w:val="-1"/>
-          <w:sz w:val="15"/>
-          <w:szCs w:val="15"/>
-        </w:rPr>
-        <w:t>c</w:t>
-      </w:r>
-      <w:r>
-        <w:rPr>
-          <w:rFonts w:ascii="Arial" w:hAnsi="Arial" w:cs="Arial"/>
-          <w:b/>
-          <w:bCs/>
-          <w:spacing w:val="-3"/>
-          <w:position w:val="-1"/>
-          <w:sz w:val="15"/>
-          <w:szCs w:val="15"/>
-        </w:rPr>
-        <w:t>h</w:t>
-      </w:r>
-      <w:r>
-        <w:rPr>
-          <w:rFonts w:ascii="Arial" w:hAnsi="Arial" w:cs="Arial"/>
-          <w:b/>
-          <w:bCs/>
-          <w:position w:val="-1"/>
-          <w:sz w:val="15"/>
-          <w:szCs w:val="15"/>
-        </w:rPr>
-        <w:t>a</w:t>
-      </w:r>
-      <w:r>
-        <w:rPr>
-          <w:rFonts w:ascii="Times New Roman" w:hAnsi="Times New Roman"/>
-          <w:b/>
-          <w:bCs/>
-          <w:spacing w:val="6"/>
-          <w:position w:val="-1"/>
-          <w:sz w:val="15"/>
-          <w:szCs w:val="15"/>
-        </w:rPr>
-        <w:t xml:space="preserve"> </w:t>
-      </w:r>
-      <w:r>
-        <w:rPr>
-          <w:rFonts w:ascii="Arial" w:hAnsi="Arial" w:cs="Arial"/>
-          <w:b/>
-          <w:bCs/>
-          <w:spacing w:val="-3"/>
-          <w:position w:val="-1"/>
-          <w:sz w:val="15"/>
-          <w:szCs w:val="15"/>
-        </w:rPr>
-        <w:t>T</w:t>
-      </w:r>
-      <w:r>
-        <w:rPr>
-          <w:rFonts w:ascii="Arial" w:hAnsi="Arial" w:cs="Arial"/>
-          <w:b/>
-          <w:bCs/>
-          <w:position w:val="-1"/>
-          <w:sz w:val="15"/>
-          <w:szCs w:val="15"/>
-        </w:rPr>
-        <w:t>é</w:t>
-      </w:r>
-      <w:r>
-        <w:rPr>
-          <w:rFonts w:ascii="Arial" w:hAnsi="Arial" w:cs="Arial"/>
-          <w:b/>
-          <w:bCs/>
-          <w:spacing w:val="4"/>
-          <w:position w:val="-1"/>
-          <w:sz w:val="15"/>
-          <w:szCs w:val="15"/>
-        </w:rPr>
-        <w:t>r</w:t>
-      </w:r>
-      <w:r>
-        <w:rPr>
-          <w:rFonts w:ascii="Arial" w:hAnsi="Arial" w:cs="Arial"/>
-          <w:b/>
-          <w:bCs/>
-          <w:position w:val="-1"/>
-          <w:sz w:val="15"/>
-          <w:szCs w:val="15"/>
-        </w:rPr>
-        <w:t>m</w:t>
-      </w:r>
-      <w:r>
-        <w:rPr>
-          <w:rFonts w:ascii="Arial" w:hAnsi="Arial" w:cs="Arial"/>
-          <w:b/>
-          <w:bCs/>
-          <w:spacing w:val="1"/>
-          <w:position w:val="-1"/>
-          <w:sz w:val="15"/>
-          <w:szCs w:val="15"/>
-        </w:rPr>
-        <w:t>i</w:t>
-      </w:r>
-      <w:r>
-        <w:rPr>
-          <w:rFonts w:ascii="Arial" w:hAnsi="Arial" w:cs="Arial"/>
-          <w:b/>
-          <w:bCs/>
-          <w:spacing w:val="-3"/>
-          <w:position w:val="-1"/>
-          <w:sz w:val="15"/>
-          <w:szCs w:val="15"/>
-        </w:rPr>
-        <w:t>n</w:t>
-      </w:r>
-      <w:r>
-        <w:rPr>
-          <w:rFonts w:ascii="Arial" w:hAnsi="Arial" w:cs="Arial"/>
-          <w:b/>
-          <w:bCs/>
-          <w:spacing w:val="-1"/>
-          <w:position w:val="-1"/>
-          <w:sz w:val="15"/>
-          <w:szCs w:val="15"/>
-        </w:rPr>
-        <w:t>o</w:t>
-      </w:r>
-      <w:r>
-        <w:rPr>
-          <w:rFonts w:ascii="Arial" w:hAnsi="Arial" w:cs="Arial"/>
-          <w:b/>
-          <w:bCs/>
-          <w:position w:val="-1"/>
-          <w:sz w:val="15"/>
-          <w:szCs w:val="15"/>
-        </w:rPr>
-        <w:t>:</w:t>
-      </w:r>
-      <w:r>
-        <w:rPr>
-          <w:rFonts w:ascii="Arial" w:hAnsi="Arial" w:cs="Arial"/>
-          <w:b/>
-          <w:bCs/>
-          <w:position w:val="-1"/>
-          <w:sz w:val="15"/>
-          <w:szCs w:val="15"/>
-        </w:rPr>
-        <w:t>{fechaTermino}</w:t>
+        <w:t>Fecha Término:{fechaTermino}</w:t>
       </w:r>
     </w:p>
     <w:p>
@@ -8659,303 +5597,7 @@
           <w:sz w:val="15"/>
           <w:szCs w:val="15"/>
         </w:rPr>
-        <w:t>D</w:t>
-      </w:r>
-      <w:r>
-        <w:rPr>
-          <w:rFonts w:ascii="Arial" w:hAnsi="Arial" w:cs="Arial"/>
-          <w:sz w:val="15"/>
-          <w:szCs w:val="15"/>
-        </w:rPr>
-        <w:t>ire</w:t>
-      </w:r>
-      <w:r>
-        <w:rPr>
-          <w:rFonts w:ascii="Arial" w:hAnsi="Arial" w:cs="Arial"/>
-          <w:spacing w:val="1"/>
-          <w:sz w:val="15"/>
-          <w:szCs w:val="15"/>
-        </w:rPr>
-        <w:t>c</w:t>
-      </w:r>
-      <w:r>
-        <w:rPr>
-          <w:rFonts w:ascii="Arial" w:hAnsi="Arial" w:cs="Arial"/>
-          <w:spacing w:val="-1"/>
-          <w:sz w:val="15"/>
-          <w:szCs w:val="15"/>
-        </w:rPr>
-        <w:t>c</w:t>
-      </w:r>
-      <w:r>
-        <w:rPr>
-          <w:rFonts w:ascii="Arial" w:hAnsi="Arial" w:cs="Arial"/>
-          <w:spacing w:val="2"/>
-          <w:sz w:val="15"/>
-          <w:szCs w:val="15"/>
-        </w:rPr>
-        <w:t>i</w:t>
-      </w:r>
-      <w:r>
-        <w:rPr>
-          <w:rFonts w:ascii="Arial" w:hAnsi="Arial" w:cs="Arial"/>
-          <w:spacing w:val="-2"/>
-          <w:sz w:val="15"/>
-          <w:szCs w:val="15"/>
-        </w:rPr>
-        <w:t>ón</w:t>
-      </w:r>
-      <w:r>
-        <w:rPr>
-          <w:rFonts w:ascii="Arial" w:hAnsi="Arial" w:cs="Arial"/>
-          <w:sz w:val="15"/>
-          <w:szCs w:val="15"/>
-        </w:rPr>
-        <w:t>/</w:t>
-      </w:r>
-      <w:r>
-        <w:rPr>
-          <w:rFonts w:ascii="Times New Roman" w:hAnsi="Times New Roman"/>
-          <w:spacing w:val="7"/>
-          <w:sz w:val="15"/>
-          <w:szCs w:val="15"/>
-        </w:rPr>
-        <w:t xml:space="preserve"> </w:t>
-      </w:r>
-      <w:r>
-        <w:rPr>
-          <w:rFonts w:ascii="Arial" w:hAnsi="Arial" w:cs="Arial"/>
-          <w:spacing w:val="-2"/>
-          <w:sz w:val="15"/>
-          <w:szCs w:val="15"/>
-        </w:rPr>
-        <w:t>O</w:t>
-      </w:r>
-      <w:r>
-        <w:rPr>
-          <w:rFonts w:ascii="Arial" w:hAnsi="Arial" w:cs="Arial"/>
-          <w:spacing w:val="1"/>
-          <w:sz w:val="15"/>
-          <w:szCs w:val="15"/>
-        </w:rPr>
-        <w:t>f</w:t>
-      </w:r>
-      <w:r>
-        <w:rPr>
-          <w:rFonts w:ascii="Arial" w:hAnsi="Arial" w:cs="Arial"/>
-          <w:spacing w:val="-2"/>
-          <w:sz w:val="15"/>
-          <w:szCs w:val="15"/>
-        </w:rPr>
-        <w:t>i</w:t>
-      </w:r>
-      <w:r>
-        <w:rPr>
-          <w:rFonts w:ascii="Arial" w:hAnsi="Arial" w:cs="Arial"/>
-          <w:spacing w:val="1"/>
-          <w:sz w:val="15"/>
-          <w:szCs w:val="15"/>
-        </w:rPr>
-        <w:t>c</w:t>
-      </w:r>
-      <w:r>
-        <w:rPr>
-          <w:rFonts w:ascii="Arial" w:hAnsi="Arial" w:cs="Arial"/>
-          <w:sz w:val="15"/>
-          <w:szCs w:val="15"/>
-        </w:rPr>
-        <w:t>ina:</w:t>
-      </w:r>
-      <w:r>
-        <w:rPr>
-          <w:rFonts w:ascii="Arial" w:hAnsi="Arial" w:cs="Arial"/>
-          <w:sz w:val="15"/>
-          <w:szCs w:val="15"/>
-          <w:u w:val="single"/>
-        </w:rPr>
-        <w:t xml:space="preserve">                               </w:t>
-      </w:r>
-      <w:r>
-        <w:rPr>
-          <w:rFonts w:ascii="Arial" w:hAnsi="Arial" w:cs="Arial"/>
-          <w:sz w:val="15"/>
-          <w:szCs w:val="15"/>
-          <w:u w:val="single"/>
-        </w:rPr>
-        <w:t>OTIN</w:t>
-      </w:r>
-      <w:r>
-        <w:rPr>
-          <w:rFonts w:ascii="Arial" w:hAnsi="Arial" w:cs="Arial"/>
-          <w:sz w:val="15"/>
-          <w:szCs w:val="15"/>
-          <w:u w:val="single"/>
-        </w:rPr>
-        <w:t xml:space="preserve">                          </w:t>
-      </w:r>
-      <w:r>
-        <w:rPr>
-          <w:rFonts w:ascii="Arial" w:hAnsi="Arial" w:cs="Arial"/>
-          <w:sz w:val="15"/>
-          <w:szCs w:val="15"/>
-        </w:rPr>
-        <w:t xml:space="preserve">           </w:t>
-      </w:r>
-      <w:r>
-        <w:rPr>
-          <w:rFonts w:ascii="Arial" w:hAnsi="Arial" w:cs="Arial"/>
-          <w:sz w:val="15"/>
-          <w:szCs w:val="15"/>
-        </w:rPr>
-        <w:t xml:space="preserve"> </w:t>
-      </w:r>
-      <w:r>
-        <w:rPr>
-          <w:rFonts w:ascii="Times New Roman" w:hAnsi="Times New Roman"/>
-          <w:spacing w:val="-6"/>
-          <w:sz w:val="15"/>
-          <w:szCs w:val="15"/>
-        </w:rPr>
-        <w:t xml:space="preserve"> </w:t>
-      </w:r>
-      <w:r>
-        <w:rPr>
-          <w:rFonts w:ascii="Arial" w:hAnsi="Arial" w:cs="Arial"/>
-          <w:spacing w:val="-1"/>
-          <w:sz w:val="15"/>
-          <w:szCs w:val="15"/>
-        </w:rPr>
-        <w:t>C</w:t>
-      </w:r>
-      <w:r>
-        <w:rPr>
-          <w:rFonts w:ascii="Arial" w:hAnsi="Arial" w:cs="Arial"/>
-          <w:sz w:val="15"/>
-          <w:szCs w:val="15"/>
-        </w:rPr>
-        <w:t>orr</w:t>
-      </w:r>
-      <w:r>
-        <w:rPr>
-          <w:rFonts w:ascii="Arial" w:hAnsi="Arial" w:cs="Arial"/>
-          <w:spacing w:val="-2"/>
-          <w:sz w:val="15"/>
-          <w:szCs w:val="15"/>
-        </w:rPr>
-        <w:t>e</w:t>
-      </w:r>
-      <w:r>
-        <w:rPr>
-          <w:rFonts w:ascii="Arial" w:hAnsi="Arial" w:cs="Arial"/>
-          <w:sz w:val="15"/>
-          <w:szCs w:val="15"/>
-        </w:rPr>
-        <w:t>o</w:t>
-      </w:r>
-      <w:r>
-        <w:rPr>
-          <w:rFonts w:ascii="Times New Roman" w:hAnsi="Times New Roman"/>
-          <w:spacing w:val="6"/>
-          <w:sz w:val="15"/>
-          <w:szCs w:val="15"/>
-        </w:rPr>
-        <w:t xml:space="preserve"> </w:t>
-      </w:r>
-      <w:r>
-        <w:rPr>
-          <w:rFonts w:ascii="Arial" w:hAnsi="Arial" w:cs="Arial"/>
-          <w:sz w:val="15"/>
-          <w:szCs w:val="15"/>
-        </w:rPr>
-        <w:t>el</w:t>
-      </w:r>
-      <w:r>
-        <w:rPr>
-          <w:rFonts w:ascii="Arial" w:hAnsi="Arial" w:cs="Arial"/>
-          <w:spacing w:val="-2"/>
-          <w:sz w:val="15"/>
-          <w:szCs w:val="15"/>
-        </w:rPr>
-        <w:t>e</w:t>
-      </w:r>
-      <w:r>
-        <w:rPr>
-          <w:rFonts w:ascii="Arial" w:hAnsi="Arial" w:cs="Arial"/>
-          <w:spacing w:val="1"/>
-          <w:sz w:val="15"/>
-          <w:szCs w:val="15"/>
-        </w:rPr>
-        <w:t>ct</w:t>
-      </w:r>
-      <w:r>
-        <w:rPr>
-          <w:rFonts w:ascii="Arial" w:hAnsi="Arial" w:cs="Arial"/>
-          <w:spacing w:val="-2"/>
-          <w:sz w:val="15"/>
-          <w:szCs w:val="15"/>
-        </w:rPr>
-        <w:t>r</w:t>
-      </w:r>
-      <w:r>
-        <w:rPr>
-          <w:rFonts w:ascii="Arial" w:hAnsi="Arial" w:cs="Arial"/>
-          <w:sz w:val="15"/>
-          <w:szCs w:val="15"/>
-        </w:rPr>
-        <w:t>óni</w:t>
-      </w:r>
-      <w:r>
-        <w:rPr>
-          <w:rFonts w:ascii="Arial" w:hAnsi="Arial" w:cs="Arial"/>
-          <w:spacing w:val="1"/>
-          <w:sz w:val="15"/>
-          <w:szCs w:val="15"/>
-        </w:rPr>
-        <w:t>c</w:t>
-      </w:r>
-      <w:r>
-        <w:rPr>
-          <w:rFonts w:ascii="Arial" w:hAnsi="Arial" w:cs="Arial"/>
-          <w:spacing w:val="-2"/>
-          <w:sz w:val="15"/>
-          <w:szCs w:val="15"/>
-        </w:rPr>
-        <w:t>o</w:t>
-      </w:r>
-      <w:r>
-        <w:rPr>
-          <w:rFonts w:ascii="Arial" w:hAnsi="Arial" w:cs="Arial"/>
-          <w:sz w:val="15"/>
-          <w:szCs w:val="15"/>
-        </w:rPr>
-        <w:t>:</w:t>
-      </w:r>
-      <w:r>
-        <w:rPr>
-          <w:rFonts w:ascii="Arial" w:hAnsi="Arial" w:cs="Arial"/>
-          <w:sz w:val="15"/>
-          <w:szCs w:val="15"/>
-          <w:u w:val="single"/>
-        </w:rPr>
-        <w:t xml:space="preserve">  </w:t>
-      </w:r>
-      <w:r>
-        <w:rPr>
-          <w:rFonts w:ascii="Arial" w:hAnsi="Arial" w:cs="Arial"/>
-          <w:sz w:val="15"/>
-          <w:szCs w:val="15"/>
-          <w:u w:val="single"/>
-        </w:rPr>
-        <w:t>{correo}</w:t>
-      </w:r>
-      <w:r>
-        <w:rPr>
-          <w:rFonts w:ascii="Arial" w:hAnsi="Arial" w:cs="Arial"/>
-          <w:sz w:val="15"/>
-          <w:szCs w:val="15"/>
-          <w:u w:val="single"/>
-        </w:rPr>
-        <w:t xml:space="preserve">                                                                    </w:t>
+        <w:t>Dirección/ Oficina:                               {oficina}                                       Correo electrónico:  {correo}</w:t>
       </w:r>
     </w:p>
     <w:p>
@@ -9351,478 +5993,10 @@
           <w:sz w:val="15"/>
           <w:szCs w:val="15"/>
         </w:rPr>
-        <w:t>C</w:t>
-      </w:r>
-      <w:r>
-        <w:rPr>
-          <w:rFonts w:ascii="Arial" w:hAnsi="Arial" w:cs="Arial"/>
-          <w:sz w:val="15"/>
-          <w:szCs w:val="15"/>
-        </w:rPr>
-        <w:t>a</w:t>
-      </w:r>
-      <w:r>
-        <w:rPr>
-          <w:rFonts w:ascii="Arial" w:hAnsi="Arial" w:cs="Arial"/>
-          <w:spacing w:val="-2"/>
-          <w:sz w:val="15"/>
-          <w:szCs w:val="15"/>
-        </w:rPr>
-        <w:t>r</w:t>
-      </w:r>
-      <w:r>
-        <w:rPr>
-          <w:rFonts w:ascii="Arial" w:hAnsi="Arial" w:cs="Arial"/>
-          <w:sz w:val="15"/>
-          <w:szCs w:val="15"/>
-        </w:rPr>
-        <w:t>go</w:t>
-      </w:r>
-      <w:r>
-        <w:rPr>
-          <w:rFonts w:ascii="Times New Roman" w:hAnsi="Times New Roman"/>
-          <w:spacing w:val="6"/>
-          <w:sz w:val="15"/>
-          <w:szCs w:val="15"/>
-        </w:rPr>
-        <w:t xml:space="preserve"> </w:t>
-      </w:r>
-      <w:r>
-        <w:rPr>
-          <w:rFonts w:ascii="Arial" w:hAnsi="Arial" w:cs="Arial"/>
-          <w:sz w:val="15"/>
-          <w:szCs w:val="15"/>
-        </w:rPr>
-        <w:t>/</w:t>
-      </w:r>
-      <w:r>
-        <w:rPr>
-          <w:rFonts w:ascii="Times New Roman" w:hAnsi="Times New Roman"/>
-          <w:spacing w:val="7"/>
-          <w:sz w:val="15"/>
-          <w:szCs w:val="15"/>
-        </w:rPr>
-        <w:t xml:space="preserve"> </w:t>
-      </w:r>
-      <w:r>
-        <w:rPr>
-          <w:rFonts w:ascii="Arial" w:hAnsi="Arial" w:cs="Arial"/>
-          <w:spacing w:val="-3"/>
-          <w:sz w:val="15"/>
-          <w:szCs w:val="15"/>
-        </w:rPr>
-        <w:t>F</w:t>
-      </w:r>
-      <w:r>
-        <w:rPr>
-          <w:rFonts w:ascii="Arial" w:hAnsi="Arial" w:cs="Arial"/>
-          <w:sz w:val="15"/>
-          <w:szCs w:val="15"/>
-        </w:rPr>
-        <w:t>un</w:t>
-      </w:r>
-      <w:r>
-        <w:rPr>
-          <w:rFonts w:ascii="Arial" w:hAnsi="Arial" w:cs="Arial"/>
-          <w:spacing w:val="1"/>
-          <w:sz w:val="15"/>
-          <w:szCs w:val="15"/>
-        </w:rPr>
-        <w:t>c</w:t>
-      </w:r>
-      <w:r>
-        <w:rPr>
-          <w:rFonts w:ascii="Arial" w:hAnsi="Arial" w:cs="Arial"/>
-          <w:sz w:val="15"/>
-          <w:szCs w:val="15"/>
-        </w:rPr>
-        <w:t>ió</w:t>
-      </w:r>
-      <w:r>
-        <w:rPr>
-          <w:rFonts w:ascii="Arial" w:hAnsi="Arial" w:cs="Arial"/>
-          <w:spacing w:val="-2"/>
-          <w:sz w:val="15"/>
-          <w:szCs w:val="15"/>
-        </w:rPr>
-        <w:t>n</w:t>
-      </w:r>
-      <w:r>
-        <w:rPr>
-          <w:rFonts w:ascii="Arial" w:hAnsi="Arial" w:cs="Arial"/>
-          <w:spacing w:val="-2"/>
-          <w:sz w:val="15"/>
-          <w:szCs w:val="15"/>
-        </w:rPr>
-        <w:t xml:space="preserve">: </w:t>
-      </w:r>
-      <w:r>
-        <w:rPr>
-          <w:rFonts w:ascii="Arial" w:hAnsi="Arial" w:cs="Arial"/>
-          <w:spacing w:val="-2"/>
-          <w:sz w:val="15"/>
-          <w:szCs w:val="15"/>
-          <w:u w:val="single"/>
-        </w:rPr>
-        <w:t xml:space="preserve">        </w:t>
-      </w:r>
-      <w:r>
-        <w:rPr>
-          <w:rFonts w:ascii="Arial" w:hAnsi="Arial" w:cs="Arial"/>
-          <w:spacing w:val="-2"/>
-          <w:sz w:val="15"/>
-          <w:szCs w:val="15"/>
-          <w:u w:val="single"/>
-        </w:rPr>
-        <w:t xml:space="preserve">{cargo}</w:t>
+        <w:t>Cargo / Función:         {cargo}                                                                  Anexo / Teléfono: {telefono}              Sede: {sede}                 Documento de Identidad</w:t>
       </w:r>
       <w:proofErr w:type="spellStart"/>
-      <w:r>
-        <w:rPr>
-          <w:rFonts w:ascii="Arial" w:hAnsi="Arial" w:cs="Arial"/>
-          <w:spacing w:val="-2"/>
-          <w:sz w:val="15"/>
-          <w:szCs w:val="15"/>
-          <w:u w:val="single"/>
-        </w:rPr>
-        <w:t/>
-      </w:r>
       <w:proofErr w:type="spellEnd"/>
-      <w:r>
-        <w:rPr>
-          <w:rFonts w:ascii="Arial" w:hAnsi="Arial" w:cs="Arial"/>
-          <w:spacing w:val="-2"/>
-          <w:sz w:val="15"/>
-          <w:szCs w:val="15"/>
-          <w:u w:val="single"/>
-        </w:rPr>
-        <w:t xml:space="preserve">                                                      </w:t>
-      </w:r>
-      <w:r>
-        <w:rPr>
-          <w:rFonts w:ascii="Arial" w:hAnsi="Arial" w:cs="Arial"/>
-          <w:sz w:val="15"/>
-          <w:szCs w:val="15"/>
-        </w:rPr>
-        <w:t xml:space="preserve">           </w:t>
-      </w:r>
-      <w:r>
-        <w:rPr>
-          <w:rFonts w:ascii="Arial" w:hAnsi="Arial" w:cs="Arial"/>
-          <w:spacing w:val="33"/>
-          <w:sz w:val="15"/>
-          <w:szCs w:val="15"/>
-        </w:rPr>
-        <w:t xml:space="preserve"> </w:t>
-      </w:r>
-      <w:r>
-        <w:rPr>
-          <w:rFonts w:ascii="Arial" w:hAnsi="Arial" w:cs="Arial"/>
-          <w:spacing w:val="3"/>
-          <w:sz w:val="15"/>
-          <w:szCs w:val="15"/>
-        </w:rPr>
-        <w:t>A</w:t>
-      </w:r>
-      <w:r>
-        <w:rPr>
-          <w:rFonts w:ascii="Arial" w:hAnsi="Arial" w:cs="Arial"/>
-          <w:spacing w:val="-2"/>
-          <w:sz w:val="15"/>
-          <w:szCs w:val="15"/>
-        </w:rPr>
-        <w:t>n</w:t>
-      </w:r>
-      <w:r>
-        <w:rPr>
-          <w:rFonts w:ascii="Arial" w:hAnsi="Arial" w:cs="Arial"/>
-          <w:sz w:val="15"/>
-          <w:szCs w:val="15"/>
-        </w:rPr>
-        <w:t>e</w:t>
-      </w:r>
-      <w:r>
-        <w:rPr>
-          <w:rFonts w:ascii="Arial" w:hAnsi="Arial" w:cs="Arial"/>
-          <w:spacing w:val="-1"/>
-          <w:sz w:val="15"/>
-          <w:szCs w:val="15"/>
-        </w:rPr>
-        <w:t>x</w:t>
-      </w:r>
-      <w:r>
-        <w:rPr>
-          <w:rFonts w:ascii="Arial" w:hAnsi="Arial" w:cs="Arial"/>
-          <w:sz w:val="15"/>
-          <w:szCs w:val="15"/>
-        </w:rPr>
-        <w:t>o</w:t>
-      </w:r>
-      <w:r>
-        <w:rPr>
-          <w:rFonts w:ascii="Arial" w:hAnsi="Arial" w:cs="Arial"/>
-          <w:sz w:val="15"/>
-          <w:szCs w:val="15"/>
-        </w:rPr>
-        <w:t xml:space="preserve"> / Teléfono</w:t>
-      </w:r>
-      <w:r>
-        <w:rPr>
-          <w:rFonts w:ascii="Arial" w:hAnsi="Arial" w:cs="Arial"/>
-          <w:sz w:val="15"/>
-          <w:szCs w:val="15"/>
-        </w:rPr>
-        <w:t>:</w:t>
-      </w:r>
-      <w:r>
-        <w:rPr>
-          <w:rFonts w:ascii="Times New Roman" w:hAnsi="Times New Roman"/>
-          <w:sz w:val="15"/>
-          <w:szCs w:val="15"/>
-        </w:rPr>
-        <w:t xml:space="preserve"> </w:t>
-      </w:r>
-      <w:r>
-        <w:rPr>
-          <w:rFonts w:ascii="Arial" w:hAnsi="Arial" w:cs="Arial"/>
-          <w:sz w:val="15"/>
-          <w:szCs w:val="15"/>
-        </w:rPr>
-        <w:t xml:space="preserve"> </w:t>
-      </w:r>
-      <w:r>
-        <w:rPr>
-          <w:rFonts w:ascii="Arial" w:hAnsi="Arial" w:cs="Arial"/>
-          <w:sz w:val="15"/>
-          <w:szCs w:val="15"/>
-          <w:u w:val="single"/>
-        </w:rPr>
-        <w:t xml:space="preserve">                        </w:t>
-      </w:r>
-      <w:r>
-        <w:rPr>
-          <w:rFonts w:ascii="Arial" w:hAnsi="Arial" w:cs="Arial"/>
-          <w:sz w:val="15"/>
-          <w:szCs w:val="15"/>
-        </w:rPr>
-        <w:t xml:space="preserve">  </w:t>
-      </w:r>
-      <w:r>
-        <w:rPr>
-          <w:rFonts w:ascii="Arial" w:hAnsi="Arial" w:cs="Arial"/>
-          <w:spacing w:val="7"/>
-          <w:sz w:val="15"/>
-          <w:szCs w:val="15"/>
-        </w:rPr>
-        <w:t xml:space="preserve"> </w:t>
-      </w:r>
-      <w:r>
-        <w:rPr>
-          <w:rFonts w:ascii="Arial" w:hAnsi="Arial" w:cs="Arial"/>
-          <w:sz w:val="15"/>
-          <w:szCs w:val="15"/>
-        </w:rPr>
-        <w:t>Sede</w:t>
-      </w:r>
-      <w:r>
-        <w:rPr>
-          <w:rFonts w:ascii="Arial" w:hAnsi="Arial" w:cs="Arial"/>
-          <w:spacing w:val="-4"/>
-          <w:sz w:val="15"/>
-          <w:szCs w:val="15"/>
-        </w:rPr>
-        <w:t>:</w:t>
-      </w:r>
-      <w:r>
-        <w:rPr>
-          <w:rFonts w:ascii="Arial" w:hAnsi="Arial" w:cs="Arial"/>
-          <w:sz w:val="15"/>
-          <w:szCs w:val="15"/>
-        </w:rPr>
-        <w:t xml:space="preserve">  </w:t>
-      </w:r>
-      <w:r>
-        <w:rPr>
-          <w:rFonts w:ascii="Arial" w:hAnsi="Arial" w:cs="Arial"/>
-          <w:sz w:val="15"/>
-          <w:szCs w:val="15"/>
-          <w:u w:val="single"/>
-        </w:rPr>
-        <w:t xml:space="preserve">                </w:t>
-      </w:r>
-      <w:r>
-        <w:rPr>
-          <w:rFonts w:ascii="Arial" w:hAnsi="Arial" w:cs="Arial"/>
-          <w:sz w:val="15"/>
-          <w:szCs w:val="15"/>
-          <w:u w:val="single"/>
-        </w:rPr>
-        <w:t xml:space="preserve">              </w:t>
-      </w:r>
-      <w:r>
-        <w:rPr>
-          <w:rFonts w:ascii="Arial" w:hAnsi="Arial" w:cs="Arial"/>
-          <w:sz w:val="15"/>
-          <w:szCs w:val="15"/>
-          <w:u w:val="single"/>
-        </w:rPr>
-        <w:t xml:space="preserve">    </w:t>
-      </w:r>
-      <w:r>
-        <w:rPr>
-          <w:rFonts w:ascii="Arial" w:hAnsi="Arial" w:cs="Arial"/>
-          <w:spacing w:val="-1"/>
-          <w:sz w:val="15"/>
-          <w:szCs w:val="15"/>
-        </w:rPr>
-        <w:t xml:space="preserve">    </w:t>
-      </w:r>
-      <w:r>
-        <w:rPr>
-          <w:rFonts w:ascii="Arial" w:hAnsi="Arial" w:cs="Arial"/>
-          <w:spacing w:val="-1"/>
-          <w:sz w:val="15"/>
-          <w:szCs w:val="15"/>
-        </w:rPr>
-        <w:t>D</w:t>
-      </w:r>
-      <w:r>
-        <w:rPr>
-          <w:rFonts w:ascii="Arial" w:hAnsi="Arial" w:cs="Arial"/>
-          <w:sz w:val="15"/>
-          <w:szCs w:val="15"/>
-        </w:rPr>
-        <w:t>o</w:t>
-      </w:r>
-      <w:r>
-        <w:rPr>
-          <w:rFonts w:ascii="Arial" w:hAnsi="Arial" w:cs="Arial"/>
-          <w:spacing w:val="1"/>
-          <w:sz w:val="15"/>
-          <w:szCs w:val="15"/>
-        </w:rPr>
-        <w:t>c</w:t>
-      </w:r>
-      <w:r>
-        <w:rPr>
-          <w:rFonts w:ascii="Arial" w:hAnsi="Arial" w:cs="Arial"/>
-          <w:sz w:val="15"/>
-          <w:szCs w:val="15"/>
-        </w:rPr>
-        <w:t>u</w:t>
-      </w:r>
-      <w:r>
-        <w:rPr>
-          <w:rFonts w:ascii="Arial" w:hAnsi="Arial" w:cs="Arial"/>
-          <w:spacing w:val="-1"/>
-          <w:sz w:val="15"/>
-          <w:szCs w:val="15"/>
-        </w:rPr>
-        <w:t>m</w:t>
-      </w:r>
-      <w:r>
-        <w:rPr>
-          <w:rFonts w:ascii="Arial" w:hAnsi="Arial" w:cs="Arial"/>
-          <w:sz w:val="15"/>
-          <w:szCs w:val="15"/>
-        </w:rPr>
-        <w:t>en</w:t>
-      </w:r>
-      <w:r>
-        <w:rPr>
-          <w:rFonts w:ascii="Arial" w:hAnsi="Arial" w:cs="Arial"/>
-          <w:spacing w:val="1"/>
-          <w:sz w:val="15"/>
-          <w:szCs w:val="15"/>
-        </w:rPr>
-        <w:t>t</w:t>
-      </w:r>
-      <w:r>
-        <w:rPr>
-          <w:rFonts w:ascii="Arial" w:hAnsi="Arial" w:cs="Arial"/>
-          <w:sz w:val="15"/>
-          <w:szCs w:val="15"/>
-        </w:rPr>
-        <w:t>o</w:t>
-      </w:r>
-      <w:r>
-        <w:rPr>
-          <w:rFonts w:ascii="Times New Roman" w:hAnsi="Times New Roman"/>
-          <w:spacing w:val="1"/>
-          <w:sz w:val="15"/>
-          <w:szCs w:val="15"/>
-        </w:rPr>
-        <w:t xml:space="preserve"> </w:t>
-      </w:r>
-      <w:r>
-        <w:rPr>
-          <w:rFonts w:ascii="Arial" w:hAnsi="Arial" w:cs="Arial"/>
-          <w:sz w:val="15"/>
-          <w:szCs w:val="15"/>
-        </w:rPr>
-        <w:t>de</w:t>
-      </w:r>
-      <w:r>
-        <w:rPr>
-          <w:rFonts w:ascii="Times New Roman" w:hAnsi="Times New Roman"/>
-          <w:spacing w:val="6"/>
-          <w:sz w:val="15"/>
-          <w:szCs w:val="15"/>
-        </w:rPr>
-        <w:t xml:space="preserve"> </w:t>
-      </w:r>
-      <w:r>
-        <w:rPr>
-          <w:rFonts w:ascii="Arial" w:hAnsi="Arial" w:cs="Arial"/>
-          <w:spacing w:val="1"/>
-          <w:sz w:val="15"/>
-          <w:szCs w:val="15"/>
-        </w:rPr>
-        <w:t>I</w:t>
-      </w:r>
-      <w:r>
-        <w:rPr>
-          <w:rFonts w:ascii="Arial" w:hAnsi="Arial" w:cs="Arial"/>
-          <w:spacing w:val="-2"/>
-          <w:sz w:val="15"/>
-          <w:szCs w:val="15"/>
-        </w:rPr>
-        <w:t>d</w:t>
-      </w:r>
-      <w:r>
-        <w:rPr>
-          <w:rFonts w:ascii="Arial" w:hAnsi="Arial" w:cs="Arial"/>
-          <w:sz w:val="15"/>
-          <w:szCs w:val="15"/>
-        </w:rPr>
-        <w:t>e</w:t>
-      </w:r>
-      <w:r>
-        <w:rPr>
-          <w:rFonts w:ascii="Arial" w:hAnsi="Arial" w:cs="Arial"/>
-          <w:spacing w:val="-2"/>
-          <w:sz w:val="15"/>
-          <w:szCs w:val="15"/>
-        </w:rPr>
-        <w:t>n</w:t>
-      </w:r>
-      <w:r>
-        <w:rPr>
-          <w:rFonts w:ascii="Arial" w:hAnsi="Arial" w:cs="Arial"/>
-          <w:spacing w:val="1"/>
-          <w:sz w:val="15"/>
-          <w:szCs w:val="15"/>
-        </w:rPr>
-        <w:t>t</w:t>
-      </w:r>
-      <w:r>
-        <w:rPr>
-          <w:rFonts w:ascii="Arial" w:hAnsi="Arial" w:cs="Arial"/>
-          <w:sz w:val="15"/>
-          <w:szCs w:val="15"/>
-        </w:rPr>
-        <w:t>idad</w:t>
-      </w:r>
     </w:p>
     <w:tbl>
       <w:tblPr>
@@ -9858,28 +6032,12 @@
             <w:shd w:val="clear" w:color="auto" w:fill="auto"/>
           </w:tcPr>
           <w:p>
-            <w:pPr>
-              <w:widowControl w:val="0"/>
-              <w:autoSpaceDE w:val="0"/>
-              <w:autoSpaceDN w:val="0"/>
-              <w:adjustRightInd w:val="0"/>
-              <w:spacing w:before="15" w:after="0" w:line="340" w:lineRule="atLeast"/>
-              <w:ind w:right="11"/>
-              <w:rPr>
-                <w:rFonts w:ascii="Arial" w:hAnsi="Arial" w:cs="Arial"/>
-                <w:spacing w:val="-1"/>
-                <w:sz w:val="15"/>
-                <w:szCs w:val="15"/>
-              </w:rPr>
-            </w:pPr>
+            <w:r/>
             <w:r>
               <w:rPr>
-                <w:rFonts w:ascii="Arial" w:hAnsi="Arial" w:cs="Arial"/>
-                <w:spacing w:val="-1"/>
-                <w:sz w:val="15"/>
-                <w:szCs w:val="15"/>
+                <w:sz w:val="14"/>
               </w:rPr>
-              <w:t>4</w:t>
+              <w:t>{d1}</w:t>
             </w:r>
           </w:p>
         </w:tc>
@@ -9889,28 +6047,12 @@
             <w:shd w:val="clear" w:color="auto" w:fill="auto"/>
           </w:tcPr>
           <w:p>
-            <w:pPr>
-              <w:widowControl w:val="0"/>
-              <w:autoSpaceDE w:val="0"/>
-              <w:autoSpaceDN w:val="0"/>
-              <w:adjustRightInd w:val="0"/>
-              <w:spacing w:before="15" w:after="0" w:line="340" w:lineRule="atLeast"/>
-              <w:ind w:right="11"/>
-              <w:rPr>
-                <w:rFonts w:ascii="Arial" w:hAnsi="Arial" w:cs="Arial"/>
-                <w:spacing w:val="-1"/>
-                <w:sz w:val="15"/>
-                <w:szCs w:val="15"/>
-              </w:rPr>
-            </w:pPr>
+            <w:r/>
             <w:r>
               <w:rPr>
-                <w:rFonts w:ascii="Arial" w:hAnsi="Arial" w:cs="Arial"/>
-                <w:spacing w:val="-1"/>
-                <w:sz w:val="15"/>
-                <w:szCs w:val="15"/>
+                <w:sz w:val="14"/>
               </w:rPr>
-              <w:t>2</w:t>
+              <w:t>{d2}</w:t>
             </w:r>
           </w:p>
         </w:tc>
@@ -9920,28 +6062,12 @@
             <w:shd w:val="clear" w:color="auto" w:fill="auto"/>
           </w:tcPr>
           <w:p>
-            <w:pPr>
-              <w:widowControl w:val="0"/>
-              <w:autoSpaceDE w:val="0"/>
-              <w:autoSpaceDN w:val="0"/>
-              <w:adjustRightInd w:val="0"/>
-              <w:spacing w:before="15" w:after="0" w:line="340" w:lineRule="atLeast"/>
-              <w:ind w:right="11"/>
-              <w:rPr>
-                <w:rFonts w:ascii="Arial" w:hAnsi="Arial" w:cs="Arial"/>
-                <w:spacing w:val="-1"/>
-                <w:sz w:val="15"/>
-                <w:szCs w:val="15"/>
-              </w:rPr>
-            </w:pPr>
+            <w:r/>
             <w:r>
               <w:rPr>
-                <w:rFonts w:ascii="Arial" w:hAnsi="Arial" w:cs="Arial"/>
-                <w:spacing w:val="-1"/>
-                <w:sz w:val="15"/>
-                <w:szCs w:val="15"/>
+                <w:sz w:val="14"/>
               </w:rPr>
-              <w:t>1</w:t>
+              <w:t>{d3}</w:t>
             </w:r>
           </w:p>
         </w:tc>
@@ -9951,28 +6077,12 @@
             <w:shd w:val="clear" w:color="auto" w:fill="auto"/>
           </w:tcPr>
           <w:p>
-            <w:pPr>
-              <w:widowControl w:val="0"/>
-              <w:autoSpaceDE w:val="0"/>
-              <w:autoSpaceDN w:val="0"/>
-              <w:adjustRightInd w:val="0"/>
-              <w:spacing w:before="15" w:after="0" w:line="340" w:lineRule="atLeast"/>
-              <w:ind w:right="11"/>
-              <w:rPr>
-                <w:rFonts w:ascii="Arial" w:hAnsi="Arial" w:cs="Arial"/>
-                <w:spacing w:val="-1"/>
-                <w:sz w:val="15"/>
-                <w:szCs w:val="15"/>
-              </w:rPr>
-            </w:pPr>
+            <w:r/>
             <w:r>
               <w:rPr>
-                <w:rFonts w:ascii="Arial" w:hAnsi="Arial" w:cs="Arial"/>
-                <w:spacing w:val="-1"/>
-                <w:sz w:val="15"/>
-                <w:szCs w:val="15"/>
+                <w:sz w:val="14"/>
               </w:rPr>
-              <w:t>9</w:t>
+              <w:t>{d4}</w:t>
             </w:r>
           </w:p>
         </w:tc>
@@ -9982,28 +6092,12 @@
             <w:shd w:val="clear" w:color="auto" w:fill="auto"/>
           </w:tcPr>
           <w:p>
-            <w:pPr>
-              <w:widowControl w:val="0"/>
-              <w:autoSpaceDE w:val="0"/>
-              <w:autoSpaceDN w:val="0"/>
-              <w:adjustRightInd w:val="0"/>
-              <w:spacing w:before="15" w:after="0" w:line="340" w:lineRule="atLeast"/>
-              <w:ind w:right="11"/>
-              <w:rPr>
-                <w:rFonts w:ascii="Arial" w:hAnsi="Arial" w:cs="Arial"/>
-                <w:spacing w:val="-1"/>
-                <w:sz w:val="15"/>
-                <w:szCs w:val="15"/>
-              </w:rPr>
-            </w:pPr>
+            <w:r/>
             <w:r>
               <w:rPr>
-                <w:rFonts w:ascii="Arial" w:hAnsi="Arial" w:cs="Arial"/>
-                <w:spacing w:val="-1"/>
-                <w:sz w:val="15"/>
-                <w:szCs w:val="15"/>
+                <w:sz w:val="14"/>
               </w:rPr>
-              <w:t>4</w:t>
+              <w:t>{d5}</w:t>
             </w:r>
           </w:p>
         </w:tc>
@@ -10013,28 +6107,12 @@
             <w:shd w:val="clear" w:color="auto" w:fill="auto"/>
           </w:tcPr>
           <w:p>
-            <w:pPr>
-              <w:widowControl w:val="0"/>
-              <w:autoSpaceDE w:val="0"/>
-              <w:autoSpaceDN w:val="0"/>
-              <w:adjustRightInd w:val="0"/>
-              <w:spacing w:before="15" w:after="0" w:line="340" w:lineRule="atLeast"/>
-              <w:ind w:right="11"/>
-              <w:rPr>
-                <w:rFonts w:ascii="Arial" w:hAnsi="Arial" w:cs="Arial"/>
-                <w:spacing w:val="-1"/>
-                <w:sz w:val="15"/>
-                <w:szCs w:val="15"/>
-              </w:rPr>
-            </w:pPr>
+            <w:r/>
             <w:r>
               <w:rPr>
-                <w:rFonts w:ascii="Arial" w:hAnsi="Arial" w:cs="Arial"/>
-                <w:spacing w:val="-1"/>
-                <w:sz w:val="15"/>
-                <w:szCs w:val="15"/>
+                <w:sz w:val="14"/>
               </w:rPr>
-              <w:t>8</w:t>
+              <w:t>{d6}</w:t>
             </w:r>
           </w:p>
         </w:tc>
@@ -10044,28 +6122,12 @@
             <w:shd w:val="clear" w:color="auto" w:fill="auto"/>
           </w:tcPr>
           <w:p>
-            <w:pPr>
-              <w:widowControl w:val="0"/>
-              <w:autoSpaceDE w:val="0"/>
-              <w:autoSpaceDN w:val="0"/>
-              <w:adjustRightInd w:val="0"/>
-              <w:spacing w:before="15" w:after="0" w:line="340" w:lineRule="atLeast"/>
-              <w:ind w:right="11"/>
-              <w:rPr>
-                <w:rFonts w:ascii="Arial" w:hAnsi="Arial" w:cs="Arial"/>
-                <w:spacing w:val="-1"/>
-                <w:sz w:val="15"/>
-                <w:szCs w:val="15"/>
-              </w:rPr>
-            </w:pPr>
+            <w:r/>
             <w:r>
               <w:rPr>
-                <w:rFonts w:ascii="Arial" w:hAnsi="Arial" w:cs="Arial"/>
-                <w:spacing w:val="-1"/>
-                <w:sz w:val="15"/>
-                <w:szCs w:val="15"/>
+                <w:sz w:val="14"/>
               </w:rPr>
-              <w:t>9</w:t>
+              <w:t>{d7}</w:t>
             </w:r>
           </w:p>
         </w:tc>
@@ -10075,28 +6137,12 @@
             <w:shd w:val="clear" w:color="auto" w:fill="auto"/>
           </w:tcPr>
           <w:p>
-            <w:pPr>
-              <w:widowControl w:val="0"/>
-              <w:autoSpaceDE w:val="0"/>
-              <w:autoSpaceDN w:val="0"/>
-              <w:adjustRightInd w:val="0"/>
-              <w:spacing w:before="15" w:after="0" w:line="340" w:lineRule="atLeast"/>
-              <w:ind w:right="11"/>
-              <w:rPr>
-                <w:rFonts w:ascii="Arial" w:hAnsi="Arial" w:cs="Arial"/>
-                <w:spacing w:val="-1"/>
-                <w:sz w:val="15"/>
-                <w:szCs w:val="15"/>
-              </w:rPr>
-            </w:pPr>
+            <w:r/>
             <w:r>
               <w:rPr>
-                <w:rFonts w:ascii="Arial" w:hAnsi="Arial" w:cs="Arial"/>
-                <w:spacing w:val="-1"/>
-                <w:sz w:val="15"/>
-                <w:szCs w:val="15"/>
+                <w:sz w:val="14"/>
               </w:rPr>
-              <w:t>0</w:t>
+              <w:t>{d8}</w:t>
             </w:r>
           </w:p>
         </w:tc>
@@ -10478,1834 +6524,7 @@
         <w:rPr>
           <w:noProof/>
         </w:rPr>
-        <mc:AlternateContent>
-          <mc:Choice Requires="wps">
-            <w:drawing>
-              <wp:anchor distT="0" distB="0" distL="114300" distR="114300" simplePos="0" relativeHeight="251668992" behindDoc="0" locked="0" layoutInCell="1" allowOverlap="1" wp14:anchorId="1C08C168" wp14:editId="46DDB745">
-                <wp:simplePos x="0" y="0"/>
-                <wp:positionH relativeFrom="column">
-                  <wp:posOffset>294640</wp:posOffset>
-                </wp:positionH>
-                <wp:positionV relativeFrom="paragraph">
-                  <wp:posOffset>46355</wp:posOffset>
-                </wp:positionV>
-                <wp:extent cx="165735" cy="95250"/>
-                <wp:effectExtent l="0" t="0" r="0" b="0"/>
-                <wp:wrapNone/>
-                <wp:docPr id="48" name="AutoShape 134"/>
-                <wp:cNvGraphicFramePr>
-                  <a:graphicFrameLocks xmlns:a="http://schemas.openxmlformats.org/drawingml/2006/main"/>
-                </wp:cNvGraphicFramePr>
-                <a:graphic xmlns:a="http://schemas.openxmlformats.org/drawingml/2006/main">
-                  <a:graphicData uri="http://schemas.microsoft.com/office/word/2010/wordprocessingShape">
-                    <wps:wsp>
-                      <wps:cNvCnPr>
-                        <a:cxnSpLocks noChangeShapeType="1"/>
-                      </wps:cNvCnPr>
-                      <wps:spPr bwMode="auto">
-                        <a:xfrm flipH="1">
-                          <a:off x="0" y="0"/>
-                          <a:ext cx="165735" cy="95250"/>
-                        </a:xfrm>
-                        <a:prstGeom prst="straightConnector1">
-                          <a:avLst/>
-                        </a:prstGeom>
-                        <a:noFill/>
-                        <a:ln w="9525">
-                          <a:solidFill>
-                            <a:srgbClr val="000000"/>
-                          </a:solidFill>
-                          <a:round/>
-                          <a:headEnd/>
-                          <a:tailEnd/>
-                        </a:ln>
-                        <a:extLst>
-                          <a:ext uri="{909E8E84-426E-40DD-AFC4-6F175D3DCCD1}">
-                            <a14:hiddenFill xmlns:a14="http://schemas.microsoft.com/office/drawing/2010/main">
-                              <a:noFill/>
-                            </a14:hiddenFill>
-                          </a:ext>
-                        </a:extLst>
-                      </wps:spPr>
-                      <wps:bodyPr/>
-                    </wps:wsp>
-                  </a:graphicData>
-                </a:graphic>
-                <wp14:sizeRelH relativeFrom="page">
-                  <wp14:pctWidth>0</wp14:pctWidth>
-                </wp14:sizeRelH>
-                <wp14:sizeRelV relativeFrom="page">
-                  <wp14:pctHeight>0</wp14:pctHeight>
-                </wp14:sizeRelV>
-              </wp:anchor>
-            </w:drawing>
-          </mc:Choice>
-          <mc:Fallback>
-            <w:pict>
-              <v:shapetype w14:anchorId="105BB05E" id="_x0000_t32" coordsize="21600,21600" o:spt="32" o:oned="t" path="m,l21600,21600e" filled="f">
-                <v:path arrowok="t" fillok="f" o:connecttype="none"/>
-                <o:lock v:ext="edit" shapetype="t"/>
-              </v:shapetype>
-              <v:shape id="AutoShape 134" o:spid="_x0000_s1026" type="#_x0000_t32" style="position:absolute;margin-left:23.2pt;margin-top:3.65pt;width:13.05pt;height:7.5pt;flip:x;z-index:251668992;visibility:visible;mso-wrap-style:square;mso-width-percent:0;mso-height-percent:0;mso-wrap-distance-left:9pt;mso-wrap-distance-top:0;mso-wrap-distance-right:9pt;mso-wrap-distance-bottom:0;mso-position-horizontal:absolute;mso-position-horizontal-relative:text;mso-position-vertical:absolute;mso-position-vertical-relative:text;mso-width-percent:0;mso-height-percent:0;mso-width-relative:page;mso-height-relative:page" o:gfxdata="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"/>
-            </w:pict>
-          </mc:Fallback>
-        </mc:AlternateContent>
-      </w:r>
-      <w:r>
-        <w:rPr>
-          <w:noProof/>
-        </w:rPr>
-        <mc:AlternateContent>
-          <mc:Choice Requires="wps">
-            <w:drawing>
-              <wp:anchor distT="0" distB="0" distL="114300" distR="114300" simplePos="0" relativeHeight="251667968" behindDoc="0" locked="0" layoutInCell="1" allowOverlap="1" wp14:anchorId="16F069B5" wp14:editId="1113D5AC">
-                <wp:simplePos x="0" y="0"/>
-                <wp:positionH relativeFrom="column">
-                  <wp:posOffset>279400</wp:posOffset>
-                </wp:positionH>
-                <wp:positionV relativeFrom="paragraph">
-                  <wp:posOffset>36830</wp:posOffset>
-                </wp:positionV>
-                <wp:extent cx="190500" cy="114300"/>
-                <wp:effectExtent l="0" t="0" r="0" b="0"/>
-                <wp:wrapNone/>
-                <wp:docPr id="47" name="AutoShape 133"/>
-                <wp:cNvGraphicFramePr>
-                  <a:graphicFrameLocks xmlns:a="http://schemas.openxmlformats.org/drawingml/2006/main"/>
-                </wp:cNvGraphicFramePr>
-                <a:graphic xmlns:a="http://schemas.openxmlformats.org/drawingml/2006/main">
-                  <a:graphicData uri="http://schemas.microsoft.com/office/word/2010/wordprocessingShape">
-                    <wps:wsp>
-                      <wps:cNvCnPr>
-                        <a:cxnSpLocks noChangeShapeType="1"/>
-                      </wps:cNvCnPr>
-                      <wps:spPr bwMode="auto">
-                        <a:xfrm>
-                          <a:off x="0" y="0"/>
-                          <a:ext cx="190500" cy="114300"/>
-                        </a:xfrm>
-                        <a:prstGeom prst="straightConnector1">
-                          <a:avLst/>
-                        </a:prstGeom>
-                        <a:noFill/>
-                        <a:ln w="9525">
-                          <a:solidFill>
-                            <a:srgbClr val="000000"/>
-                          </a:solidFill>
-                          <a:round/>
-                          <a:headEnd/>
-                          <a:tailEnd/>
-                        </a:ln>
-                        <a:extLst>
-                          <a:ext uri="{909E8E84-426E-40DD-AFC4-6F175D3DCCD1}">
-                            <a14:hiddenFill xmlns:a14="http://schemas.microsoft.com/office/drawing/2010/main">
-                              <a:noFill/>
-                            </a14:hiddenFill>
-                          </a:ext>
-                        </a:extLst>
-                      </wps:spPr>
-                      <wps:bodyPr/>
-                    </wps:wsp>
-                  </a:graphicData>
-                </a:graphic>
-                <wp14:sizeRelH relativeFrom="page">
-                  <wp14:pctWidth>0</wp14:pctWidth>
-                </wp14:sizeRelH>
-                <wp14:sizeRelV relativeFrom="page">
-                  <wp14:pctHeight>0</wp14:pctHeight>
-                </wp14:sizeRelV>
-              </wp:anchor>
-            </w:drawing>
-          </mc:Choice>
-          <mc:Fallback>
-            <w:pict>
-              <v:shape w14:anchorId="3A8CD0EC" id="AutoShape 133" o:spid="_x0000_s1026" type="#_x0000_t32" style="position:absolute;margin-left:22pt;margin-top:2.9pt;width:15pt;height:9pt;z-index:251667968;visibility:visible;mso-wrap-style:square;mso-width-percent:0;mso-height-percent:0;mso-wrap-distance-left:9pt;mso-wrap-distance-top:0;mso-wrap-distance-right:9pt;mso-wrap-distance-bottom:0;mso-position-horizontal:absolute;mso-position-horizontal-relative:text;mso-position-vertical:absolute;mso-position-vertical-relative:text;mso-width-percent:0;mso-height-percent:0;mso-width-relative:page;mso-height-relative:page" o:gfxdata="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"/>
-            </w:pict>
-          </mc:Fallback>
-        </mc:AlternateContent>
-      </w:r>
-      <w:r>
-        <w:rPr>
-          <w:noProof/>
-        </w:rPr>
-        <mc:AlternateContent>
-          <mc:Choice Requires="wpg">
-            <w:drawing>
-              <wp:anchor distT="0" distB="0" distL="114300" distR="114300" simplePos="0" relativeHeight="251646464" behindDoc="1" locked="0" layoutInCell="0" allowOverlap="1" wp14:anchorId="2013FDB4" wp14:editId="4878B10E">
-                <wp:simplePos x="0" y="0"/>
-                <wp:positionH relativeFrom="page">
-                  <wp:posOffset>2146300</wp:posOffset>
-                </wp:positionH>
-                <wp:positionV relativeFrom="paragraph">
-                  <wp:posOffset>3175</wp:posOffset>
-                </wp:positionV>
-                <wp:extent cx="273050" cy="165735"/>
-                <wp:effectExtent l="0" t="0" r="0" b="0"/>
-                <wp:wrapNone/>
-                <wp:docPr id="43" name="Group 74"/>
-                <wp:cNvGraphicFramePr>
-                  <a:graphicFrameLocks xmlns:a="http://schemas.openxmlformats.org/drawingml/2006/main"/>
-                </wp:cNvGraphicFramePr>
-                <a:graphic xmlns:a="http://schemas.openxmlformats.org/drawingml/2006/main">
-                  <a:graphicData uri="http://schemas.microsoft.com/office/word/2010/wordprocessingGroup">
-                    <wpg:wgp>
-                      <wpg:cNvGrpSpPr>
-                        <a:grpSpLocks/>
-                      </wpg:cNvGrpSpPr>
-                      <wpg:grpSpPr bwMode="auto">
-                        <a:xfrm>
-                          <a:off x="0" y="0"/>
-                          <a:ext cx="273050" cy="165735"/>
-                          <a:chOff x="3380" y="5"/>
-                          <a:chExt cx="430" cy="261"/>
-                        </a:xfrm>
-                      </wpg:grpSpPr>
-                      <wps:wsp>
-                        <wps:cNvPr id="44" name="Freeform 75"/>
-                        <wps:cNvSpPr>
-                          <a:spLocks/>
-                        </wps:cNvSpPr>
-                        <wps:spPr bwMode="auto">
-                          <a:xfrm>
-                            <a:off x="3381" y="6"/>
-                            <a:ext cx="427" cy="254"/>
-                          </a:xfrm>
-                          <a:custGeom>
-                            <a:avLst/>
-                            <a:gdLst>
-                              <a:gd name="T0" fmla="*/ 2 w 427"/>
-                              <a:gd name="T1" fmla="*/ 254 h 254"/>
-                              <a:gd name="T2" fmla="*/ 2 w 427"/>
-                              <a:gd name="T3" fmla="*/ 4 h 254"/>
-                              <a:gd name="T4" fmla="*/ 4 w 427"/>
-                              <a:gd name="T5" fmla="*/ 2 h 254"/>
-                              <a:gd name="T6" fmla="*/ 422 w 427"/>
-                              <a:gd name="T7" fmla="*/ 2 h 254"/>
-                              <a:gd name="T8" fmla="*/ 427 w 427"/>
-                              <a:gd name="T9" fmla="*/ 0 h 254"/>
-                              <a:gd name="T10" fmla="*/ 0 w 427"/>
-                              <a:gd name="T11" fmla="*/ 0 h 254"/>
-                              <a:gd name="T12" fmla="*/ 2 w 427"/>
-                              <a:gd name="T13" fmla="*/ 254 h 254"/>
-                            </a:gdLst>
-                            <a:ahLst/>
-                            <a:cxnLst>
-                              <a:cxn ang="0">
-                                <a:pos x="T0" y="T1"/>
-                              </a:cxn>
-                              <a:cxn ang="0">
-                                <a:pos x="T2" y="T3"/>
-                              </a:cxn>
-                              <a:cxn ang="0">
-                                <a:pos x="T4" y="T5"/>
-                              </a:cxn>
-                              <a:cxn ang="0">
-                                <a:pos x="T6" y="T7"/>
-                              </a:cxn>
-                              <a:cxn ang="0">
-                                <a:pos x="T8" y="T9"/>
-                              </a:cxn>
-                              <a:cxn ang="0">
-                                <a:pos x="T10" y="T11"/>
-                              </a:cxn>
-                              <a:cxn ang="0">
-                                <a:pos x="T12" y="T13"/>
-                              </a:cxn>
-                            </a:cxnLst>
-                            <a:rect l="0" t="0" r="r" b="b"/>
-                            <a:pathLst>
-                              <a:path w="427" h="254">
-                                <a:moveTo>
-                                  <a:pt x="2" y="254"/>
-                                </a:moveTo>
-                                <a:lnTo>
-                                  <a:pt x="2" y="4"/>
-                                </a:lnTo>
-                                <a:lnTo>
-                                  <a:pt x="4" y="2"/>
-                                </a:lnTo>
-                                <a:lnTo>
-                                  <a:pt x="422" y="2"/>
-                                </a:lnTo>
-                                <a:lnTo>
-                                  <a:pt x="427" y="0"/>
-                                </a:lnTo>
-                                <a:lnTo>
-                                  <a:pt x="0" y="0"/>
-                                </a:lnTo>
-                                <a:lnTo>
-                                  <a:pt x="2" y="254"/>
-                                </a:lnTo>
-                                <a:close/>
-                              </a:path>
-                            </a:pathLst>
-                          </a:custGeom>
-                          <a:solidFill>
-                            <a:srgbClr val="000000"/>
-                          </a:solidFill>
-                          <a:ln>
-                            <a:noFill/>
-                          </a:ln>
-                          <a:extLst>
-                            <a:ext uri="{91240B29-F687-4F45-9708-019B960494DF}">
-                              <a14:hiddenLine xmlns:a14="http://schemas.microsoft.com/office/drawing/2010/main" w="9525">
-                                <a:solidFill>
-                                  <a:srgbClr val="000000"/>
-                                </a:solidFill>
-                                <a:round/>
-                                <a:headEnd/>
-                                <a:tailEnd/>
-                              </a14:hiddenLine>
-                            </a:ext>
-                          </a:extLst>
-                        </wps:spPr>
-                        <wps:bodyPr rot="0" vert="horz" wrap="square" lIns="91440" tIns="45720" rIns="91440" bIns="45720" anchor="t" anchorCtr="0" upright="1">
-                          <a:noAutofit/>
-                        </wps:bodyPr>
-                      </wps:wsp>
-                      <wps:wsp>
-                        <wps:cNvPr id="45" name="Freeform 76"/>
-                        <wps:cNvSpPr>
-                          <a:spLocks/>
-                        </wps:cNvSpPr>
-                        <wps:spPr bwMode="auto">
-                          <a:xfrm>
-                            <a:off x="3381" y="6"/>
-                            <a:ext cx="427" cy="259"/>
-                          </a:xfrm>
-                          <a:custGeom>
-                            <a:avLst/>
-                            <a:gdLst>
-                              <a:gd name="T0" fmla="*/ 427 w 427"/>
-                              <a:gd name="T1" fmla="*/ 259 h 259"/>
-                              <a:gd name="T2" fmla="*/ 427 w 427"/>
-                              <a:gd name="T3" fmla="*/ 0 h 259"/>
-                              <a:gd name="T4" fmla="*/ 422 w 427"/>
-                              <a:gd name="T5" fmla="*/ 2 h 259"/>
-                              <a:gd name="T6" fmla="*/ 4 w 427"/>
-                              <a:gd name="T7" fmla="*/ 2 h 259"/>
-                              <a:gd name="T8" fmla="*/ 2 w 427"/>
-                              <a:gd name="T9" fmla="*/ 4 h 259"/>
-                              <a:gd name="T10" fmla="*/ 2 w 427"/>
-                              <a:gd name="T11" fmla="*/ 254 h 259"/>
-                              <a:gd name="T12" fmla="*/ 0 w 427"/>
-                              <a:gd name="T13" fmla="*/ 0 h 259"/>
-                              <a:gd name="T14" fmla="*/ 0 w 427"/>
-                              <a:gd name="T15" fmla="*/ 259 h 259"/>
-                              <a:gd name="T16" fmla="*/ 427 w 427"/>
-                              <a:gd name="T17" fmla="*/ 259 h 259"/>
-                              <a:gd name="T18" fmla="*/ 4 w 427"/>
-                              <a:gd name="T19" fmla="*/ 256 h 259"/>
-                              <a:gd name="T20" fmla="*/ 4 w 427"/>
-                              <a:gd name="T21" fmla="*/ 4 h 259"/>
-                              <a:gd name="T22" fmla="*/ 424 w 427"/>
-                              <a:gd name="T23" fmla="*/ 4 h 259"/>
-                              <a:gd name="T24" fmla="*/ 424 w 427"/>
-                              <a:gd name="T25" fmla="*/ 254 h 259"/>
-                              <a:gd name="T26" fmla="*/ 422 w 427"/>
-                              <a:gd name="T27" fmla="*/ 256 h 259"/>
-                              <a:gd name="T28" fmla="*/ 427 w 427"/>
-                              <a:gd name="T29" fmla="*/ 259 h 259"/>
-                            </a:gdLst>
-                            <a:ahLst/>
-                            <a:cxnLst>
-                              <a:cxn ang="0">
-                                <a:pos x="T0" y="T1"/>
-                              </a:cxn>
-                              <a:cxn ang="0">
-                                <a:pos x="T2" y="T3"/>
-                              </a:cxn>
-                              <a:cxn ang="0">
-                                <a:pos x="T4" y="T5"/>
-                              </a:cxn>
-                              <a:cxn ang="0">
-                                <a:pos x="T6" y="T7"/>
-                              </a:cxn>
-                              <a:cxn ang="0">
-                                <a:pos x="T8" y="T9"/>
-                              </a:cxn>
-                              <a:cxn ang="0">
-                                <a:pos x="T10" y="T11"/>
-                              </a:cxn>
-                              <a:cxn ang="0">
-                                <a:pos x="T12" y="T13"/>
-                              </a:cxn>
-                              <a:cxn ang="0">
-                                <a:pos x="T14" y="T15"/>
-                              </a:cxn>
-                              <a:cxn ang="0">
-                                <a:pos x="T16" y="T17"/>
-                              </a:cxn>
-                              <a:cxn ang="0">
-                                <a:pos x="T18" y="T19"/>
-                              </a:cxn>
-                              <a:cxn ang="0">
-                                <a:pos x="T20" y="T21"/>
-                              </a:cxn>
-                              <a:cxn ang="0">
-                                <a:pos x="T22" y="T23"/>
-                              </a:cxn>
-                              <a:cxn ang="0">
-                                <a:pos x="T24" y="T25"/>
-                              </a:cxn>
-                              <a:cxn ang="0">
-                                <a:pos x="T26" y="T27"/>
-                              </a:cxn>
-                              <a:cxn ang="0">
-                                <a:pos x="T28" y="T29"/>
-                              </a:cxn>
-                            </a:cxnLst>
-                            <a:rect l="0" t="0" r="r" b="b"/>
-                            <a:pathLst>
-                              <a:path w="427" h="259">
-                                <a:moveTo>
-                                  <a:pt x="427" y="259"/>
-                                </a:moveTo>
-                                <a:lnTo>
-                                  <a:pt x="427" y="0"/>
-                                </a:lnTo>
-                                <a:lnTo>
-                                  <a:pt x="422" y="2"/>
-                                </a:lnTo>
-                                <a:lnTo>
-                                  <a:pt x="4" y="2"/>
-                                </a:lnTo>
-                                <a:lnTo>
-                                  <a:pt x="2" y="4"/>
-                                </a:lnTo>
-                                <a:lnTo>
-                                  <a:pt x="2" y="254"/>
-                                </a:lnTo>
-                                <a:lnTo>
-                                  <a:pt x="0" y="0"/>
-                                </a:lnTo>
-                                <a:lnTo>
-                                  <a:pt x="0" y="259"/>
-                                </a:lnTo>
-                                <a:lnTo>
-                                  <a:pt x="427" y="259"/>
-                                </a:lnTo>
-                                <a:lnTo>
-                                  <a:pt x="4" y="256"/>
-                                </a:lnTo>
-                                <a:lnTo>
-                                  <a:pt x="4" y="4"/>
-                                </a:lnTo>
-                                <a:lnTo>
-                                  <a:pt x="424" y="4"/>
-                                </a:lnTo>
-                                <a:lnTo>
-                                  <a:pt x="424" y="254"/>
-                                </a:lnTo>
-                                <a:lnTo>
-                                  <a:pt x="422" y="256"/>
-                                </a:lnTo>
-                                <a:lnTo>
-                                  <a:pt x="427" y="259"/>
-                                </a:lnTo>
-                                <a:close/>
-                              </a:path>
-                            </a:pathLst>
-                          </a:custGeom>
-                          <a:solidFill>
-                            <a:srgbClr val="000000"/>
-                          </a:solidFill>
-                          <a:ln>
-                            <a:noFill/>
-                          </a:ln>
-                          <a:extLst>
-                            <a:ext uri="{91240B29-F687-4F45-9708-019B960494DF}">
-                              <a14:hiddenLine xmlns:a14="http://schemas.microsoft.com/office/drawing/2010/main" w="9525">
-                                <a:solidFill>
-                                  <a:srgbClr val="000000"/>
-                                </a:solidFill>
-                                <a:round/>
-                                <a:headEnd/>
-                                <a:tailEnd/>
-                              </a14:hiddenLine>
-                            </a:ext>
-                          </a:extLst>
-                        </wps:spPr>
-                        <wps:bodyPr rot="0" vert="horz" wrap="square" lIns="91440" tIns="45720" rIns="91440" bIns="45720" anchor="t" anchorCtr="0" upright="1">
-                          <a:noAutofit/>
-                        </wps:bodyPr>
-                      </wps:wsp>
-                      <wps:wsp>
-                        <wps:cNvPr id="46" name="Freeform 77"/>
-                        <wps:cNvSpPr>
-                          <a:spLocks/>
-                        </wps:cNvSpPr>
-                        <wps:spPr bwMode="auto">
-                          <a:xfrm>
-                            <a:off x="3386" y="11"/>
-                            <a:ext cx="422" cy="254"/>
-                          </a:xfrm>
-                          <a:custGeom>
-                            <a:avLst/>
-                            <a:gdLst>
-                              <a:gd name="T0" fmla="*/ 420 w 422"/>
-                              <a:gd name="T1" fmla="*/ 0 h 254"/>
-                              <a:gd name="T2" fmla="*/ 417 w 422"/>
-                              <a:gd name="T3" fmla="*/ 0 h 254"/>
-                              <a:gd name="T4" fmla="*/ 417 w 422"/>
-                              <a:gd name="T5" fmla="*/ 249 h 254"/>
-                              <a:gd name="T6" fmla="*/ 0 w 422"/>
-                              <a:gd name="T7" fmla="*/ 249 h 254"/>
-                              <a:gd name="T8" fmla="*/ 0 w 422"/>
-                              <a:gd name="T9" fmla="*/ 252 h 254"/>
-                              <a:gd name="T10" fmla="*/ 422 w 422"/>
-                              <a:gd name="T11" fmla="*/ 254 h 254"/>
-                              <a:gd name="T12" fmla="*/ 417 w 422"/>
-                              <a:gd name="T13" fmla="*/ 252 h 254"/>
-                              <a:gd name="T14" fmla="*/ 420 w 422"/>
-                              <a:gd name="T15" fmla="*/ 249 h 254"/>
-                              <a:gd name="T16" fmla="*/ 420 w 422"/>
-                              <a:gd name="T17" fmla="*/ 0 h 254"/>
-                            </a:gdLst>
-                            <a:ahLst/>
-                            <a:cxnLst>
-                              <a:cxn ang="0">
-                                <a:pos x="T0" y="T1"/>
-                              </a:cxn>
-                              <a:cxn ang="0">
-                                <a:pos x="T2" y="T3"/>
-                              </a:cxn>
-                              <a:cxn ang="0">
-                                <a:pos x="T4" y="T5"/>
-                              </a:cxn>
-                              <a:cxn ang="0">
-                                <a:pos x="T6" y="T7"/>
-                              </a:cxn>
-                              <a:cxn ang="0">
-                                <a:pos x="T8" y="T9"/>
-                              </a:cxn>
-                              <a:cxn ang="0">
-                                <a:pos x="T10" y="T11"/>
-                              </a:cxn>
-                              <a:cxn ang="0">
-                                <a:pos x="T12" y="T13"/>
-                              </a:cxn>
-                              <a:cxn ang="0">
-                                <a:pos x="T14" y="T15"/>
-                              </a:cxn>
-                              <a:cxn ang="0">
-                                <a:pos x="T16" y="T17"/>
-                              </a:cxn>
-                            </a:cxnLst>
-                            <a:rect l="0" t="0" r="r" b="b"/>
-                            <a:pathLst>
-                              <a:path w="422" h="254">
-                                <a:moveTo>
-                                  <a:pt x="420" y="0"/>
-                                </a:moveTo>
-                                <a:lnTo>
-                                  <a:pt x="417" y="0"/>
-                                </a:lnTo>
-                                <a:lnTo>
-                                  <a:pt x="417" y="249"/>
-                                </a:lnTo>
-                                <a:lnTo>
-                                  <a:pt x="0" y="249"/>
-                                </a:lnTo>
-                                <a:lnTo>
-                                  <a:pt x="0" y="252"/>
-                                </a:lnTo>
-                                <a:lnTo>
-                                  <a:pt x="422" y="254"/>
-                                </a:lnTo>
-                                <a:lnTo>
-                                  <a:pt x="417" y="252"/>
-                                </a:lnTo>
-                                <a:lnTo>
-                                  <a:pt x="420" y="249"/>
-                                </a:lnTo>
-                                <a:lnTo>
-                                  <a:pt x="420" y="0"/>
-                                </a:lnTo>
-                                <a:close/>
-                              </a:path>
-                            </a:pathLst>
-                          </a:custGeom>
-                          <a:solidFill>
-                            <a:srgbClr val="000000"/>
-                          </a:solidFill>
-                          <a:ln>
-                            <a:noFill/>
-                          </a:ln>
-                          <a:extLst>
-                            <a:ext uri="{91240B29-F687-4F45-9708-019B960494DF}">
-                              <a14:hiddenLine xmlns:a14="http://schemas.microsoft.com/office/drawing/2010/main" w="9525">
-                                <a:solidFill>
-                                  <a:srgbClr val="000000"/>
-                                </a:solidFill>
-                                <a:round/>
-                                <a:headEnd/>
-                                <a:tailEnd/>
-                              </a14:hiddenLine>
-                            </a:ext>
-                          </a:extLst>
-                        </wps:spPr>
-                        <wps:bodyPr rot="0" vert="horz" wrap="square" lIns="91440" tIns="45720" rIns="91440" bIns="45720" anchor="t" anchorCtr="0" upright="1">
-                          <a:noAutofit/>
-                        </wps:bodyPr>
-                      </wps:wsp>
-                    </wpg:wgp>
-                  </a:graphicData>
-                </a:graphic>
-                <wp14:sizeRelH relativeFrom="page">
-                  <wp14:pctWidth>0</wp14:pctWidth>
-                </wp14:sizeRelH>
-                <wp14:sizeRelV relativeFrom="page">
-                  <wp14:pctHeight>0</wp14:pctHeight>
-                </wp14:sizeRelV>
-              </wp:anchor>
-            </w:drawing>
-          </mc:Choice>
-          <mc:Fallback>
-            <w:pict>
-              <v:group w14:anchorId="5717146A" id="Group 74" o:spid="_x0000_s1026" style="position:absolute;margin-left:169pt;margin-top:.25pt;width:21.5pt;height:13.05pt;z-index:-251670016;mso-position-horizontal-relative:page" coordorigin="3380,5" coordsize="430,261" o:gfxdata="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" o:allowincell="f">
-                <v:shape id="Freeform 75" o:spid="_x0000_s1027" style="position:absolute;left:3381;top:6;width:427;height:254;visibility:visible;mso-wrap-style:square;v-text-anchor:top" coordsize="427,254" o:gfxdata="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" path="m2,254l2,4,4,2r418,l427,,,,2,254xe" fillcolor="black" stroked="f">
-                  <v:path arrowok="t" o:connecttype="custom" o:connectlocs="2,254;2,4;4,2;422,2;427,0;0,0;2,254" o:connectangles="0,0,0,0,0,0,0"/>
-                </v:shape>
-                <v:shape id="Freeform 76" o:spid="_x0000_s1028" style="position:absolute;left:3381;top:6;width:427;height:259;visibility:visible;mso-wrap-style:square;v-text-anchor:top" coordsize="427,259" o:gfxdata="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" path="m427,259l427,r-5,2l4,2,2,4r,250l,,,259r427,l4,256,4,4r420,l424,254r-2,2l427,259xe" fillcolor="black" stroked="f">
-                  <v:path arrowok="t" o:connecttype="custom" o:connectlocs="427,259;427,0;422,2;4,2;2,4;2,254;0,0;0,259;427,259;4,256;4,4;424,4;424,254;422,256;427,259" o:connectangles="0,0,0,0,0,0,0,0,0,0,0,0,0,0,0"/>
-                </v:shape>
-                <v:shape id="Freeform 77" o:spid="_x0000_s1029" style="position:absolute;left:3386;top:11;width:422;height:254;visibility:visible;mso-wrap-style:square;v-text-anchor:top" coordsize="422,254" o:gfxdata="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" path="m420,r-3,l417,249,,249r,3l422,254r-5,-2l420,249,420,xe" fillcolor="black" stroked="f">
-                  <v:path arrowok="t" o:connecttype="custom" o:connectlocs="420,0;417,0;417,249;0,249;0,252;422,254;417,252;420,249;420,0" o:connectangles="0,0,0,0,0,0,0,0,0"/>
-                </v:shape>
-                <w10:wrap anchorx="page"/>
-              </v:group>
-            </w:pict>
-          </mc:Fallback>
-        </mc:AlternateContent>
-      </w:r>
-      <w:r>
-        <w:rPr>
-          <w:noProof/>
-        </w:rPr>
-        <mc:AlternateContent>
-          <mc:Choice Requires="wpg">
-            <w:drawing>
-              <wp:anchor distT="0" distB="0" distL="114300" distR="114300" simplePos="0" relativeHeight="251647488" behindDoc="1" locked="0" layoutInCell="0" allowOverlap="1" wp14:anchorId="39F897AA" wp14:editId="5F871115">
-                <wp:simplePos x="0" y="0"/>
-                <wp:positionH relativeFrom="page">
-                  <wp:posOffset>3158490</wp:posOffset>
-                </wp:positionH>
-                <wp:positionV relativeFrom="paragraph">
-                  <wp:posOffset>8890</wp:posOffset>
-                </wp:positionV>
-                <wp:extent cx="274320" cy="165100"/>
-                <wp:effectExtent l="0" t="0" r="0" b="0"/>
-                <wp:wrapNone/>
-                <wp:docPr id="39" name="Group 78"/>
-                <wp:cNvGraphicFramePr>
-                  <a:graphicFrameLocks xmlns:a="http://schemas.openxmlformats.org/drawingml/2006/main"/>
-                </wp:cNvGraphicFramePr>
-                <a:graphic xmlns:a="http://schemas.openxmlformats.org/drawingml/2006/main">
-                  <a:graphicData uri="http://schemas.microsoft.com/office/word/2010/wordprocessingGroup">
-                    <wpg:wgp>
-                      <wpg:cNvGrpSpPr>
-                        <a:grpSpLocks/>
-                      </wpg:cNvGrpSpPr>
-                      <wpg:grpSpPr bwMode="auto">
-                        <a:xfrm>
-                          <a:off x="0" y="0"/>
-                          <a:ext cx="274320" cy="165100"/>
-                          <a:chOff x="4974" y="14"/>
-                          <a:chExt cx="432" cy="260"/>
-                        </a:xfrm>
-                      </wpg:grpSpPr>
-                      <wps:wsp>
-                        <wps:cNvPr id="40" name="Freeform 79"/>
-                        <wps:cNvSpPr>
-                          <a:spLocks/>
-                        </wps:cNvSpPr>
-                        <wps:spPr bwMode="auto">
-                          <a:xfrm>
-                            <a:off x="4975" y="16"/>
-                            <a:ext cx="429" cy="252"/>
-                          </a:xfrm>
-                          <a:custGeom>
-                            <a:avLst/>
-                            <a:gdLst>
-                              <a:gd name="T0" fmla="*/ 2 w 429"/>
-                              <a:gd name="T1" fmla="*/ 252 h 252"/>
-                              <a:gd name="T2" fmla="*/ 2 w 429"/>
-                              <a:gd name="T3" fmla="*/ 4 h 252"/>
-                              <a:gd name="T4" fmla="*/ 4 w 429"/>
-                              <a:gd name="T5" fmla="*/ 2 h 252"/>
-                              <a:gd name="T6" fmla="*/ 424 w 429"/>
-                              <a:gd name="T7" fmla="*/ 2 h 252"/>
-                              <a:gd name="T8" fmla="*/ 429 w 429"/>
-                              <a:gd name="T9" fmla="*/ 0 h 252"/>
-                              <a:gd name="T10" fmla="*/ 0 w 429"/>
-                              <a:gd name="T11" fmla="*/ 0 h 252"/>
-                              <a:gd name="T12" fmla="*/ 2 w 429"/>
-                              <a:gd name="T13" fmla="*/ 252 h 252"/>
-                            </a:gdLst>
-                            <a:ahLst/>
-                            <a:cxnLst>
-                              <a:cxn ang="0">
-                                <a:pos x="T0" y="T1"/>
-                              </a:cxn>
-                              <a:cxn ang="0">
-                                <a:pos x="T2" y="T3"/>
-                              </a:cxn>
-                              <a:cxn ang="0">
-                                <a:pos x="T4" y="T5"/>
-                              </a:cxn>
-                              <a:cxn ang="0">
-                                <a:pos x="T6" y="T7"/>
-                              </a:cxn>
-                              <a:cxn ang="0">
-                                <a:pos x="T8" y="T9"/>
-                              </a:cxn>
-                              <a:cxn ang="0">
-                                <a:pos x="T10" y="T11"/>
-                              </a:cxn>
-                              <a:cxn ang="0">
-                                <a:pos x="T12" y="T13"/>
-                              </a:cxn>
-                            </a:cxnLst>
-                            <a:rect l="0" t="0" r="r" b="b"/>
-                            <a:pathLst>
-                              <a:path w="429" h="252">
-                                <a:moveTo>
-                                  <a:pt x="2" y="252"/>
-                                </a:moveTo>
-                                <a:lnTo>
-                                  <a:pt x="2" y="4"/>
-                                </a:lnTo>
-                                <a:lnTo>
-                                  <a:pt x="4" y="2"/>
-                                </a:lnTo>
-                                <a:lnTo>
-                                  <a:pt x="424" y="2"/>
-                                </a:lnTo>
-                                <a:lnTo>
-                                  <a:pt x="429" y="0"/>
-                                </a:lnTo>
-                                <a:lnTo>
-                                  <a:pt x="0" y="0"/>
-                                </a:lnTo>
-                                <a:lnTo>
-                                  <a:pt x="2" y="252"/>
-                                </a:lnTo>
-                                <a:close/>
-                              </a:path>
-                            </a:pathLst>
-                          </a:custGeom>
-                          <a:solidFill>
-                            <a:srgbClr val="000000"/>
-                          </a:solidFill>
-                          <a:ln>
-                            <a:noFill/>
-                          </a:ln>
-                          <a:extLst>
-                            <a:ext uri="{91240B29-F687-4F45-9708-019B960494DF}">
-                              <a14:hiddenLine xmlns:a14="http://schemas.microsoft.com/office/drawing/2010/main" w="9525">
-                                <a:solidFill>
-                                  <a:srgbClr val="000000"/>
-                                </a:solidFill>
-                                <a:round/>
-                                <a:headEnd/>
-                                <a:tailEnd/>
-                              </a14:hiddenLine>
-                            </a:ext>
-                          </a:extLst>
-                        </wps:spPr>
-                        <wps:bodyPr rot="0" vert="horz" wrap="square" lIns="91440" tIns="45720" rIns="91440" bIns="45720" anchor="t" anchorCtr="0" upright="1">
-                          <a:noAutofit/>
-                        </wps:bodyPr>
-                      </wps:wsp>
-                      <wps:wsp>
-                        <wps:cNvPr id="41" name="Freeform 80"/>
-                        <wps:cNvSpPr>
-                          <a:spLocks/>
-                        </wps:cNvSpPr>
-                        <wps:spPr bwMode="auto">
-                          <a:xfrm>
-                            <a:off x="4975" y="16"/>
-                            <a:ext cx="429" cy="256"/>
-                          </a:xfrm>
-                          <a:custGeom>
-                            <a:avLst/>
-                            <a:gdLst>
-                              <a:gd name="T0" fmla="*/ 429 w 429"/>
-                              <a:gd name="T1" fmla="*/ 256 h 256"/>
-                              <a:gd name="T2" fmla="*/ 429 w 429"/>
-                              <a:gd name="T3" fmla="*/ 0 h 256"/>
-                              <a:gd name="T4" fmla="*/ 424 w 429"/>
-                              <a:gd name="T5" fmla="*/ 2 h 256"/>
-                              <a:gd name="T6" fmla="*/ 4 w 429"/>
-                              <a:gd name="T7" fmla="*/ 2 h 256"/>
-                              <a:gd name="T8" fmla="*/ 2 w 429"/>
-                              <a:gd name="T9" fmla="*/ 4 h 256"/>
-                              <a:gd name="T10" fmla="*/ 2 w 429"/>
-                              <a:gd name="T11" fmla="*/ 252 h 256"/>
-                              <a:gd name="T12" fmla="*/ 0 w 429"/>
-                              <a:gd name="T13" fmla="*/ 0 h 256"/>
-                              <a:gd name="T14" fmla="*/ 0 w 429"/>
-                              <a:gd name="T15" fmla="*/ 256 h 256"/>
-                              <a:gd name="T16" fmla="*/ 429 w 429"/>
-                              <a:gd name="T17" fmla="*/ 256 h 256"/>
-                              <a:gd name="T18" fmla="*/ 4 w 429"/>
-                              <a:gd name="T19" fmla="*/ 254 h 256"/>
-                              <a:gd name="T20" fmla="*/ 4 w 429"/>
-                              <a:gd name="T21" fmla="*/ 4 h 256"/>
-                              <a:gd name="T22" fmla="*/ 427 w 429"/>
-                              <a:gd name="T23" fmla="*/ 4 h 256"/>
-                              <a:gd name="T24" fmla="*/ 427 w 429"/>
-                              <a:gd name="T25" fmla="*/ 252 h 256"/>
-                              <a:gd name="T26" fmla="*/ 424 w 429"/>
-                              <a:gd name="T27" fmla="*/ 254 h 256"/>
-                              <a:gd name="T28" fmla="*/ 429 w 429"/>
-                              <a:gd name="T29" fmla="*/ 256 h 256"/>
-                            </a:gdLst>
-                            <a:ahLst/>
-                            <a:cxnLst>
-                              <a:cxn ang="0">
-                                <a:pos x="T0" y="T1"/>
-                              </a:cxn>
-                              <a:cxn ang="0">
-                                <a:pos x="T2" y="T3"/>
-                              </a:cxn>
-                              <a:cxn ang="0">
-                                <a:pos x="T4" y="T5"/>
-                              </a:cxn>
-                              <a:cxn ang="0">
-                                <a:pos x="T6" y="T7"/>
-                              </a:cxn>
-                              <a:cxn ang="0">
-                                <a:pos x="T8" y="T9"/>
-                              </a:cxn>
-                              <a:cxn ang="0">
-                                <a:pos x="T10" y="T11"/>
-                              </a:cxn>
-                              <a:cxn ang="0">
-                                <a:pos x="T12" y="T13"/>
-                              </a:cxn>
-                              <a:cxn ang="0">
-                                <a:pos x="T14" y="T15"/>
-                              </a:cxn>
-                              <a:cxn ang="0">
-                                <a:pos x="T16" y="T17"/>
-                              </a:cxn>
-                              <a:cxn ang="0">
-                                <a:pos x="T18" y="T19"/>
-                              </a:cxn>
-                              <a:cxn ang="0">
-                                <a:pos x="T20" y="T21"/>
-                              </a:cxn>
-                              <a:cxn ang="0">
-                                <a:pos x="T22" y="T23"/>
-                              </a:cxn>
-                              <a:cxn ang="0">
-                                <a:pos x="T24" y="T25"/>
-                              </a:cxn>
-                              <a:cxn ang="0">
-                                <a:pos x="T26" y="T27"/>
-                              </a:cxn>
-                              <a:cxn ang="0">
-                                <a:pos x="T28" y="T29"/>
-                              </a:cxn>
-                            </a:cxnLst>
-                            <a:rect l="0" t="0" r="r" b="b"/>
-                            <a:pathLst>
-                              <a:path w="429" h="256">
-                                <a:moveTo>
-                                  <a:pt x="429" y="256"/>
-                                </a:moveTo>
-                                <a:lnTo>
-                                  <a:pt x="429" y="0"/>
-                                </a:lnTo>
-                                <a:lnTo>
-                                  <a:pt x="424" y="2"/>
-                                </a:lnTo>
-                                <a:lnTo>
-                                  <a:pt x="4" y="2"/>
-                                </a:lnTo>
-                                <a:lnTo>
-                                  <a:pt x="2" y="4"/>
-                                </a:lnTo>
-                                <a:lnTo>
-                                  <a:pt x="2" y="252"/>
-                                </a:lnTo>
-                                <a:lnTo>
-                                  <a:pt x="0" y="0"/>
-                                </a:lnTo>
-                                <a:lnTo>
-                                  <a:pt x="0" y="256"/>
-                                </a:lnTo>
-                                <a:lnTo>
-                                  <a:pt x="429" y="256"/>
-                                </a:lnTo>
-                                <a:lnTo>
-                                  <a:pt x="4" y="254"/>
-                                </a:lnTo>
-                                <a:lnTo>
-                                  <a:pt x="4" y="4"/>
-                                </a:lnTo>
-                                <a:lnTo>
-                                  <a:pt x="427" y="4"/>
-                                </a:lnTo>
-                                <a:lnTo>
-                                  <a:pt x="427" y="252"/>
-                                </a:lnTo>
-                                <a:lnTo>
-                                  <a:pt x="424" y="254"/>
-                                </a:lnTo>
-                                <a:lnTo>
-                                  <a:pt x="429" y="256"/>
-                                </a:lnTo>
-                                <a:close/>
-                              </a:path>
-                            </a:pathLst>
-                          </a:custGeom>
-                          <a:solidFill>
-                            <a:srgbClr val="000000"/>
-                          </a:solidFill>
-                          <a:ln>
-                            <a:noFill/>
-                          </a:ln>
-                          <a:extLst>
-                            <a:ext uri="{91240B29-F687-4F45-9708-019B960494DF}">
-                              <a14:hiddenLine xmlns:a14="http://schemas.microsoft.com/office/drawing/2010/main" w="9525">
-                                <a:solidFill>
-                                  <a:srgbClr val="000000"/>
-                                </a:solidFill>
-                                <a:round/>
-                                <a:headEnd/>
-                                <a:tailEnd/>
-                              </a14:hiddenLine>
-                            </a:ext>
-                          </a:extLst>
-                        </wps:spPr>
-                        <wps:bodyPr rot="0" vert="horz" wrap="square" lIns="91440" tIns="45720" rIns="91440" bIns="45720" anchor="t" anchorCtr="0" upright="1">
-                          <a:noAutofit/>
-                        </wps:bodyPr>
-                      </wps:wsp>
-                      <wps:wsp>
-                        <wps:cNvPr id="42" name="Freeform 81"/>
-                        <wps:cNvSpPr>
-                          <a:spLocks/>
-                        </wps:cNvSpPr>
-                        <wps:spPr bwMode="auto">
-                          <a:xfrm>
-                            <a:off x="4979" y="20"/>
-                            <a:ext cx="425" cy="252"/>
-                          </a:xfrm>
-                          <a:custGeom>
-                            <a:avLst/>
-                            <a:gdLst>
-                              <a:gd name="T0" fmla="*/ 422 w 425"/>
-                              <a:gd name="T1" fmla="*/ 0 h 252"/>
-                              <a:gd name="T2" fmla="*/ 420 w 425"/>
-                              <a:gd name="T3" fmla="*/ 0 h 252"/>
-                              <a:gd name="T4" fmla="*/ 420 w 425"/>
-                              <a:gd name="T5" fmla="*/ 247 h 252"/>
-                              <a:gd name="T6" fmla="*/ 0 w 425"/>
-                              <a:gd name="T7" fmla="*/ 247 h 252"/>
-                              <a:gd name="T8" fmla="*/ 0 w 425"/>
-                              <a:gd name="T9" fmla="*/ 249 h 252"/>
-                              <a:gd name="T10" fmla="*/ 424 w 425"/>
-                              <a:gd name="T11" fmla="*/ 252 h 252"/>
-                              <a:gd name="T12" fmla="*/ 420 w 425"/>
-                              <a:gd name="T13" fmla="*/ 249 h 252"/>
-                              <a:gd name="T14" fmla="*/ 422 w 425"/>
-                              <a:gd name="T15" fmla="*/ 247 h 252"/>
-                              <a:gd name="T16" fmla="*/ 422 w 425"/>
-                              <a:gd name="T17" fmla="*/ 0 h 252"/>
-                            </a:gdLst>
-                            <a:ahLst/>
-                            <a:cxnLst>
-                              <a:cxn ang="0">
-                                <a:pos x="T0" y="T1"/>
-                              </a:cxn>
-                              <a:cxn ang="0">
-                                <a:pos x="T2" y="T3"/>
-                              </a:cxn>
-                              <a:cxn ang="0">
-                                <a:pos x="T4" y="T5"/>
-                              </a:cxn>
-                              <a:cxn ang="0">
-                                <a:pos x="T6" y="T7"/>
-                              </a:cxn>
-                              <a:cxn ang="0">
-                                <a:pos x="T8" y="T9"/>
-                              </a:cxn>
-                              <a:cxn ang="0">
-                                <a:pos x="T10" y="T11"/>
-                              </a:cxn>
-                              <a:cxn ang="0">
-                                <a:pos x="T12" y="T13"/>
-                              </a:cxn>
-                              <a:cxn ang="0">
-                                <a:pos x="T14" y="T15"/>
-                              </a:cxn>
-                              <a:cxn ang="0">
-                                <a:pos x="T16" y="T17"/>
-                              </a:cxn>
-                            </a:cxnLst>
-                            <a:rect l="0" t="0" r="r" b="b"/>
-                            <a:pathLst>
-                              <a:path w="425" h="252">
-                                <a:moveTo>
-                                  <a:pt x="422" y="0"/>
-                                </a:moveTo>
-                                <a:lnTo>
-                                  <a:pt x="420" y="0"/>
-                                </a:lnTo>
-                                <a:lnTo>
-                                  <a:pt x="420" y="247"/>
-                                </a:lnTo>
-                                <a:lnTo>
-                                  <a:pt x="0" y="247"/>
-                                </a:lnTo>
-                                <a:lnTo>
-                                  <a:pt x="0" y="249"/>
-                                </a:lnTo>
-                                <a:lnTo>
-                                  <a:pt x="424" y="252"/>
-                                </a:lnTo>
-                                <a:lnTo>
-                                  <a:pt x="420" y="249"/>
-                                </a:lnTo>
-                                <a:lnTo>
-                                  <a:pt x="422" y="247"/>
-                                </a:lnTo>
-                                <a:lnTo>
-                                  <a:pt x="422" y="0"/>
-                                </a:lnTo>
-                                <a:close/>
-                              </a:path>
-                            </a:pathLst>
-                          </a:custGeom>
-                          <a:solidFill>
-                            <a:srgbClr val="000000"/>
-                          </a:solidFill>
-                          <a:ln>
-                            <a:noFill/>
-                          </a:ln>
-                          <a:extLst>
-                            <a:ext uri="{91240B29-F687-4F45-9708-019B960494DF}">
-                              <a14:hiddenLine xmlns:a14="http://schemas.microsoft.com/office/drawing/2010/main" w="9525">
-                                <a:solidFill>
-                                  <a:srgbClr val="000000"/>
-                                </a:solidFill>
-                                <a:round/>
-                                <a:headEnd/>
-                                <a:tailEnd/>
-                              </a14:hiddenLine>
-                            </a:ext>
-                          </a:extLst>
-                        </wps:spPr>
-                        <wps:bodyPr rot="0" vert="horz" wrap="square" lIns="91440" tIns="45720" rIns="91440" bIns="45720" anchor="t" anchorCtr="0" upright="1">
-                          <a:noAutofit/>
-                        </wps:bodyPr>
-                      </wps:wsp>
-                    </wpg:wgp>
-                  </a:graphicData>
-                </a:graphic>
-                <wp14:sizeRelH relativeFrom="page">
-                  <wp14:pctWidth>0</wp14:pctWidth>
-                </wp14:sizeRelH>
-                <wp14:sizeRelV relativeFrom="page">
-                  <wp14:pctHeight>0</wp14:pctHeight>
-                </wp14:sizeRelV>
-              </wp:anchor>
-            </w:drawing>
-          </mc:Choice>
-          <mc:Fallback>
-            <w:pict>
-              <v:group w14:anchorId="111F2C3D" id="Group 78" o:spid="_x0000_s1026" style="position:absolute;margin-left:248.7pt;margin-top:.7pt;width:21.6pt;height:13pt;z-index:-251668992;mso-position-horizontal-relative:page" coordorigin="4974,14" coordsize="432,260" o:gfxdata="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" o:allowincell="f">
-                <v:shape id="Freeform 79" o:spid="_x0000_s1027" style="position:absolute;left:4975;top:16;width:429;height:252;visibility:visible;mso-wrap-style:square;v-text-anchor:top" coordsize="429,252" o:gfxdata="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" path="m2,252l2,4,4,2r420,l429,,,,2,252xe" fillcolor="black" stroked="f">
-                  <v:path arrowok="t" o:connecttype="custom" o:connectlocs="2,252;2,4;4,2;424,2;429,0;0,0;2,252" o:connectangles="0,0,0,0,0,0,0"/>
-                </v:shape>
-                <v:shape id="Freeform 80" o:spid="_x0000_s1028" style="position:absolute;left:4975;top:16;width:429;height:256;visibility:visible;mso-wrap-style:square;v-text-anchor:top" coordsize="429,256" o:gfxdata="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" path="m429,256l429,r-5,2l4,2,2,4r,248l,,,256r429,l4,254,4,4r423,l427,252r-3,2l429,256xe" fillcolor="black" stroked="f">
-                  <v:path arrowok="t" o:connecttype="custom" o:connectlocs="429,256;429,0;424,2;4,2;2,4;2,252;0,0;0,256;429,256;4,254;4,4;427,4;427,252;424,254;429,256" o:connectangles="0,0,0,0,0,0,0,0,0,0,0,0,0,0,0"/>
-                </v:shape>
-                <v:shape id="Freeform 81" o:spid="_x0000_s1029" style="position:absolute;left:4979;top:20;width:425;height:252;visibility:visible;mso-wrap-style:square;v-text-anchor:top" coordsize="425,252" o:gfxdata="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" path="m422,r-2,l420,247,,247r,2l424,252r-4,-3l422,247,422,xe" fillcolor="black" stroked="f">
-                  <v:path arrowok="t" o:connecttype="custom" o:connectlocs="422,0;420,0;420,247;0,247;0,249;424,252;420,249;422,247;422,0" o:connectangles="0,0,0,0,0,0,0,0,0"/>
-                </v:shape>
-                <w10:wrap anchorx="page"/>
-              </v:group>
-            </w:pict>
-          </mc:Fallback>
-        </mc:AlternateContent>
-      </w:r>
-      <w:r>
-        <w:rPr>
-          <w:noProof/>
-        </w:rPr>
-        <mc:AlternateContent>
-          <mc:Choice Requires="wpg">
-            <w:drawing>
-              <wp:anchor distT="0" distB="0" distL="114300" distR="114300" simplePos="0" relativeHeight="251652608" behindDoc="1" locked="0" layoutInCell="0" allowOverlap="1" wp14:anchorId="10DF3438" wp14:editId="5D349380">
-                <wp:simplePos x="0" y="0"/>
-                <wp:positionH relativeFrom="page">
-                  <wp:posOffset>1329690</wp:posOffset>
-                </wp:positionH>
-                <wp:positionV relativeFrom="paragraph">
-                  <wp:posOffset>8890</wp:posOffset>
-                </wp:positionV>
-                <wp:extent cx="272415" cy="165100"/>
-                <wp:effectExtent l="0" t="0" r="0" b="0"/>
-                <wp:wrapNone/>
-                <wp:docPr id="34" name="Group 82"/>
-                <wp:cNvGraphicFramePr>
-                  <a:graphicFrameLocks xmlns:a="http://schemas.openxmlformats.org/drawingml/2006/main"/>
-                </wp:cNvGraphicFramePr>
-                <a:graphic xmlns:a="http://schemas.openxmlformats.org/drawingml/2006/main">
-                  <a:graphicData uri="http://schemas.microsoft.com/office/word/2010/wordprocessingGroup">
-                    <wpg:wgp>
-                      <wpg:cNvGrpSpPr>
-                        <a:grpSpLocks/>
-                      </wpg:cNvGrpSpPr>
-                      <wpg:grpSpPr bwMode="auto">
-                        <a:xfrm>
-                          <a:off x="0" y="0"/>
-                          <a:ext cx="272415" cy="165100"/>
-                          <a:chOff x="2094" y="14"/>
-                          <a:chExt cx="429" cy="260"/>
-                        </a:xfrm>
-                      </wpg:grpSpPr>
-                      <wps:wsp>
-                        <wps:cNvPr id="35" name="Freeform 83"/>
-                        <wps:cNvSpPr>
-                          <a:spLocks/>
-                        </wps:cNvSpPr>
-                        <wps:spPr bwMode="auto">
-                          <a:xfrm>
-                            <a:off x="2099" y="20"/>
-                            <a:ext cx="423" cy="252"/>
-                          </a:xfrm>
-                          <a:custGeom>
-                            <a:avLst/>
-                            <a:gdLst>
-                              <a:gd name="T0" fmla="*/ 422 w 423"/>
-                              <a:gd name="T1" fmla="*/ 0 h 252"/>
-                              <a:gd name="T2" fmla="*/ 420 w 423"/>
-                              <a:gd name="T3" fmla="*/ 0 h 252"/>
-                              <a:gd name="T4" fmla="*/ 420 w 423"/>
-                              <a:gd name="T5" fmla="*/ 247 h 252"/>
-                              <a:gd name="T6" fmla="*/ 0 w 423"/>
-                              <a:gd name="T7" fmla="*/ 247 h 252"/>
-                              <a:gd name="T8" fmla="*/ 0 w 423"/>
-                              <a:gd name="T9" fmla="*/ 249 h 252"/>
-                              <a:gd name="T10" fmla="*/ 422 w 423"/>
-                              <a:gd name="T11" fmla="*/ 252 h 252"/>
-                              <a:gd name="T12" fmla="*/ 420 w 423"/>
-                              <a:gd name="T13" fmla="*/ 249 h 252"/>
-                              <a:gd name="T14" fmla="*/ 422 w 423"/>
-                              <a:gd name="T15" fmla="*/ 247 h 252"/>
-                              <a:gd name="T16" fmla="*/ 422 w 423"/>
-                              <a:gd name="T17" fmla="*/ 0 h 252"/>
-                            </a:gdLst>
-                            <a:ahLst/>
-                            <a:cxnLst>
-                              <a:cxn ang="0">
-                                <a:pos x="T0" y="T1"/>
-                              </a:cxn>
-                              <a:cxn ang="0">
-                                <a:pos x="T2" y="T3"/>
-                              </a:cxn>
-                              <a:cxn ang="0">
-                                <a:pos x="T4" y="T5"/>
-                              </a:cxn>
-                              <a:cxn ang="0">
-                                <a:pos x="T6" y="T7"/>
-                              </a:cxn>
-                              <a:cxn ang="0">
-                                <a:pos x="T8" y="T9"/>
-                              </a:cxn>
-                              <a:cxn ang="0">
-                                <a:pos x="T10" y="T11"/>
-                              </a:cxn>
-                              <a:cxn ang="0">
-                                <a:pos x="T12" y="T13"/>
-                              </a:cxn>
-                              <a:cxn ang="0">
-                                <a:pos x="T14" y="T15"/>
-                              </a:cxn>
-                              <a:cxn ang="0">
-                                <a:pos x="T16" y="T17"/>
-                              </a:cxn>
-                            </a:cxnLst>
-                            <a:rect l="0" t="0" r="r" b="b"/>
-                            <a:pathLst>
-                              <a:path w="423" h="252">
-                                <a:moveTo>
-                                  <a:pt x="422" y="0"/>
-                                </a:moveTo>
-                                <a:lnTo>
-                                  <a:pt x="420" y="0"/>
-                                </a:lnTo>
-                                <a:lnTo>
-                                  <a:pt x="420" y="247"/>
-                                </a:lnTo>
-                                <a:lnTo>
-                                  <a:pt x="0" y="247"/>
-                                </a:lnTo>
-                                <a:lnTo>
-                                  <a:pt x="0" y="249"/>
-                                </a:lnTo>
-                                <a:lnTo>
-                                  <a:pt x="422" y="252"/>
-                                </a:lnTo>
-                                <a:lnTo>
-                                  <a:pt x="420" y="249"/>
-                                </a:lnTo>
-                                <a:lnTo>
-                                  <a:pt x="422" y="247"/>
-                                </a:lnTo>
-                                <a:lnTo>
-                                  <a:pt x="422" y="0"/>
-                                </a:lnTo>
-                                <a:close/>
-                              </a:path>
-                            </a:pathLst>
-                          </a:custGeom>
-                          <a:solidFill>
-                            <a:srgbClr val="000000"/>
-                          </a:solidFill>
-                          <a:ln>
-                            <a:noFill/>
-                          </a:ln>
-                          <a:extLst>
-                            <a:ext uri="{91240B29-F687-4F45-9708-019B960494DF}">
-                              <a14:hiddenLine xmlns:a14="http://schemas.microsoft.com/office/drawing/2010/main" w="9525">
-                                <a:solidFill>
-                                  <a:srgbClr val="000000"/>
-                                </a:solidFill>
-                                <a:round/>
-                                <a:headEnd/>
-                                <a:tailEnd/>
-                              </a14:hiddenLine>
-                            </a:ext>
-                          </a:extLst>
-                        </wps:spPr>
-                        <wps:bodyPr rot="0" vert="horz" wrap="square" lIns="91440" tIns="45720" rIns="91440" bIns="45720" anchor="t" anchorCtr="0" upright="1">
-                          <a:noAutofit/>
-                        </wps:bodyPr>
-                      </wps:wsp>
-                      <wps:wsp>
-                        <wps:cNvPr id="36" name="Freeform 84"/>
-                        <wps:cNvSpPr>
-                          <a:spLocks/>
-                        </wps:cNvSpPr>
-                        <wps:spPr bwMode="auto">
-                          <a:xfrm>
-                            <a:off x="2095" y="16"/>
-                            <a:ext cx="427" cy="252"/>
-                          </a:xfrm>
-                          <a:custGeom>
-                            <a:avLst/>
-                            <a:gdLst>
-                              <a:gd name="T0" fmla="*/ 2 w 427"/>
-                              <a:gd name="T1" fmla="*/ 252 h 252"/>
-                              <a:gd name="T2" fmla="*/ 2 w 427"/>
-                              <a:gd name="T3" fmla="*/ 4 h 252"/>
-                              <a:gd name="T4" fmla="*/ 4 w 427"/>
-                              <a:gd name="T5" fmla="*/ 2 h 252"/>
-                              <a:gd name="T6" fmla="*/ 424 w 427"/>
-                              <a:gd name="T7" fmla="*/ 2 h 252"/>
-                              <a:gd name="T8" fmla="*/ 427 w 427"/>
-                              <a:gd name="T9" fmla="*/ 4 h 252"/>
-                              <a:gd name="T10" fmla="*/ 427 w 427"/>
-                              <a:gd name="T11" fmla="*/ 0 h 252"/>
-                              <a:gd name="T12" fmla="*/ 0 w 427"/>
-                              <a:gd name="T13" fmla="*/ 0 h 252"/>
-                              <a:gd name="T14" fmla="*/ 2 w 427"/>
-                              <a:gd name="T15" fmla="*/ 252 h 252"/>
-                            </a:gdLst>
-                            <a:ahLst/>
-                            <a:cxnLst>
-                              <a:cxn ang="0">
-                                <a:pos x="T0" y="T1"/>
-                              </a:cxn>
-                              <a:cxn ang="0">
-                                <a:pos x="T2" y="T3"/>
-                              </a:cxn>
-                              <a:cxn ang="0">
-                                <a:pos x="T4" y="T5"/>
-                              </a:cxn>
-                              <a:cxn ang="0">
-                                <a:pos x="T6" y="T7"/>
-                              </a:cxn>
-                              <a:cxn ang="0">
-                                <a:pos x="T8" y="T9"/>
-                              </a:cxn>
-                              <a:cxn ang="0">
-                                <a:pos x="T10" y="T11"/>
-                              </a:cxn>
-                              <a:cxn ang="0">
-                                <a:pos x="T12" y="T13"/>
-                              </a:cxn>
-                              <a:cxn ang="0">
-                                <a:pos x="T14" y="T15"/>
-                              </a:cxn>
-                            </a:cxnLst>
-                            <a:rect l="0" t="0" r="r" b="b"/>
-                            <a:pathLst>
-                              <a:path w="427" h="252">
-                                <a:moveTo>
-                                  <a:pt x="2" y="252"/>
-                                </a:moveTo>
-                                <a:lnTo>
-                                  <a:pt x="2" y="4"/>
-                                </a:lnTo>
-                                <a:lnTo>
-                                  <a:pt x="4" y="2"/>
-                                </a:lnTo>
-                                <a:lnTo>
-                                  <a:pt x="424" y="2"/>
-                                </a:lnTo>
-                                <a:lnTo>
-                                  <a:pt x="427" y="4"/>
-                                </a:lnTo>
-                                <a:lnTo>
-                                  <a:pt x="427" y="0"/>
-                                </a:lnTo>
-                                <a:lnTo>
-                                  <a:pt x="0" y="0"/>
-                                </a:lnTo>
-                                <a:lnTo>
-                                  <a:pt x="2" y="252"/>
-                                </a:lnTo>
-                                <a:close/>
-                              </a:path>
-                            </a:pathLst>
-                          </a:custGeom>
-                          <a:solidFill>
-                            <a:srgbClr val="000000"/>
-                          </a:solidFill>
-                          <a:ln>
-                            <a:noFill/>
-                          </a:ln>
-                          <a:extLst>
-                            <a:ext uri="{91240B29-F687-4F45-9708-019B960494DF}">
-                              <a14:hiddenLine xmlns:a14="http://schemas.microsoft.com/office/drawing/2010/main" w="9525">
-                                <a:solidFill>
-                                  <a:srgbClr val="000000"/>
-                                </a:solidFill>
-                                <a:round/>
-                                <a:headEnd/>
-                                <a:tailEnd/>
-                              </a14:hiddenLine>
-                            </a:ext>
-                          </a:extLst>
-                        </wps:spPr>
-                        <wps:bodyPr rot="0" vert="horz" wrap="square" lIns="91440" tIns="45720" rIns="91440" bIns="45720" anchor="t" anchorCtr="0" upright="1">
-                          <a:noAutofit/>
-                        </wps:bodyPr>
-                      </wps:wsp>
-                      <wps:wsp>
-                        <wps:cNvPr id="37" name="Freeform 85"/>
-                        <wps:cNvSpPr>
-                          <a:spLocks/>
-                        </wps:cNvSpPr>
-                        <wps:spPr bwMode="auto">
-                          <a:xfrm>
-                            <a:off x="2520" y="268"/>
-                            <a:ext cx="2" cy="4"/>
-                          </a:xfrm>
-                          <a:custGeom>
-                            <a:avLst/>
-                            <a:gdLst>
-                              <a:gd name="T0" fmla="*/ 0 w 2"/>
-                              <a:gd name="T1" fmla="*/ 2 h 4"/>
-                              <a:gd name="T2" fmla="*/ 2 w 2"/>
-                              <a:gd name="T3" fmla="*/ 4 h 4"/>
-                              <a:gd name="T4" fmla="*/ 2 w 2"/>
-                              <a:gd name="T5" fmla="*/ 0 h 4"/>
-                              <a:gd name="T6" fmla="*/ 0 w 2"/>
-                              <a:gd name="T7" fmla="*/ 2 h 4"/>
-                            </a:gdLst>
-                            <a:ahLst/>
-                            <a:cxnLst>
-                              <a:cxn ang="0">
-                                <a:pos x="T0" y="T1"/>
-                              </a:cxn>
-                              <a:cxn ang="0">
-                                <a:pos x="T2" y="T3"/>
-                              </a:cxn>
-                              <a:cxn ang="0">
-                                <a:pos x="T4" y="T5"/>
-                              </a:cxn>
-                              <a:cxn ang="0">
-                                <a:pos x="T6" y="T7"/>
-                              </a:cxn>
-                            </a:cxnLst>
-                            <a:rect l="0" t="0" r="r" b="b"/>
-                            <a:pathLst>
-                              <a:path w="2" h="4">
-                                <a:moveTo>
-                                  <a:pt x="0" y="2"/>
-                                </a:moveTo>
-                                <a:lnTo>
-                                  <a:pt x="2" y="4"/>
-                                </a:lnTo>
-                                <a:lnTo>
-                                  <a:pt x="2" y="0"/>
-                                </a:lnTo>
-                                <a:lnTo>
-                                  <a:pt x="0" y="2"/>
-                                </a:lnTo>
-                                <a:close/>
-                              </a:path>
-                            </a:pathLst>
-                          </a:custGeom>
-                          <a:solidFill>
-                            <a:srgbClr val="000000"/>
-                          </a:solidFill>
-                          <a:ln>
-                            <a:noFill/>
-                          </a:ln>
-                          <a:extLst>
-                            <a:ext uri="{91240B29-F687-4F45-9708-019B960494DF}">
-                              <a14:hiddenLine xmlns:a14="http://schemas.microsoft.com/office/drawing/2010/main" w="9525">
-                                <a:solidFill>
-                                  <a:srgbClr val="000000"/>
-                                </a:solidFill>
-                                <a:round/>
-                                <a:headEnd/>
-                                <a:tailEnd/>
-                              </a14:hiddenLine>
-                            </a:ext>
-                          </a:extLst>
-                        </wps:spPr>
-                        <wps:bodyPr rot="0" vert="horz" wrap="square" lIns="91440" tIns="45720" rIns="91440" bIns="45720" anchor="t" anchorCtr="0" upright="1">
-                          <a:noAutofit/>
-                        </wps:bodyPr>
-                      </wps:wsp>
-                      <wps:wsp>
-                        <wps:cNvPr id="38" name="Freeform 86"/>
-                        <wps:cNvSpPr>
-                          <a:spLocks/>
-                        </wps:cNvSpPr>
-                        <wps:spPr bwMode="auto">
-                          <a:xfrm>
-                            <a:off x="2095" y="16"/>
-                            <a:ext cx="427" cy="256"/>
-                          </a:xfrm>
-                          <a:custGeom>
-                            <a:avLst/>
-                            <a:gdLst>
-                              <a:gd name="T0" fmla="*/ 427 w 427"/>
-                              <a:gd name="T1" fmla="*/ 4 h 256"/>
-                              <a:gd name="T2" fmla="*/ 424 w 427"/>
-                              <a:gd name="T3" fmla="*/ 2 h 256"/>
-                              <a:gd name="T4" fmla="*/ 4 w 427"/>
-                              <a:gd name="T5" fmla="*/ 2 h 256"/>
-                              <a:gd name="T6" fmla="*/ 2 w 427"/>
-                              <a:gd name="T7" fmla="*/ 4 h 256"/>
-                              <a:gd name="T8" fmla="*/ 2 w 427"/>
-                              <a:gd name="T9" fmla="*/ 252 h 256"/>
-                              <a:gd name="T10" fmla="*/ 0 w 427"/>
-                              <a:gd name="T11" fmla="*/ 0 h 256"/>
-                              <a:gd name="T12" fmla="*/ 0 w 427"/>
-                              <a:gd name="T13" fmla="*/ 256 h 256"/>
-                              <a:gd name="T14" fmla="*/ 427 w 427"/>
-                              <a:gd name="T15" fmla="*/ 256 h 256"/>
-                              <a:gd name="T16" fmla="*/ 4 w 427"/>
-                              <a:gd name="T17" fmla="*/ 254 h 256"/>
-                              <a:gd name="T18" fmla="*/ 4 w 427"/>
-                              <a:gd name="T19" fmla="*/ 4 h 256"/>
-                              <a:gd name="T20" fmla="*/ 427 w 427"/>
-                              <a:gd name="T21" fmla="*/ 4 h 256"/>
-                            </a:gdLst>
-                            <a:ahLst/>
-                            <a:cxnLst>
-                              <a:cxn ang="0">
-                                <a:pos x="T0" y="T1"/>
-                              </a:cxn>
-                              <a:cxn ang="0">
-                                <a:pos x="T2" y="T3"/>
-                              </a:cxn>
-                              <a:cxn ang="0">
-                                <a:pos x="T4" y="T5"/>
-                              </a:cxn>
-                              <a:cxn ang="0">
-                                <a:pos x="T6" y="T7"/>
-                              </a:cxn>
-                              <a:cxn ang="0">
-                                <a:pos x="T8" y="T9"/>
-                              </a:cxn>
-                              <a:cxn ang="0">
-                                <a:pos x="T10" y="T11"/>
-                              </a:cxn>
-                              <a:cxn ang="0">
-                                <a:pos x="T12" y="T13"/>
-                              </a:cxn>
-                              <a:cxn ang="0">
-                                <a:pos x="T14" y="T15"/>
-                              </a:cxn>
-                              <a:cxn ang="0">
-                                <a:pos x="T16" y="T17"/>
-                              </a:cxn>
-                              <a:cxn ang="0">
-                                <a:pos x="T18" y="T19"/>
-                              </a:cxn>
-                              <a:cxn ang="0">
-                                <a:pos x="T20" y="T21"/>
-                              </a:cxn>
-                            </a:cxnLst>
-                            <a:rect l="0" t="0" r="r" b="b"/>
-                            <a:pathLst>
-                              <a:path w="427" h="256">
-                                <a:moveTo>
-                                  <a:pt x="427" y="4"/>
-                                </a:moveTo>
-                                <a:lnTo>
-                                  <a:pt x="424" y="2"/>
-                                </a:lnTo>
-                                <a:lnTo>
-                                  <a:pt x="4" y="2"/>
-                                </a:lnTo>
-                                <a:lnTo>
-                                  <a:pt x="2" y="4"/>
-                                </a:lnTo>
-                                <a:lnTo>
-                                  <a:pt x="2" y="252"/>
-                                </a:lnTo>
-                                <a:lnTo>
-                                  <a:pt x="0" y="0"/>
-                                </a:lnTo>
-                                <a:lnTo>
-                                  <a:pt x="0" y="256"/>
-                                </a:lnTo>
-                                <a:lnTo>
-                                  <a:pt x="427" y="256"/>
-                                </a:lnTo>
-                                <a:lnTo>
-                                  <a:pt x="4" y="254"/>
-                                </a:lnTo>
-                                <a:lnTo>
-                                  <a:pt x="4" y="4"/>
-                                </a:lnTo>
-                                <a:lnTo>
-                                  <a:pt x="427" y="4"/>
-                                </a:lnTo>
-                                <a:close/>
-                              </a:path>
-                            </a:pathLst>
-                          </a:custGeom>
-                          <a:solidFill>
-                            <a:srgbClr val="000000"/>
-                          </a:solidFill>
-                          <a:ln>
-                            <a:noFill/>
-                          </a:ln>
-                          <a:extLst>
-                            <a:ext uri="{91240B29-F687-4F45-9708-019B960494DF}">
-                              <a14:hiddenLine xmlns:a14="http://schemas.microsoft.com/office/drawing/2010/main" w="9525">
-                                <a:solidFill>
-                                  <a:srgbClr val="000000"/>
-                                </a:solidFill>
-                                <a:round/>
-                                <a:headEnd/>
-                                <a:tailEnd/>
-                              </a14:hiddenLine>
-                            </a:ext>
-                          </a:extLst>
-                        </wps:spPr>
-                        <wps:bodyPr rot="0" vert="horz" wrap="square" lIns="91440" tIns="45720" rIns="91440" bIns="45720" anchor="t" anchorCtr="0" upright="1">
-                          <a:noAutofit/>
-                        </wps:bodyPr>
-                      </wps:wsp>
-                    </wpg:wgp>
-                  </a:graphicData>
-                </a:graphic>
-                <wp14:sizeRelH relativeFrom="page">
-                  <wp14:pctWidth>0</wp14:pctWidth>
-                </wp14:sizeRelH>
-                <wp14:sizeRelV relativeFrom="page">
-                  <wp14:pctHeight>0</wp14:pctHeight>
-                </wp14:sizeRelV>
-              </wp:anchor>
-            </w:drawing>
-          </mc:Choice>
-          <mc:Fallback>
-            <w:pict>
-              <v:group w14:anchorId="1C4F16D0" id="Group 82" o:spid="_x0000_s1026" style="position:absolute;margin-left:104.7pt;margin-top:.7pt;width:21.45pt;height:13pt;z-index:-251663872;mso-position-horizontal-relative:page" coordorigin="2094,14" coordsize="429,260" o:gfxdata="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" o:allowincell="f">
-                <v:shape id="Freeform 83" o:spid="_x0000_s1027" style="position:absolute;left:2099;top:20;width:423;height:252;visibility:visible;mso-wrap-style:square;v-text-anchor:top" coordsize="423,252" o:gfxdata="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" path="m422,r-2,l420,247,,247r,2l422,252r-2,-3l422,247,422,xe" fillcolor="black" stroked="f">
-                  <v:path arrowok="t" o:connecttype="custom" o:connectlocs="422,0;420,0;420,247;0,247;0,249;422,252;420,249;422,247;422,0" o:connectangles="0,0,0,0,0,0,0,0,0"/>
-                </v:shape>
-                <v:shape id="Freeform 84" o:spid="_x0000_s1028" style="position:absolute;left:2095;top:16;width:427;height:252;visibility:visible;mso-wrap-style:square;v-text-anchor:top" coordsize="427,252" o:gfxdata="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" path="m2,252l2,4,4,2r420,l427,4r,-4l,,2,252xe" fillcolor="black" stroked="f">
-                  <v:path arrowok="t" o:connecttype="custom" o:connectlocs="2,252;2,4;4,2;424,2;427,4;427,0;0,0;2,252" o:connectangles="0,0,0,0,0,0,0,0"/>
-                </v:shape>
-                <v:shape id="Freeform 85" o:spid="_x0000_s1029" style="position:absolute;left:2520;top:268;width:2;height:4;visibility:visible;mso-wrap-style:square;v-text-anchor:top" coordsize="2,4" o:gfxdata="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" path="m,2l2,4,2,,,2xe" fillcolor="black" stroked="f">
-                  <v:path arrowok="t" o:connecttype="custom" o:connectlocs="0,2;2,4;2,0;0,2" o:connectangles="0,0,0,0"/>
-                </v:shape>
-                <v:shape id="Freeform 86" o:spid="_x0000_s1030" style="position:absolute;left:2095;top:16;width:427;height:256;visibility:visible;mso-wrap-style:square;v-text-anchor:top" coordsize="427,256" o:gfxdata="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" path="m427,4l424,2,4,2,2,4r,248l,,,256r427,l4,254,4,4r423,xe" fillcolor="black" stroked="f">
-                  <v:path arrowok="t" o:connecttype="custom" o:connectlocs="427,4;424,2;4,2;2,4;2,252;0,0;0,256;427,256;4,254;4,4;427,4" o:connectangles="0,0,0,0,0,0,0,0,0,0,0"/>
-                </v:shape>
-                <w10:wrap anchorx="page"/>
-              </v:group>
-            </w:pict>
-          </mc:Fallback>
-        </mc:AlternateContent>
-      </w:r>
-      <w:r>
-        <w:rPr>
-          <w:rFonts w:ascii="Arial" w:hAnsi="Arial" w:cs="Arial"/>
-          <w:spacing w:val="3"/>
-          <w:sz w:val="15"/>
-          <w:szCs w:val="15"/>
-        </w:rPr>
-        <w:t>A</w:t>
-      </w:r>
-      <w:r>
-        <w:rPr>
-          <w:rFonts w:ascii="Arial" w:hAnsi="Arial" w:cs="Arial"/>
-          <w:spacing w:val="-1"/>
-          <w:sz w:val="15"/>
-          <w:szCs w:val="15"/>
-        </w:rPr>
-        <w:t>c</w:t>
-      </w:r>
-      <w:r>
-        <w:rPr>
-          <w:rFonts w:ascii="Arial" w:hAnsi="Arial" w:cs="Arial"/>
-          <w:spacing w:val="1"/>
-          <w:sz w:val="15"/>
-          <w:szCs w:val="15"/>
-        </w:rPr>
-        <w:t>c</w:t>
-      </w:r>
-      <w:r>
-        <w:rPr>
-          <w:rFonts w:ascii="Arial" w:hAnsi="Arial" w:cs="Arial"/>
-          <w:spacing w:val="-2"/>
-          <w:sz w:val="15"/>
-          <w:szCs w:val="15"/>
-        </w:rPr>
-        <w:t>e</w:t>
-      </w:r>
-      <w:r>
-        <w:rPr>
-          <w:rFonts w:ascii="Arial" w:hAnsi="Arial" w:cs="Arial"/>
-          <w:spacing w:val="1"/>
-          <w:sz w:val="15"/>
-          <w:szCs w:val="15"/>
-        </w:rPr>
-        <w:t>s</w:t>
-      </w:r>
-      <w:r>
-        <w:rPr>
-          <w:rFonts w:ascii="Arial" w:hAnsi="Arial" w:cs="Arial"/>
-          <w:sz w:val="15"/>
-          <w:szCs w:val="15"/>
-        </w:rPr>
-        <w:t>o</w:t>
-      </w:r>
-      <w:r>
-        <w:rPr>
-          <w:rFonts w:ascii="Times New Roman" w:hAnsi="Times New Roman"/>
-          <w:sz w:val="15"/>
-          <w:szCs w:val="15"/>
-        </w:rPr>
-        <w:t xml:space="preserve">                      </w:t>
-      </w:r>
-      <w:r>
-        <w:rPr>
-          <w:rFonts w:ascii="Times New Roman" w:hAnsi="Times New Roman"/>
-          <w:spacing w:val="6"/>
-          <w:sz w:val="15"/>
-          <w:szCs w:val="15"/>
-        </w:rPr>
-        <w:t xml:space="preserve"> </w:t>
-      </w:r>
-      <w:r>
-        <w:rPr>
-          <w:rFonts w:ascii="Arial" w:hAnsi="Arial" w:cs="Arial"/>
-          <w:spacing w:val="2"/>
-          <w:sz w:val="15"/>
-          <w:szCs w:val="15"/>
-        </w:rPr>
-        <w:t>M</w:t>
-      </w:r>
-      <w:r>
-        <w:rPr>
-          <w:rFonts w:ascii="Arial" w:hAnsi="Arial" w:cs="Arial"/>
-          <w:sz w:val="15"/>
-          <w:szCs w:val="15"/>
-        </w:rPr>
-        <w:t>o</w:t>
-      </w:r>
-      <w:r>
-        <w:rPr>
-          <w:rFonts w:ascii="Arial" w:hAnsi="Arial" w:cs="Arial"/>
-          <w:spacing w:val="-2"/>
-          <w:sz w:val="15"/>
-          <w:szCs w:val="15"/>
-        </w:rPr>
-        <w:t>d</w:t>
-      </w:r>
-      <w:r>
-        <w:rPr>
-          <w:rFonts w:ascii="Arial" w:hAnsi="Arial" w:cs="Arial"/>
-          <w:spacing w:val="2"/>
-          <w:sz w:val="15"/>
-          <w:szCs w:val="15"/>
-        </w:rPr>
-        <w:t>i</w:t>
-      </w:r>
-      <w:r>
-        <w:rPr>
-          <w:rFonts w:ascii="Arial" w:hAnsi="Arial" w:cs="Arial"/>
-          <w:spacing w:val="-1"/>
-          <w:sz w:val="15"/>
-          <w:szCs w:val="15"/>
-        </w:rPr>
-        <w:t>f</w:t>
-      </w:r>
-      <w:r>
-        <w:rPr>
-          <w:rFonts w:ascii="Arial" w:hAnsi="Arial" w:cs="Arial"/>
-          <w:sz w:val="15"/>
-          <w:szCs w:val="15"/>
-        </w:rPr>
-        <w:t>i</w:t>
-      </w:r>
-      <w:r>
-        <w:rPr>
-          <w:rFonts w:ascii="Arial" w:hAnsi="Arial" w:cs="Arial"/>
-          <w:spacing w:val="1"/>
-          <w:sz w:val="15"/>
-          <w:szCs w:val="15"/>
-        </w:rPr>
-        <w:t>c</w:t>
-      </w:r>
-      <w:r>
-        <w:rPr>
-          <w:rFonts w:ascii="Arial" w:hAnsi="Arial" w:cs="Arial"/>
-          <w:spacing w:val="-5"/>
-          <w:sz w:val="15"/>
-          <w:szCs w:val="15"/>
-        </w:rPr>
-        <w:t>a</w:t>
-      </w:r>
-      <w:r>
-        <w:rPr>
-          <w:rFonts w:ascii="Arial" w:hAnsi="Arial" w:cs="Arial"/>
-          <w:spacing w:val="1"/>
-          <w:sz w:val="15"/>
-          <w:szCs w:val="15"/>
-        </w:rPr>
-        <w:t>c</w:t>
-      </w:r>
-      <w:r>
-        <w:rPr>
-          <w:rFonts w:ascii="Arial" w:hAnsi="Arial" w:cs="Arial"/>
-          <w:sz w:val="15"/>
-          <w:szCs w:val="15"/>
-        </w:rPr>
-        <w:t>ión</w:t>
-      </w:r>
-      <w:r>
-        <w:rPr>
-          <w:rFonts w:ascii="Times New Roman" w:hAnsi="Times New Roman"/>
-          <w:sz w:val="15"/>
-          <w:szCs w:val="15"/>
-        </w:rPr>
-        <w:t xml:space="preserve">                </w:t>
-      </w:r>
-      <w:r>
-        <w:rPr>
-          <w:rFonts w:ascii="Times New Roman" w:hAnsi="Times New Roman"/>
-          <w:spacing w:val="29"/>
-          <w:sz w:val="15"/>
-          <w:szCs w:val="15"/>
-        </w:rPr>
-        <w:t xml:space="preserve"> </w:t>
-      </w:r>
-      <w:r>
-        <w:rPr>
-          <w:rFonts w:ascii="Arial" w:hAnsi="Arial" w:cs="Arial"/>
-          <w:sz w:val="15"/>
-          <w:szCs w:val="15"/>
-        </w:rPr>
-        <w:t>Qui</w:t>
-      </w:r>
-      <w:r>
-        <w:rPr>
-          <w:rFonts w:ascii="Arial" w:hAnsi="Arial" w:cs="Arial"/>
-          <w:spacing w:val="1"/>
-          <w:sz w:val="15"/>
-          <w:szCs w:val="15"/>
-        </w:rPr>
-        <w:t>t</w:t>
-      </w:r>
-      <w:r>
-        <w:rPr>
-          <w:rFonts w:ascii="Arial" w:hAnsi="Arial" w:cs="Arial"/>
-          <w:sz w:val="15"/>
-          <w:szCs w:val="15"/>
-        </w:rPr>
-        <w:t>ar</w:t>
-      </w:r>
-      <w:r>
-        <w:rPr>
-          <w:rFonts w:ascii="Times New Roman" w:hAnsi="Times New Roman"/>
-          <w:spacing w:val="3"/>
-          <w:sz w:val="15"/>
-          <w:szCs w:val="15"/>
-        </w:rPr>
-        <w:t xml:space="preserve"> </w:t>
-      </w:r>
-      <w:r>
-        <w:rPr>
-          <w:rFonts w:ascii="Arial" w:hAnsi="Arial" w:cs="Arial"/>
-          <w:sz w:val="15"/>
-          <w:szCs w:val="15"/>
-        </w:rPr>
-        <w:t>pe</w:t>
-      </w:r>
-      <w:r>
-        <w:rPr>
-          <w:rFonts w:ascii="Arial" w:hAnsi="Arial" w:cs="Arial"/>
-          <w:spacing w:val="-2"/>
-          <w:sz w:val="15"/>
-          <w:szCs w:val="15"/>
-        </w:rPr>
-        <w:t>r</w:t>
-      </w:r>
-      <w:r>
-        <w:rPr>
-          <w:rFonts w:ascii="Arial" w:hAnsi="Arial" w:cs="Arial"/>
-          <w:spacing w:val="2"/>
-          <w:sz w:val="15"/>
-          <w:szCs w:val="15"/>
-        </w:rPr>
-        <w:t>m</w:t>
-      </w:r>
-      <w:r>
-        <w:rPr>
-          <w:rFonts w:ascii="Arial" w:hAnsi="Arial" w:cs="Arial"/>
-          <w:spacing w:val="-2"/>
-          <w:sz w:val="15"/>
-          <w:szCs w:val="15"/>
-        </w:rPr>
-        <w:t>i</w:t>
-      </w:r>
-      <w:r>
-        <w:rPr>
-          <w:rFonts w:ascii="Arial" w:hAnsi="Arial" w:cs="Arial"/>
-          <w:spacing w:val="1"/>
-          <w:sz w:val="15"/>
-          <w:szCs w:val="15"/>
-        </w:rPr>
-        <w:t>s</w:t>
-      </w:r>
-      <w:r>
-        <w:rPr>
-          <w:rFonts w:ascii="Arial" w:hAnsi="Arial" w:cs="Arial"/>
-          <w:sz w:val="15"/>
-          <w:szCs w:val="15"/>
-        </w:rPr>
-        <w:t>os</w:t>
+        <w:t>{ckA} Acceso                       {ckM} Modificación                 {ckQ} Quitar permisos</w:t>
       </w:r>
     </w:p>
     <w:p>
@@ -13049,104 +7268,8 @@
             </w:tcBorders>
           </w:tcPr>
           <w:p>
-            <w:pPr>
-              <w:widowControl w:val="0"/>
-              <w:autoSpaceDE w:val="0"/>
-              <w:autoSpaceDN w:val="0"/>
-              <w:adjustRightInd w:val="0"/>
-              <w:spacing w:before="72" w:after="0" w:line="240" w:lineRule="auto"/>
-              <w:ind w:left="93"/>
-              <w:rPr>
-                <w:rFonts w:ascii="Times New Roman" w:hAnsi="Times New Roman"/>
-                <w:sz w:val="24"/>
-                <w:szCs w:val="24"/>
-              </w:rPr>
-            </w:pPr>
             <w:r>
-              <w:rPr>
-                <w:rFonts w:cs="Calibri"/>
-                <w:b/>
-                <w:bCs/>
-                <w:spacing w:val="1"/>
-                <w:sz w:val="15"/>
-                <w:szCs w:val="15"/>
-              </w:rPr>
-              <w:t>S</w:t>
-            </w:r>
-            <w:r>
-              <w:rPr>
-                <w:rFonts w:cs="Calibri"/>
-                <w:b/>
-                <w:bCs/>
-                <w:spacing w:val="3"/>
-                <w:sz w:val="15"/>
-                <w:szCs w:val="15"/>
-              </w:rPr>
-              <w:t>E</w:t>
-            </w:r>
-            <w:r>
-              <w:rPr>
-                <w:rFonts w:cs="Calibri"/>
-                <w:b/>
-                <w:bCs/>
-                <w:spacing w:val="-3"/>
-                <w:sz w:val="15"/>
-                <w:szCs w:val="15"/>
-              </w:rPr>
-              <w:t>R</w:t>
-            </w:r>
-            <w:r>
-              <w:rPr>
-                <w:rFonts w:cs="Calibri"/>
-                <w:b/>
-                <w:bCs/>
-                <w:sz w:val="15"/>
-                <w:szCs w:val="15"/>
-              </w:rPr>
-              <w:t>V</w:t>
-            </w:r>
-            <w:r>
-              <w:rPr>
-                <w:rFonts w:cs="Calibri"/>
-                <w:b/>
-                <w:bCs/>
-                <w:spacing w:val="1"/>
-                <w:sz w:val="15"/>
-                <w:szCs w:val="15"/>
-              </w:rPr>
-              <w:t>I</w:t>
-            </w:r>
-            <w:r>
-              <w:rPr>
-                <w:rFonts w:cs="Calibri"/>
-                <w:b/>
-                <w:bCs/>
-                <w:spacing w:val="-2"/>
-                <w:sz w:val="15"/>
-                <w:szCs w:val="15"/>
-              </w:rPr>
-              <w:t>D</w:t>
-            </w:r>
-            <w:r>
-              <w:rPr>
-                <w:rFonts w:cs="Calibri"/>
-                <w:b/>
-                <w:bCs/>
-                <w:spacing w:val="4"/>
-                <w:sz w:val="15"/>
-                <w:szCs w:val="15"/>
-              </w:rPr>
-              <w:t>O</w:t>
-            </w:r>
-            <w:r>
-              <w:rPr>
-                <w:rFonts w:cs="Calibri"/>
-                <w:b/>
-                <w:bCs/>
-                <w:sz w:val="15"/>
-                <w:szCs w:val="15"/>
-              </w:rPr>
-              <w:t>R</w:t>
+              <w:t>SERVIDOR</w:t>
             </w:r>
           </w:p>
         </w:tc>
@@ -13162,25 +7285,8 @@
             </w:tcBorders>
           </w:tcPr>
           <w:p>
-            <w:pPr>
-              <w:widowControl w:val="0"/>
-              <w:autoSpaceDE w:val="0"/>
-              <w:autoSpaceDN w:val="0"/>
-              <w:adjustRightInd w:val="0"/>
-              <w:spacing w:after="0" w:line="240" w:lineRule="auto"/>
-              <w:rPr>
-                <w:rFonts w:ascii="Times New Roman" w:hAnsi="Times New Roman"/>
-                <w:sz w:val="24"/>
-                <w:szCs w:val="24"/>
-              </w:rPr>
-            </w:pPr>
             <w:r>
-              <w:rPr>
-                <w:rFonts w:ascii="Times New Roman" w:hAnsi="Times New Roman"/>
-                <w:sz w:val="24"/>
-                <w:szCs w:val="24"/>
-              </w:rPr>
-              <w:t>\\SAN 01</w:t>
+              <w:t>{servidor}</w:t>
             </w:r>
           </w:p>
         </w:tc>
@@ -13200,190 +7306,8 @@
             </w:tcBorders>
           </w:tcPr>
           <w:p>
-            <w:pPr>
-              <w:widowControl w:val="0"/>
-              <w:autoSpaceDE w:val="0"/>
-              <w:autoSpaceDN w:val="0"/>
-              <w:adjustRightInd w:val="0"/>
-              <w:spacing w:before="72" w:after="0" w:line="240" w:lineRule="auto"/>
-              <w:ind w:left="93"/>
-              <w:rPr>
-                <w:rFonts w:ascii="Times New Roman" w:hAnsi="Times New Roman"/>
-                <w:sz w:val="24"/>
-                <w:szCs w:val="24"/>
-              </w:rPr>
-            </w:pPr>
             <w:r>
-              <w:rPr>
-                <w:rFonts w:cs="Calibri"/>
-                <w:b/>
-                <w:bCs/>
-                <w:spacing w:val="-1"/>
-                <w:sz w:val="15"/>
-                <w:szCs w:val="15"/>
-              </w:rPr>
-              <w:t>C</w:t>
-            </w:r>
-            <w:r>
-              <w:rPr>
-                <w:rFonts w:cs="Calibri"/>
-                <w:b/>
-                <w:bCs/>
-                <w:sz w:val="15"/>
-                <w:szCs w:val="15"/>
-              </w:rPr>
-              <w:t>A</w:t>
-            </w:r>
-            <w:r>
-              <w:rPr>
-                <w:rFonts w:cs="Calibri"/>
-                <w:b/>
-                <w:bCs/>
-                <w:spacing w:val="-1"/>
-                <w:sz w:val="15"/>
-                <w:szCs w:val="15"/>
-              </w:rPr>
-              <w:t>R</w:t>
-            </w:r>
-            <w:r>
-              <w:rPr>
-                <w:rFonts w:cs="Calibri"/>
-                <w:b/>
-                <w:bCs/>
-                <w:spacing w:val="1"/>
-                <w:sz w:val="15"/>
-                <w:szCs w:val="15"/>
-              </w:rPr>
-              <w:t>PE</w:t>
-            </w:r>
-            <w:r>
-              <w:rPr>
-                <w:rFonts w:cs="Calibri"/>
-                <w:b/>
-                <w:bCs/>
-                <w:sz w:val="15"/>
-                <w:szCs w:val="15"/>
-              </w:rPr>
-              <w:t>TA</w:t>
-            </w:r>
-            <w:r>
-              <w:rPr>
-                <w:rFonts w:ascii="Times New Roman" w:hAnsi="Times New Roman"/>
-                <w:b/>
-                <w:bCs/>
-                <w:spacing w:val="-7"/>
-                <w:sz w:val="15"/>
-                <w:szCs w:val="15"/>
-              </w:rPr>
-              <w:t xml:space="preserve"> </w:t>
-            </w:r>
-            <w:r>
-              <w:rPr>
-                <w:rFonts w:cs="Calibri"/>
-                <w:b/>
-                <w:bCs/>
-                <w:spacing w:val="-1"/>
-                <w:sz w:val="15"/>
-                <w:szCs w:val="15"/>
-              </w:rPr>
-              <w:t>C</w:t>
-            </w:r>
-            <w:r>
-              <w:rPr>
-                <w:rFonts w:cs="Calibri"/>
-                <w:b/>
-                <w:bCs/>
-                <w:spacing w:val="1"/>
-                <w:sz w:val="15"/>
-                <w:szCs w:val="15"/>
-              </w:rPr>
-              <w:t>O</w:t>
-            </w:r>
-            <w:r>
-              <w:rPr>
-                <w:rFonts w:cs="Calibri"/>
-                <w:b/>
-                <w:bCs/>
-                <w:spacing w:val="3"/>
-                <w:sz w:val="15"/>
-                <w:szCs w:val="15"/>
-              </w:rPr>
-              <w:t>M</w:t>
-            </w:r>
-            <w:r>
-              <w:rPr>
-                <w:rFonts w:cs="Calibri"/>
-                <w:b/>
-                <w:bCs/>
-                <w:spacing w:val="1"/>
-                <w:sz w:val="15"/>
-                <w:szCs w:val="15"/>
-              </w:rPr>
-              <w:t>P</w:t>
-            </w:r>
-            <w:r>
-              <w:rPr>
-                <w:rFonts w:cs="Calibri"/>
-                <w:b/>
-                <w:bCs/>
-                <w:spacing w:val="-3"/>
-                <w:sz w:val="15"/>
-                <w:szCs w:val="15"/>
-              </w:rPr>
-              <w:t>A</w:t>
-            </w:r>
-            <w:r>
-              <w:rPr>
-                <w:rFonts w:cs="Calibri"/>
-                <w:b/>
-                <w:bCs/>
-                <w:spacing w:val="-1"/>
-                <w:sz w:val="15"/>
-                <w:szCs w:val="15"/>
-              </w:rPr>
-              <w:t>R</w:t>
-            </w:r>
-            <w:r>
-              <w:rPr>
-                <w:rFonts w:cs="Calibri"/>
-                <w:b/>
-                <w:bCs/>
-                <w:sz w:val="15"/>
-                <w:szCs w:val="15"/>
-              </w:rPr>
-              <w:t>T</w:t>
-            </w:r>
-            <w:r>
-              <w:rPr>
-                <w:rFonts w:cs="Calibri"/>
-                <w:b/>
-                <w:bCs/>
-                <w:spacing w:val="1"/>
-                <w:sz w:val="15"/>
-                <w:szCs w:val="15"/>
-              </w:rPr>
-              <w:t>I</w:t>
-            </w:r>
-            <w:r>
-              <w:rPr>
-                <w:rFonts w:cs="Calibri"/>
-                <w:b/>
-                <w:bCs/>
-                <w:spacing w:val="3"/>
-                <w:sz w:val="15"/>
-                <w:szCs w:val="15"/>
-              </w:rPr>
-              <w:t>D</w:t>
-            </w:r>
-            <w:r>
-              <w:rPr>
-                <w:rFonts w:cs="Calibri"/>
-                <w:b/>
-                <w:bCs/>
-                <w:sz w:val="15"/>
-                <w:szCs w:val="15"/>
-              </w:rPr>
-              <w:t>A</w:t>
+              <w:t>CARPETA COMPARTIDA</w:t>
             </w:r>
           </w:p>
         </w:tc>
@@ -13399,24 +7323,7 @@
             </w:tcBorders>
           </w:tcPr>
           <w:p>
-            <w:pPr>
-              <w:widowControl w:val="0"/>
-              <w:autoSpaceDE w:val="0"/>
-              <w:autoSpaceDN w:val="0"/>
-              <w:adjustRightInd w:val="0"/>
-              <w:spacing w:after="0" w:line="240" w:lineRule="auto"/>
-              <w:rPr>
-                <w:rFonts w:ascii="Times New Roman" w:hAnsi="Times New Roman"/>
-                <w:sz w:val="24"/>
-                <w:szCs w:val="24"/>
-              </w:rPr>
-            </w:pPr>
             <w:r>
-              <w:rPr>
-                <w:rFonts w:ascii="Times New Roman" w:hAnsi="Times New Roman"/>
-                <w:sz w:val="24"/>
-                <w:szCs w:val="24"/>
-              </w:rPr>
               <w:t>{recurso}</w:t>
             </w:r>
           </w:p>
@@ -13437,83 +7344,8 @@
             </w:tcBorders>
           </w:tcPr>
           <w:p>
-            <w:pPr>
-              <w:widowControl w:val="0"/>
-              <w:autoSpaceDE w:val="0"/>
-              <w:autoSpaceDN w:val="0"/>
-              <w:adjustRightInd w:val="0"/>
-              <w:spacing w:before="84" w:after="0" w:line="240" w:lineRule="auto"/>
-              <w:ind w:left="93"/>
-              <w:rPr>
-                <w:rFonts w:ascii="Times New Roman" w:hAnsi="Times New Roman"/>
-                <w:sz w:val="24"/>
-                <w:szCs w:val="24"/>
-              </w:rPr>
-            </w:pPr>
             <w:r>
-              <w:rPr>
-                <w:rFonts w:cs="Calibri"/>
-                <w:b/>
-                <w:bCs/>
-                <w:spacing w:val="1"/>
-                <w:sz w:val="15"/>
-                <w:szCs w:val="15"/>
-              </w:rPr>
-              <w:t>PE</w:t>
-            </w:r>
-            <w:r>
-              <w:rPr>
-                <w:rFonts w:cs="Calibri"/>
-                <w:b/>
-                <w:bCs/>
-                <w:spacing w:val="-1"/>
-                <w:sz w:val="15"/>
-                <w:szCs w:val="15"/>
-              </w:rPr>
-              <w:t>R</w:t>
-            </w:r>
-            <w:r>
-              <w:rPr>
-                <w:rFonts w:cs="Calibri"/>
-                <w:b/>
-                <w:bCs/>
-                <w:spacing w:val="3"/>
-                <w:sz w:val="15"/>
-                <w:szCs w:val="15"/>
-              </w:rPr>
-              <w:t>M</w:t>
-            </w:r>
-            <w:r>
-              <w:rPr>
-                <w:rFonts w:cs="Calibri"/>
-                <w:b/>
-                <w:bCs/>
-                <w:spacing w:val="-2"/>
-                <w:sz w:val="15"/>
-                <w:szCs w:val="15"/>
-              </w:rPr>
-              <w:t>IS</w:t>
-            </w:r>
-            <w:r>
-              <w:rPr>
-                <w:rFonts w:cs="Calibri"/>
-                <w:b/>
-                <w:bCs/>
-                <w:spacing w:val="1"/>
-                <w:sz w:val="15"/>
-                <w:szCs w:val="15"/>
-              </w:rPr>
-              <w:t>O</w:t>
-            </w:r>
-            <w:r>
-              <w:rPr>
-                <w:rFonts w:cs="Calibri"/>
-                <w:b/>
-                <w:bCs/>
-                <w:sz w:val="15"/>
-                <w:szCs w:val="15"/>
-              </w:rPr>
-              <w:t>S</w:t>
+              <w:t>PERMISOS</w:t>
             </w:r>
           </w:p>
         </w:tc>
@@ -13528,690 +7360,8 @@
             </w:tcBorders>
           </w:tcPr>
           <w:p>
-            <w:pPr>
-              <w:widowControl w:val="0"/>
-              <w:tabs>
-                <w:tab w:val="left" w:pos="1065"/>
-              </w:tabs>
-              <w:autoSpaceDE w:val="0"/>
-              <w:autoSpaceDN w:val="0"/>
-              <w:adjustRightInd w:val="0"/>
-              <w:spacing w:before="41" w:after="0" w:line="240" w:lineRule="auto"/>
-              <w:ind w:left="97"/>
-              <w:rPr>
-                <w:rFonts w:ascii="Times New Roman" w:hAnsi="Times New Roman"/>
-                <w:sz w:val="24"/>
-                <w:szCs w:val="24"/>
-              </w:rPr>
-            </w:pPr>
             <w:r>
-              <w:rPr>
-                <w:noProof/>
-              </w:rPr>
-              <mc:AlternateContent>
-                <mc:Choice Requires="wpg">
-                  <w:drawing>
-                    <wp:anchor distT="0" distB="0" distL="114300" distR="114300" simplePos="0" relativeHeight="251664896" behindDoc="1" locked="0" layoutInCell="0" allowOverlap="1" wp14:anchorId="5DE30B8E" wp14:editId="13F404E9">
-                      <wp:simplePos x="0" y="0"/>
-                      <wp:positionH relativeFrom="page">
-                        <wp:posOffset>3150870</wp:posOffset>
-                      </wp:positionH>
-                      <wp:positionV relativeFrom="paragraph">
-                        <wp:posOffset>19685</wp:posOffset>
-                      </wp:positionV>
-                      <wp:extent cx="234315" cy="154305"/>
-                      <wp:effectExtent l="0" t="0" r="0" b="0"/>
-                      <wp:wrapNone/>
-                      <wp:docPr id="29" name="Group 118"/>
-                      <wp:cNvGraphicFramePr>
-                        <a:graphicFrameLocks xmlns:a="http://schemas.openxmlformats.org/drawingml/2006/main"/>
-                      </wp:cNvGraphicFramePr>
-                      <a:graphic xmlns:a="http://schemas.openxmlformats.org/drawingml/2006/main">
-                        <a:graphicData uri="http://schemas.microsoft.com/office/word/2010/wordprocessingGroup">
-                          <wpg:wgp>
-                            <wpg:cNvGrpSpPr>
-                              <a:grpSpLocks/>
-                            </wpg:cNvGrpSpPr>
-                            <wpg:grpSpPr bwMode="auto">
-                              <a:xfrm>
-                                <a:off x="0" y="0"/>
-                                <a:ext cx="234315" cy="154305"/>
-                                <a:chOff x="4962" y="1970"/>
-                                <a:chExt cx="369" cy="243"/>
-                              </a:xfrm>
-                            </wpg:grpSpPr>
-                            <wps:wsp>
-                              <wps:cNvPr id="30" name="Freeform 119"/>
-                              <wps:cNvSpPr>
-                                <a:spLocks/>
-                              </wps:cNvSpPr>
-                              <wps:spPr bwMode="auto">
-                                <a:xfrm>
-                                  <a:off x="4963" y="1972"/>
-                                  <a:ext cx="367" cy="240"/>
-                                </a:xfrm>
-                                <a:custGeom>
-                                  <a:avLst/>
-                                  <a:gdLst>
-                                    <a:gd name="T0" fmla="*/ 0 w 367"/>
-                                    <a:gd name="T1" fmla="*/ 232 h 240"/>
-                                    <a:gd name="T2" fmla="*/ 0 w 367"/>
-                                    <a:gd name="T3" fmla="*/ 237 h 240"/>
-                                    <a:gd name="T4" fmla="*/ 2 w 367"/>
-                                    <a:gd name="T5" fmla="*/ 240 h 240"/>
-                                    <a:gd name="T6" fmla="*/ 359 w 367"/>
-                                    <a:gd name="T7" fmla="*/ 240 h 240"/>
-                                    <a:gd name="T8" fmla="*/ 11 w 367"/>
-                                    <a:gd name="T9" fmla="*/ 232 h 240"/>
-                                    <a:gd name="T10" fmla="*/ 11 w 367"/>
-                                    <a:gd name="T11" fmla="*/ 14 h 240"/>
-                                    <a:gd name="T12" fmla="*/ 359 w 367"/>
-                                    <a:gd name="T13" fmla="*/ 14 h 240"/>
-                                    <a:gd name="T14" fmla="*/ 364 w 367"/>
-                                    <a:gd name="T15" fmla="*/ 240 h 240"/>
-                                    <a:gd name="T16" fmla="*/ 367 w 367"/>
-                                    <a:gd name="T17" fmla="*/ 237 h 240"/>
-                                    <a:gd name="T18" fmla="*/ 367 w 367"/>
-                                    <a:gd name="T19" fmla="*/ 4 h 240"/>
-                                    <a:gd name="T20" fmla="*/ 364 w 367"/>
-                                    <a:gd name="T21" fmla="*/ 0 h 240"/>
-                                    <a:gd name="T22" fmla="*/ 359 w 367"/>
-                                    <a:gd name="T23" fmla="*/ 0 h 240"/>
-                                    <a:gd name="T24" fmla="*/ 352 w 367"/>
-                                    <a:gd name="T25" fmla="*/ 7 h 240"/>
-                                    <a:gd name="T26" fmla="*/ 11 w 367"/>
-                                    <a:gd name="T27" fmla="*/ 7 h 240"/>
-                                    <a:gd name="T28" fmla="*/ 4 w 367"/>
-                                    <a:gd name="T29" fmla="*/ 14 h 240"/>
-                                    <a:gd name="T30" fmla="*/ 4 w 367"/>
-                                    <a:gd name="T31" fmla="*/ 225 h 240"/>
-                                    <a:gd name="T32" fmla="*/ 4 w 367"/>
-                                    <a:gd name="T33" fmla="*/ 0 h 240"/>
-                                    <a:gd name="T34" fmla="*/ 2 w 367"/>
-                                    <a:gd name="T35" fmla="*/ 0 h 240"/>
-                                    <a:gd name="T36" fmla="*/ 0 w 367"/>
-                                    <a:gd name="T37" fmla="*/ 4 h 240"/>
-                                    <a:gd name="T38" fmla="*/ 0 w 367"/>
-                                    <a:gd name="T39" fmla="*/ 232 h 240"/>
-                                  </a:gdLst>
-                                  <a:ahLst/>
-                                  <a:cxnLst>
-                                    <a:cxn ang="0">
-                                      <a:pos x="T0" y="T1"/>
-                                    </a:cxn>
-                                    <a:cxn ang="0">
-                                      <a:pos x="T2" y="T3"/>
-                                    </a:cxn>
-                                    <a:cxn ang="0">
-                                      <a:pos x="T4" y="T5"/>
-                                    </a:cxn>
-                                    <a:cxn ang="0">
-                                      <a:pos x="T6" y="T7"/>
-                                    </a:cxn>
-                                    <a:cxn ang="0">
-                                      <a:pos x="T8" y="T9"/>
-                                    </a:cxn>
-                                    <a:cxn ang="0">
-                                      <a:pos x="T10" y="T11"/>
-                                    </a:cxn>
-                                    <a:cxn ang="0">
-                                      <a:pos x="T12" y="T13"/>
-                                    </a:cxn>
-                                    <a:cxn ang="0">
-                                      <a:pos x="T14" y="T15"/>
-                                    </a:cxn>
-                                    <a:cxn ang="0">
-                                      <a:pos x="T16" y="T17"/>
-                                    </a:cxn>
-                                    <a:cxn ang="0">
-                                      <a:pos x="T18" y="T19"/>
-                                    </a:cxn>
-                                    <a:cxn ang="0">
-                                      <a:pos x="T20" y="T21"/>
-                                    </a:cxn>
-                                    <a:cxn ang="0">
-                                      <a:pos x="T22" y="T23"/>
-                                    </a:cxn>
-                                    <a:cxn ang="0">
-                                      <a:pos x="T24" y="T25"/>
-                                    </a:cxn>
-                                    <a:cxn ang="0">
-                                      <a:pos x="T26" y="T27"/>
-                                    </a:cxn>
-                                    <a:cxn ang="0">
-                                      <a:pos x="T28" y="T29"/>
-                                    </a:cxn>
-                                    <a:cxn ang="0">
-                                      <a:pos x="T30" y="T31"/>
-                                    </a:cxn>
-                                    <a:cxn ang="0">
-                                      <a:pos x="T32" y="T33"/>
-                                    </a:cxn>
-                                    <a:cxn ang="0">
-                                      <a:pos x="T34" y="T35"/>
-                                    </a:cxn>
-                                    <a:cxn ang="0">
-                                      <a:pos x="T36" y="T37"/>
-                                    </a:cxn>
-                                    <a:cxn ang="0">
-                                      <a:pos x="T38" y="T39"/>
-                                    </a:cxn>
-                                  </a:cxnLst>
-                                  <a:rect l="0" t="0" r="r" b="b"/>
-                                  <a:pathLst>
-                                    <a:path w="367" h="240">
-                                      <a:moveTo>
-                                        <a:pt x="0" y="232"/>
-                                      </a:moveTo>
-                                      <a:lnTo>
-                                        <a:pt x="0" y="237"/>
-                                      </a:lnTo>
-                                      <a:lnTo>
-                                        <a:pt x="2" y="240"/>
-                                      </a:lnTo>
-                                      <a:lnTo>
-                                        <a:pt x="359" y="240"/>
-                                      </a:lnTo>
-                                      <a:lnTo>
-                                        <a:pt x="11" y="232"/>
-                                      </a:lnTo>
-                                      <a:lnTo>
-                                        <a:pt x="11" y="14"/>
-                                      </a:lnTo>
-                                      <a:lnTo>
-                                        <a:pt x="359" y="14"/>
-                                      </a:lnTo>
-                                      <a:lnTo>
-                                        <a:pt x="364" y="240"/>
-                                      </a:lnTo>
-                                      <a:lnTo>
-                                        <a:pt x="367" y="237"/>
-                                      </a:lnTo>
-                                      <a:lnTo>
-                                        <a:pt x="367" y="4"/>
-                                      </a:lnTo>
-                                      <a:lnTo>
-                                        <a:pt x="364" y="0"/>
-                                      </a:lnTo>
-                                      <a:lnTo>
-                                        <a:pt x="359" y="0"/>
-                                      </a:lnTo>
-                                      <a:lnTo>
-                                        <a:pt x="352" y="7"/>
-                                      </a:lnTo>
-                                      <a:lnTo>
-                                        <a:pt x="11" y="7"/>
-                                      </a:lnTo>
-                                      <a:lnTo>
-                                        <a:pt x="4" y="14"/>
-                                      </a:lnTo>
-                                      <a:lnTo>
-                                        <a:pt x="4" y="225"/>
-                                      </a:lnTo>
-                                      <a:lnTo>
-                                        <a:pt x="4" y="0"/>
-                                      </a:lnTo>
-                                      <a:lnTo>
-                                        <a:pt x="2" y="0"/>
-                                      </a:lnTo>
-                                      <a:lnTo>
-                                        <a:pt x="0" y="4"/>
-                                      </a:lnTo>
-                                      <a:lnTo>
-                                        <a:pt x="0" y="232"/>
-                                      </a:lnTo>
-                                      <a:close/>
-                                    </a:path>
-                                  </a:pathLst>
-                                </a:custGeom>
-                                <a:solidFill>
-                                  <a:srgbClr val="000000"/>
-                                </a:solidFill>
-                                <a:ln>
-                                  <a:noFill/>
-                                </a:ln>
-                                <a:extLst>
-                                  <a:ext uri="{91240B29-F687-4F45-9708-019B960494DF}">
-                                    <a14:hiddenLine xmlns:a14="http://schemas.microsoft.com/office/drawing/2010/main" w="9525">
-                                      <a:solidFill>
-                                        <a:srgbClr val="000000"/>
-                                      </a:solidFill>
-                                      <a:round/>
-                                      <a:headEnd/>
-                                      <a:tailEnd/>
-                                    </a14:hiddenLine>
-                                  </a:ext>
-                                </a:extLst>
-                              </wps:spPr>
-                              <wps:bodyPr rot="0" vert="horz" wrap="square" lIns="91440" tIns="45720" rIns="91440" bIns="45720" anchor="t" anchorCtr="0" upright="1">
-                                <a:noAutofit/>
-                              </wps:bodyPr>
-                            </wps:wsp>
-                            <wps:wsp>
-                              <wps:cNvPr id="31" name="Freeform 120"/>
-                              <wps:cNvSpPr>
-                                <a:spLocks/>
-                              </wps:cNvSpPr>
-                              <wps:spPr bwMode="auto">
-                                <a:xfrm>
-                                  <a:off x="5316" y="1986"/>
-                                  <a:ext cx="12" cy="226"/>
-                                </a:xfrm>
-                                <a:custGeom>
-                                  <a:avLst/>
-                                  <a:gdLst>
-                                    <a:gd name="T0" fmla="*/ 7 w 12"/>
-                                    <a:gd name="T1" fmla="*/ 211 h 226"/>
-                                    <a:gd name="T2" fmla="*/ 0 w 12"/>
-                                    <a:gd name="T3" fmla="*/ 218 h 226"/>
-                                    <a:gd name="T4" fmla="*/ 7 w 12"/>
-                                    <a:gd name="T5" fmla="*/ 225 h 226"/>
-                                    <a:gd name="T6" fmla="*/ 11 w 12"/>
-                                    <a:gd name="T7" fmla="*/ 225 h 226"/>
-                                    <a:gd name="T8" fmla="*/ 7 w 12"/>
-                                    <a:gd name="T9" fmla="*/ 0 h 226"/>
-                                    <a:gd name="T10" fmla="*/ 7 w 12"/>
-                                    <a:gd name="T11" fmla="*/ 211 h 226"/>
-                                  </a:gdLst>
-                                  <a:ahLst/>
-                                  <a:cxnLst>
-                                    <a:cxn ang="0">
-                                      <a:pos x="T0" y="T1"/>
-                                    </a:cxn>
-                                    <a:cxn ang="0">
-                                      <a:pos x="T2" y="T3"/>
-                                    </a:cxn>
-                                    <a:cxn ang="0">
-                                      <a:pos x="T4" y="T5"/>
-                                    </a:cxn>
-                                    <a:cxn ang="0">
-                                      <a:pos x="T6" y="T7"/>
-                                    </a:cxn>
-                                    <a:cxn ang="0">
-                                      <a:pos x="T8" y="T9"/>
-                                    </a:cxn>
-                                    <a:cxn ang="0">
-                                      <a:pos x="T10" y="T11"/>
-                                    </a:cxn>
-                                  </a:cxnLst>
-                                  <a:rect l="0" t="0" r="r" b="b"/>
-                                  <a:pathLst>
-                                    <a:path w="12" h="226">
-                                      <a:moveTo>
-                                        <a:pt x="7" y="211"/>
-                                      </a:moveTo>
-                                      <a:lnTo>
-                                        <a:pt x="0" y="218"/>
-                                      </a:lnTo>
-                                      <a:lnTo>
-                                        <a:pt x="7" y="225"/>
-                                      </a:lnTo>
-                                      <a:lnTo>
-                                        <a:pt x="11" y="225"/>
-                                      </a:lnTo>
-                                      <a:lnTo>
-                                        <a:pt x="7" y="0"/>
-                                      </a:lnTo>
-                                      <a:lnTo>
-                                        <a:pt x="7" y="211"/>
-                                      </a:lnTo>
-                                      <a:close/>
-                                    </a:path>
-                                  </a:pathLst>
-                                </a:custGeom>
-                                <a:solidFill>
-                                  <a:srgbClr val="000000"/>
-                                </a:solidFill>
-                                <a:ln>
-                                  <a:noFill/>
-                                </a:ln>
-                                <a:extLst>
-                                  <a:ext uri="{91240B29-F687-4F45-9708-019B960494DF}">
-                                    <a14:hiddenLine xmlns:a14="http://schemas.microsoft.com/office/drawing/2010/main" w="9525">
-                                      <a:solidFill>
-                                        <a:srgbClr val="000000"/>
-                                      </a:solidFill>
-                                      <a:round/>
-                                      <a:headEnd/>
-                                      <a:tailEnd/>
-                                    </a14:hiddenLine>
-                                  </a:ext>
-                                </a:extLst>
-                              </wps:spPr>
-                              <wps:bodyPr rot="0" vert="horz" wrap="square" lIns="91440" tIns="45720" rIns="91440" bIns="45720" anchor="t" anchorCtr="0" upright="1">
-                                <a:noAutofit/>
-                              </wps:bodyPr>
-                            </wps:wsp>
-                            <wps:wsp>
-                              <wps:cNvPr id="32" name="Freeform 121"/>
-                              <wps:cNvSpPr>
-                                <a:spLocks/>
-                              </wps:cNvSpPr>
-                              <wps:spPr bwMode="auto">
-                                <a:xfrm>
-                                  <a:off x="4975" y="1986"/>
-                                  <a:ext cx="348" cy="226"/>
-                                </a:xfrm>
-                                <a:custGeom>
-                                  <a:avLst/>
-                                  <a:gdLst>
-                                    <a:gd name="T0" fmla="*/ 348 w 348"/>
-                                    <a:gd name="T1" fmla="*/ 0 h 226"/>
-                                    <a:gd name="T2" fmla="*/ 340 w 348"/>
-                                    <a:gd name="T3" fmla="*/ 0 h 226"/>
-                                    <a:gd name="T4" fmla="*/ 340 w 348"/>
-                                    <a:gd name="T5" fmla="*/ 211 h 226"/>
-                                    <a:gd name="T6" fmla="*/ 0 w 348"/>
-                                    <a:gd name="T7" fmla="*/ 211 h 226"/>
-                                    <a:gd name="T8" fmla="*/ 0 w 348"/>
-                                    <a:gd name="T9" fmla="*/ 218 h 226"/>
-                                    <a:gd name="T10" fmla="*/ 348 w 348"/>
-                                    <a:gd name="T11" fmla="*/ 225 h 226"/>
-                                    <a:gd name="T12" fmla="*/ 340 w 348"/>
-                                    <a:gd name="T13" fmla="*/ 218 h 226"/>
-                                    <a:gd name="T14" fmla="*/ 348 w 348"/>
-                                    <a:gd name="T15" fmla="*/ 211 h 226"/>
-                                    <a:gd name="T16" fmla="*/ 348 w 348"/>
-                                    <a:gd name="T17" fmla="*/ 0 h 226"/>
-                                  </a:gdLst>
-                                  <a:ahLst/>
-                                  <a:cxnLst>
-                                    <a:cxn ang="0">
-                                      <a:pos x="T0" y="T1"/>
-                                    </a:cxn>
-                                    <a:cxn ang="0">
-                                      <a:pos x="T2" y="T3"/>
-                                    </a:cxn>
-                                    <a:cxn ang="0">
-                                      <a:pos x="T4" y="T5"/>
-                                    </a:cxn>
-                                    <a:cxn ang="0">
-                                      <a:pos x="T6" y="T7"/>
-                                    </a:cxn>
-                                    <a:cxn ang="0">
-                                      <a:pos x="T8" y="T9"/>
-                                    </a:cxn>
-                                    <a:cxn ang="0">
-                                      <a:pos x="T10" y="T11"/>
-                                    </a:cxn>
-                                    <a:cxn ang="0">
-                                      <a:pos x="T12" y="T13"/>
-                                    </a:cxn>
-                                    <a:cxn ang="0">
-                                      <a:pos x="T14" y="T15"/>
-                                    </a:cxn>
-                                    <a:cxn ang="0">
-                                      <a:pos x="T16" y="T17"/>
-                                    </a:cxn>
-                                  </a:cxnLst>
-                                  <a:rect l="0" t="0" r="r" b="b"/>
-                                  <a:pathLst>
-                                    <a:path w="348" h="226">
-                                      <a:moveTo>
-                                        <a:pt x="348" y="0"/>
-                                      </a:moveTo>
-                                      <a:lnTo>
-                                        <a:pt x="340" y="0"/>
-                                      </a:lnTo>
-                                      <a:lnTo>
-                                        <a:pt x="340" y="211"/>
-                                      </a:lnTo>
-                                      <a:lnTo>
-                                        <a:pt x="0" y="211"/>
-                                      </a:lnTo>
-                                      <a:lnTo>
-                                        <a:pt x="0" y="218"/>
-                                      </a:lnTo>
-                                      <a:lnTo>
-                                        <a:pt x="348" y="225"/>
-                                      </a:lnTo>
-                                      <a:lnTo>
-                                        <a:pt x="340" y="218"/>
-                                      </a:lnTo>
-                                      <a:lnTo>
-                                        <a:pt x="348" y="211"/>
-                                      </a:lnTo>
-                                      <a:lnTo>
-                                        <a:pt x="348" y="0"/>
-                                      </a:lnTo>
-                                      <a:close/>
-                                    </a:path>
-                                  </a:pathLst>
-                                </a:custGeom>
-                                <a:solidFill>
-                                  <a:srgbClr val="000000"/>
-                                </a:solidFill>
-                                <a:ln>
-                                  <a:noFill/>
-                                </a:ln>
-                                <a:extLst>
-                                  <a:ext uri="{91240B29-F687-4F45-9708-019B960494DF}">
-                                    <a14:hiddenLine xmlns:a14="http://schemas.microsoft.com/office/drawing/2010/main" w="9525">
-                                      <a:solidFill>
-                                        <a:srgbClr val="000000"/>
-                                      </a:solidFill>
-                                      <a:round/>
-                                      <a:headEnd/>
-                                      <a:tailEnd/>
-                                    </a14:hiddenLine>
-                                  </a:ext>
-                                </a:extLst>
-                              </wps:spPr>
-                              <wps:bodyPr rot="0" vert="horz" wrap="square" lIns="91440" tIns="45720" rIns="91440" bIns="45720" anchor="t" anchorCtr="0" upright="1">
-                                <a:noAutofit/>
-                              </wps:bodyPr>
-                            </wps:wsp>
-                            <wps:wsp>
-                              <wps:cNvPr id="33" name="Freeform 122"/>
-                              <wps:cNvSpPr>
-                                <a:spLocks/>
-                              </wps:cNvSpPr>
-                              <wps:spPr bwMode="auto">
-                                <a:xfrm>
-                                  <a:off x="4968" y="1972"/>
-                                  <a:ext cx="355" cy="225"/>
-                                </a:xfrm>
-                                <a:custGeom>
-                                  <a:avLst/>
-                                  <a:gdLst>
-                                    <a:gd name="T0" fmla="*/ 0 w 355"/>
-                                    <a:gd name="T1" fmla="*/ 225 h 225"/>
-                                    <a:gd name="T2" fmla="*/ 0 w 355"/>
-                                    <a:gd name="T3" fmla="*/ 14 h 225"/>
-                                    <a:gd name="T4" fmla="*/ 7 w 355"/>
-                                    <a:gd name="T5" fmla="*/ 7 h 225"/>
-                                    <a:gd name="T6" fmla="*/ 348 w 355"/>
-                                    <a:gd name="T7" fmla="*/ 7 h 225"/>
-                                    <a:gd name="T8" fmla="*/ 355 w 355"/>
-                                    <a:gd name="T9" fmla="*/ 0 h 225"/>
-                                    <a:gd name="T10" fmla="*/ 0 w 355"/>
-                                    <a:gd name="T11" fmla="*/ 0 h 225"/>
-                                    <a:gd name="T12" fmla="*/ 0 w 355"/>
-                                    <a:gd name="T13" fmla="*/ 225 h 225"/>
-                                  </a:gdLst>
-                                  <a:ahLst/>
-                                  <a:cxnLst>
-                                    <a:cxn ang="0">
-                                      <a:pos x="T0" y="T1"/>
-                                    </a:cxn>
-                                    <a:cxn ang="0">
-                                      <a:pos x="T2" y="T3"/>
-                                    </a:cxn>
-                                    <a:cxn ang="0">
-                                      <a:pos x="T4" y="T5"/>
-                                    </a:cxn>
-                                    <a:cxn ang="0">
-                                      <a:pos x="T6" y="T7"/>
-                                    </a:cxn>
-                                    <a:cxn ang="0">
-                                      <a:pos x="T8" y="T9"/>
-                                    </a:cxn>
-                                    <a:cxn ang="0">
-                                      <a:pos x="T10" y="T11"/>
-                                    </a:cxn>
-                                    <a:cxn ang="0">
-                                      <a:pos x="T12" y="T13"/>
-                                    </a:cxn>
-                                  </a:cxnLst>
-                                  <a:rect l="0" t="0" r="r" b="b"/>
-                                  <a:pathLst>
-                                    <a:path w="355" h="225">
-                                      <a:moveTo>
-                                        <a:pt x="0" y="225"/>
-                                      </a:moveTo>
-                                      <a:lnTo>
-                                        <a:pt x="0" y="14"/>
-                                      </a:lnTo>
-                                      <a:lnTo>
-                                        <a:pt x="7" y="7"/>
-                                      </a:lnTo>
-                                      <a:lnTo>
-                                        <a:pt x="348" y="7"/>
-                                      </a:lnTo>
-                                      <a:lnTo>
-                                        <a:pt x="355" y="0"/>
-                                      </a:lnTo>
-                                      <a:lnTo>
-                                        <a:pt x="0" y="0"/>
-                                      </a:lnTo>
-                                      <a:lnTo>
-                                        <a:pt x="0" y="225"/>
-                                      </a:lnTo>
-                                      <a:close/>
-                                    </a:path>
-                                  </a:pathLst>
-                                </a:custGeom>
-                                <a:solidFill>
-                                  <a:srgbClr val="000000"/>
-                                </a:solidFill>
-                                <a:ln>
-                                  <a:noFill/>
-                                </a:ln>
-                                <a:extLst>
-                                  <a:ext uri="{91240B29-F687-4F45-9708-019B960494DF}">
-                                    <a14:hiddenLine xmlns:a14="http://schemas.microsoft.com/office/drawing/2010/main" w="9525">
-                                      <a:solidFill>
-                                        <a:srgbClr val="000000"/>
-                                      </a:solidFill>
-                                      <a:round/>
-                                      <a:headEnd/>
-                                      <a:tailEnd/>
-                                    </a14:hiddenLine>
-                                  </a:ext>
-                                </a:extLst>
-                              </wps:spPr>
-                              <wps:bodyPr rot="0" vert="horz" wrap="square" lIns="91440" tIns="45720" rIns="91440" bIns="45720" anchor="t" anchorCtr="0" upright="1">
-                                <a:noAutofit/>
-                              </wps:bodyPr>
-                            </wps:wsp>
-                          </wpg:wgp>
-                        </a:graphicData>
-                      </a:graphic>
-                      <wp14:sizeRelH relativeFrom="page">
-                        <wp14:pctWidth>0</wp14:pctWidth>
-                      </wp14:sizeRelH>
-                      <wp14:sizeRelV relativeFrom="page">
-                        <wp14:pctHeight>0</wp14:pctHeight>
-                      </wp14:sizeRelV>
-                    </wp:anchor>
-                  </w:drawing>
-                </mc:Choice>
-                <mc:Fallback>
-                  <w:pict>
-                    <v:group w14:anchorId="49FA6BB2" id="Group 118" o:spid="_x0000_s1026" style="position:absolute;margin-left:248.1pt;margin-top:1.55pt;width:18.45pt;height:12.15pt;z-index:-251651584;mso-position-horizontal-relative:page" coordorigin="4962,1970" coordsize="369,243" o:gfxdata="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" o:allowincell="f">
-                      <v:shape id="Freeform 119" o:spid="_x0000_s1027" style="position:absolute;left:4963;top:1972;width:367;height:240;visibility:visible;mso-wrap-style:square;v-text-anchor:top" coordsize="367,240" o:gfxdata="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" path="m,232r,5l2,240r357,l11,232,11,14r348,l364,240r3,-3l367,4,364,r-5,l352,7,11,7,4,14r,211l4,,2,,,4,,232xe" fillcolor="black" stroked="f">
-                        <v:path arrowok="t" o:connecttype="custom" o:connectlocs="0,232;0,237;2,240;359,240;11,232;11,14;359,14;364,240;367,237;367,4;364,0;359,0;352,7;11,7;4,14;4,225;4,0;2,0;0,4;0,232" o:connectangles="0,0,0,0,0,0,0,0,0,0,0,0,0,0,0,0,0,0,0,0"/>
-                      </v:shape>
-                      <v:shape id="Freeform 120" o:spid="_x0000_s1028" style="position:absolute;left:5316;top:1986;width:12;height:226;visibility:visible;mso-wrap-style:square;v-text-anchor:top" coordsize="12,226" o:gfxdata="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" path="m7,211l,218r7,7l11,225,7,r,211xe" fillcolor="black" stroked="f">
-                        <v:path arrowok="t" o:connecttype="custom" o:connectlocs="7,211;0,218;7,225;11,225;7,0;7,211" o:connectangles="0,0,0,0,0,0"/>
-                      </v:shape>
-                      <v:shape id="Freeform 121" o:spid="_x0000_s1029" style="position:absolute;left:4975;top:1986;width:348;height:226;visibility:visible;mso-wrap-style:square;v-text-anchor:top" coordsize="348,226" o:gfxdata="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" path="m348,r-8,l340,211,,211r,7l348,225r-8,-7l348,211,348,xe" fillcolor="black" stroked="f">
-                        <v:path arrowok="t" o:connecttype="custom" o:connectlocs="348,0;340,0;340,211;0,211;0,218;348,225;340,218;348,211;348,0" o:connectangles="0,0,0,0,0,0,0,0,0"/>
-                      </v:shape>
-                      <v:shape id="Freeform 122" o:spid="_x0000_s1030" style="position:absolute;left:4968;top:1972;width:355;height:225;visibility:visible;mso-wrap-style:square;v-text-anchor:top" coordsize="355,225" o:gfxdata="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" path="m,225l,14,7,7r341,l355,,,,,225xe" fillcolor="black" stroked="f">
-                        <v:path arrowok="t" o:connecttype="custom" o:connectlocs="0,225;0,14;7,7;348,7;355,0;0,0;0,225" o:connectangles="0,0,0,0,0,0,0"/>
-                      </v:shape>
-                      <w10:wrap anchorx="page"/>
-                    </v:group>
-                  </w:pict>
-                </mc:Fallback>
-              </mc:AlternateContent>
-            </w:r>
-            <w:r>
-              <w:rPr>
-                <w:rFonts w:cs="Calibri"/>
-                <w:b/>
-                <w:bCs/>
-                <w:i/>
-                <w:iCs/>
-                <w:spacing w:val="1"/>
-                <w:sz w:val="15"/>
-                <w:szCs w:val="15"/>
-              </w:rPr>
-              <w:t>L</w:t>
-            </w:r>
-            <w:r>
-              <w:rPr>
-                <w:rFonts w:cs="Calibri"/>
-                <w:b/>
-                <w:bCs/>
-                <w:i/>
-                <w:iCs/>
-                <w:spacing w:val="-2"/>
-                <w:sz w:val="15"/>
-                <w:szCs w:val="15"/>
-              </w:rPr>
-              <w:t>e</w:t>
-            </w:r>
-            <w:r>
-              <w:rPr>
-                <w:rFonts w:cs="Calibri"/>
-                <w:b/>
-                <w:bCs/>
-                <w:i/>
-                <w:iCs/>
-                <w:sz w:val="15"/>
-                <w:szCs w:val="15"/>
-              </w:rPr>
-              <w:t>ctu</w:t>
-            </w:r>
-            <w:r>
-              <w:rPr>
-                <w:rFonts w:cs="Calibri"/>
-                <w:b/>
-                <w:bCs/>
-                <w:i/>
-                <w:iCs/>
-                <w:spacing w:val="-3"/>
-                <w:sz w:val="15"/>
-                <w:szCs w:val="15"/>
-              </w:rPr>
-              <w:t>r</w:t>
-            </w:r>
-            <w:r>
-              <w:rPr>
-                <w:rFonts w:cs="Calibri"/>
-                <w:b/>
-                <w:bCs/>
-                <w:i/>
-                <w:iCs/>
-                <w:sz w:val="15"/>
-                <w:szCs w:val="15"/>
-              </w:rPr>
-              <w:t>a</w:t>
-            </w:r>
-            <w:r>
-              <w:rPr>
-                <w:rFonts w:cs="Calibri"/>
-                <w:b/>
-                <w:bCs/>
-                <w:i/>
-                <w:iCs/>
-                <w:sz w:val="15"/>
-                <w:szCs w:val="15"/>
-              </w:rPr>
-              <w:tab/>
-              <w:t>{ckAcceso}</w:t>
+              <w:t>Lectura {ckLect}</w:t>
             </w:r>
           </w:p>
         </w:tc>
@@ -14226,688 +7376,8 @@
             </w:tcBorders>
           </w:tcPr>
           <w:p>
-            <w:pPr>
-              <w:widowControl w:val="0"/>
-              <w:autoSpaceDE w:val="0"/>
-              <w:autoSpaceDN w:val="0"/>
-              <w:adjustRightInd w:val="0"/>
-              <w:spacing w:before="43" w:after="0" w:line="240" w:lineRule="auto"/>
-              <w:ind w:left="95"/>
-              <w:rPr>
-                <w:rFonts w:ascii="Times New Roman" w:hAnsi="Times New Roman"/>
-                <w:sz w:val="24"/>
-                <w:szCs w:val="24"/>
-              </w:rPr>
-            </w:pPr>
             <w:r>
-              <w:rPr>
-                <w:noProof/>
-              </w:rPr>
-              <mc:AlternateContent>
-                <mc:Choice Requires="wpg">
-                  <w:drawing>
-                    <wp:anchor distT="0" distB="0" distL="114300" distR="114300" simplePos="0" relativeHeight="251665920" behindDoc="1" locked="0" layoutInCell="0" allowOverlap="1" wp14:anchorId="6A3F1DCD" wp14:editId="78CE660E">
-                      <wp:simplePos x="0" y="0"/>
-                      <wp:positionH relativeFrom="page">
-                        <wp:posOffset>4351655</wp:posOffset>
-                      </wp:positionH>
-                      <wp:positionV relativeFrom="paragraph">
-                        <wp:posOffset>22225</wp:posOffset>
-                      </wp:positionV>
-                      <wp:extent cx="236220" cy="153670"/>
-                      <wp:effectExtent l="0" t="0" r="0" b="0"/>
-                      <wp:wrapNone/>
-                      <wp:docPr id="24" name="Group 123"/>
-                      <wp:cNvGraphicFramePr>
-                        <a:graphicFrameLocks xmlns:a="http://schemas.openxmlformats.org/drawingml/2006/main"/>
-                      </wp:cNvGraphicFramePr>
-                      <a:graphic xmlns:a="http://schemas.openxmlformats.org/drawingml/2006/main">
-                        <a:graphicData uri="http://schemas.microsoft.com/office/word/2010/wordprocessingGroup">
-                          <wpg:wgp>
-                            <wpg:cNvGrpSpPr>
-                              <a:grpSpLocks/>
-                            </wpg:cNvGrpSpPr>
-                            <wpg:grpSpPr bwMode="auto">
-                              <a:xfrm>
-                                <a:off x="0" y="0"/>
-                                <a:ext cx="236220" cy="153670"/>
-                                <a:chOff x="6853" y="1260"/>
-                                <a:chExt cx="372" cy="242"/>
-                              </a:xfrm>
-                            </wpg:grpSpPr>
-                            <wps:wsp>
-                              <wps:cNvPr id="25" name="Freeform 124"/>
-                              <wps:cNvSpPr>
-                                <a:spLocks/>
-                              </wps:cNvSpPr>
-                              <wps:spPr bwMode="auto">
-                                <a:xfrm>
-                                  <a:off x="6854" y="1261"/>
-                                  <a:ext cx="370" cy="240"/>
-                                </a:xfrm>
-                                <a:custGeom>
-                                  <a:avLst/>
-                                  <a:gdLst>
-                                    <a:gd name="T0" fmla="*/ 0 w 370"/>
-                                    <a:gd name="T1" fmla="*/ 232 h 240"/>
-                                    <a:gd name="T2" fmla="*/ 0 w 370"/>
-                                    <a:gd name="T3" fmla="*/ 237 h 240"/>
-                                    <a:gd name="T4" fmla="*/ 2 w 370"/>
-                                    <a:gd name="T5" fmla="*/ 240 h 240"/>
-                                    <a:gd name="T6" fmla="*/ 362 w 370"/>
-                                    <a:gd name="T7" fmla="*/ 240 h 240"/>
-                                    <a:gd name="T8" fmla="*/ 14 w 370"/>
-                                    <a:gd name="T9" fmla="*/ 232 h 240"/>
-                                    <a:gd name="T10" fmla="*/ 14 w 370"/>
-                                    <a:gd name="T11" fmla="*/ 14 h 240"/>
-                                    <a:gd name="T12" fmla="*/ 362 w 370"/>
-                                    <a:gd name="T13" fmla="*/ 14 h 240"/>
-                                    <a:gd name="T14" fmla="*/ 364 w 370"/>
-                                    <a:gd name="T15" fmla="*/ 240 h 240"/>
-                                    <a:gd name="T16" fmla="*/ 369 w 370"/>
-                                    <a:gd name="T17" fmla="*/ 237 h 240"/>
-                                    <a:gd name="T18" fmla="*/ 369 w 370"/>
-                                    <a:gd name="T19" fmla="*/ 4 h 240"/>
-                                    <a:gd name="T20" fmla="*/ 364 w 370"/>
-                                    <a:gd name="T21" fmla="*/ 0 h 240"/>
-                                    <a:gd name="T22" fmla="*/ 362 w 370"/>
-                                    <a:gd name="T23" fmla="*/ 0 h 240"/>
-                                    <a:gd name="T24" fmla="*/ 355 w 370"/>
-                                    <a:gd name="T25" fmla="*/ 7 h 240"/>
-                                    <a:gd name="T26" fmla="*/ 14 w 370"/>
-                                    <a:gd name="T27" fmla="*/ 7 h 240"/>
-                                    <a:gd name="T28" fmla="*/ 7 w 370"/>
-                                    <a:gd name="T29" fmla="*/ 14 h 240"/>
-                                    <a:gd name="T30" fmla="*/ 7 w 370"/>
-                                    <a:gd name="T31" fmla="*/ 225 h 240"/>
-                                    <a:gd name="T32" fmla="*/ 7 w 370"/>
-                                    <a:gd name="T33" fmla="*/ 0 h 240"/>
-                                    <a:gd name="T34" fmla="*/ 2 w 370"/>
-                                    <a:gd name="T35" fmla="*/ 0 h 240"/>
-                                    <a:gd name="T36" fmla="*/ 0 w 370"/>
-                                    <a:gd name="T37" fmla="*/ 4 h 240"/>
-                                    <a:gd name="T38" fmla="*/ 0 w 370"/>
-                                    <a:gd name="T39" fmla="*/ 232 h 240"/>
-                                  </a:gdLst>
-                                  <a:ahLst/>
-                                  <a:cxnLst>
-                                    <a:cxn ang="0">
-                                      <a:pos x="T0" y="T1"/>
-                                    </a:cxn>
-                                    <a:cxn ang="0">
-                                      <a:pos x="T2" y="T3"/>
-                                    </a:cxn>
-                                    <a:cxn ang="0">
-                                      <a:pos x="T4" y="T5"/>
-                                    </a:cxn>
-                                    <a:cxn ang="0">
-                                      <a:pos x="T6" y="T7"/>
-                                    </a:cxn>
-                                    <a:cxn ang="0">
-                                      <a:pos x="T8" y="T9"/>
-                                    </a:cxn>
-                                    <a:cxn ang="0">
-                                      <a:pos x="T10" y="T11"/>
-                                    </a:cxn>
-                                    <a:cxn ang="0">
-                                      <a:pos x="T12" y="T13"/>
-                                    </a:cxn>
-                                    <a:cxn ang="0">
-                                      <a:pos x="T14" y="T15"/>
-                                    </a:cxn>
-                                    <a:cxn ang="0">
-                                      <a:pos x="T16" y="T17"/>
-                                    </a:cxn>
-                                    <a:cxn ang="0">
-                                      <a:pos x="T18" y="T19"/>
-                                    </a:cxn>
-                                    <a:cxn ang="0">
-                                      <a:pos x="T20" y="T21"/>
-                                    </a:cxn>
-                                    <a:cxn ang="0">
-                                      <a:pos x="T22" y="T23"/>
-                                    </a:cxn>
-                                    <a:cxn ang="0">
-                                      <a:pos x="T24" y="T25"/>
-                                    </a:cxn>
-                                    <a:cxn ang="0">
-                                      <a:pos x="T26" y="T27"/>
-                                    </a:cxn>
-                                    <a:cxn ang="0">
-                                      <a:pos x="T28" y="T29"/>
-                                    </a:cxn>
-                                    <a:cxn ang="0">
-                                      <a:pos x="T30" y="T31"/>
-                                    </a:cxn>
-                                    <a:cxn ang="0">
-                                      <a:pos x="T32" y="T33"/>
-                                    </a:cxn>
-                                    <a:cxn ang="0">
-                                      <a:pos x="T34" y="T35"/>
-                                    </a:cxn>
-                                    <a:cxn ang="0">
-                                      <a:pos x="T36" y="T37"/>
-                                    </a:cxn>
-                                    <a:cxn ang="0">
-                                      <a:pos x="T38" y="T39"/>
-                                    </a:cxn>
-                                  </a:cxnLst>
-                                  <a:rect l="0" t="0" r="r" b="b"/>
-                                  <a:pathLst>
-                                    <a:path w="370" h="240">
-                                      <a:moveTo>
-                                        <a:pt x="0" y="232"/>
-                                      </a:moveTo>
-                                      <a:lnTo>
-                                        <a:pt x="0" y="237"/>
-                                      </a:lnTo>
-                                      <a:lnTo>
-                                        <a:pt x="2" y="240"/>
-                                      </a:lnTo>
-                                      <a:lnTo>
-                                        <a:pt x="362" y="240"/>
-                                      </a:lnTo>
-                                      <a:lnTo>
-                                        <a:pt x="14" y="232"/>
-                                      </a:lnTo>
-                                      <a:lnTo>
-                                        <a:pt x="14" y="14"/>
-                                      </a:lnTo>
-                                      <a:lnTo>
-                                        <a:pt x="362" y="14"/>
-                                      </a:lnTo>
-                                      <a:lnTo>
-                                        <a:pt x="364" y="240"/>
-                                      </a:lnTo>
-                                      <a:lnTo>
-                                        <a:pt x="369" y="237"/>
-                                      </a:lnTo>
-                                      <a:lnTo>
-                                        <a:pt x="369" y="4"/>
-                                      </a:lnTo>
-                                      <a:lnTo>
-                                        <a:pt x="364" y="0"/>
-                                      </a:lnTo>
-                                      <a:lnTo>
-                                        <a:pt x="362" y="0"/>
-                                      </a:lnTo>
-                                      <a:lnTo>
-                                        <a:pt x="355" y="7"/>
-                                      </a:lnTo>
-                                      <a:lnTo>
-                                        <a:pt x="14" y="7"/>
-                                      </a:lnTo>
-                                      <a:lnTo>
-                                        <a:pt x="7" y="14"/>
-                                      </a:lnTo>
-                                      <a:lnTo>
-                                        <a:pt x="7" y="225"/>
-                                      </a:lnTo>
-                                      <a:lnTo>
-                                        <a:pt x="7" y="0"/>
-                                      </a:lnTo>
-                                      <a:lnTo>
-                                        <a:pt x="2" y="0"/>
-                                      </a:lnTo>
-                                      <a:lnTo>
-                                        <a:pt x="0" y="4"/>
-                                      </a:lnTo>
-                                      <a:lnTo>
-                                        <a:pt x="0" y="232"/>
-                                      </a:lnTo>
-                                      <a:close/>
-                                    </a:path>
-                                  </a:pathLst>
-                                </a:custGeom>
-                                <a:solidFill>
-                                  <a:srgbClr val="000000"/>
-                                </a:solidFill>
-                                <a:ln>
-                                  <a:noFill/>
-                                </a:ln>
-                                <a:extLst>
-                                  <a:ext uri="{91240B29-F687-4F45-9708-019B960494DF}">
-                                    <a14:hiddenLine xmlns:a14="http://schemas.microsoft.com/office/drawing/2010/main" w="9525">
-                                      <a:solidFill>
-                                        <a:srgbClr val="000000"/>
-                                      </a:solidFill>
-                                      <a:round/>
-                                      <a:headEnd/>
-                                      <a:tailEnd/>
-                                    </a14:hiddenLine>
-                                  </a:ext>
-                                </a:extLst>
-                              </wps:spPr>
-                              <wps:bodyPr rot="0" vert="horz" wrap="square" lIns="91440" tIns="45720" rIns="91440" bIns="45720" anchor="t" anchorCtr="0" upright="1">
-                                <a:noAutofit/>
-                              </wps:bodyPr>
-                            </wps:wsp>
-                            <wps:wsp>
-                              <wps:cNvPr id="26" name="Freeform 125"/>
-                              <wps:cNvSpPr>
-                                <a:spLocks/>
-                              </wps:cNvSpPr>
-                              <wps:spPr bwMode="auto">
-                                <a:xfrm>
-                                  <a:off x="7209" y="1275"/>
-                                  <a:ext cx="10" cy="226"/>
-                                </a:xfrm>
-                                <a:custGeom>
-                                  <a:avLst/>
-                                  <a:gdLst>
-                                    <a:gd name="T0" fmla="*/ 7 w 10"/>
-                                    <a:gd name="T1" fmla="*/ 211 h 226"/>
-                                    <a:gd name="T2" fmla="*/ 0 w 10"/>
-                                    <a:gd name="T3" fmla="*/ 218 h 226"/>
-                                    <a:gd name="T4" fmla="*/ 7 w 10"/>
-                                    <a:gd name="T5" fmla="*/ 225 h 226"/>
-                                    <a:gd name="T6" fmla="*/ 9 w 10"/>
-                                    <a:gd name="T7" fmla="*/ 225 h 226"/>
-                                    <a:gd name="T8" fmla="*/ 7 w 10"/>
-                                    <a:gd name="T9" fmla="*/ 0 h 226"/>
-                                    <a:gd name="T10" fmla="*/ 7 w 10"/>
-                                    <a:gd name="T11" fmla="*/ 211 h 226"/>
-                                  </a:gdLst>
-                                  <a:ahLst/>
-                                  <a:cxnLst>
-                                    <a:cxn ang="0">
-                                      <a:pos x="T0" y="T1"/>
-                                    </a:cxn>
-                                    <a:cxn ang="0">
-                                      <a:pos x="T2" y="T3"/>
-                                    </a:cxn>
-                                    <a:cxn ang="0">
-                                      <a:pos x="T4" y="T5"/>
-                                    </a:cxn>
-                                    <a:cxn ang="0">
-                                      <a:pos x="T6" y="T7"/>
-                                    </a:cxn>
-                                    <a:cxn ang="0">
-                                      <a:pos x="T8" y="T9"/>
-                                    </a:cxn>
-                                    <a:cxn ang="0">
-                                      <a:pos x="T10" y="T11"/>
-                                    </a:cxn>
-                                  </a:cxnLst>
-                                  <a:rect l="0" t="0" r="r" b="b"/>
-                                  <a:pathLst>
-                                    <a:path w="10" h="226">
-                                      <a:moveTo>
-                                        <a:pt x="7" y="211"/>
-                                      </a:moveTo>
-                                      <a:lnTo>
-                                        <a:pt x="0" y="218"/>
-                                      </a:lnTo>
-                                      <a:lnTo>
-                                        <a:pt x="7" y="225"/>
-                                      </a:lnTo>
-                                      <a:lnTo>
-                                        <a:pt x="9" y="225"/>
-                                      </a:lnTo>
-                                      <a:lnTo>
-                                        <a:pt x="7" y="0"/>
-                                      </a:lnTo>
-                                      <a:lnTo>
-                                        <a:pt x="7" y="211"/>
-                                      </a:lnTo>
-                                      <a:close/>
-                                    </a:path>
-                                  </a:pathLst>
-                                </a:custGeom>
-                                <a:solidFill>
-                                  <a:srgbClr val="000000"/>
-                                </a:solidFill>
-                                <a:ln>
-                                  <a:noFill/>
-                                </a:ln>
-                                <a:extLst>
-                                  <a:ext uri="{91240B29-F687-4F45-9708-019B960494DF}">
-                                    <a14:hiddenLine xmlns:a14="http://schemas.microsoft.com/office/drawing/2010/main" w="9525">
-                                      <a:solidFill>
-                                        <a:srgbClr val="000000"/>
-                                      </a:solidFill>
-                                      <a:round/>
-                                      <a:headEnd/>
-                                      <a:tailEnd/>
-                                    </a14:hiddenLine>
-                                  </a:ext>
-                                </a:extLst>
-                              </wps:spPr>
-                              <wps:bodyPr rot="0" vert="horz" wrap="square" lIns="91440" tIns="45720" rIns="91440" bIns="45720" anchor="t" anchorCtr="0" upright="1">
-                                <a:noAutofit/>
-                              </wps:bodyPr>
-                            </wps:wsp>
-                            <wps:wsp>
-                              <wps:cNvPr id="27" name="Freeform 126"/>
-                              <wps:cNvSpPr>
-                                <a:spLocks/>
-                              </wps:cNvSpPr>
-                              <wps:spPr bwMode="auto">
-                                <a:xfrm>
-                                  <a:off x="6868" y="1275"/>
-                                  <a:ext cx="348" cy="226"/>
-                                </a:xfrm>
-                                <a:custGeom>
-                                  <a:avLst/>
-                                  <a:gdLst>
-                                    <a:gd name="T0" fmla="*/ 348 w 348"/>
-                                    <a:gd name="T1" fmla="*/ 0 h 226"/>
-                                    <a:gd name="T2" fmla="*/ 340 w 348"/>
-                                    <a:gd name="T3" fmla="*/ 0 h 226"/>
-                                    <a:gd name="T4" fmla="*/ 340 w 348"/>
-                                    <a:gd name="T5" fmla="*/ 211 h 226"/>
-                                    <a:gd name="T6" fmla="*/ 0 w 348"/>
-                                    <a:gd name="T7" fmla="*/ 211 h 226"/>
-                                    <a:gd name="T8" fmla="*/ 0 w 348"/>
-                                    <a:gd name="T9" fmla="*/ 218 h 226"/>
-                                    <a:gd name="T10" fmla="*/ 348 w 348"/>
-                                    <a:gd name="T11" fmla="*/ 225 h 226"/>
-                                    <a:gd name="T12" fmla="*/ 340 w 348"/>
-                                    <a:gd name="T13" fmla="*/ 218 h 226"/>
-                                    <a:gd name="T14" fmla="*/ 348 w 348"/>
-                                    <a:gd name="T15" fmla="*/ 211 h 226"/>
-                                    <a:gd name="T16" fmla="*/ 348 w 348"/>
-                                    <a:gd name="T17" fmla="*/ 0 h 226"/>
-                                  </a:gdLst>
-                                  <a:ahLst/>
-                                  <a:cxnLst>
-                                    <a:cxn ang="0">
-                                      <a:pos x="T0" y="T1"/>
-                                    </a:cxn>
-                                    <a:cxn ang="0">
-                                      <a:pos x="T2" y="T3"/>
-                                    </a:cxn>
-                                    <a:cxn ang="0">
-                                      <a:pos x="T4" y="T5"/>
-                                    </a:cxn>
-                                    <a:cxn ang="0">
-                                      <a:pos x="T6" y="T7"/>
-                                    </a:cxn>
-                                    <a:cxn ang="0">
-                                      <a:pos x="T8" y="T9"/>
-                                    </a:cxn>
-                                    <a:cxn ang="0">
-                                      <a:pos x="T10" y="T11"/>
-                                    </a:cxn>
-                                    <a:cxn ang="0">
-                                      <a:pos x="T12" y="T13"/>
-                                    </a:cxn>
-                                    <a:cxn ang="0">
-                                      <a:pos x="T14" y="T15"/>
-                                    </a:cxn>
-                                    <a:cxn ang="0">
-                                      <a:pos x="T16" y="T17"/>
-                                    </a:cxn>
-                                  </a:cxnLst>
-                                  <a:rect l="0" t="0" r="r" b="b"/>
-                                  <a:pathLst>
-                                    <a:path w="348" h="226">
-                                      <a:moveTo>
-                                        <a:pt x="348" y="0"/>
-                                      </a:moveTo>
-                                      <a:lnTo>
-                                        <a:pt x="340" y="0"/>
-                                      </a:lnTo>
-                                      <a:lnTo>
-                                        <a:pt x="340" y="211"/>
-                                      </a:lnTo>
-                                      <a:lnTo>
-                                        <a:pt x="0" y="211"/>
-                                      </a:lnTo>
-                                      <a:lnTo>
-                                        <a:pt x="0" y="218"/>
-                                      </a:lnTo>
-                                      <a:lnTo>
-                                        <a:pt x="348" y="225"/>
-                                      </a:lnTo>
-                                      <a:lnTo>
-                                        <a:pt x="340" y="218"/>
-                                      </a:lnTo>
-                                      <a:lnTo>
-                                        <a:pt x="348" y="211"/>
-                                      </a:lnTo>
-                                      <a:lnTo>
-                                        <a:pt x="348" y="0"/>
-                                      </a:lnTo>
-                                      <a:close/>
-                                    </a:path>
-                                  </a:pathLst>
-                                </a:custGeom>
-                                <a:solidFill>
-                                  <a:srgbClr val="000000"/>
-                                </a:solidFill>
-                                <a:ln>
-                                  <a:noFill/>
-                                </a:ln>
-                                <a:extLst>
-                                  <a:ext uri="{91240B29-F687-4F45-9708-019B960494DF}">
-                                    <a14:hiddenLine xmlns:a14="http://schemas.microsoft.com/office/drawing/2010/main" w="9525">
-                                      <a:solidFill>
-                                        <a:srgbClr val="000000"/>
-                                      </a:solidFill>
-                                      <a:round/>
-                                      <a:headEnd/>
-                                      <a:tailEnd/>
-                                    </a14:hiddenLine>
-                                  </a:ext>
-                                </a:extLst>
-                              </wps:spPr>
-                              <wps:bodyPr rot="0" vert="horz" wrap="square" lIns="91440" tIns="45720" rIns="91440" bIns="45720" anchor="t" anchorCtr="0" upright="1">
-                                <a:noAutofit/>
-                              </wps:bodyPr>
-                            </wps:wsp>
-                            <wps:wsp>
-                              <wps:cNvPr id="28" name="Freeform 127"/>
-                              <wps:cNvSpPr>
-                                <a:spLocks/>
-                              </wps:cNvSpPr>
-                              <wps:spPr bwMode="auto">
-                                <a:xfrm>
-                                  <a:off x="6861" y="1261"/>
-                                  <a:ext cx="355" cy="226"/>
-                                </a:xfrm>
-                                <a:custGeom>
-                                  <a:avLst/>
-                                  <a:gdLst>
-                                    <a:gd name="T0" fmla="*/ 0 w 355"/>
-                                    <a:gd name="T1" fmla="*/ 225 h 226"/>
-                                    <a:gd name="T2" fmla="*/ 0 w 355"/>
-                                    <a:gd name="T3" fmla="*/ 14 h 226"/>
-                                    <a:gd name="T4" fmla="*/ 7 w 355"/>
-                                    <a:gd name="T5" fmla="*/ 7 h 226"/>
-                                    <a:gd name="T6" fmla="*/ 347 w 355"/>
-                                    <a:gd name="T7" fmla="*/ 7 h 226"/>
-                                    <a:gd name="T8" fmla="*/ 355 w 355"/>
-                                    <a:gd name="T9" fmla="*/ 0 h 226"/>
-                                    <a:gd name="T10" fmla="*/ 0 w 355"/>
-                                    <a:gd name="T11" fmla="*/ 0 h 226"/>
-                                    <a:gd name="T12" fmla="*/ 0 w 355"/>
-                                    <a:gd name="T13" fmla="*/ 225 h 226"/>
-                                  </a:gdLst>
-                                  <a:ahLst/>
-                                  <a:cxnLst>
-                                    <a:cxn ang="0">
-                                      <a:pos x="T0" y="T1"/>
-                                    </a:cxn>
-                                    <a:cxn ang="0">
-                                      <a:pos x="T2" y="T3"/>
-                                    </a:cxn>
-                                    <a:cxn ang="0">
-                                      <a:pos x="T4" y="T5"/>
-                                    </a:cxn>
-                                    <a:cxn ang="0">
-                                      <a:pos x="T6" y="T7"/>
-                                    </a:cxn>
-                                    <a:cxn ang="0">
-                                      <a:pos x="T8" y="T9"/>
-                                    </a:cxn>
-                                    <a:cxn ang="0">
-                                      <a:pos x="T10" y="T11"/>
-                                    </a:cxn>
-                                    <a:cxn ang="0">
-                                      <a:pos x="T12" y="T13"/>
-                                    </a:cxn>
-                                  </a:cxnLst>
-                                  <a:rect l="0" t="0" r="r" b="b"/>
-                                  <a:pathLst>
-                                    <a:path w="355" h="226">
-                                      <a:moveTo>
-                                        <a:pt x="0" y="225"/>
-                                      </a:moveTo>
-                                      <a:lnTo>
-                                        <a:pt x="0" y="14"/>
-                                      </a:lnTo>
-                                      <a:lnTo>
-                                        <a:pt x="7" y="7"/>
-                                      </a:lnTo>
-                                      <a:lnTo>
-                                        <a:pt x="347" y="7"/>
-                                      </a:lnTo>
-                                      <a:lnTo>
-                                        <a:pt x="355" y="0"/>
-                                      </a:lnTo>
-                                      <a:lnTo>
-                                        <a:pt x="0" y="0"/>
-                                      </a:lnTo>
-                                      <a:lnTo>
-                                        <a:pt x="0" y="225"/>
-                                      </a:lnTo>
-                                      <a:close/>
-                                    </a:path>
-                                  </a:pathLst>
-                                </a:custGeom>
-                                <a:solidFill>
-                                  <a:srgbClr val="000000"/>
-                                </a:solidFill>
-                                <a:ln>
-                                  <a:noFill/>
-                                </a:ln>
-                                <a:extLst>
-                                  <a:ext uri="{91240B29-F687-4F45-9708-019B960494DF}">
-                                    <a14:hiddenLine xmlns:a14="http://schemas.microsoft.com/office/drawing/2010/main" w="9525">
-                                      <a:solidFill>
-                                        <a:srgbClr val="000000"/>
-                                      </a:solidFill>
-                                      <a:round/>
-                                      <a:headEnd/>
-                                      <a:tailEnd/>
-                                    </a14:hiddenLine>
-                                  </a:ext>
-                                </a:extLst>
-                              </wps:spPr>
-                              <wps:bodyPr rot="0" vert="horz" wrap="square" lIns="91440" tIns="45720" rIns="91440" bIns="45720" anchor="t" anchorCtr="0" upright="1">
-                                <a:noAutofit/>
-                              </wps:bodyPr>
-                            </wps:wsp>
-                          </wpg:wgp>
-                        </a:graphicData>
-                      </a:graphic>
-                      <wp14:sizeRelH relativeFrom="page">
-                        <wp14:pctWidth>0</wp14:pctWidth>
-                      </wp14:sizeRelH>
-                      <wp14:sizeRelV relativeFrom="page">
-                        <wp14:pctHeight>0</wp14:pctHeight>
-                      </wp14:sizeRelV>
-                    </wp:anchor>
-                  </w:drawing>
-                </mc:Choice>
-                <mc:Fallback>
-                  <w:pict>
-                    <v:group w14:anchorId="443656B9" id="Group 123" o:spid="_x0000_s1026" style="position:absolute;margin-left:342.65pt;margin-top:1.75pt;width:18.6pt;height:12.1pt;z-index:-251650560;mso-position-horizontal-relative:page" coordorigin="6853,1260" coordsize="372,242" o:gfxdata="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" o:allowincell="f">
-                      <v:shape id="Freeform 124" o:spid="_x0000_s1027" style="position:absolute;left:6854;top:1261;width:370;height:240;visibility:visible;mso-wrap-style:square;v-text-anchor:top" coordsize="370,240" o:gfxdata="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" path="m,232r,5l2,240r360,l14,232,14,14r348,l364,240r5,-3l369,4,364,r-2,l355,7,14,7,7,14r,211l7,,2,,,4,,232xe" fillcolor="black" stroked="f">
-                        <v:path arrowok="t" o:connecttype="custom" o:connectlocs="0,232;0,237;2,240;362,240;14,232;14,14;362,14;364,240;369,237;369,4;364,0;362,0;355,7;14,7;7,14;7,225;7,0;2,0;0,4;0,232" o:connectangles="0,0,0,0,0,0,0,0,0,0,0,0,0,0,0,0,0,0,0,0"/>
-                      </v:shape>
-                      <v:shape id="Freeform 125" o:spid="_x0000_s1028" style="position:absolute;left:7209;top:1275;width:10;height:226;visibility:visible;mso-wrap-style:square;v-text-anchor:top" coordsize="10,226" o:gfxdata="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" path="m7,211l,218r7,7l9,225,7,r,211xe" fillcolor="black" stroked="f">
-                        <v:path arrowok="t" o:connecttype="custom" o:connectlocs="7,211;0,218;7,225;9,225;7,0;7,211" o:connectangles="0,0,0,0,0,0"/>
-                      </v:shape>
-                      <v:shape id="Freeform 126" o:spid="_x0000_s1029" style="position:absolute;left:6868;top:1275;width:348;height:226;visibility:visible;mso-wrap-style:square;v-text-anchor:top" coordsize="348,226" o:gfxdata="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" path="m348,r-8,l340,211,,211r,7l348,225r-8,-7l348,211,348,xe" fillcolor="black" stroked="f">
-                        <v:path arrowok="t" o:connecttype="custom" o:connectlocs="348,0;340,0;340,211;0,211;0,218;348,225;340,218;348,211;348,0" o:connectangles="0,0,0,0,0,0,0,0,0"/>
-                      </v:shape>
-                      <v:shape id="Freeform 127" o:spid="_x0000_s1030" style="position:absolute;left:6861;top:1261;width:355;height:226;visibility:visible;mso-wrap-style:square;v-text-anchor:top" coordsize="355,226" o:gfxdata="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" path="m,225l,14,7,7r340,l355,,,,,225xe" fillcolor="black" stroked="f">
-                        <v:path arrowok="t" o:connecttype="custom" o:connectlocs="0,225;0,14;7,7;347,7;355,0;0,0;0,225" o:connectangles="0,0,0,0,0,0,0"/>
-                      </v:shape>
-                      <w10:wrap anchorx="page"/>
-                    </v:group>
-                  </w:pict>
-                </mc:Fallback>
-              </mc:AlternateContent>
-            </w:r>
-            <w:r>
-              <w:rPr>
-                <w:rFonts w:cs="Calibri"/>
-                <w:b/>
-                <w:bCs/>
-                <w:i/>
-                <w:iCs/>
-                <w:spacing w:val="1"/>
-                <w:sz w:val="15"/>
-                <w:szCs w:val="15"/>
-              </w:rPr>
-              <w:t>E</w:t>
-            </w:r>
-            <w:r>
-              <w:rPr>
-                <w:rFonts w:cs="Calibri"/>
-                <w:b/>
-                <w:bCs/>
-                <w:i/>
-                <w:iCs/>
-                <w:spacing w:val="-2"/>
-                <w:sz w:val="15"/>
-                <w:szCs w:val="15"/>
-              </w:rPr>
-              <w:t>s</w:t>
-            </w:r>
-            <w:r>
-              <w:rPr>
-                <w:rFonts w:cs="Calibri"/>
-                <w:b/>
-                <w:bCs/>
-                <w:i/>
-                <w:iCs/>
-                <w:spacing w:val="3"/>
-                <w:sz w:val="15"/>
-                <w:szCs w:val="15"/>
-              </w:rPr>
-              <w:t>c</w:t>
-            </w:r>
-            <w:r>
-              <w:rPr>
-                <w:rFonts w:cs="Calibri"/>
-                <w:b/>
-                <w:bCs/>
-                <w:i/>
-                <w:iCs/>
-                <w:spacing w:val="-3"/>
-                <w:sz w:val="15"/>
-                <w:szCs w:val="15"/>
-              </w:rPr>
-              <w:t>r</w:t>
-            </w:r>
-            <w:r>
-              <w:rPr>
-                <w:rFonts w:cs="Calibri"/>
-                <w:b/>
-                <w:bCs/>
-                <w:i/>
-                <w:iCs/>
-                <w:spacing w:val="-1"/>
-                <w:sz w:val="15"/>
-                <w:szCs w:val="15"/>
-              </w:rPr>
-              <w:t>i</w:t>
-            </w:r>
-            <w:r>
-              <w:rPr>
-                <w:rFonts w:cs="Calibri"/>
-                <w:b/>
-                <w:bCs/>
-                <w:i/>
-                <w:iCs/>
-                <w:sz w:val="15"/>
-                <w:szCs w:val="15"/>
-              </w:rPr>
-              <w:t>tura</w:t>
+              <w:t>Escritura {ckEsc}</w:t>
             </w:r>
           </w:p>
         </w:tc>
@@ -14922,724 +7392,8 @@
             </w:tcBorders>
           </w:tcPr>
           <w:p>
-            <w:pPr>
-              <w:widowControl w:val="0"/>
-              <w:autoSpaceDE w:val="0"/>
-              <w:autoSpaceDN w:val="0"/>
-              <w:adjustRightInd w:val="0"/>
-              <w:spacing w:before="45" w:after="0" w:line="240" w:lineRule="auto"/>
-              <w:ind w:left="129"/>
-              <w:rPr>
-                <w:rFonts w:ascii="Times New Roman" w:hAnsi="Times New Roman"/>
-                <w:sz w:val="24"/>
-                <w:szCs w:val="24"/>
-              </w:rPr>
-            </w:pPr>
             <w:r>
-              <w:rPr>
-                <w:noProof/>
-              </w:rPr>
-              <mc:AlternateContent>
-                <mc:Choice Requires="wpg">
-                  <w:drawing>
-                    <wp:anchor distT="0" distB="0" distL="114300" distR="114300" simplePos="0" relativeHeight="251666944" behindDoc="1" locked="0" layoutInCell="0" allowOverlap="1" wp14:anchorId="12672BCD" wp14:editId="5E679345">
-                      <wp:simplePos x="0" y="0"/>
-                      <wp:positionH relativeFrom="page">
-                        <wp:posOffset>5820410</wp:posOffset>
-                      </wp:positionH>
-                      <wp:positionV relativeFrom="paragraph">
-                        <wp:posOffset>19050</wp:posOffset>
-                      </wp:positionV>
-                      <wp:extent cx="236220" cy="153670"/>
-                      <wp:effectExtent l="0" t="0" r="0" b="0"/>
-                      <wp:wrapNone/>
-                      <wp:docPr id="19" name="Group 128"/>
-                      <wp:cNvGraphicFramePr>
-                        <a:graphicFrameLocks xmlns:a="http://schemas.openxmlformats.org/drawingml/2006/main"/>
-                      </wp:cNvGraphicFramePr>
-                      <a:graphic xmlns:a="http://schemas.openxmlformats.org/drawingml/2006/main">
-                        <a:graphicData uri="http://schemas.microsoft.com/office/word/2010/wordprocessingGroup">
-                          <wpg:wgp>
-                            <wpg:cNvGrpSpPr>
-                              <a:grpSpLocks/>
-                            </wpg:cNvGrpSpPr>
-                            <wpg:grpSpPr bwMode="auto">
-                              <a:xfrm>
-                                <a:off x="0" y="0"/>
-                                <a:ext cx="236220" cy="153670"/>
-                                <a:chOff x="9166" y="1255"/>
-                                <a:chExt cx="372" cy="242"/>
-                              </a:xfrm>
-                            </wpg:grpSpPr>
-                            <wps:wsp>
-                              <wps:cNvPr id="20" name="Freeform 129"/>
-                              <wps:cNvSpPr>
-                                <a:spLocks/>
-                              </wps:cNvSpPr>
-                              <wps:spPr bwMode="auto">
-                                <a:xfrm>
-                                  <a:off x="9168" y="1256"/>
-                                  <a:ext cx="369" cy="240"/>
-                                </a:xfrm>
-                                <a:custGeom>
-                                  <a:avLst/>
-                                  <a:gdLst>
-                                    <a:gd name="T0" fmla="*/ 0 w 369"/>
-                                    <a:gd name="T1" fmla="*/ 232 h 240"/>
-                                    <a:gd name="T2" fmla="*/ 0 w 369"/>
-                                    <a:gd name="T3" fmla="*/ 237 h 240"/>
-                                    <a:gd name="T4" fmla="*/ 2 w 369"/>
-                                    <a:gd name="T5" fmla="*/ 240 h 240"/>
-                                    <a:gd name="T6" fmla="*/ 362 w 369"/>
-                                    <a:gd name="T7" fmla="*/ 240 h 240"/>
-                                    <a:gd name="T8" fmla="*/ 14 w 369"/>
-                                    <a:gd name="T9" fmla="*/ 232 h 240"/>
-                                    <a:gd name="T10" fmla="*/ 14 w 369"/>
-                                    <a:gd name="T11" fmla="*/ 14 h 240"/>
-                                    <a:gd name="T12" fmla="*/ 362 w 369"/>
-                                    <a:gd name="T13" fmla="*/ 14 h 240"/>
-                                    <a:gd name="T14" fmla="*/ 364 w 369"/>
-                                    <a:gd name="T15" fmla="*/ 240 h 240"/>
-                                    <a:gd name="T16" fmla="*/ 369 w 369"/>
-                                    <a:gd name="T17" fmla="*/ 237 h 240"/>
-                                    <a:gd name="T18" fmla="*/ 369 w 369"/>
-                                    <a:gd name="T19" fmla="*/ 4 h 240"/>
-                                    <a:gd name="T20" fmla="*/ 364 w 369"/>
-                                    <a:gd name="T21" fmla="*/ 0 h 240"/>
-                                    <a:gd name="T22" fmla="*/ 362 w 369"/>
-                                    <a:gd name="T23" fmla="*/ 0 h 240"/>
-                                    <a:gd name="T24" fmla="*/ 355 w 369"/>
-                                    <a:gd name="T25" fmla="*/ 7 h 240"/>
-                                    <a:gd name="T26" fmla="*/ 14 w 369"/>
-                                    <a:gd name="T27" fmla="*/ 7 h 240"/>
-                                    <a:gd name="T28" fmla="*/ 7 w 369"/>
-                                    <a:gd name="T29" fmla="*/ 14 h 240"/>
-                                    <a:gd name="T30" fmla="*/ 7 w 369"/>
-                                    <a:gd name="T31" fmla="*/ 225 h 240"/>
-                                    <a:gd name="T32" fmla="*/ 7 w 369"/>
-                                    <a:gd name="T33" fmla="*/ 0 h 240"/>
-                                    <a:gd name="T34" fmla="*/ 2 w 369"/>
-                                    <a:gd name="T35" fmla="*/ 0 h 240"/>
-                                    <a:gd name="T36" fmla="*/ 0 w 369"/>
-                                    <a:gd name="T37" fmla="*/ 4 h 240"/>
-                                    <a:gd name="T38" fmla="*/ 0 w 369"/>
-                                    <a:gd name="T39" fmla="*/ 232 h 240"/>
-                                  </a:gdLst>
-                                  <a:ahLst/>
-                                  <a:cxnLst>
-                                    <a:cxn ang="0">
-                                      <a:pos x="T0" y="T1"/>
-                                    </a:cxn>
-                                    <a:cxn ang="0">
-                                      <a:pos x="T2" y="T3"/>
-                                    </a:cxn>
-                                    <a:cxn ang="0">
-                                      <a:pos x="T4" y="T5"/>
-                                    </a:cxn>
-                                    <a:cxn ang="0">
-                                      <a:pos x="T6" y="T7"/>
-                                    </a:cxn>
-                                    <a:cxn ang="0">
-                                      <a:pos x="T8" y="T9"/>
-                                    </a:cxn>
-                                    <a:cxn ang="0">
-                                      <a:pos x="T10" y="T11"/>
-                                    </a:cxn>
-                                    <a:cxn ang="0">
-                                      <a:pos x="T12" y="T13"/>
-                                    </a:cxn>
-                                    <a:cxn ang="0">
-                                      <a:pos x="T14" y="T15"/>
-                                    </a:cxn>
-                                    <a:cxn ang="0">
-                                      <a:pos x="T16" y="T17"/>
-                                    </a:cxn>
-                                    <a:cxn ang="0">
-                                      <a:pos x="T18" y="T19"/>
-                                    </a:cxn>
-                                    <a:cxn ang="0">
-                                      <a:pos x="T20" y="T21"/>
-                                    </a:cxn>
-                                    <a:cxn ang="0">
-                                      <a:pos x="T22" y="T23"/>
-                                    </a:cxn>
-                                    <a:cxn ang="0">
-                                      <a:pos x="T24" y="T25"/>
-                                    </a:cxn>
-                                    <a:cxn ang="0">
-                                      <a:pos x="T26" y="T27"/>
-                                    </a:cxn>
-                                    <a:cxn ang="0">
-                                      <a:pos x="T28" y="T29"/>
-                                    </a:cxn>
-                                    <a:cxn ang="0">
-                                      <a:pos x="T30" y="T31"/>
-                                    </a:cxn>
-                                    <a:cxn ang="0">
-                                      <a:pos x="T32" y="T33"/>
-                                    </a:cxn>
-                                    <a:cxn ang="0">
-                                      <a:pos x="T34" y="T35"/>
-                                    </a:cxn>
-                                    <a:cxn ang="0">
-                                      <a:pos x="T36" y="T37"/>
-                                    </a:cxn>
-                                    <a:cxn ang="0">
-                                      <a:pos x="T38" y="T39"/>
-                                    </a:cxn>
-                                  </a:cxnLst>
-                                  <a:rect l="0" t="0" r="r" b="b"/>
-                                  <a:pathLst>
-                                    <a:path w="369" h="240">
-                                      <a:moveTo>
-                                        <a:pt x="0" y="232"/>
-                                      </a:moveTo>
-                                      <a:lnTo>
-                                        <a:pt x="0" y="237"/>
-                                      </a:lnTo>
-                                      <a:lnTo>
-                                        <a:pt x="2" y="240"/>
-                                      </a:lnTo>
-                                      <a:lnTo>
-                                        <a:pt x="362" y="240"/>
-                                      </a:lnTo>
-                                      <a:lnTo>
-                                        <a:pt x="14" y="232"/>
-                                      </a:lnTo>
-                                      <a:lnTo>
-                                        <a:pt x="14" y="14"/>
-                                      </a:lnTo>
-                                      <a:lnTo>
-                                        <a:pt x="362" y="14"/>
-                                      </a:lnTo>
-                                      <a:lnTo>
-                                        <a:pt x="364" y="240"/>
-                                      </a:lnTo>
-                                      <a:lnTo>
-                                        <a:pt x="369" y="237"/>
-                                      </a:lnTo>
-                                      <a:lnTo>
-                                        <a:pt x="369" y="4"/>
-                                      </a:lnTo>
-                                      <a:lnTo>
-                                        <a:pt x="364" y="0"/>
-                                      </a:lnTo>
-                                      <a:lnTo>
-                                        <a:pt x="362" y="0"/>
-                                      </a:lnTo>
-                                      <a:lnTo>
-                                        <a:pt x="355" y="7"/>
-                                      </a:lnTo>
-                                      <a:lnTo>
-                                        <a:pt x="14" y="7"/>
-                                      </a:lnTo>
-                                      <a:lnTo>
-                                        <a:pt x="7" y="14"/>
-                                      </a:lnTo>
-                                      <a:lnTo>
-                                        <a:pt x="7" y="225"/>
-                                      </a:lnTo>
-                                      <a:lnTo>
-                                        <a:pt x="7" y="0"/>
-                                      </a:lnTo>
-                                      <a:lnTo>
-                                        <a:pt x="2" y="0"/>
-                                      </a:lnTo>
-                                      <a:lnTo>
-                                        <a:pt x="0" y="4"/>
-                                      </a:lnTo>
-                                      <a:lnTo>
-                                        <a:pt x="0" y="232"/>
-                                      </a:lnTo>
-                                      <a:close/>
-                                    </a:path>
-                                  </a:pathLst>
-                                </a:custGeom>
-                                <a:solidFill>
-                                  <a:srgbClr val="000000"/>
-                                </a:solidFill>
-                                <a:ln>
-                                  <a:noFill/>
-                                </a:ln>
-                                <a:extLst>
-                                  <a:ext uri="{91240B29-F687-4F45-9708-019B960494DF}">
-                                    <a14:hiddenLine xmlns:a14="http://schemas.microsoft.com/office/drawing/2010/main" w="9525">
-                                      <a:solidFill>
-                                        <a:srgbClr val="000000"/>
-                                      </a:solidFill>
-                                      <a:round/>
-                                      <a:headEnd/>
-                                      <a:tailEnd/>
-                                    </a14:hiddenLine>
-                                  </a:ext>
-                                </a:extLst>
-                              </wps:spPr>
-                              <wps:bodyPr rot="0" vert="horz" wrap="square" lIns="91440" tIns="45720" rIns="91440" bIns="45720" anchor="t" anchorCtr="0" upright="1">
-                                <a:noAutofit/>
-                              </wps:bodyPr>
-                            </wps:wsp>
-                            <wps:wsp>
-                              <wps:cNvPr id="21" name="Freeform 130"/>
-                              <wps:cNvSpPr>
-                                <a:spLocks/>
-                              </wps:cNvSpPr>
-                              <wps:spPr bwMode="auto">
-                                <a:xfrm>
-                                  <a:off x="9523" y="1271"/>
-                                  <a:ext cx="9" cy="225"/>
-                                </a:xfrm>
-                                <a:custGeom>
-                                  <a:avLst/>
-                                  <a:gdLst>
-                                    <a:gd name="T0" fmla="*/ 7 w 9"/>
-                                    <a:gd name="T1" fmla="*/ 211 h 225"/>
-                                    <a:gd name="T2" fmla="*/ 0 w 9"/>
-                                    <a:gd name="T3" fmla="*/ 218 h 225"/>
-                                    <a:gd name="T4" fmla="*/ 7 w 9"/>
-                                    <a:gd name="T5" fmla="*/ 225 h 225"/>
-                                    <a:gd name="T6" fmla="*/ 9 w 9"/>
-                                    <a:gd name="T7" fmla="*/ 225 h 225"/>
-                                    <a:gd name="T8" fmla="*/ 7 w 9"/>
-                                    <a:gd name="T9" fmla="*/ 0 h 225"/>
-                                    <a:gd name="T10" fmla="*/ 7 w 9"/>
-                                    <a:gd name="T11" fmla="*/ 211 h 225"/>
-                                  </a:gdLst>
-                                  <a:ahLst/>
-                                  <a:cxnLst>
-                                    <a:cxn ang="0">
-                                      <a:pos x="T0" y="T1"/>
-                                    </a:cxn>
-                                    <a:cxn ang="0">
-                                      <a:pos x="T2" y="T3"/>
-                                    </a:cxn>
-                                    <a:cxn ang="0">
-                                      <a:pos x="T4" y="T5"/>
-                                    </a:cxn>
-                                    <a:cxn ang="0">
-                                      <a:pos x="T6" y="T7"/>
-                                    </a:cxn>
-                                    <a:cxn ang="0">
-                                      <a:pos x="T8" y="T9"/>
-                                    </a:cxn>
-                                    <a:cxn ang="0">
-                                      <a:pos x="T10" y="T11"/>
-                                    </a:cxn>
-                                  </a:cxnLst>
-                                  <a:rect l="0" t="0" r="r" b="b"/>
-                                  <a:pathLst>
-                                    <a:path w="9" h="225">
-                                      <a:moveTo>
-                                        <a:pt x="7" y="211"/>
-                                      </a:moveTo>
-                                      <a:lnTo>
-                                        <a:pt x="0" y="218"/>
-                                      </a:lnTo>
-                                      <a:lnTo>
-                                        <a:pt x="7" y="225"/>
-                                      </a:lnTo>
-                                      <a:lnTo>
-                                        <a:pt x="9" y="225"/>
-                                      </a:lnTo>
-                                      <a:lnTo>
-                                        <a:pt x="7" y="0"/>
-                                      </a:lnTo>
-                                      <a:lnTo>
-                                        <a:pt x="7" y="211"/>
-                                      </a:lnTo>
-                                      <a:close/>
-                                    </a:path>
-                                  </a:pathLst>
-                                </a:custGeom>
-                                <a:solidFill>
-                                  <a:srgbClr val="000000"/>
-                                </a:solidFill>
-                                <a:ln>
-                                  <a:noFill/>
-                                </a:ln>
-                                <a:extLst>
-                                  <a:ext uri="{91240B29-F687-4F45-9708-019B960494DF}">
-                                    <a14:hiddenLine xmlns:a14="http://schemas.microsoft.com/office/drawing/2010/main" w="9525">
-                                      <a:solidFill>
-                                        <a:srgbClr val="000000"/>
-                                      </a:solidFill>
-                                      <a:round/>
-                                      <a:headEnd/>
-                                      <a:tailEnd/>
-                                    </a14:hiddenLine>
-                                  </a:ext>
-                                </a:extLst>
-                              </wps:spPr>
-                              <wps:bodyPr rot="0" vert="horz" wrap="square" lIns="91440" tIns="45720" rIns="91440" bIns="45720" anchor="t" anchorCtr="0" upright="1">
-                                <a:noAutofit/>
-                              </wps:bodyPr>
-                            </wps:wsp>
-                            <wps:wsp>
-                              <wps:cNvPr id="22" name="Freeform 131"/>
-                              <wps:cNvSpPr>
-                                <a:spLocks/>
-                              </wps:cNvSpPr>
-                              <wps:spPr bwMode="auto">
-                                <a:xfrm>
-                                  <a:off x="9182" y="1271"/>
-                                  <a:ext cx="348" cy="225"/>
-                                </a:xfrm>
-                                <a:custGeom>
-                                  <a:avLst/>
-                                  <a:gdLst>
-                                    <a:gd name="T0" fmla="*/ 348 w 348"/>
-                                    <a:gd name="T1" fmla="*/ 0 h 225"/>
-                                    <a:gd name="T2" fmla="*/ 340 w 348"/>
-                                    <a:gd name="T3" fmla="*/ 0 h 225"/>
-                                    <a:gd name="T4" fmla="*/ 340 w 348"/>
-                                    <a:gd name="T5" fmla="*/ 211 h 225"/>
-                                    <a:gd name="T6" fmla="*/ 0 w 348"/>
-                                    <a:gd name="T7" fmla="*/ 211 h 225"/>
-                                    <a:gd name="T8" fmla="*/ 0 w 348"/>
-                                    <a:gd name="T9" fmla="*/ 218 h 225"/>
-                                    <a:gd name="T10" fmla="*/ 348 w 348"/>
-                                    <a:gd name="T11" fmla="*/ 225 h 225"/>
-                                    <a:gd name="T12" fmla="*/ 340 w 348"/>
-                                    <a:gd name="T13" fmla="*/ 218 h 225"/>
-                                    <a:gd name="T14" fmla="*/ 348 w 348"/>
-                                    <a:gd name="T15" fmla="*/ 211 h 225"/>
-                                    <a:gd name="T16" fmla="*/ 348 w 348"/>
-                                    <a:gd name="T17" fmla="*/ 0 h 225"/>
-                                  </a:gdLst>
-                                  <a:ahLst/>
-                                  <a:cxnLst>
-                                    <a:cxn ang="0">
-                                      <a:pos x="T0" y="T1"/>
-                                    </a:cxn>
-                                    <a:cxn ang="0">
-                                      <a:pos x="T2" y="T3"/>
-                                    </a:cxn>
-                                    <a:cxn ang="0">
-                                      <a:pos x="T4" y="T5"/>
-                                    </a:cxn>
-                                    <a:cxn ang="0">
-                                      <a:pos x="T6" y="T7"/>
-                                    </a:cxn>
-                                    <a:cxn ang="0">
-                                      <a:pos x="T8" y="T9"/>
-                                    </a:cxn>
-                                    <a:cxn ang="0">
-                                      <a:pos x="T10" y="T11"/>
-                                    </a:cxn>
-                                    <a:cxn ang="0">
-                                      <a:pos x="T12" y="T13"/>
-                                    </a:cxn>
-                                    <a:cxn ang="0">
-                                      <a:pos x="T14" y="T15"/>
-                                    </a:cxn>
-                                    <a:cxn ang="0">
-                                      <a:pos x="T16" y="T17"/>
-                                    </a:cxn>
-                                  </a:cxnLst>
-                                  <a:rect l="0" t="0" r="r" b="b"/>
-                                  <a:pathLst>
-                                    <a:path w="348" h="225">
-                                      <a:moveTo>
-                                        <a:pt x="348" y="0"/>
-                                      </a:moveTo>
-                                      <a:lnTo>
-                                        <a:pt x="340" y="0"/>
-                                      </a:lnTo>
-                                      <a:lnTo>
-                                        <a:pt x="340" y="211"/>
-                                      </a:lnTo>
-                                      <a:lnTo>
-                                        <a:pt x="0" y="211"/>
-                                      </a:lnTo>
-                                      <a:lnTo>
-                                        <a:pt x="0" y="218"/>
-                                      </a:lnTo>
-                                      <a:lnTo>
-                                        <a:pt x="348" y="225"/>
-                                      </a:lnTo>
-                                      <a:lnTo>
-                                        <a:pt x="340" y="218"/>
-                                      </a:lnTo>
-                                      <a:lnTo>
-                                        <a:pt x="348" y="211"/>
-                                      </a:lnTo>
-                                      <a:lnTo>
-                                        <a:pt x="348" y="0"/>
-                                      </a:lnTo>
-                                      <a:close/>
-                                    </a:path>
-                                  </a:pathLst>
-                                </a:custGeom>
-                                <a:solidFill>
-                                  <a:srgbClr val="000000"/>
-                                </a:solidFill>
-                                <a:ln>
-                                  <a:noFill/>
-                                </a:ln>
-                                <a:extLst>
-                                  <a:ext uri="{91240B29-F687-4F45-9708-019B960494DF}">
-                                    <a14:hiddenLine xmlns:a14="http://schemas.microsoft.com/office/drawing/2010/main" w="9525">
-                                      <a:solidFill>
-                                        <a:srgbClr val="000000"/>
-                                      </a:solidFill>
-                                      <a:round/>
-                                      <a:headEnd/>
-                                      <a:tailEnd/>
-                                    </a14:hiddenLine>
-                                  </a:ext>
-                                </a:extLst>
-                              </wps:spPr>
-                              <wps:bodyPr rot="0" vert="horz" wrap="square" lIns="91440" tIns="45720" rIns="91440" bIns="45720" anchor="t" anchorCtr="0" upright="1">
-                                <a:noAutofit/>
-                              </wps:bodyPr>
-                            </wps:wsp>
-                            <wps:wsp>
-                              <wps:cNvPr id="23" name="Freeform 132"/>
-                              <wps:cNvSpPr>
-                                <a:spLocks/>
-                              </wps:cNvSpPr>
-                              <wps:spPr bwMode="auto">
-                                <a:xfrm>
-                                  <a:off x="9175" y="1256"/>
-                                  <a:ext cx="355" cy="226"/>
-                                </a:xfrm>
-                                <a:custGeom>
-                                  <a:avLst/>
-                                  <a:gdLst>
-                                    <a:gd name="T0" fmla="*/ 0 w 355"/>
-                                    <a:gd name="T1" fmla="*/ 225 h 226"/>
-                                    <a:gd name="T2" fmla="*/ 0 w 355"/>
-                                    <a:gd name="T3" fmla="*/ 14 h 226"/>
-                                    <a:gd name="T4" fmla="*/ 7 w 355"/>
-                                    <a:gd name="T5" fmla="*/ 7 h 226"/>
-                                    <a:gd name="T6" fmla="*/ 347 w 355"/>
-                                    <a:gd name="T7" fmla="*/ 7 h 226"/>
-                                    <a:gd name="T8" fmla="*/ 355 w 355"/>
-                                    <a:gd name="T9" fmla="*/ 0 h 226"/>
-                                    <a:gd name="T10" fmla="*/ 0 w 355"/>
-                                    <a:gd name="T11" fmla="*/ 0 h 226"/>
-                                    <a:gd name="T12" fmla="*/ 0 w 355"/>
-                                    <a:gd name="T13" fmla="*/ 225 h 226"/>
-                                  </a:gdLst>
-                                  <a:ahLst/>
-                                  <a:cxnLst>
-                                    <a:cxn ang="0">
-                                      <a:pos x="T0" y="T1"/>
-                                    </a:cxn>
-                                    <a:cxn ang="0">
-                                      <a:pos x="T2" y="T3"/>
-                                    </a:cxn>
-                                    <a:cxn ang="0">
-                                      <a:pos x="T4" y="T5"/>
-                                    </a:cxn>
-                                    <a:cxn ang="0">
-                                      <a:pos x="T6" y="T7"/>
-                                    </a:cxn>
-                                    <a:cxn ang="0">
-                                      <a:pos x="T8" y="T9"/>
-                                    </a:cxn>
-                                    <a:cxn ang="0">
-                                      <a:pos x="T10" y="T11"/>
-                                    </a:cxn>
-                                    <a:cxn ang="0">
-                                      <a:pos x="T12" y="T13"/>
-                                    </a:cxn>
-                                  </a:cxnLst>
-                                  <a:rect l="0" t="0" r="r" b="b"/>
-                                  <a:pathLst>
-                                    <a:path w="355" h="226">
-                                      <a:moveTo>
-                                        <a:pt x="0" y="225"/>
-                                      </a:moveTo>
-                                      <a:lnTo>
-                                        <a:pt x="0" y="14"/>
-                                      </a:lnTo>
-                                      <a:lnTo>
-                                        <a:pt x="7" y="7"/>
-                                      </a:lnTo>
-                                      <a:lnTo>
-                                        <a:pt x="347" y="7"/>
-                                      </a:lnTo>
-                                      <a:lnTo>
-                                        <a:pt x="355" y="0"/>
-                                      </a:lnTo>
-                                      <a:lnTo>
-                                        <a:pt x="0" y="0"/>
-                                      </a:lnTo>
-                                      <a:lnTo>
-                                        <a:pt x="0" y="225"/>
-                                      </a:lnTo>
-                                      <a:close/>
-                                    </a:path>
-                                  </a:pathLst>
-                                </a:custGeom>
-                                <a:solidFill>
-                                  <a:srgbClr val="000000"/>
-                                </a:solidFill>
-                                <a:ln>
-                                  <a:noFill/>
-                                </a:ln>
-                                <a:extLst>
-                                  <a:ext uri="{91240B29-F687-4F45-9708-019B960494DF}">
-                                    <a14:hiddenLine xmlns:a14="http://schemas.microsoft.com/office/drawing/2010/main" w="9525">
-                                      <a:solidFill>
-                                        <a:srgbClr val="000000"/>
-                                      </a:solidFill>
-                                      <a:round/>
-                                      <a:headEnd/>
-                                      <a:tailEnd/>
-                                    </a14:hiddenLine>
-                                  </a:ext>
-                                </a:extLst>
-                              </wps:spPr>
-                              <wps:bodyPr rot="0" vert="horz" wrap="square" lIns="91440" tIns="45720" rIns="91440" bIns="45720" anchor="t" anchorCtr="0" upright="1">
-                                <a:noAutofit/>
-                              </wps:bodyPr>
-                            </wps:wsp>
-                          </wpg:wgp>
-                        </a:graphicData>
-                      </a:graphic>
-                      <wp14:sizeRelH relativeFrom="page">
-                        <wp14:pctWidth>0</wp14:pctWidth>
-                      </wp14:sizeRelH>
-                      <wp14:sizeRelV relativeFrom="page">
-                        <wp14:pctHeight>0</wp14:pctHeight>
-                      </wp14:sizeRelV>
-                    </wp:anchor>
-                  </w:drawing>
-                </mc:Choice>
-                <mc:Fallback>
-                  <w:pict>
-                    <v:group w14:anchorId="20B75FB7" id="Group 128" o:spid="_x0000_s1026" style="position:absolute;margin-left:458.3pt;margin-top:1.5pt;width:18.6pt;height:12.1pt;z-index:-251649536;mso-position-horizontal-relative:page" coordorigin="9166,1255" coordsize="372,242" o:gfxdata="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" o:allowincell="f">
-                      <v:shape id="Freeform 129" o:spid="_x0000_s1027" style="position:absolute;left:9168;top:1256;width:369;height:240;visibility:visible;mso-wrap-style:square;v-text-anchor:top" coordsize="369,240" o:gfxdata="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" path="m,232r,5l2,240r360,l14,232,14,14r348,l364,240r5,-3l369,4,364,r-2,l355,7,14,7,7,14r,211l7,,2,,,4,,232xe" fillcolor="black" stroked="f">
-                        <v:path arrowok="t" o:connecttype="custom" o:connectlocs="0,232;0,237;2,240;362,240;14,232;14,14;362,14;364,240;369,237;369,4;364,0;362,0;355,7;14,7;7,14;7,225;7,0;2,0;0,4;0,232" o:connectangles="0,0,0,0,0,0,0,0,0,0,0,0,0,0,0,0,0,0,0,0"/>
-                      </v:shape>
-                      <v:shape id="Freeform 130" o:spid="_x0000_s1028" style="position:absolute;left:9523;top:1271;width:9;height:225;visibility:visible;mso-wrap-style:square;v-text-anchor:top" coordsize="9,225" o:gfxdata="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" path="m7,211l,218r7,7l9,225,7,r,211xe" fillcolor="black" stroked="f">
-                        <v:path arrowok="t" o:connecttype="custom" o:connectlocs="7,211;0,218;7,225;9,225;7,0;7,211" o:connectangles="0,0,0,0,0,0"/>
-                      </v:shape>
-                      <v:shape id="Freeform 131" o:spid="_x0000_s1029" style="position:absolute;left:9182;top:1271;width:348;height:225;visibility:visible;mso-wrap-style:square;v-text-anchor:top" coordsize="348,225" o:gfxdata="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" path="m348,r-8,l340,211,,211r,7l348,225r-8,-7l348,211,348,xe" fillcolor="black" stroked="f">
-                        <v:path arrowok="t" o:connecttype="custom" o:connectlocs="348,0;340,0;340,211;0,211;0,218;348,225;340,218;348,211;348,0" o:connectangles="0,0,0,0,0,0,0,0,0"/>
-                      </v:shape>
-                      <v:shape id="Freeform 132" o:spid="_x0000_s1030" style="position:absolute;left:9175;top:1256;width:355;height:226;visibility:visible;mso-wrap-style:square;v-text-anchor:top" coordsize="355,226" o:gfxdata="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" path="m,225l,14,7,7r340,l355,,,,,225xe" fillcolor="black" stroked="f">
-                        <v:path arrowok="t" o:connecttype="custom" o:connectlocs="0,225;0,14;7,7;347,7;355,0;0,0;0,225" o:connectangles="0,0,0,0,0,0,0"/>
-                      </v:shape>
-                      <w10:wrap anchorx="page"/>
-                    </v:group>
-                  </w:pict>
-                </mc:Fallback>
-              </mc:AlternateContent>
-            </w:r>
-            <w:r>
-              <w:rPr>
-                <w:rFonts w:cs="Calibri"/>
-                <w:b/>
-                <w:bCs/>
-                <w:i/>
-                <w:iCs/>
-                <w:spacing w:val="1"/>
-                <w:sz w:val="15"/>
-                <w:szCs w:val="15"/>
-              </w:rPr>
-              <w:t>C</w:t>
-            </w:r>
-            <w:r>
-              <w:rPr>
-                <w:rFonts w:cs="Calibri"/>
-                <w:b/>
-                <w:bCs/>
-                <w:i/>
-                <w:iCs/>
-                <w:sz w:val="15"/>
-                <w:szCs w:val="15"/>
-              </w:rPr>
-              <w:t>on</w:t>
-            </w:r>
-            <w:r>
-              <w:rPr>
-                <w:rFonts w:cs="Calibri"/>
-                <w:b/>
-                <w:bCs/>
-                <w:i/>
-                <w:iCs/>
-                <w:spacing w:val="-2"/>
-                <w:sz w:val="15"/>
-                <w:szCs w:val="15"/>
-              </w:rPr>
-              <w:t>t</w:t>
-            </w:r>
-            <w:r>
-              <w:rPr>
-                <w:rFonts w:cs="Calibri"/>
-                <w:b/>
-                <w:bCs/>
-                <w:i/>
-                <w:iCs/>
-                <w:sz w:val="15"/>
-                <w:szCs w:val="15"/>
-              </w:rPr>
-              <w:t>rol</w:t>
-            </w:r>
-            <w:r>
-              <w:rPr>
-                <w:rFonts w:ascii="Times New Roman" w:hAnsi="Times New Roman"/>
-                <w:b/>
-                <w:bCs/>
-                <w:i/>
-                <w:iCs/>
-                <w:spacing w:val="-5"/>
-                <w:sz w:val="15"/>
-                <w:szCs w:val="15"/>
-              </w:rPr>
-              <w:t xml:space="preserve"> </w:t>
-            </w:r>
-            <w:r>
-              <w:rPr>
-                <w:rFonts w:cs="Calibri"/>
-                <w:b/>
-                <w:bCs/>
-                <w:i/>
-                <w:iCs/>
-                <w:sz w:val="15"/>
-                <w:szCs w:val="15"/>
-              </w:rPr>
-              <w:t>To</w:t>
-            </w:r>
-            <w:r>
-              <w:rPr>
-                <w:rFonts w:cs="Calibri"/>
-                <w:b/>
-                <w:bCs/>
-                <w:i/>
-                <w:iCs/>
-                <w:spacing w:val="3"/>
-                <w:sz w:val="15"/>
-                <w:szCs w:val="15"/>
-              </w:rPr>
-              <w:t>t</w:t>
-            </w:r>
-            <w:r>
-              <w:rPr>
-                <w:rFonts w:cs="Calibri"/>
-                <w:b/>
-                <w:bCs/>
-                <w:i/>
-                <w:iCs/>
-                <w:spacing w:val="-3"/>
-                <w:sz w:val="15"/>
-                <w:szCs w:val="15"/>
-              </w:rPr>
-              <w:t>a</w:t>
-            </w:r>
-            <w:r>
-              <w:rPr>
-                <w:rFonts w:cs="Calibri"/>
-                <w:b/>
-                <w:bCs/>
-                <w:i/>
-                <w:iCs/>
-                <w:sz w:val="15"/>
-                <w:szCs w:val="15"/>
-              </w:rPr>
-              <w:t>l</w:t>
+              <w:t>Control Total {ckCtrl}</w:t>
             </w:r>
           </w:p>
         </w:tc>
@@ -15727,66 +7481,9 @@
             <w:shd w:val="clear" w:color="auto" w:fill="auto"/>
           </w:tcPr>
           <w:p>
-            <w:pPr>
-              <w:widowControl w:val="0"/>
-              <w:autoSpaceDE w:val="0"/>
-              <w:autoSpaceDN w:val="0"/>
-              <w:adjustRightInd w:val="0"/>
-              <w:spacing w:before="41" w:after="0" w:line="169" w:lineRule="exact"/>
-              <w:rPr>
-                <w:rFonts w:ascii="Arial" w:hAnsi="Arial" w:cs="Arial"/>
-                <w:b/>
-                <w:bCs/>
-                <w:position w:val="-1"/>
-                <w:sz w:val="15"/>
-                <w:szCs w:val="15"/>
-              </w:rPr>
-            </w:pPr>
             <w:r>
-              <w:rPr>
-                <w:rFonts w:ascii="Arial" w:hAnsi="Arial" w:cs="Arial"/>
-                <w:b/>
-                <w:bCs/>
-                <w:position w:val="-1"/>
-                <w:sz w:val="15"/>
-                <w:szCs w:val="15"/>
-              </w:rPr>
               <w:t>{justificacion}</w:t>
             </w:r>
-          </w:p>
-          <w:p>
-            <w:pPr>
-              <w:widowControl w:val="0"/>
-              <w:autoSpaceDE w:val="0"/>
-              <w:autoSpaceDN w:val="0"/>
-              <w:adjustRightInd w:val="0"/>
-              <w:spacing w:before="41" w:after="0" w:line="169" w:lineRule="exact"/>
-              <w:rPr>
-                <w:rFonts w:ascii="Arial" w:hAnsi="Arial" w:cs="Arial"/>
-                <w:b/>
-                <w:bCs/>
-                <w:position w:val="-1"/>
-                <w:sz w:val="15"/>
-                <w:szCs w:val="15"/>
-              </w:rPr>
-            </w:pPr>
-          </w:p>
-          <w:p>
-            <w:pPr>
-              <w:widowControl w:val="0"/>
-              <w:autoSpaceDE w:val="0"/>
-              <w:autoSpaceDN w:val="0"/>
-              <w:adjustRightInd w:val="0"/>
-              <w:spacing w:before="41" w:after="0" w:line="169" w:lineRule="exact"/>
-              <w:rPr>
-                <w:rFonts w:ascii="Arial" w:hAnsi="Arial" w:cs="Arial"/>
-                <w:b/>
-                <w:bCs/>
-                <w:position w:val="-1"/>
-                <w:sz w:val="15"/>
-                <w:szCs w:val="15"/>
-              </w:rPr>
-            </w:pPr>
           </w:p>
         </w:tc>
       </w:tr>
@@ -15830,417 +7527,10 @@
           <w:sz w:val="15"/>
           <w:szCs w:val="15"/>
         </w:rPr>
-        <mc:AlternateContent>
-          <mc:Choice Requires="wpg">
-            <w:drawing>
-              <wp:anchor distT="0" distB="0" distL="114300" distR="114300" simplePos="0" relativeHeight="251650560" behindDoc="1" locked="0" layoutInCell="0" allowOverlap="1" wp14:anchorId="1B080149" wp14:editId="0D8E4BAE">
-                <wp:simplePos x="0" y="0"/>
-                <wp:positionH relativeFrom="page">
-                  <wp:posOffset>1337310</wp:posOffset>
-                </wp:positionH>
-                <wp:positionV relativeFrom="paragraph">
-                  <wp:posOffset>459105</wp:posOffset>
-                </wp:positionV>
-                <wp:extent cx="4998085" cy="6985"/>
-                <wp:effectExtent l="0" t="0" r="0" b="0"/>
-                <wp:wrapNone/>
-                <wp:docPr id="13" name="Group 102"/>
-                <wp:cNvGraphicFramePr>
-                  <a:graphicFrameLocks xmlns:a="http://schemas.openxmlformats.org/drawingml/2006/main"/>
-                </wp:cNvGraphicFramePr>
-                <a:graphic xmlns:a="http://schemas.openxmlformats.org/drawingml/2006/main">
-                  <a:graphicData uri="http://schemas.microsoft.com/office/word/2010/wordprocessingGroup">
-                    <wpg:wgp>
-                      <wpg:cNvGrpSpPr>
-                        <a:grpSpLocks/>
-                      </wpg:cNvGrpSpPr>
-                      <wpg:grpSpPr bwMode="auto">
-                        <a:xfrm>
-                          <a:off x="0" y="0"/>
-                          <a:ext cx="4998085" cy="6985"/>
-                          <a:chOff x="2106" y="723"/>
-                          <a:chExt cx="7871" cy="11"/>
-                        </a:xfrm>
-                      </wpg:grpSpPr>
-                      <wps:wsp>
-                        <wps:cNvPr id="14" name="Freeform 103"/>
-                        <wps:cNvSpPr>
-                          <a:spLocks/>
-                        </wps:cNvSpPr>
-                        <wps:spPr bwMode="auto">
-                          <a:xfrm>
-                            <a:off x="2112" y="728"/>
-                            <a:ext cx="1502" cy="0"/>
-                          </a:xfrm>
-                          <a:custGeom>
-                            <a:avLst/>
-                            <a:gdLst>
-                              <a:gd name="T0" fmla="*/ 0 w 1502"/>
-                              <a:gd name="T1" fmla="*/ 1502 w 1502"/>
-                            </a:gdLst>
-                            <a:ahLst/>
-                            <a:cxnLst>
-                              <a:cxn ang="0">
-                                <a:pos x="T0" y="0"/>
-                              </a:cxn>
-                              <a:cxn ang="0">
-                                <a:pos x="T1" y="0"/>
-                              </a:cxn>
-                            </a:cxnLst>
-                            <a:rect l="0" t="0" r="r" b="b"/>
-                            <a:pathLst>
-                              <a:path w="1502">
-                                <a:moveTo>
-                                  <a:pt x="0" y="0"/>
-                                </a:moveTo>
-                                <a:lnTo>
-                                  <a:pt x="1502" y="0"/>
-                                </a:lnTo>
-                              </a:path>
-                            </a:pathLst>
-                          </a:custGeom>
-                          <a:noFill/>
-                          <a:ln w="7365">
-                            <a:solidFill>
-                              <a:srgbClr val="000000"/>
-                            </a:solidFill>
-                            <a:round/>
-                            <a:headEnd/>
-                            <a:tailEnd/>
-                          </a:ln>
-                          <a:extLst>
-                            <a:ext uri="{909E8E84-426E-40DD-AFC4-6F175D3DCCD1}">
-                              <a14:hiddenFill xmlns:a14="http://schemas.microsoft.com/office/drawing/2010/main">
-                                <a:solidFill>
-                                  <a:srgbClr val="FFFFFF"/>
-                                </a:solidFill>
-                              </a14:hiddenFill>
-                            </a:ext>
-                          </a:extLst>
-                        </wps:spPr>
-                        <wps:bodyPr rot="0" vert="horz" wrap="square" lIns="91440" tIns="45720" rIns="91440" bIns="45720" anchor="t" anchorCtr="0" upright="1">
-                          <a:noAutofit/>
-                        </wps:bodyPr>
-                      </wps:wsp>
-                      <wps:wsp>
-                        <wps:cNvPr id="15" name="Freeform 104"/>
-                        <wps:cNvSpPr>
-                          <a:spLocks/>
-                        </wps:cNvSpPr>
-                        <wps:spPr bwMode="auto">
-                          <a:xfrm>
-                            <a:off x="3616" y="728"/>
-                            <a:ext cx="752" cy="0"/>
-                          </a:xfrm>
-                          <a:custGeom>
-                            <a:avLst/>
-                            <a:gdLst>
-                              <a:gd name="T0" fmla="*/ 0 w 752"/>
-                              <a:gd name="T1" fmla="*/ 751 w 752"/>
-                            </a:gdLst>
-                            <a:ahLst/>
-                            <a:cxnLst>
-                              <a:cxn ang="0">
-                                <a:pos x="T0" y="0"/>
-                              </a:cxn>
-                              <a:cxn ang="0">
-                                <a:pos x="T1" y="0"/>
-                              </a:cxn>
-                            </a:cxnLst>
-                            <a:rect l="0" t="0" r="r" b="b"/>
-                            <a:pathLst>
-                              <a:path w="752">
-                                <a:moveTo>
-                                  <a:pt x="0" y="0"/>
-                                </a:moveTo>
-                                <a:lnTo>
-                                  <a:pt x="751" y="0"/>
-                                </a:lnTo>
-                              </a:path>
-                            </a:pathLst>
-                          </a:custGeom>
-                          <a:noFill/>
-                          <a:ln w="7365">
-                            <a:solidFill>
-                              <a:srgbClr val="000000"/>
-                            </a:solidFill>
-                            <a:round/>
-                            <a:headEnd/>
-                            <a:tailEnd/>
-                          </a:ln>
-                          <a:extLst>
-                            <a:ext uri="{909E8E84-426E-40DD-AFC4-6F175D3DCCD1}">
-                              <a14:hiddenFill xmlns:a14="http://schemas.microsoft.com/office/drawing/2010/main">
-                                <a:solidFill>
-                                  <a:srgbClr val="FFFFFF"/>
-                                </a:solidFill>
-                              </a14:hiddenFill>
-                            </a:ext>
-                          </a:extLst>
-                        </wps:spPr>
-                        <wps:bodyPr rot="0" vert="horz" wrap="square" lIns="91440" tIns="45720" rIns="91440" bIns="45720" anchor="t" anchorCtr="0" upright="1">
-                          <a:noAutofit/>
-                        </wps:bodyPr>
-                      </wps:wsp>
-                      <wps:wsp>
-                        <wps:cNvPr id="16" name="Freeform 105"/>
-                        <wps:cNvSpPr>
-                          <a:spLocks/>
-                        </wps:cNvSpPr>
-                        <wps:spPr bwMode="auto">
-                          <a:xfrm>
-                            <a:off x="4370" y="728"/>
-                            <a:ext cx="1502" cy="0"/>
-                          </a:xfrm>
-                          <a:custGeom>
-                            <a:avLst/>
-                            <a:gdLst>
-                              <a:gd name="T0" fmla="*/ 0 w 1502"/>
-                              <a:gd name="T1" fmla="*/ 1502 w 1502"/>
-                            </a:gdLst>
-                            <a:ahLst/>
-                            <a:cxnLst>
-                              <a:cxn ang="0">
-                                <a:pos x="T0" y="0"/>
-                              </a:cxn>
-                              <a:cxn ang="0">
-                                <a:pos x="T1" y="0"/>
-                              </a:cxn>
-                            </a:cxnLst>
-                            <a:rect l="0" t="0" r="r" b="b"/>
-                            <a:pathLst>
-                              <a:path w="1502">
-                                <a:moveTo>
-                                  <a:pt x="0" y="0"/>
-                                </a:moveTo>
-                                <a:lnTo>
-                                  <a:pt x="1502" y="0"/>
-                                </a:lnTo>
-                              </a:path>
-                            </a:pathLst>
-                          </a:custGeom>
-                          <a:noFill/>
-                          <a:ln w="7365">
-                            <a:solidFill>
-                              <a:srgbClr val="000000"/>
-                            </a:solidFill>
-                            <a:round/>
-                            <a:headEnd/>
-                            <a:tailEnd/>
-                          </a:ln>
-                          <a:extLst>
-                            <a:ext uri="{909E8E84-426E-40DD-AFC4-6F175D3DCCD1}">
-                              <a14:hiddenFill xmlns:a14="http://schemas.microsoft.com/office/drawing/2010/main">
-                                <a:solidFill>
-                                  <a:srgbClr val="FFFFFF"/>
-                                </a:solidFill>
-                              </a14:hiddenFill>
-                            </a:ext>
-                          </a:extLst>
-                        </wps:spPr>
-                        <wps:bodyPr rot="0" vert="horz" wrap="square" lIns="91440" tIns="45720" rIns="91440" bIns="45720" anchor="t" anchorCtr="0" upright="1">
-                          <a:noAutofit/>
-                        </wps:bodyPr>
-                      </wps:wsp>
-                      <wps:wsp>
-                        <wps:cNvPr id="17" name="Freeform 106"/>
-                        <wps:cNvSpPr>
-                          <a:spLocks/>
-                        </wps:cNvSpPr>
-                        <wps:spPr bwMode="auto">
-                          <a:xfrm>
-                            <a:off x="5875" y="728"/>
-                            <a:ext cx="751" cy="0"/>
-                          </a:xfrm>
-                          <a:custGeom>
-                            <a:avLst/>
-                            <a:gdLst>
-                              <a:gd name="T0" fmla="*/ 0 w 751"/>
-                              <a:gd name="T1" fmla="*/ 751 w 751"/>
-                            </a:gdLst>
-                            <a:ahLst/>
-                            <a:cxnLst>
-                              <a:cxn ang="0">
-                                <a:pos x="T0" y="0"/>
-                              </a:cxn>
-                              <a:cxn ang="0">
-                                <a:pos x="T1" y="0"/>
-                              </a:cxn>
-                            </a:cxnLst>
-                            <a:rect l="0" t="0" r="r" b="b"/>
-                            <a:pathLst>
-                              <a:path w="751">
-                                <a:moveTo>
-                                  <a:pt x="0" y="0"/>
-                                </a:moveTo>
-                                <a:lnTo>
-                                  <a:pt x="751" y="0"/>
-                                </a:lnTo>
-                              </a:path>
-                            </a:pathLst>
-                          </a:custGeom>
-                          <a:noFill/>
-                          <a:ln w="7365">
-                            <a:solidFill>
-                              <a:srgbClr val="000000"/>
-                            </a:solidFill>
-                            <a:round/>
-                            <a:headEnd/>
-                            <a:tailEnd/>
-                          </a:ln>
-                          <a:extLst>
-                            <a:ext uri="{909E8E84-426E-40DD-AFC4-6F175D3DCCD1}">
-                              <a14:hiddenFill xmlns:a14="http://schemas.microsoft.com/office/drawing/2010/main">
-                                <a:solidFill>
-                                  <a:srgbClr val="FFFFFF"/>
-                                </a:solidFill>
-                              </a14:hiddenFill>
-                            </a:ext>
-                          </a:extLst>
-                        </wps:spPr>
-                        <wps:bodyPr rot="0" vert="horz" wrap="square" lIns="91440" tIns="45720" rIns="91440" bIns="45720" anchor="t" anchorCtr="0" upright="1">
-                          <a:noAutofit/>
-                        </wps:bodyPr>
-                      </wps:wsp>
-                      <wps:wsp>
-                        <wps:cNvPr id="18" name="Freeform 107"/>
-                        <wps:cNvSpPr>
-                          <a:spLocks/>
-                        </wps:cNvSpPr>
-                        <wps:spPr bwMode="auto">
-                          <a:xfrm>
-                            <a:off x="6628" y="728"/>
-                            <a:ext cx="3344" cy="0"/>
-                          </a:xfrm>
-                          <a:custGeom>
-                            <a:avLst/>
-                            <a:gdLst>
-                              <a:gd name="T0" fmla="*/ 0 w 3344"/>
-                              <a:gd name="T1" fmla="*/ 3343 w 3344"/>
-                            </a:gdLst>
-                            <a:ahLst/>
-                            <a:cxnLst>
-                              <a:cxn ang="0">
-                                <a:pos x="T0" y="0"/>
-                              </a:cxn>
-                              <a:cxn ang="0">
-                                <a:pos x="T1" y="0"/>
-                              </a:cxn>
-                            </a:cxnLst>
-                            <a:rect l="0" t="0" r="r" b="b"/>
-                            <a:pathLst>
-                              <a:path w="3344">
-                                <a:moveTo>
-                                  <a:pt x="0" y="0"/>
-                                </a:moveTo>
-                                <a:lnTo>
-                                  <a:pt x="3343" y="0"/>
-                                </a:lnTo>
-                              </a:path>
-                            </a:pathLst>
-                          </a:custGeom>
-                          <a:noFill/>
-                          <a:ln w="7365">
-                            <a:solidFill>
-                              <a:srgbClr val="000000"/>
-                            </a:solidFill>
-                            <a:round/>
-                            <a:headEnd/>
-                            <a:tailEnd/>
-                          </a:ln>
-                          <a:extLst>
-                            <a:ext uri="{909E8E84-426E-40DD-AFC4-6F175D3DCCD1}">
-                              <a14:hiddenFill xmlns:a14="http://schemas.microsoft.com/office/drawing/2010/main">
-                                <a:solidFill>
-                                  <a:srgbClr val="FFFFFF"/>
-                                </a:solidFill>
-                              </a14:hiddenFill>
-                            </a:ext>
-                          </a:extLst>
-                        </wps:spPr>
-                        <wps:bodyPr rot="0" vert="horz" wrap="square" lIns="91440" tIns="45720" rIns="91440" bIns="45720" anchor="t" anchorCtr="0" upright="1">
-                          <a:noAutofit/>
-                        </wps:bodyPr>
-                      </wps:wsp>
-                    </wpg:wgp>
-                  </a:graphicData>
-                </a:graphic>
-                <wp14:sizeRelH relativeFrom="page">
-                  <wp14:pctWidth>0</wp14:pctWidth>
-                </wp14:sizeRelH>
-                <wp14:sizeRelV relativeFrom="page">
-                  <wp14:pctHeight>0</wp14:pctHeight>
-                </wp14:sizeRelV>
-              </wp:anchor>
-            </w:drawing>
-          </mc:Choice>
-          <mc:Fallback>
-            <w:pict>
-              <v:group w14:anchorId="7921F44B" id="Group 102" o:spid="_x0000_s1026" style="position:absolute;margin-left:105.3pt;margin-top:36.15pt;width:393.55pt;height:.55pt;z-index:-251665920;mso-position-horizontal-relative:page" coordorigin="2106,723" coordsize="7871,11" o:gfxdata="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" o:allowincell="f">
-                <v:shape id="Freeform 103" o:spid="_x0000_s1027" style="position:absolute;left:2112;top:728;width:1502;height:0;visibility:visible;mso-wrap-style:square;v-text-anchor:top" coordsize="1502,0" o:gfxdata="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" path="m,l1502,e" filled="f" strokeweight=".20458mm">
-                  <v:path arrowok="t" o:connecttype="custom" o:connectlocs="0,0;1502,0" o:connectangles="0,0"/>
-                </v:shape>
-                <v:shape id="Freeform 104" o:spid="_x0000_s1028" style="position:absolute;left:3616;top:728;width:752;height:0;visibility:visible;mso-wrap-style:square;v-text-anchor:top" coordsize="752,0" o:gfxdata="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" path="m,l751,e" filled="f" strokeweight=".20458mm">
-                  <v:path arrowok="t" o:connecttype="custom" o:connectlocs="0,0;751,0" o:connectangles="0,0"/>
-                </v:shape>
-                <v:shape id="Freeform 105" o:spid="_x0000_s1029" style="position:absolute;left:4370;top:728;width:1502;height:0;visibility:visible;mso-wrap-style:square;v-text-anchor:top" coordsize="1502,0" o:gfxdata="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" path="m,l1502,e" filled="f" strokeweight=".20458mm">
-                  <v:path arrowok="t" o:connecttype="custom" o:connectlocs="0,0;1502,0" o:connectangles="0,0"/>
-                </v:shape>
-                <v:shape id="Freeform 106" o:spid="_x0000_s1030" style="position:absolute;left:5875;top:728;width:751;height:0;visibility:visible;mso-wrap-style:square;v-text-anchor:top" coordsize="751,0" o:gfxdata="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" path="m,l751,e" filled="f" strokeweight=".20458mm">
-                  <v:path arrowok="t" o:connecttype="custom" o:connectlocs="0,0;751,0" o:connectangles="0,0"/>
-                </v:shape>
-                <v:shape id="Freeform 107" o:spid="_x0000_s1031" style="position:absolute;left:6628;top:728;width:3344;height:0;visibility:visible;mso-wrap-style:square;v-text-anchor:top" coordsize="3344,0" o:gfxdata="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" path="m,l3343,e" filled="f" strokeweight=".20458mm">
-                  <v:path arrowok="t" o:connecttype="custom" o:connectlocs="0,0;3343,0" o:connectangles="0,0"/>
-                </v:shape>
-                <w10:wrap anchorx="page"/>
-              </v:group>
-            </w:pict>
-          </mc:Fallback>
-        </mc:AlternateContent>
-      </w:r>
-      <w:r>
-        <w:rPr>
-          <w:rFonts w:ascii="Arial" w:hAnsi="Arial" w:cs="Arial"/>
-          <w:b/>
-          <w:bCs/>
-          <w:position w:val="-1"/>
-          <w:sz w:val="15"/>
-          <w:szCs w:val="15"/>
-        </w:rPr>
-        <w:t>D</w:t>
+        <w:t>Director Técnico o Nacional que Autoriza: {nombreDirector}</w:t>
       </w:r>
       <w:proofErr w:type="spellStart"/>
-      <w:r>
-        <w:rPr>
-          <w:rFonts w:ascii="Arial" w:hAnsi="Arial" w:cs="Arial"/>
-          <w:b/>
-          <w:bCs/>
-          <w:sz w:val="15"/>
-          <w:szCs w:val="15"/>
-        </w:rPr>
-        <w:t>irector</w:t>
-      </w:r>
       <w:proofErr w:type="spellEnd"/>
-      <w:r>
-        <w:rPr>
-          <w:rFonts w:ascii="Arial" w:hAnsi="Arial" w:cs="Arial"/>
-          <w:b/>
-          <w:bCs/>
-          <w:sz w:val="15"/>
-          <w:szCs w:val="15"/>
-        </w:rPr>
-        <w:t xml:space="preserve"> Técnico o Nacional</w:t>
-      </w:r>
-      <w:r>
-        <w:rPr>
-          <w:rFonts w:ascii="Arial" w:hAnsi="Arial" w:cs="Arial"/>
-          <w:b/>
-          <w:bCs/>
-          <w:sz w:val="15"/>
-          <w:szCs w:val="15"/>
-        </w:rPr>
-        <w:t xml:space="preserve"> que Autoriza:</w:t>
-      </w:r>
     </w:p>
     <w:p>
       <w:pPr>
@@ -20101,793 +11391,7 @@
           <w:noProof/>
           <w:u w:val="single"/>
         </w:rPr>
-        <mc:AlternateContent>
-          <mc:Choice Requires="wpg">
-            <w:drawing>
-              <wp:anchor distT="0" distB="0" distL="114300" distR="114300" simplePos="0" relativeHeight="251648512" behindDoc="1" locked="0" layoutInCell="0" allowOverlap="1" wp14:anchorId="580C30C5" wp14:editId="2275517C">
-                <wp:simplePos x="0" y="0"/>
-                <wp:positionH relativeFrom="page">
-                  <wp:posOffset>1346200</wp:posOffset>
-                </wp:positionH>
-                <wp:positionV relativeFrom="paragraph">
-                  <wp:posOffset>111125</wp:posOffset>
-                </wp:positionV>
-                <wp:extent cx="1386840" cy="7620"/>
-                <wp:effectExtent l="0" t="0" r="0" b="0"/>
-                <wp:wrapNone/>
-                <wp:docPr id="10" name="Group 108"/>
-                <wp:cNvGraphicFramePr>
-                  <a:graphicFrameLocks xmlns:a="http://schemas.openxmlformats.org/drawingml/2006/main"/>
-                </wp:cNvGraphicFramePr>
-                <a:graphic xmlns:a="http://schemas.openxmlformats.org/drawingml/2006/main">
-                  <a:graphicData uri="http://schemas.microsoft.com/office/word/2010/wordprocessingGroup">
-                    <wpg:wgp>
-                      <wpg:cNvGrpSpPr>
-                        <a:grpSpLocks/>
-                      </wpg:cNvGrpSpPr>
-                      <wpg:grpSpPr bwMode="auto">
-                        <a:xfrm>
-                          <a:off x="0" y="0"/>
-                          <a:ext cx="1386840" cy="7620"/>
-                          <a:chOff x="2120" y="175"/>
-                          <a:chExt cx="2184" cy="12"/>
-                        </a:xfrm>
-                      </wpg:grpSpPr>
-                      <wps:wsp>
-                        <wps:cNvPr id="11" name="Freeform 109"/>
-                        <wps:cNvSpPr>
-                          <a:spLocks/>
-                        </wps:cNvSpPr>
-                        <wps:spPr bwMode="auto">
-                          <a:xfrm>
-                            <a:off x="2126" y="181"/>
-                            <a:ext cx="1502" cy="0"/>
-                          </a:xfrm>
-                          <a:custGeom>
-                            <a:avLst/>
-                            <a:gdLst>
-                              <a:gd name="T0" fmla="*/ 0 w 1502"/>
-                              <a:gd name="T1" fmla="*/ 1502 w 1502"/>
-                            </a:gdLst>
-                            <a:ahLst/>
-                            <a:cxnLst>
-                              <a:cxn ang="0">
-                                <a:pos x="T0" y="0"/>
-                              </a:cxn>
-                              <a:cxn ang="0">
-                                <a:pos x="T1" y="0"/>
-                              </a:cxn>
-                            </a:cxnLst>
-                            <a:rect l="0" t="0" r="r" b="b"/>
-                            <a:pathLst>
-                              <a:path w="1502">
-                                <a:moveTo>
-                                  <a:pt x="0" y="0"/>
-                                </a:moveTo>
-                                <a:lnTo>
-                                  <a:pt x="1502" y="0"/>
-                                </a:lnTo>
-                              </a:path>
-                            </a:pathLst>
-                          </a:custGeom>
-                          <a:noFill/>
-                          <a:ln w="7365">
-                            <a:solidFill>
-                              <a:srgbClr val="000000"/>
-                            </a:solidFill>
-                            <a:round/>
-                            <a:headEnd/>
-                            <a:tailEnd/>
-                          </a:ln>
-                          <a:extLst>
-                            <a:ext uri="{909E8E84-426E-40DD-AFC4-6F175D3DCCD1}">
-                              <a14:hiddenFill xmlns:a14="http://schemas.microsoft.com/office/drawing/2010/main">
-                                <a:solidFill>
-                                  <a:srgbClr val="FFFFFF"/>
-                                </a:solidFill>
-                              </a14:hiddenFill>
-                            </a:ext>
-                          </a:extLst>
-                        </wps:spPr>
-                        <wps:bodyPr rot="0" vert="horz" wrap="square" lIns="91440" tIns="45720" rIns="91440" bIns="45720" anchor="t" anchorCtr="0" upright="1">
-                          <a:noAutofit/>
-                        </wps:bodyPr>
-                      </wps:wsp>
-                      <wps:wsp>
-                        <wps:cNvPr id="12" name="Freeform 110"/>
-                        <wps:cNvSpPr>
-                          <a:spLocks/>
-                        </wps:cNvSpPr>
-                        <wps:spPr bwMode="auto">
-                          <a:xfrm>
-                            <a:off x="3631" y="181"/>
-                            <a:ext cx="667" cy="0"/>
-                          </a:xfrm>
-                          <a:custGeom>
-                            <a:avLst/>
-                            <a:gdLst>
-                              <a:gd name="T0" fmla="*/ 0 w 667"/>
-                              <a:gd name="T1" fmla="*/ 667 w 667"/>
-                            </a:gdLst>
-                            <a:ahLst/>
-                            <a:cxnLst>
-                              <a:cxn ang="0">
-                                <a:pos x="T0" y="0"/>
-                              </a:cxn>
-                              <a:cxn ang="0">
-                                <a:pos x="T1" y="0"/>
-                              </a:cxn>
-                            </a:cxnLst>
-                            <a:rect l="0" t="0" r="r" b="b"/>
-                            <a:pathLst>
-                              <a:path w="667">
-                                <a:moveTo>
-                                  <a:pt x="0" y="0"/>
-                                </a:moveTo>
-                                <a:lnTo>
-                                  <a:pt x="667" y="0"/>
-                                </a:lnTo>
-                              </a:path>
-                            </a:pathLst>
-                          </a:custGeom>
-                          <a:noFill/>
-                          <a:ln w="7365">
-                            <a:solidFill>
-                              <a:srgbClr val="000000"/>
-                            </a:solidFill>
-                            <a:round/>
-                            <a:headEnd/>
-                            <a:tailEnd/>
-                          </a:ln>
-                          <a:extLst>
-                            <a:ext uri="{909E8E84-426E-40DD-AFC4-6F175D3DCCD1}">
-                              <a14:hiddenFill xmlns:a14="http://schemas.microsoft.com/office/drawing/2010/main">
-                                <a:solidFill>
-                                  <a:srgbClr val="FFFFFF"/>
-                                </a:solidFill>
-                              </a14:hiddenFill>
-                            </a:ext>
-                          </a:extLst>
-                        </wps:spPr>
-                        <wps:bodyPr rot="0" vert="horz" wrap="square" lIns="91440" tIns="45720" rIns="91440" bIns="45720" anchor="t" anchorCtr="0" upright="1">
-                          <a:noAutofit/>
-                        </wps:bodyPr>
-                      </wps:wsp>
-                    </wpg:wgp>
-                  </a:graphicData>
-                </a:graphic>
-                <wp14:sizeRelH relativeFrom="page">
-                  <wp14:pctWidth>0</wp14:pctWidth>
-                </wp14:sizeRelH>
-                <wp14:sizeRelV relativeFrom="page">
-                  <wp14:pctHeight>0</wp14:pctHeight>
-                </wp14:sizeRelV>
-              </wp:anchor>
-            </w:drawing>
-          </mc:Choice>
-          <mc:Fallback>
-            <w:pict>
-              <v:group w14:anchorId="4B11931B" id="Group 108" o:spid="_x0000_s1026" style="position:absolute;margin-left:106pt;margin-top:8.75pt;width:109.2pt;height:.6pt;z-index:-251667968;mso-position-horizontal-relative:page" coordorigin="2120,175" coordsize="2184,12" o:gfxdata="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" o:allowincell="f">
-                <v:shape id="Freeform 109" o:spid="_x0000_s1027" style="position:absolute;left:2126;top:181;width:1502;height:0;visibility:visible;mso-wrap-style:square;v-text-anchor:top" coordsize="1502,0" o:gfxdata="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" path="m,l1502,e" filled="f" strokeweight=".20458mm">
-                  <v:path arrowok="t" o:connecttype="custom" o:connectlocs="0,0;1502,0" o:connectangles="0,0"/>
-                </v:shape>
-                <v:shape id="Freeform 110" o:spid="_x0000_s1028" style="position:absolute;left:3631;top:181;width:667;height:0;visibility:visible;mso-wrap-style:square;v-text-anchor:top" coordsize="667,0" o:gfxdata="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" path="m,l667,e" filled="f" strokeweight=".20458mm">
-                  <v:path arrowok="t" o:connecttype="custom" o:connectlocs="0,0;667,0" o:connectangles="0,0"/>
-                </v:shape>
-                <w10:wrap anchorx="page"/>
-              </v:group>
-            </w:pict>
-          </mc:Fallback>
-        </mc:AlternateContent>
-      </w:r>
-      <w:r>
-        <w:rPr>
-          <w:noProof/>
-          <w:u w:val="single"/>
-        </w:rPr>
-        <mc:AlternateContent>
-          <mc:Choice Requires="wpg">
-            <w:drawing>
-              <wp:anchor distT="0" distB="0" distL="114300" distR="114300" simplePos="0" relativeHeight="251649536" behindDoc="1" locked="0" layoutInCell="0" allowOverlap="1" wp14:anchorId="66B7E030" wp14:editId="2F804574">
-                <wp:simplePos x="0" y="0"/>
-                <wp:positionH relativeFrom="page">
-                  <wp:posOffset>2994025</wp:posOffset>
-                </wp:positionH>
-                <wp:positionV relativeFrom="paragraph">
-                  <wp:posOffset>111125</wp:posOffset>
-                </wp:positionV>
-                <wp:extent cx="2021840" cy="7620"/>
-                <wp:effectExtent l="0" t="0" r="0" b="0"/>
-                <wp:wrapNone/>
-                <wp:docPr id="7" name="Group 111"/>
-                <wp:cNvGraphicFramePr>
-                  <a:graphicFrameLocks xmlns:a="http://schemas.openxmlformats.org/drawingml/2006/main"/>
-                </wp:cNvGraphicFramePr>
-                <a:graphic xmlns:a="http://schemas.openxmlformats.org/drawingml/2006/main">
-                  <a:graphicData uri="http://schemas.microsoft.com/office/word/2010/wordprocessingGroup">
-                    <wpg:wgp>
-                      <wpg:cNvGrpSpPr>
-                        <a:grpSpLocks/>
-                      </wpg:cNvGrpSpPr>
-                      <wpg:grpSpPr bwMode="auto">
-                        <a:xfrm>
-                          <a:off x="0" y="0"/>
-                          <a:ext cx="2021840" cy="7620"/>
-                          <a:chOff x="4715" y="175"/>
-                          <a:chExt cx="3184" cy="12"/>
-                        </a:xfrm>
-                      </wpg:grpSpPr>
-                      <wps:wsp>
-                        <wps:cNvPr id="8" name="Freeform 112"/>
-                        <wps:cNvSpPr>
-                          <a:spLocks/>
-                        </wps:cNvSpPr>
-                        <wps:spPr bwMode="auto">
-                          <a:xfrm>
-                            <a:off x="4720" y="181"/>
-                            <a:ext cx="2004" cy="0"/>
-                          </a:xfrm>
-                          <a:custGeom>
-                            <a:avLst/>
-                            <a:gdLst>
-                              <a:gd name="T0" fmla="*/ 0 w 2004"/>
-                              <a:gd name="T1" fmla="*/ 2004 w 2004"/>
-                            </a:gdLst>
-                            <a:ahLst/>
-                            <a:cxnLst>
-                              <a:cxn ang="0">
-                                <a:pos x="T0" y="0"/>
-                              </a:cxn>
-                              <a:cxn ang="0">
-                                <a:pos x="T1" y="0"/>
-                              </a:cxn>
-                            </a:cxnLst>
-                            <a:rect l="0" t="0" r="r" b="b"/>
-                            <a:pathLst>
-                              <a:path w="2004">
-                                <a:moveTo>
-                                  <a:pt x="0" y="0"/>
-                                </a:moveTo>
-                                <a:lnTo>
-                                  <a:pt x="2004" y="0"/>
-                                </a:lnTo>
-                              </a:path>
-                            </a:pathLst>
-                          </a:custGeom>
-                          <a:noFill/>
-                          <a:ln w="7365">
-                            <a:solidFill>
-                              <a:srgbClr val="000000"/>
-                            </a:solidFill>
-                            <a:round/>
-                            <a:headEnd/>
-                            <a:tailEnd/>
-                          </a:ln>
-                          <a:extLst>
-                            <a:ext uri="{909E8E84-426E-40DD-AFC4-6F175D3DCCD1}">
-                              <a14:hiddenFill xmlns:a14="http://schemas.microsoft.com/office/drawing/2010/main">
-                                <a:solidFill>
-                                  <a:srgbClr val="FFFFFF"/>
-                                </a:solidFill>
-                              </a14:hiddenFill>
-                            </a:ext>
-                          </a:extLst>
-                        </wps:spPr>
-                        <wps:bodyPr rot="0" vert="horz" wrap="square" lIns="91440" tIns="45720" rIns="91440" bIns="45720" anchor="t" anchorCtr="0" upright="1">
-                          <a:noAutofit/>
-                        </wps:bodyPr>
-                      </wps:wsp>
-                      <wps:wsp>
-                        <wps:cNvPr id="9" name="Freeform 113"/>
-                        <wps:cNvSpPr>
-                          <a:spLocks/>
-                        </wps:cNvSpPr>
-                        <wps:spPr bwMode="auto">
-                          <a:xfrm>
-                            <a:off x="6727" y="181"/>
-                            <a:ext cx="1166" cy="0"/>
-                          </a:xfrm>
-                          <a:custGeom>
-                            <a:avLst/>
-                            <a:gdLst>
-                              <a:gd name="T0" fmla="*/ 0 w 1166"/>
-                              <a:gd name="T1" fmla="*/ 1166 w 1166"/>
-                            </a:gdLst>
-                            <a:ahLst/>
-                            <a:cxnLst>
-                              <a:cxn ang="0">
-                                <a:pos x="T0" y="0"/>
-                              </a:cxn>
-                              <a:cxn ang="0">
-                                <a:pos x="T1" y="0"/>
-                              </a:cxn>
-                            </a:cxnLst>
-                            <a:rect l="0" t="0" r="r" b="b"/>
-                            <a:pathLst>
-                              <a:path w="1166">
-                                <a:moveTo>
-                                  <a:pt x="0" y="0"/>
-                                </a:moveTo>
-                                <a:lnTo>
-                                  <a:pt x="1166" y="0"/>
-                                </a:lnTo>
-                              </a:path>
-                            </a:pathLst>
-                          </a:custGeom>
-                          <a:noFill/>
-                          <a:ln w="7365">
-                            <a:solidFill>
-                              <a:srgbClr val="000000"/>
-                            </a:solidFill>
-                            <a:round/>
-                            <a:headEnd/>
-                            <a:tailEnd/>
-                          </a:ln>
-                          <a:extLst>
-                            <a:ext uri="{909E8E84-426E-40DD-AFC4-6F175D3DCCD1}">
-                              <a14:hiddenFill xmlns:a14="http://schemas.microsoft.com/office/drawing/2010/main">
-                                <a:solidFill>
-                                  <a:srgbClr val="FFFFFF"/>
-                                </a:solidFill>
-                              </a14:hiddenFill>
-                            </a:ext>
-                          </a:extLst>
-                        </wps:spPr>
-                        <wps:bodyPr rot="0" vert="horz" wrap="square" lIns="91440" tIns="45720" rIns="91440" bIns="45720" anchor="t" anchorCtr="0" upright="1">
-                          <a:noAutofit/>
-                        </wps:bodyPr>
-                      </wps:wsp>
-                    </wpg:wgp>
-                  </a:graphicData>
-                </a:graphic>
-                <wp14:sizeRelH relativeFrom="page">
-                  <wp14:pctWidth>0</wp14:pctWidth>
-                </wp14:sizeRelH>
-                <wp14:sizeRelV relativeFrom="page">
-                  <wp14:pctHeight>0</wp14:pctHeight>
-                </wp14:sizeRelV>
-              </wp:anchor>
-            </w:drawing>
-          </mc:Choice>
-          <mc:Fallback>
-            <w:pict>
-              <v:group w14:anchorId="0B8B6FE1" id="Group 111" o:spid="_x0000_s1026" style="position:absolute;margin-left:235.75pt;margin-top:8.75pt;width:159.2pt;height:.6pt;z-index:-251666944;mso-position-horizontal-relative:page" coordorigin="4715,175" coordsize="3184,12" o:gfxdata="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" o:allowincell="f">
-                <v:shape id="Freeform 112" o:spid="_x0000_s1027" style="position:absolute;left:4720;top:181;width:2004;height:0;visibility:visible;mso-wrap-style:square;v-text-anchor:top" coordsize="2004,0" o:gfxdata="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" path="m,l2004,e" filled="f" strokeweight=".20458mm">
-                  <v:path arrowok="t" o:connecttype="custom" o:connectlocs="0,0;2004,0" o:connectangles="0,0"/>
-                </v:shape>
-                <v:shape id="Freeform 113" o:spid="_x0000_s1028" style="position:absolute;left:6727;top:181;width:1166;height:0;visibility:visible;mso-wrap-style:square;v-text-anchor:top" coordsize="1166,0" o:gfxdata="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" path="m,l1166,e" filled="f" strokeweight=".20458mm">
-                  <v:path arrowok="t" o:connecttype="custom" o:connectlocs="0,0;1166,0" o:connectangles="0,0"/>
-                </v:shape>
-                <w10:wrap anchorx="page"/>
-              </v:group>
-            </w:pict>
-          </mc:Fallback>
-        </mc:AlternateContent>
-      </w:r>
-      <w:r>
-        <w:rPr>
-          <w:rFonts w:ascii="Arial" w:hAnsi="Arial" w:cs="Arial"/>
-          <w:sz w:val="15"/>
-          <w:szCs w:val="15"/>
-          <w:u w:val="single"/>
-        </w:rPr>
-        <w:t xml:space="preserve"> </w:t>
-      </w:r>
-      <w:r>
-        <w:rPr>
-          <w:rFonts w:ascii="Times New Roman" w:hAnsi="Times New Roman"/>
-          <w:sz w:val="15"/>
-          <w:szCs w:val="15"/>
-          <w:u w:val="single"/>
-        </w:rPr>
-        <w:t xml:space="preserve">   </w:t>
-      </w:r>
-      <w:r>
-        <w:rPr>
-          <w:rFonts w:ascii="Times New Roman" w:hAnsi="Times New Roman"/>
-          <w:sz w:val="15"/>
-          <w:szCs w:val="15"/>
-          <w:u w:val="single"/>
-        </w:rPr>
-        <w:t>12</w:t>
-      </w:r>
-      <w:r>
-        <w:rPr>
-          <w:rFonts w:ascii="Times New Roman" w:hAnsi="Times New Roman"/>
-          <w:sz w:val="15"/>
-          <w:szCs w:val="15"/>
-          <w:u w:val="single"/>
-        </w:rPr>
-        <w:t xml:space="preserve">  </w:t>
-      </w:r>
-      <w:r>
-        <w:rPr>
-          <w:rFonts w:ascii="Times New Roman" w:hAnsi="Times New Roman"/>
-          <w:sz w:val="15"/>
-          <w:szCs w:val="15"/>
-          <w:u w:val="single"/>
-        </w:rPr>
-        <w:t xml:space="preserve">   </w:t>
-      </w:r>
-      <w:r>
-        <w:rPr>
-          <w:rFonts w:ascii="Times New Roman" w:hAnsi="Times New Roman"/>
-          <w:spacing w:val="-10"/>
-          <w:sz w:val="15"/>
-          <w:szCs w:val="15"/>
-          <w:u w:val="single"/>
-        </w:rPr>
-        <w:t xml:space="preserve"> </w:t>
-      </w:r>
-      <w:r>
-        <w:rPr>
-          <w:rFonts w:ascii="Arial" w:hAnsi="Arial" w:cs="Arial"/>
-          <w:sz w:val="15"/>
-          <w:szCs w:val="15"/>
-          <w:u w:val="single"/>
-        </w:rPr>
-        <w:t>/</w:t>
-      </w:r>
-      <w:r>
-        <w:rPr>
-          <w:rFonts w:ascii="Arial" w:hAnsi="Arial" w:cs="Arial"/>
-          <w:spacing w:val="4"/>
-          <w:sz w:val="15"/>
-          <w:szCs w:val="15"/>
-          <w:u w:val="single"/>
-        </w:rPr>
-        <w:t xml:space="preserve"> </w:t>
-      </w:r>
-      <w:r>
-        <w:rPr>
-          <w:rFonts w:ascii="Times New Roman" w:hAnsi="Times New Roman"/>
-          <w:sz w:val="15"/>
-          <w:szCs w:val="15"/>
-          <w:u w:val="single"/>
-        </w:rPr>
-        <w:t xml:space="preserve"> </w:t>
-      </w:r>
-      <w:r>
-        <w:rPr>
-          <w:rFonts w:ascii="Times New Roman" w:hAnsi="Times New Roman"/>
-          <w:sz w:val="15"/>
-          <w:szCs w:val="15"/>
-          <w:u w:val="single"/>
-        </w:rPr>
-        <w:t>06</w:t>
-      </w:r>
-      <w:r>
-        <w:rPr>
-          <w:rFonts w:ascii="Times New Roman" w:hAnsi="Times New Roman"/>
-          <w:sz w:val="15"/>
-          <w:szCs w:val="15"/>
-          <w:u w:val="single"/>
-        </w:rPr>
-        <w:t xml:space="preserve">   </w:t>
-      </w:r>
-      <w:r>
-        <w:rPr>
-          <w:rFonts w:ascii="Times New Roman" w:hAnsi="Times New Roman"/>
-          <w:sz w:val="15"/>
-          <w:szCs w:val="15"/>
-          <w:u w:val="single"/>
-        </w:rPr>
-        <w:t xml:space="preserve">  </w:t>
-      </w:r>
-      <w:r>
-        <w:rPr>
-          <w:rFonts w:ascii="Times New Roman" w:hAnsi="Times New Roman"/>
-          <w:spacing w:val="-21"/>
-          <w:sz w:val="15"/>
-          <w:szCs w:val="15"/>
-          <w:u w:val="single"/>
-        </w:rPr>
-        <w:t xml:space="preserve"> </w:t>
-      </w:r>
-      <w:r>
-        <w:rPr>
-          <w:rFonts w:ascii="Arial" w:hAnsi="Arial" w:cs="Arial"/>
-          <w:spacing w:val="-2"/>
-          <w:sz w:val="15"/>
-          <w:szCs w:val="15"/>
-          <w:u w:val="single"/>
-        </w:rPr>
-        <w:t xml:space="preserve"> </w:t>
-      </w:r>
-      <w:r>
-        <w:rPr>
-          <w:rFonts w:ascii="Arial" w:hAnsi="Arial" w:cs="Arial"/>
-          <w:spacing w:val="-1"/>
-          <w:sz w:val="15"/>
-          <w:szCs w:val="15"/>
-          <w:u w:val="single"/>
-        </w:rPr>
-        <w:t>/</w:t>
-      </w:r>
-      <w:r>
-        <w:rPr>
-          <w:rFonts w:ascii="Arial" w:hAnsi="Arial" w:cs="Arial"/>
-          <w:sz w:val="15"/>
-          <w:szCs w:val="15"/>
-          <w:u w:val="single"/>
-        </w:rPr>
-        <w:t xml:space="preserve"> </w:t>
-      </w:r>
-      <w:r>
-        <w:rPr>
-          <w:rFonts w:ascii="Arial" w:hAnsi="Arial" w:cs="Arial"/>
-          <w:sz w:val="15"/>
-          <w:szCs w:val="15"/>
-          <w:u w:val="single"/>
-        </w:rPr>
-        <w:t xml:space="preserve">     </w:t>
-      </w:r>
-      <w:r>
-        <w:rPr>
-          <w:rFonts w:ascii="Arial" w:hAnsi="Arial" w:cs="Arial"/>
-          <w:sz w:val="15"/>
-          <w:szCs w:val="15"/>
-          <w:u w:val="single"/>
-        </w:rPr>
-        <w:t>24</w:t>
-      </w:r>
-      <w:r>
-        <w:rPr>
-          <w:rFonts w:ascii="Arial" w:hAnsi="Arial" w:cs="Arial"/>
-          <w:sz w:val="15"/>
-          <w:szCs w:val="15"/>
-          <w:u w:val="single"/>
-        </w:rPr>
-        <w:t xml:space="preserve">   </w:t>
-      </w:r>
-      <w:r>
-        <w:rPr>
-          <w:rFonts w:ascii="Times New Roman" w:hAnsi="Times New Roman"/>
-          <w:sz w:val="15"/>
-          <w:szCs w:val="15"/>
-        </w:rPr>
-        <w:t xml:space="preserve"> </w:t>
-      </w:r>
-      <w:r>
-        <w:rPr>
-          <w:rFonts w:ascii="Arial" w:hAnsi="Arial" w:cs="Arial"/>
-          <w:spacing w:val="-3"/>
-          <w:sz w:val="15"/>
-          <w:szCs w:val="15"/>
-        </w:rPr>
-        <w:t>F</w:t>
-      </w:r>
-      <w:r>
-        <w:rPr>
-          <w:rFonts w:ascii="Arial" w:hAnsi="Arial" w:cs="Arial"/>
-          <w:sz w:val="15"/>
-          <w:szCs w:val="15"/>
-        </w:rPr>
-        <w:t>ir</w:t>
-      </w:r>
-      <w:r>
-        <w:rPr>
-          <w:rFonts w:ascii="Arial" w:hAnsi="Arial" w:cs="Arial"/>
-          <w:spacing w:val="2"/>
-          <w:sz w:val="15"/>
-          <w:szCs w:val="15"/>
-        </w:rPr>
-        <w:t>m</w:t>
-      </w:r>
-      <w:r>
-        <w:rPr>
-          <w:rFonts w:ascii="Arial" w:hAnsi="Arial" w:cs="Arial"/>
-          <w:sz w:val="15"/>
-          <w:szCs w:val="15"/>
-        </w:rPr>
-        <w:t>a</w:t>
-      </w:r>
-      <w:r>
-        <w:rPr>
-          <w:rFonts w:ascii="Times New Roman" w:hAnsi="Times New Roman"/>
-          <w:spacing w:val="1"/>
-          <w:sz w:val="15"/>
-          <w:szCs w:val="15"/>
-        </w:rPr>
-        <w:t xml:space="preserve"> </w:t>
-      </w:r>
-      <w:r>
-        <w:rPr>
-          <w:rFonts w:ascii="Arial" w:hAnsi="Arial" w:cs="Arial"/>
-          <w:sz w:val="15"/>
-          <w:szCs w:val="15"/>
-        </w:rPr>
-        <w:t>del</w:t>
-      </w:r>
-      <w:r>
-        <w:rPr>
-          <w:rFonts w:ascii="Times New Roman" w:hAnsi="Times New Roman"/>
-          <w:spacing w:val="3"/>
-          <w:sz w:val="15"/>
-          <w:szCs w:val="15"/>
-        </w:rPr>
-        <w:t xml:space="preserve"> </w:t>
-      </w:r>
-      <w:r>
-        <w:rPr>
-          <w:rFonts w:ascii="Arial" w:hAnsi="Arial" w:cs="Arial"/>
-          <w:spacing w:val="-1"/>
-          <w:sz w:val="15"/>
-          <w:szCs w:val="15"/>
-        </w:rPr>
-        <w:t>U</w:t>
-      </w:r>
-      <w:r>
-        <w:rPr>
-          <w:rFonts w:ascii="Arial" w:hAnsi="Arial" w:cs="Arial"/>
-          <w:spacing w:val="1"/>
-          <w:sz w:val="15"/>
-          <w:szCs w:val="15"/>
-        </w:rPr>
-        <w:t>s</w:t>
-      </w:r>
-      <w:r>
-        <w:rPr>
-          <w:rFonts w:ascii="Arial" w:hAnsi="Arial" w:cs="Arial"/>
-          <w:sz w:val="15"/>
-          <w:szCs w:val="15"/>
-        </w:rPr>
-        <w:t>ua</w:t>
-      </w:r>
-      <w:r>
-        <w:rPr>
-          <w:rFonts w:ascii="Arial" w:hAnsi="Arial" w:cs="Arial"/>
-          <w:spacing w:val="-2"/>
-          <w:sz w:val="15"/>
-          <w:szCs w:val="15"/>
-        </w:rPr>
-        <w:t>r</w:t>
-      </w:r>
-      <w:r>
-        <w:rPr>
-          <w:rFonts w:ascii="Arial" w:hAnsi="Arial" w:cs="Arial"/>
-          <w:sz w:val="15"/>
-          <w:szCs w:val="15"/>
-        </w:rPr>
-        <w:t>io</w:t>
-      </w:r>
-      <w:r>
-        <w:rPr>
-          <w:rFonts w:ascii="Times New Roman" w:hAnsi="Times New Roman"/>
-          <w:sz w:val="15"/>
-          <w:szCs w:val="15"/>
-        </w:rPr>
-        <w:t xml:space="preserve">                                            </w:t>
-      </w:r>
-      <w:r>
-        <w:rPr>
-          <w:rFonts w:ascii="Times New Roman" w:hAnsi="Times New Roman"/>
-          <w:spacing w:val="2"/>
-          <w:sz w:val="15"/>
-          <w:szCs w:val="15"/>
-        </w:rPr>
-        <w:t xml:space="preserve"> </w:t>
-      </w:r>
-      <w:r>
-        <w:rPr>
-          <w:rFonts w:ascii="Arial" w:hAnsi="Arial" w:cs="Arial"/>
-          <w:spacing w:val="-1"/>
-          <w:sz w:val="15"/>
-          <w:szCs w:val="15"/>
-        </w:rPr>
-        <w:t>F</w:t>
-      </w:r>
-      <w:r>
-        <w:rPr>
-          <w:rFonts w:ascii="Arial" w:hAnsi="Arial" w:cs="Arial"/>
-          <w:sz w:val="15"/>
-          <w:szCs w:val="15"/>
-        </w:rPr>
-        <w:t>ir</w:t>
-      </w:r>
-      <w:r>
-        <w:rPr>
-          <w:rFonts w:ascii="Arial" w:hAnsi="Arial" w:cs="Arial"/>
-          <w:spacing w:val="-1"/>
-          <w:sz w:val="15"/>
-          <w:szCs w:val="15"/>
-        </w:rPr>
-        <w:t>m</w:t>
-      </w:r>
-      <w:r>
-        <w:rPr>
-          <w:rFonts w:ascii="Arial" w:hAnsi="Arial" w:cs="Arial"/>
-          <w:sz w:val="15"/>
-          <w:szCs w:val="15"/>
-        </w:rPr>
-        <w:t>a</w:t>
-      </w:r>
-      <w:r>
-        <w:rPr>
-          <w:rFonts w:ascii="Times New Roman" w:hAnsi="Times New Roman"/>
-          <w:spacing w:val="6"/>
-          <w:sz w:val="15"/>
-          <w:szCs w:val="15"/>
-        </w:rPr>
-        <w:t xml:space="preserve"> </w:t>
-      </w:r>
-      <w:r>
-        <w:rPr>
-          <w:rFonts w:ascii="Arial" w:hAnsi="Arial" w:cs="Arial"/>
-          <w:sz w:val="15"/>
-          <w:szCs w:val="15"/>
-        </w:rPr>
-        <w:t>del</w:t>
-      </w:r>
-      <w:r>
-        <w:rPr>
-          <w:rFonts w:ascii="Times New Roman" w:hAnsi="Times New Roman"/>
-          <w:spacing w:val="1"/>
-          <w:sz w:val="15"/>
-          <w:szCs w:val="15"/>
-        </w:rPr>
-        <w:t xml:space="preserve"> </w:t>
-      </w:r>
-      <w:r>
-        <w:rPr>
-          <w:rFonts w:ascii="Arial" w:hAnsi="Arial" w:cs="Arial"/>
-          <w:spacing w:val="1"/>
-          <w:sz w:val="15"/>
-          <w:szCs w:val="15"/>
-        </w:rPr>
-        <w:t>Director Técnico de OTIN</w:t>
-      </w:r>
-      <w:r>
-        <w:rPr>
-          <w:rFonts w:ascii="Times New Roman" w:hAnsi="Times New Roman"/>
-          <w:sz w:val="15"/>
-          <w:szCs w:val="15"/>
-        </w:rPr>
-        <w:t xml:space="preserve">                               </w:t>
-      </w:r>
-      <w:r>
-        <w:rPr>
-          <w:rFonts w:ascii="Arial" w:hAnsi="Arial" w:cs="Arial"/>
-          <w:spacing w:val="-3"/>
-          <w:sz w:val="15"/>
-          <w:szCs w:val="15"/>
-        </w:rPr>
-        <w:t>F</w:t>
-      </w:r>
-      <w:r>
-        <w:rPr>
-          <w:rFonts w:ascii="Arial" w:hAnsi="Arial" w:cs="Arial"/>
-          <w:spacing w:val="-2"/>
-          <w:sz w:val="15"/>
-          <w:szCs w:val="15"/>
-        </w:rPr>
-        <w:t>e</w:t>
-      </w:r>
-      <w:r>
-        <w:rPr>
-          <w:rFonts w:ascii="Arial" w:hAnsi="Arial" w:cs="Arial"/>
-          <w:spacing w:val="-1"/>
-          <w:sz w:val="15"/>
-          <w:szCs w:val="15"/>
-        </w:rPr>
-        <w:t>c</w:t>
-      </w:r>
-      <w:r>
-        <w:rPr>
-          <w:rFonts w:ascii="Arial" w:hAnsi="Arial" w:cs="Arial"/>
-          <w:spacing w:val="-5"/>
-          <w:sz w:val="15"/>
-          <w:szCs w:val="15"/>
-        </w:rPr>
-        <w:t>h</w:t>
-      </w:r>
-      <w:r>
-        <w:rPr>
-          <w:rFonts w:ascii="Arial" w:hAnsi="Arial" w:cs="Arial"/>
-          <w:sz w:val="15"/>
-          <w:szCs w:val="15"/>
-        </w:rPr>
-        <w:t>a</w:t>
+        <w:t xml:space="preserve">    {fechaSolicitud}    Firma del Usuario                                             Firma del Director Técnico de OTIN                               Fecha</w:t>
       </w:r>
     </w:p>
     <w:p>
